--- a/Object Oriented Programming/Assignment/CMP5332 OOP Checklist - Interactive Library System development in Java v1.1.docx
+++ b/Object Oriented Programming/Assignment/CMP5332 OOP Checklist - Interactive Library System development in Java v1.1.docx
@@ -1,6 +1,6 @@
 
 <file path=word/document.xml><?xml version="1.0" encoding="utf-8"?>
-<w:document xmlns:wpc="http://schemas.microsoft.com/office/word/2010/wordprocessingCanvas" xmlns:cx="http://schemas.microsoft.com/office/drawing/2014/chartex" xmlns:cx1="http://schemas.microsoft.com/office/drawing/2015/9/8/chartex" xmlns:cx2="http://schemas.microsoft.com/office/drawing/2015/10/21/chartex" xmlns:cx3="http://schemas.microsoft.com/office/drawing/2016/5/9/chartex" xmlns:cx4="http://schemas.microsoft.com/office/drawing/2016/5/10/chartex" xmlns:cx5="http://schemas.microsoft.com/office/drawing/2016/5/11/chartex" xmlns:cx6="http://schemas.microsoft.com/office/drawing/2016/5/12/chartex" xmlns:cx7="http://schemas.microsoft.com/office/drawing/2016/5/13/chartex" xmlns:cx8="http://schemas.microsoft.com/office/drawing/2016/5/14/chartex" xmlns:mc="http://schemas.openxmlformats.org/markup-compatibility/2006" xmlns:aink="http://schemas.microsoft.com/office/drawing/2016/ink" xmlns:am3d="http://schemas.microsoft.com/office/drawing/2017/model3d" xmlns:o="urn:schemas-microsoft-com:office:office" xmlns:oel="http://schemas.microsoft.com/office/2019/extlst" xmlns:r="http://schemas.openxmlformats.org/officeDocument/2006/relationships" xmlns:m="http://schemas.openxmlformats.org/officeDocument/2006/math" xmlns:v="urn:schemas-microsoft-com:vml" xmlns:wp14="http://schemas.microsoft.com/office/word/2010/wordprocessingDrawing" xmlns:wp="http://schemas.openxmlformats.org/drawingml/2006/wordprocessingDrawing" xmlns:w10="urn:schemas-microsoft-com:office:word" xmlns:w="http://schemas.openxmlformats.org/wordprocessingml/2006/main" xmlns:w14="http://schemas.microsoft.com/office/word/2010/wordml" xmlns:w15="http://schemas.microsoft.com/office/word/2012/wordml" xmlns:w16cex="http://schemas.microsoft.com/office/word/2018/wordml/cex" xmlns:w16cid="http://schemas.microsoft.com/office/word/2016/wordml/cid" xmlns:w16="http://schemas.microsoft.com/office/word/2018/wordml" xmlns:w16du="http://schemas.microsoft.com/office/word/2023/wordml/word16du" xmlns:w16sdtdh="http://schemas.microsoft.com/office/word/2020/wordml/sdtdatahash" xmlns:w16sdtfl="http://schemas.microsoft.com/office/word/2024/wordml/sdtformatlock" xmlns:w16se="http://schemas.microsoft.com/office/word/2015/wordml/symex" xmlns:wpg="http://schemas.microsoft.com/office/word/2010/wordprocessingGroup" xmlns:wpi="http://schemas.microsoft.com/office/word/2010/wordprocessingInk" xmlns:wne="http://schemas.microsoft.com/office/word/2006/wordml" xmlns:wps="http://schemas.microsoft.com/office/word/2010/wordprocessingShape" mc:Ignorable="w14 w15 w16se w16cid w16 w16cex w16sdtdh w16sdtfl w16du wp14">
+<w:document xmlns:wpc="http://schemas.microsoft.com/office/word/2010/wordprocessingCanvas" xmlns:cx="http://schemas.microsoft.com/office/drawing/2014/chartex" xmlns:cx1="http://schemas.microsoft.com/office/drawing/2015/9/8/chartex" xmlns:cx2="http://schemas.microsoft.com/office/drawing/2015/10/21/chartex" xmlns:cx3="http://schemas.microsoft.com/office/drawing/2016/5/9/chartex" xmlns:cx4="http://schemas.microsoft.com/office/drawing/2016/5/10/chartex" xmlns:cx5="http://schemas.microsoft.com/office/drawing/2016/5/11/chartex" xmlns:cx6="http://schemas.microsoft.com/office/drawing/2016/5/12/chartex" xmlns:cx7="http://schemas.microsoft.com/office/drawing/2016/5/13/chartex" xmlns:cx8="http://schemas.microsoft.com/office/drawing/2016/5/14/chartex" xmlns:mc="http://schemas.openxmlformats.org/markup-compatibility/2006" xmlns:aink="http://schemas.microsoft.com/office/drawing/2016/ink" xmlns:am3d="http://schemas.microsoft.com/office/drawing/2017/model3d" xmlns:o="urn:schemas-microsoft-com:office:office" xmlns:oel="http://schemas.microsoft.com/office/2019/extlst" xmlns:r="http://schemas.openxmlformats.org/officeDocument/2006/relationships" xmlns:m="http://schemas.openxmlformats.org/officeDocument/2006/math" xmlns:v="urn:schemas-microsoft-com:vml" xmlns:wp14="http://schemas.microsoft.com/office/word/2010/wordprocessingDrawing" xmlns:wp="http://schemas.openxmlformats.org/drawingml/2006/wordprocessingDrawing" xmlns:w10="urn:schemas-microsoft-com:office:word" xmlns:w="http://schemas.openxmlformats.org/wordprocessingml/2006/main" xmlns:w14="http://schemas.microsoft.com/office/word/2010/wordml" xmlns:w15="http://schemas.microsoft.com/office/word/2012/wordml" xmlns:w16cex="http://schemas.microsoft.com/office/word/2018/wordml/cex" xmlns:w16cid="http://schemas.microsoft.com/office/word/2016/wordml/cid" xmlns:w16="http://schemas.microsoft.com/office/word/2018/wordml" xmlns:w16du="http://schemas.microsoft.com/office/word/2023/wordml/word16du" xmlns:w16sdtdh="http://schemas.microsoft.com/office/word/2020/wordml/sdtdatahash" xmlns:w16sdtfl="http://schemas.microsoft.com/office/word/2024/wordml/sdtformatlock" xmlns:w16se="http://schemas.microsoft.com/office/word/2015/wordml/symex" xmlns:wpg="http://schemas.microsoft.com/office/word/2010/wordprocessingGroup" xmlns:wpi="http://schemas.microsoft.com/office/word/2010/wordprocessingInk" xmlns:wne="http://schemas.microsoft.com/office/word/2006/wordml" xmlns:wps="http://schemas.microsoft.com/office/word/2010/wordprocessingShape" xmlns:a="http://schemas.openxmlformats.org/drawingml/2006/main" xmlns:a16="http://schemas.microsoft.com/office/drawing/2014/main" xmlns:pic="http://schemas.openxmlformats.org/drawingml/2006/picture" mc:Ignorable="w14 w15 w16se w16cid w16 w16cex w16sdtdh w16sdtfl w16du wp14">
   <w:body>
     <w:tbl>
       <w:tblPr>
@@ -26,9 +26,9 @@
           <w:tcPr>
             <w:tcW w:w="2679" w:type="dxa"/>
             <w:tcBorders>
-              <w:right w:val="single" w:sz="4" w:space="0" w:color="00000A"/>
+              <w:right w:val="single" w:color="00000A" w:sz="4" w:space="0"/>
             </w:tcBorders>
-            <w:shd w:val="clear" w:color="auto" w:fill="FFFFFF"/>
+            <w:shd w:val="clear" w:color="auto" w:fill="FFFFFF" w:themeFill="background1"/>
             <w:tcMar>
               <w:top w:w="0" w:type="dxa"/>
               <w:left w:w="108" w:type="dxa"/>
@@ -43,6 +43,7 @@
               <w:rPr>
                 <w:rFonts w:ascii="Arial" w:hAnsi="Arial" w:cs="Arial"/>
                 <w:b/>
+                <w:bCs/>
                 <w:sz w:val="20"/>
                 <w:szCs w:val="20"/>
               </w:rPr>
@@ -51,6 +52,7 @@
               <w:rPr>
                 <w:rFonts w:ascii="Arial" w:hAnsi="Arial" w:cs="Arial"/>
                 <w:b/>
+                <w:bCs/>
                 <w:sz w:val="20"/>
                 <w:szCs w:val="20"/>
               </w:rPr>
@@ -60,19 +62,11 @@
               <w:rPr>
                 <w:rFonts w:ascii="Arial" w:hAnsi="Arial" w:cs="Arial"/>
                 <w:b/>
+                <w:bCs/>
                 <w:sz w:val="20"/>
                 <w:szCs w:val="20"/>
               </w:rPr>
-              <w:t>C</w:t>
-            </w:r>
-            <w:r>
-              <w:rPr>
-                <w:rFonts w:ascii="Arial" w:hAnsi="Arial" w:cs="Arial"/>
-                <w:b/>
-                <w:sz w:val="20"/>
-                <w:szCs w:val="20"/>
-              </w:rPr>
-              <w:t>hecklist</w:t>
+              <w:t>Checklist</w:t>
             </w:r>
           </w:p>
         </w:tc>
@@ -80,10 +74,10 @@
           <w:tcPr>
             <w:tcW w:w="5147" w:type="dxa"/>
             <w:tcBorders>
-              <w:left w:val="single" w:sz="4" w:space="0" w:color="00000A"/>
-              <w:right w:val="single" w:sz="4" w:space="0" w:color="00000A"/>
+              <w:left w:val="single" w:color="00000A" w:sz="4" w:space="0"/>
+              <w:right w:val="single" w:color="00000A" w:sz="4" w:space="0"/>
             </w:tcBorders>
-            <w:shd w:val="clear" w:color="auto" w:fill="FFFFFF"/>
+            <w:shd w:val="clear" w:color="auto" w:fill="FFFFFF" w:themeFill="background1"/>
             <w:tcMar>
               <w:top w:w="0" w:type="dxa"/>
               <w:left w:w="103" w:type="dxa"/>
@@ -119,6 +113,14 @@
                 <w:szCs w:val="22"/>
               </w:rPr>
               <w:br/>
+            </w:r>
+            <w:r>
+              <w:rPr>
+                <w:rFonts w:ascii="Arial" w:hAnsi="Arial" w:cs="Arial"/>
+                <w:b/>
+                <w:sz w:val="22"/>
+                <w:szCs w:val="22"/>
+              </w:rPr>
               <w:t>and the Built Environment</w:t>
             </w:r>
           </w:p>
@@ -127,10 +129,10 @@
           <w:tcPr>
             <w:tcW w:w="2835" w:type="dxa"/>
             <w:tcBorders>
-              <w:left w:val="single" w:sz="4" w:space="0" w:color="00000A"/>
-              <w:right w:val="single" w:sz="4" w:space="0" w:color="00000A"/>
+              <w:left w:val="single" w:color="00000A" w:sz="4" w:space="0"/>
+              <w:right w:val="single" w:color="00000A" w:sz="4" w:space="0"/>
             </w:tcBorders>
-            <w:shd w:val="clear" w:color="auto" w:fill="FFFFFF"/>
+            <w:shd w:val="clear" w:color="auto" w:fill="FFFFFF" w:themeFill="background1"/>
             <w:tcMar>
               <w:top w:w="0" w:type="dxa"/>
               <w:left w:w="103" w:type="dxa"/>
@@ -152,7 +154,13 @@
                 <wp:inline distT="0" distB="0" distL="0" distR="0" wp14:anchorId="64CB417C" wp14:editId="649C1074">
                   <wp:extent cx="1542958" cy="430563"/>
                   <wp:effectExtent l="0" t="0" r="92" b="7587"/>
-                  <wp:docPr id="1" name="Picture 1" descr="New Logo Tiny"/>
+                  <wp:docPr id="1" name="Picture 1" descr="New Logo Tiny">
+                    <a:extLst xmlns:a="http://schemas.openxmlformats.org/drawingml/2006/main">
+                      <a:ext uri="{FF2B5EF4-FFF2-40B4-BE49-F238E27FC236}">
+                        <a16:creationId xmlns:a16="http://schemas.microsoft.com/office/drawing/2014/main" id="{76EFDA96-8996-4178-A575-5D71E63102B7}"/>
+                      </a:ext>
+                    </a:extLst>
+                  </wp:docPr>
                   <wp:cNvGraphicFramePr/>
                   <a:graphic xmlns:a="http://schemas.openxmlformats.org/drawingml/2006/main">
                     <a:graphicData uri="http://schemas.openxmlformats.org/drawingml/2006/picture">
@@ -234,10 +242,10 @@
             <w:tcW w:w="10272" w:type="dxa"/>
             <w:gridSpan w:val="4"/>
             <w:tcBorders>
-              <w:top w:val="single" w:sz="4" w:space="0" w:color="00000A"/>
-              <w:left w:val="single" w:sz="4" w:space="0" w:color="00000A"/>
-              <w:bottom w:val="single" w:sz="4" w:space="0" w:color="00000A"/>
-              <w:right w:val="single" w:sz="4" w:space="0" w:color="00000A"/>
+              <w:top w:val="single" w:color="00000A" w:sz="4" w:space="0"/>
+              <w:left w:val="single" w:color="00000A" w:sz="4" w:space="0"/>
+              <w:bottom w:val="single" w:color="00000A" w:sz="4" w:space="0"/>
+              <w:right w:val="single" w:color="00000A" w:sz="4" w:space="0"/>
             </w:tcBorders>
             <w:shd w:val="clear" w:color="auto" w:fill="FFFFFF" w:themeFill="background1"/>
             <w:tcMar>
@@ -288,10 +296,10 @@
           <w:tcPr>
             <w:tcW w:w="2173" w:type="dxa"/>
             <w:tcBorders>
-              <w:top w:val="single" w:sz="4" w:space="0" w:color="00000A"/>
-              <w:left w:val="single" w:sz="4" w:space="0" w:color="00000A"/>
-              <w:bottom w:val="single" w:sz="4" w:space="0" w:color="00000A"/>
-              <w:right w:val="single" w:sz="4" w:space="0" w:color="00000A"/>
+              <w:top w:val="single" w:color="00000A" w:sz="4" w:space="0"/>
+              <w:left w:val="single" w:color="00000A" w:sz="4" w:space="0"/>
+              <w:bottom w:val="single" w:color="00000A" w:sz="4" w:space="0"/>
+              <w:right w:val="single" w:color="00000A" w:sz="4" w:space="0"/>
             </w:tcBorders>
             <w:shd w:val="clear" w:color="auto" w:fill="D0CECE" w:themeFill="background2" w:themeFillShade="E6"/>
             <w:tcMar>
@@ -329,10 +337,10 @@
           <w:tcPr>
             <w:tcW w:w="2677" w:type="dxa"/>
             <w:tcBorders>
-              <w:top w:val="single" w:sz="4" w:space="0" w:color="00000A"/>
-              <w:left w:val="single" w:sz="4" w:space="0" w:color="00000A"/>
-              <w:bottom w:val="single" w:sz="4" w:space="0" w:color="00000A"/>
-              <w:right w:val="single" w:sz="4" w:space="0" w:color="00000A"/>
+              <w:top w:val="single" w:color="00000A" w:sz="4" w:space="0"/>
+              <w:left w:val="single" w:color="00000A" w:sz="4" w:space="0"/>
+              <w:bottom w:val="single" w:color="00000A" w:sz="4" w:space="0"/>
+              <w:right w:val="single" w:color="00000A" w:sz="4" w:space="0"/>
             </w:tcBorders>
             <w:shd w:val="clear" w:color="auto" w:fill="C5E0B3" w:themeFill="accent6" w:themeFillTint="66"/>
             <w:tcMar>
@@ -372,10 +380,10 @@
           <w:tcPr>
             <w:tcW w:w="2677" w:type="dxa"/>
             <w:tcBorders>
-              <w:top w:val="single" w:sz="4" w:space="0" w:color="00000A"/>
-              <w:left w:val="single" w:sz="4" w:space="0" w:color="00000A"/>
-              <w:bottom w:val="single" w:sz="4" w:space="0" w:color="00000A"/>
-              <w:right w:val="single" w:sz="4" w:space="0" w:color="00000A"/>
+              <w:top w:val="single" w:color="00000A" w:sz="4" w:space="0"/>
+              <w:left w:val="single" w:color="00000A" w:sz="4" w:space="0"/>
+              <w:bottom w:val="single" w:color="00000A" w:sz="4" w:space="0"/>
+              <w:right w:val="single" w:color="00000A" w:sz="4" w:space="0"/>
             </w:tcBorders>
             <w:shd w:val="clear" w:color="auto" w:fill="C5E0B3" w:themeFill="accent6" w:themeFillTint="66"/>
             <w:tcMar>
@@ -398,16 +406,27 @@
                 <w:szCs w:val="20"/>
               </w:rPr>
             </w:pPr>
+            <w:r>
+              <w:rPr>
+                <w:rFonts w:ascii="Arial" w:hAnsi="Arial"/>
+                <w:i/>
+                <w:iCs/>
+                <w:color w:val="000000" w:themeColor="text1"/>
+                <w:sz w:val="20"/>
+                <w:szCs w:val="20"/>
+              </w:rPr>
+              <w:t>Orlando Igwe</w:t>
+            </w:r>
           </w:p>
         </w:tc>
         <w:tc>
           <w:tcPr>
             <w:tcW w:w="2745" w:type="dxa"/>
             <w:tcBorders>
-              <w:top w:val="single" w:sz="4" w:space="0" w:color="00000A"/>
-              <w:left w:val="single" w:sz="4" w:space="0" w:color="00000A"/>
-              <w:bottom w:val="single" w:sz="4" w:space="0" w:color="00000A"/>
-              <w:right w:val="single" w:sz="4" w:space="0" w:color="00000A"/>
+              <w:top w:val="single" w:color="00000A" w:sz="4" w:space="0"/>
+              <w:left w:val="single" w:color="00000A" w:sz="4" w:space="0"/>
+              <w:bottom w:val="single" w:color="00000A" w:sz="4" w:space="0"/>
+              <w:right w:val="single" w:color="00000A" w:sz="4" w:space="0"/>
             </w:tcBorders>
             <w:shd w:val="clear" w:color="auto" w:fill="C5E0B3" w:themeFill="accent6" w:themeFillTint="66"/>
             <w:tcMar>
@@ -423,13 +442,24 @@
               <w:pStyle w:val="Standard"/>
               <w:rPr>
                 <w:rFonts w:ascii="Arial" w:hAnsi="Arial"/>
-                <w:i/>
-                <w:iCs/>
+                <w:i w:val="1"/>
+                <w:iCs w:val="1"/>
                 <w:color w:val="000000" w:themeColor="text1"/>
                 <w:sz w:val="20"/>
                 <w:szCs w:val="20"/>
               </w:rPr>
             </w:pPr>
+            <w:r>
+              <w:rPr>
+                <w:rFonts w:ascii="Arial" w:hAnsi="Arial"/>
+                <w:i w:val="1"/>
+                <w:iCs w:val="1"/>
+                <w:color w:val="000000" w:themeColor="text1" w:themeTint="FF" w:themeShade="FF"/>
+                <w:sz w:val="20"/>
+                <w:szCs w:val="20"/>
+              </w:rPr>
+              <w:t>Shingirai Rukuni</w:t>
+            </w:r>
           </w:p>
         </w:tc>
       </w:tr>
@@ -442,10 +472,10 @@
           <w:tcPr>
             <w:tcW w:w="2173" w:type="dxa"/>
             <w:tcBorders>
-              <w:top w:val="single" w:sz="4" w:space="0" w:color="00000A"/>
-              <w:left w:val="single" w:sz="4" w:space="0" w:color="00000A"/>
-              <w:bottom w:val="single" w:sz="4" w:space="0" w:color="00000A"/>
-              <w:right w:val="single" w:sz="4" w:space="0" w:color="00000A"/>
+              <w:top w:val="single" w:color="00000A" w:sz="4" w:space="0"/>
+              <w:left w:val="single" w:color="00000A" w:sz="4" w:space="0"/>
+              <w:bottom w:val="single" w:color="00000A" w:sz="4" w:space="0"/>
+              <w:right w:val="single" w:color="00000A" w:sz="4" w:space="0"/>
             </w:tcBorders>
             <w:shd w:val="clear" w:color="auto" w:fill="D0CECE" w:themeFill="background2" w:themeFillShade="E6"/>
             <w:tcMar>
@@ -483,10 +513,10 @@
           <w:tcPr>
             <w:tcW w:w="2677" w:type="dxa"/>
             <w:tcBorders>
-              <w:top w:val="single" w:sz="4" w:space="0" w:color="00000A"/>
-              <w:left w:val="single" w:sz="4" w:space="0" w:color="00000A"/>
-              <w:bottom w:val="single" w:sz="4" w:space="0" w:color="00000A"/>
-              <w:right w:val="single" w:sz="4" w:space="0" w:color="00000A"/>
+              <w:top w:val="single" w:color="00000A" w:sz="4" w:space="0"/>
+              <w:left w:val="single" w:color="00000A" w:sz="4" w:space="0"/>
+              <w:bottom w:val="single" w:color="00000A" w:sz="4" w:space="0"/>
+              <w:right w:val="single" w:color="00000A" w:sz="4" w:space="0"/>
             </w:tcBorders>
             <w:shd w:val="clear" w:color="auto" w:fill="C5E0B3" w:themeFill="accent6" w:themeFillTint="66"/>
             <w:tcMar>
@@ -500,7 +530,6 @@
           <w:p>
             <w:pPr>
               <w:pStyle w:val="Standard"/>
-              <w:jc w:val="right"/>
               <w:rPr>
                 <w:rFonts w:ascii="Arial" w:hAnsi="Arial"/>
                 <w:color w:val="000000"/>
@@ -511,7 +540,7 @@
             <w:r>
               <w:rPr>
                 <w:rFonts w:ascii="Arial" w:hAnsi="Arial"/>
-                <w:color w:val="000000"/>
+                <w:color w:val="000000" w:themeColor="text1"/>
                 <w:sz w:val="20"/>
                 <w:szCs w:val="20"/>
               </w:rPr>
@@ -523,10 +552,10 @@
           <w:tcPr>
             <w:tcW w:w="2677" w:type="dxa"/>
             <w:tcBorders>
-              <w:top w:val="single" w:sz="4" w:space="0" w:color="00000A"/>
-              <w:left w:val="single" w:sz="4" w:space="0" w:color="00000A"/>
-              <w:bottom w:val="single" w:sz="4" w:space="0" w:color="00000A"/>
-              <w:right w:val="single" w:sz="4" w:space="0" w:color="00000A"/>
+              <w:top w:val="single" w:color="00000A" w:sz="4" w:space="0"/>
+              <w:left w:val="single" w:color="00000A" w:sz="4" w:space="0"/>
+              <w:bottom w:val="single" w:color="00000A" w:sz="4" w:space="0"/>
+              <w:right w:val="single" w:color="00000A" w:sz="4" w:space="0"/>
             </w:tcBorders>
             <w:shd w:val="clear" w:color="auto" w:fill="C5E0B3" w:themeFill="accent6" w:themeFillTint="66"/>
             <w:tcMar>
@@ -540,7 +569,6 @@
           <w:p>
             <w:pPr>
               <w:pStyle w:val="Standard"/>
-              <w:jc w:val="right"/>
               <w:rPr>
                 <w:rFonts w:ascii="Arial" w:hAnsi="Arial"/>
                 <w:color w:val="000000" w:themeColor="text1"/>
@@ -548,16 +576,25 @@
                 <w:szCs w:val="20"/>
               </w:rPr>
             </w:pPr>
+            <w:r>
+              <w:rPr>
+                <w:rFonts w:ascii="Arial" w:hAnsi="Arial"/>
+                <w:color w:val="000000" w:themeColor="text1"/>
+                <w:sz w:val="20"/>
+                <w:szCs w:val="20"/>
+              </w:rPr>
+              <w:t>23169111</w:t>
+            </w:r>
           </w:p>
         </w:tc>
         <w:tc>
           <w:tcPr>
             <w:tcW w:w="2745" w:type="dxa"/>
             <w:tcBorders>
-              <w:top w:val="single" w:sz="4" w:space="0" w:color="00000A"/>
-              <w:left w:val="single" w:sz="4" w:space="0" w:color="00000A"/>
-              <w:bottom w:val="single" w:sz="4" w:space="0" w:color="00000A"/>
-              <w:right w:val="single" w:sz="4" w:space="0" w:color="00000A"/>
+              <w:top w:val="single" w:color="00000A" w:sz="4" w:space="0"/>
+              <w:left w:val="single" w:color="00000A" w:sz="4" w:space="0"/>
+              <w:bottom w:val="single" w:color="00000A" w:sz="4" w:space="0"/>
+              <w:right w:val="single" w:color="00000A" w:sz="4" w:space="0"/>
             </w:tcBorders>
             <w:shd w:val="clear" w:color="auto" w:fill="C5E0B3" w:themeFill="accent6" w:themeFillTint="66"/>
             <w:tcMar>
@@ -571,7 +608,6 @@
           <w:p>
             <w:pPr>
               <w:pStyle w:val="Standard"/>
-              <w:jc w:val="right"/>
               <w:rPr>
                 <w:rFonts w:ascii="Arial" w:hAnsi="Arial"/>
                 <w:color w:val="000000" w:themeColor="text1"/>
@@ -591,10 +627,10 @@
           <w:tcPr>
             <w:tcW w:w="2173" w:type="dxa"/>
             <w:tcBorders>
-              <w:top w:val="single" w:sz="4" w:space="0" w:color="00000A"/>
-              <w:left w:val="single" w:sz="4" w:space="0" w:color="00000A"/>
-              <w:bottom w:val="single" w:sz="4" w:space="0" w:color="00000A"/>
-              <w:right w:val="single" w:sz="4" w:space="0" w:color="00000A"/>
+              <w:top w:val="single" w:color="00000A" w:sz="4" w:space="0"/>
+              <w:left w:val="single" w:color="00000A" w:sz="4" w:space="0"/>
+              <w:bottom w:val="single" w:color="00000A" w:sz="4" w:space="0"/>
+              <w:right w:val="single" w:color="00000A" w:sz="4" w:space="0"/>
             </w:tcBorders>
             <w:shd w:val="clear" w:color="auto" w:fill="D0CECE" w:themeFill="background2" w:themeFillShade="E6"/>
             <w:tcMar>
@@ -631,10 +667,10 @@
             <w:tcW w:w="8099" w:type="dxa"/>
             <w:gridSpan w:val="3"/>
             <w:tcBorders>
-              <w:top w:val="single" w:sz="4" w:space="0" w:color="00000A"/>
-              <w:left w:val="single" w:sz="4" w:space="0" w:color="00000A"/>
-              <w:bottom w:val="single" w:sz="4" w:space="0" w:color="00000A"/>
-              <w:right w:val="single" w:sz="4" w:space="0" w:color="00000A"/>
+              <w:top w:val="single" w:color="00000A" w:sz="4" w:space="0"/>
+              <w:left w:val="single" w:color="00000A" w:sz="4" w:space="0"/>
+              <w:bottom w:val="single" w:color="00000A" w:sz="4" w:space="0"/>
+              <w:right w:val="single" w:color="00000A" w:sz="4" w:space="0"/>
             </w:tcBorders>
             <w:shd w:val="clear" w:color="auto" w:fill="FFFFFF" w:themeFill="background1"/>
             <w:tcMar>
@@ -703,10 +739,10 @@
           <w:tcPr>
             <w:tcW w:w="2173" w:type="dxa"/>
             <w:tcBorders>
-              <w:top w:val="single" w:sz="4" w:space="0" w:color="00000A"/>
-              <w:left w:val="single" w:sz="4" w:space="0" w:color="00000A"/>
-              <w:bottom w:val="single" w:sz="4" w:space="0" w:color="00000A"/>
-              <w:right w:val="single" w:sz="4" w:space="0" w:color="00000A"/>
+              <w:top w:val="single" w:color="00000A" w:sz="4" w:space="0"/>
+              <w:left w:val="single" w:color="00000A" w:sz="4" w:space="0"/>
+              <w:bottom w:val="single" w:color="00000A" w:sz="4" w:space="0"/>
+              <w:right w:val="single" w:color="00000A" w:sz="4" w:space="0"/>
             </w:tcBorders>
             <w:shd w:val="clear" w:color="auto" w:fill="D0CECE" w:themeFill="background2" w:themeFillShade="E6"/>
             <w:tcMar>
@@ -743,10 +779,10 @@
             <w:tcW w:w="8099" w:type="dxa"/>
             <w:gridSpan w:val="3"/>
             <w:tcBorders>
-              <w:top w:val="single" w:sz="4" w:space="0" w:color="00000A"/>
-              <w:left w:val="single" w:sz="4" w:space="0" w:color="00000A"/>
-              <w:bottom w:val="single" w:sz="4" w:space="0" w:color="00000A"/>
-              <w:right w:val="single" w:sz="4" w:space="0" w:color="00000A"/>
+              <w:top w:val="single" w:color="00000A" w:sz="4" w:space="0"/>
+              <w:left w:val="single" w:color="00000A" w:sz="4" w:space="0"/>
+              <w:bottom w:val="single" w:color="00000A" w:sz="4" w:space="0"/>
+              <w:right w:val="single" w:color="00000A" w:sz="4" w:space="0"/>
             </w:tcBorders>
             <w:shd w:val="clear" w:color="auto" w:fill="FFFFFF" w:themeFill="background1"/>
             <w:tcMar>
@@ -797,10 +833,10 @@
           <w:tcPr>
             <w:tcW w:w="2173" w:type="dxa"/>
             <w:tcBorders>
-              <w:top w:val="single" w:sz="4" w:space="0" w:color="00000A"/>
-              <w:left w:val="single" w:sz="4" w:space="0" w:color="00000A"/>
-              <w:bottom w:val="single" w:sz="4" w:space="0" w:color="00000A"/>
-              <w:right w:val="single" w:sz="4" w:space="0" w:color="00000A"/>
+              <w:top w:val="single" w:color="00000A" w:sz="4" w:space="0"/>
+              <w:left w:val="single" w:color="00000A" w:sz="4" w:space="0"/>
+              <w:bottom w:val="single" w:color="00000A" w:sz="4" w:space="0"/>
+              <w:right w:val="single" w:color="00000A" w:sz="4" w:space="0"/>
             </w:tcBorders>
             <w:shd w:val="clear" w:color="auto" w:fill="D0CECE" w:themeFill="background2" w:themeFillShade="E6"/>
             <w:tcMar>
@@ -837,10 +873,10 @@
             <w:tcW w:w="8099" w:type="dxa"/>
             <w:gridSpan w:val="3"/>
             <w:tcBorders>
-              <w:top w:val="single" w:sz="4" w:space="0" w:color="00000A"/>
-              <w:left w:val="single" w:sz="4" w:space="0" w:color="00000A"/>
-              <w:bottom w:val="single" w:sz="4" w:space="0" w:color="00000A"/>
-              <w:right w:val="single" w:sz="4" w:space="0" w:color="00000A"/>
+              <w:top w:val="single" w:color="00000A" w:sz="4" w:space="0"/>
+              <w:left w:val="single" w:color="00000A" w:sz="4" w:space="0"/>
+              <w:bottom w:val="single" w:color="00000A" w:sz="4" w:space="0"/>
+              <w:right w:val="single" w:color="00000A" w:sz="4" w:space="0"/>
             </w:tcBorders>
             <w:shd w:val="clear" w:color="auto" w:fill="FFFFFF" w:themeFill="background1"/>
             <w:tcMar>
@@ -882,10 +918,10 @@
           <w:tcPr>
             <w:tcW w:w="2173" w:type="dxa"/>
             <w:tcBorders>
-              <w:top w:val="single" w:sz="4" w:space="0" w:color="00000A"/>
-              <w:left w:val="single" w:sz="4" w:space="0" w:color="00000A"/>
-              <w:bottom w:val="single" w:sz="2" w:space="0" w:color="00000A"/>
-              <w:right w:val="single" w:sz="4" w:space="0" w:color="00000A"/>
+              <w:top w:val="single" w:color="00000A" w:sz="4" w:space="0"/>
+              <w:left w:val="single" w:color="00000A" w:sz="4" w:space="0"/>
+              <w:bottom w:val="single" w:color="00000A" w:sz="2" w:space="0"/>
+              <w:right w:val="single" w:color="00000A" w:sz="4" w:space="0"/>
             </w:tcBorders>
             <w:shd w:val="clear" w:color="auto" w:fill="D0CECE" w:themeFill="background2" w:themeFillShade="E6"/>
             <w:tcMar>
@@ -922,10 +958,10 @@
             <w:tcW w:w="8099" w:type="dxa"/>
             <w:gridSpan w:val="3"/>
             <w:tcBorders>
-              <w:top w:val="single" w:sz="4" w:space="0" w:color="00000A"/>
-              <w:left w:val="single" w:sz="4" w:space="0" w:color="00000A"/>
-              <w:bottom w:val="single" w:sz="2" w:space="0" w:color="00000A"/>
-              <w:right w:val="single" w:sz="4" w:space="0" w:color="00000A"/>
+              <w:top w:val="single" w:color="00000A" w:sz="4" w:space="0"/>
+              <w:left w:val="single" w:color="00000A" w:sz="4" w:space="0"/>
+              <w:bottom w:val="single" w:color="00000A" w:sz="2" w:space="0"/>
+              <w:right w:val="single" w:color="00000A" w:sz="4" w:space="0"/>
             </w:tcBorders>
             <w:shd w:val="clear" w:color="auto" w:fill="FFFFFF" w:themeFill="background1"/>
             <w:tcMar>
@@ -976,10 +1012,10 @@
           <w:tcPr>
             <w:tcW w:w="2173" w:type="dxa"/>
             <w:tcBorders>
-              <w:top w:val="single" w:sz="4" w:space="0" w:color="00000A"/>
-              <w:left w:val="single" w:sz="4" w:space="0" w:color="00000A"/>
-              <w:bottom w:val="single" w:sz="2" w:space="0" w:color="00000A"/>
-              <w:right w:val="single" w:sz="4" w:space="0" w:color="00000A"/>
+              <w:top w:val="single" w:color="00000A" w:sz="4" w:space="0"/>
+              <w:left w:val="single" w:color="00000A" w:sz="4" w:space="0"/>
+              <w:bottom w:val="single" w:color="00000A" w:sz="2" w:space="0"/>
+              <w:right w:val="single" w:color="00000A" w:sz="4" w:space="0"/>
             </w:tcBorders>
             <w:shd w:val="clear" w:color="auto" w:fill="D0CECE" w:themeFill="background2" w:themeFillShade="E6"/>
             <w:tcMar>
@@ -1016,10 +1052,10 @@
             <w:tcW w:w="8099" w:type="dxa"/>
             <w:gridSpan w:val="3"/>
             <w:tcBorders>
-              <w:top w:val="single" w:sz="4" w:space="0" w:color="00000A"/>
-              <w:left w:val="single" w:sz="4" w:space="0" w:color="00000A"/>
-              <w:bottom w:val="single" w:sz="2" w:space="0" w:color="00000A"/>
-              <w:right w:val="single" w:sz="4" w:space="0" w:color="00000A"/>
+              <w:top w:val="single" w:color="00000A" w:sz="4" w:space="0"/>
+              <w:left w:val="single" w:color="00000A" w:sz="4" w:space="0"/>
+              <w:bottom w:val="single" w:color="00000A" w:sz="2" w:space="0"/>
+              <w:right w:val="single" w:color="00000A" w:sz="4" w:space="0"/>
             </w:tcBorders>
             <w:shd w:val="clear" w:color="auto" w:fill="FFFFFF" w:themeFill="background1"/>
             <w:tcMar>
@@ -1084,28 +1120,29 @@
             <w:tcW w:w="10298" w:type="dxa"/>
             <w:gridSpan w:val="3"/>
             <w:shd w:val="clear" w:color="auto" w:fill="FFFFFF" w:themeFill="background1"/>
+            <w:tcMar/>
           </w:tcPr>
           <w:p>
             <w:pPr>
               <w:pStyle w:val="ListParagraph"/>
               <w:numPr>
                 <w:ilvl w:val="0"/>
-                <w:numId w:val="1"/>
+                <w:numId w:val="17"/>
               </w:numPr>
               <w:spacing w:beforeAutospacing="1" w:afterAutospacing="1"/>
               <w:rPr>
-                <w:rFonts w:asciiTheme="minorHAnsi" w:eastAsiaTheme="minorEastAsia" w:hAnsiTheme="minorHAnsi" w:cstheme="minorBidi"/>
-              </w:rPr>
-            </w:pPr>
-            <w:r>
-              <w:rPr>
-                <w:rFonts w:asciiTheme="minorHAnsi" w:eastAsiaTheme="minorEastAsia" w:hAnsiTheme="minorHAnsi" w:cstheme="minorBidi"/>
+                <w:rFonts w:asciiTheme="minorHAnsi" w:hAnsiTheme="minorHAnsi" w:eastAsiaTheme="minorEastAsia" w:cstheme="minorBidi"/>
+              </w:rPr>
+            </w:pPr>
+            <w:r>
+              <w:rPr>
+                <w:rFonts w:asciiTheme="minorHAnsi" w:hAnsiTheme="minorHAnsi" w:eastAsiaTheme="minorEastAsia" w:cstheme="minorBidi"/>
               </w:rPr>
               <w:t xml:space="preserve">You </w:t>
             </w:r>
             <w:r>
               <w:rPr>
-                <w:rFonts w:asciiTheme="minorHAnsi" w:eastAsiaTheme="minorEastAsia" w:hAnsiTheme="minorHAnsi" w:cstheme="minorBidi"/>
+                <w:rFonts w:asciiTheme="minorHAnsi" w:hAnsiTheme="minorHAnsi" w:eastAsiaTheme="minorEastAsia" w:cstheme="minorBidi"/>
                 <w:b/>
                 <w:bCs/>
               </w:rPr>
@@ -1113,13 +1150,13 @@
             </w:r>
             <w:r>
               <w:rPr>
-                <w:rFonts w:asciiTheme="minorHAnsi" w:eastAsiaTheme="minorEastAsia" w:hAnsiTheme="minorHAnsi" w:cstheme="minorBidi"/>
+                <w:rFonts w:asciiTheme="minorHAnsi" w:hAnsiTheme="minorHAnsi" w:eastAsiaTheme="minorEastAsia" w:cstheme="minorBidi"/>
               </w:rPr>
               <w:t xml:space="preserve"> to implement the required features (see checklist below). You may add new fields, methods, or classes, but you must not remove any existing methods or alter the class or project structure</w:t>
             </w:r>
             <w:r>
               <w:rPr>
-                <w:rFonts w:asciiTheme="minorHAnsi" w:eastAsiaTheme="minorEastAsia" w:hAnsiTheme="minorHAnsi" w:cstheme="minorBidi"/>
+                <w:rFonts w:asciiTheme="minorHAnsi" w:hAnsiTheme="minorHAnsi" w:eastAsiaTheme="minorEastAsia" w:cstheme="minorBidi"/>
               </w:rPr>
               <w:t>.</w:t>
             </w:r>
@@ -1129,22 +1166,22 @@
               <w:pStyle w:val="ListParagraph"/>
               <w:numPr>
                 <w:ilvl w:val="0"/>
-                <w:numId w:val="1"/>
+                <w:numId w:val="17"/>
               </w:numPr>
               <w:spacing w:before="240" w:after="240"/>
               <w:rPr>
-                <w:rFonts w:asciiTheme="minorHAnsi" w:eastAsiaTheme="minorEastAsia" w:hAnsiTheme="minorHAnsi" w:cstheme="minorBidi"/>
-              </w:rPr>
-            </w:pPr>
-            <w:r>
-              <w:rPr>
-                <w:rFonts w:asciiTheme="minorHAnsi" w:eastAsiaTheme="minorEastAsia" w:hAnsiTheme="minorHAnsi" w:cstheme="minorBidi"/>
+                <w:rFonts w:asciiTheme="minorHAnsi" w:hAnsiTheme="minorHAnsi" w:eastAsiaTheme="minorEastAsia" w:cstheme="minorBidi"/>
+              </w:rPr>
+            </w:pPr>
+            <w:r>
+              <w:rPr>
+                <w:rFonts w:asciiTheme="minorHAnsi" w:hAnsiTheme="minorHAnsi" w:eastAsiaTheme="minorEastAsia" w:cstheme="minorBidi"/>
               </w:rPr>
               <w:t xml:space="preserve">Your team may collaborate while drafting the code. However, for submission, </w:t>
             </w:r>
             <w:r>
               <w:rPr>
-                <w:rFonts w:asciiTheme="minorHAnsi" w:eastAsiaTheme="minorEastAsia" w:hAnsiTheme="minorHAnsi" w:cstheme="minorBidi"/>
+                <w:rFonts w:asciiTheme="minorHAnsi" w:hAnsiTheme="minorHAnsi" w:eastAsiaTheme="minorEastAsia" w:cstheme="minorBidi"/>
                 <w:b/>
                 <w:bCs/>
               </w:rPr>
@@ -1152,7 +1189,7 @@
             </w:r>
             <w:r>
               <w:rPr>
-                <w:rFonts w:asciiTheme="minorHAnsi" w:eastAsiaTheme="minorEastAsia" w:hAnsiTheme="minorHAnsi" w:cstheme="minorBidi"/>
+                <w:rFonts w:asciiTheme="minorHAnsi" w:hAnsiTheme="minorHAnsi" w:eastAsiaTheme="minorEastAsia" w:cstheme="minorBidi"/>
               </w:rPr>
               <w:t>.</w:t>
             </w:r>
@@ -1162,22 +1199,22 @@
               <w:pStyle w:val="ListParagraph"/>
               <w:numPr>
                 <w:ilvl w:val="0"/>
-                <w:numId w:val="1"/>
+                <w:numId w:val="17"/>
               </w:numPr>
               <w:spacing w:before="240" w:after="240"/>
               <w:rPr>
-                <w:rFonts w:asciiTheme="minorHAnsi" w:eastAsiaTheme="minorEastAsia" w:hAnsiTheme="minorHAnsi" w:cstheme="minorBidi"/>
-              </w:rPr>
-            </w:pPr>
-            <w:r>
-              <w:rPr>
-                <w:rFonts w:asciiTheme="minorHAnsi" w:eastAsiaTheme="minorEastAsia" w:hAnsiTheme="minorHAnsi" w:cstheme="minorBidi"/>
+                <w:rFonts w:asciiTheme="minorHAnsi" w:hAnsiTheme="minorHAnsi" w:eastAsiaTheme="minorEastAsia" w:cstheme="minorBidi"/>
+              </w:rPr>
+            </w:pPr>
+            <w:r>
+              <w:rPr>
+                <w:rFonts w:asciiTheme="minorHAnsi" w:hAnsiTheme="minorHAnsi" w:eastAsiaTheme="minorEastAsia" w:cstheme="minorBidi"/>
               </w:rPr>
               <w:t xml:space="preserve">You must complete the </w:t>
             </w:r>
             <w:r>
               <w:rPr>
-                <w:rFonts w:asciiTheme="minorHAnsi" w:eastAsiaTheme="minorEastAsia" w:hAnsiTheme="minorHAnsi" w:cstheme="minorBidi"/>
+                <w:rFonts w:asciiTheme="minorHAnsi" w:hAnsiTheme="minorHAnsi" w:eastAsiaTheme="minorEastAsia" w:cstheme="minorBidi"/>
                 <w:b/>
                 <w:bCs/>
               </w:rPr>
@@ -1185,37 +1222,37 @@
             </w:r>
             <w:r>
               <w:rPr>
-                <w:rFonts w:asciiTheme="minorHAnsi" w:eastAsiaTheme="minorEastAsia" w:hAnsiTheme="minorHAnsi" w:cstheme="minorBidi"/>
+                <w:rFonts w:asciiTheme="minorHAnsi" w:hAnsiTheme="minorHAnsi" w:eastAsiaTheme="minorEastAsia" w:cstheme="minorBidi"/>
               </w:rPr>
               <w:t>grade band before progressing to higher</w:t>
             </w:r>
             <w:r>
               <w:rPr>
-                <w:rFonts w:asciiTheme="minorHAnsi" w:eastAsiaTheme="minorEastAsia" w:hAnsiTheme="minorHAnsi" w:cstheme="minorBidi"/>
+                <w:rFonts w:asciiTheme="minorHAnsi" w:hAnsiTheme="minorHAnsi" w:eastAsiaTheme="minorEastAsia" w:cstheme="minorBidi"/>
               </w:rPr>
               <w:t xml:space="preserve"> </w:t>
             </w:r>
             <w:r>
               <w:rPr>
-                <w:rFonts w:asciiTheme="minorHAnsi" w:eastAsiaTheme="minorEastAsia" w:hAnsiTheme="minorHAnsi" w:cstheme="minorBidi"/>
+                <w:rFonts w:asciiTheme="minorHAnsi" w:hAnsiTheme="minorHAnsi" w:eastAsiaTheme="minorEastAsia" w:cstheme="minorBidi"/>
               </w:rPr>
               <w:t>grade</w:t>
             </w:r>
             <w:r>
               <w:rPr>
-                <w:rFonts w:asciiTheme="minorHAnsi" w:eastAsiaTheme="minorEastAsia" w:hAnsiTheme="minorHAnsi" w:cstheme="minorBidi"/>
+                <w:rFonts w:asciiTheme="minorHAnsi" w:hAnsiTheme="minorHAnsi" w:eastAsiaTheme="minorEastAsia" w:cstheme="minorBidi"/>
               </w:rPr>
               <w:t>s</w:t>
             </w:r>
             <w:r>
               <w:rPr>
-                <w:rFonts w:asciiTheme="minorHAnsi" w:eastAsiaTheme="minorEastAsia" w:hAnsiTheme="minorHAnsi" w:cstheme="minorBidi"/>
+                <w:rFonts w:asciiTheme="minorHAnsi" w:hAnsiTheme="minorHAnsi" w:eastAsiaTheme="minorEastAsia" w:cstheme="minorBidi"/>
               </w:rPr>
               <w:t xml:space="preserve">. For each subsequent band, you must complete </w:t>
             </w:r>
             <w:r>
               <w:rPr>
-                <w:rFonts w:asciiTheme="minorHAnsi" w:eastAsiaTheme="minorEastAsia" w:hAnsiTheme="minorHAnsi" w:cstheme="minorBidi"/>
+                <w:rFonts w:asciiTheme="minorHAnsi" w:hAnsiTheme="minorHAnsi" w:eastAsiaTheme="minorEastAsia" w:cstheme="minorBidi"/>
                 <w:b/>
                 <w:bCs/>
               </w:rPr>
@@ -1223,13 +1260,13 @@
             </w:r>
             <w:r>
               <w:rPr>
-                <w:rFonts w:asciiTheme="minorHAnsi" w:eastAsiaTheme="minorEastAsia" w:hAnsiTheme="minorHAnsi" w:cstheme="minorBidi"/>
+                <w:rFonts w:asciiTheme="minorHAnsi" w:hAnsiTheme="minorHAnsi" w:eastAsiaTheme="minorEastAsia" w:cstheme="minorBidi"/>
               </w:rPr>
               <w:t xml:space="preserve"> from the previous band</w:t>
             </w:r>
             <w:r>
               <w:rPr>
-                <w:rFonts w:asciiTheme="minorHAnsi" w:eastAsiaTheme="minorEastAsia" w:hAnsiTheme="minorHAnsi" w:cstheme="minorBidi"/>
+                <w:rFonts w:asciiTheme="minorHAnsi" w:hAnsiTheme="minorHAnsi" w:eastAsiaTheme="minorEastAsia" w:cstheme="minorBidi"/>
               </w:rPr>
               <w:t>.</w:t>
             </w:r>
@@ -1245,12 +1282,13 @@
             <w:tcW w:w="10298" w:type="dxa"/>
             <w:gridSpan w:val="3"/>
             <w:shd w:val="clear" w:color="auto" w:fill="FFFFFF" w:themeFill="background1"/>
+            <w:tcMar/>
           </w:tcPr>
           <w:p>
             <w:pPr>
               <w:jc w:val="center"/>
               <w:rPr>
-                <w:rFonts w:asciiTheme="minorHAnsi" w:eastAsiaTheme="minorEastAsia" w:hAnsiTheme="minorHAnsi" w:cstheme="minorBidi"/>
+                <w:rFonts w:asciiTheme="minorHAnsi" w:hAnsiTheme="minorHAnsi" w:eastAsiaTheme="minorEastAsia" w:cstheme="minorBidi"/>
                 <w:b/>
                 <w:bCs/>
                 <w:sz w:val="28"/>
@@ -1259,7 +1297,7 @@
             </w:pPr>
             <w:r>
               <w:rPr>
-                <w:rFonts w:asciiTheme="minorHAnsi" w:eastAsiaTheme="minorEastAsia" w:hAnsiTheme="minorHAnsi" w:cstheme="minorBidi"/>
+                <w:rFonts w:asciiTheme="minorHAnsi" w:hAnsiTheme="minorHAnsi" w:eastAsiaTheme="minorEastAsia" w:cstheme="minorBidi"/>
                 <w:b/>
                 <w:bCs/>
                 <w:sz w:val="28"/>
@@ -1273,16 +1311,16 @@
               <w:pStyle w:val="ListParagraph"/>
               <w:numPr>
                 <w:ilvl w:val="0"/>
-                <w:numId w:val="3"/>
+                <w:numId w:val="24"/>
               </w:numPr>
               <w:spacing w:before="240" w:after="240"/>
               <w:rPr>
-                <w:rFonts w:asciiTheme="minorHAnsi" w:eastAsiaTheme="minorEastAsia" w:hAnsiTheme="minorHAnsi" w:cstheme="minorBidi"/>
-              </w:rPr>
-            </w:pPr>
-            <w:r>
-              <w:rPr>
-                <w:rFonts w:asciiTheme="minorHAnsi" w:eastAsiaTheme="minorEastAsia" w:hAnsiTheme="minorHAnsi" w:cstheme="minorBidi"/>
+                <w:rFonts w:asciiTheme="minorHAnsi" w:hAnsiTheme="minorHAnsi" w:eastAsiaTheme="minorEastAsia" w:cstheme="minorBidi"/>
+              </w:rPr>
+            </w:pPr>
+            <w:r>
+              <w:rPr>
+                <w:rFonts w:asciiTheme="minorHAnsi" w:hAnsiTheme="minorHAnsi" w:eastAsiaTheme="minorEastAsia" w:cstheme="minorBidi"/>
               </w:rPr>
               <w:t>No viva → no mark.</w:t>
             </w:r>
@@ -1292,28 +1330,28 @@
               <w:pStyle w:val="ListParagraph"/>
               <w:numPr>
                 <w:ilvl w:val="0"/>
-                <w:numId w:val="3"/>
+                <w:numId w:val="24"/>
               </w:numPr>
               <w:spacing w:before="240" w:after="240"/>
               <w:rPr>
-                <w:rFonts w:asciiTheme="minorHAnsi" w:eastAsiaTheme="minorEastAsia" w:hAnsiTheme="minorHAnsi" w:cstheme="minorBidi"/>
-              </w:rPr>
-            </w:pPr>
-            <w:r>
-              <w:rPr>
-                <w:rFonts w:asciiTheme="minorHAnsi" w:eastAsiaTheme="minorEastAsia" w:hAnsiTheme="minorHAnsi" w:cstheme="minorBidi"/>
+                <w:rFonts w:asciiTheme="minorHAnsi" w:hAnsiTheme="minorHAnsi" w:eastAsiaTheme="minorEastAsia" w:cstheme="minorBidi"/>
+              </w:rPr>
+            </w:pPr>
+            <w:r>
+              <w:rPr>
+                <w:rFonts w:asciiTheme="minorHAnsi" w:hAnsiTheme="minorHAnsi" w:eastAsiaTheme="minorEastAsia" w:cstheme="minorBidi"/>
               </w:rPr>
               <w:t xml:space="preserve">All features working + demonstrated in the viva → </w:t>
             </w:r>
             <w:r>
               <w:rPr>
-                <w:rFonts w:asciiTheme="minorHAnsi" w:eastAsiaTheme="minorEastAsia" w:hAnsiTheme="minorHAnsi" w:cstheme="minorBidi"/>
+                <w:rFonts w:asciiTheme="minorHAnsi" w:hAnsiTheme="minorHAnsi" w:eastAsiaTheme="minorEastAsia" w:cstheme="minorBidi"/>
               </w:rPr>
               <w:t xml:space="preserve">eligible for </w:t>
             </w:r>
             <w:r>
               <w:rPr>
-                <w:rFonts w:asciiTheme="minorHAnsi" w:eastAsiaTheme="minorEastAsia" w:hAnsiTheme="minorHAnsi" w:cstheme="minorBidi"/>
+                <w:rFonts w:asciiTheme="minorHAnsi" w:hAnsiTheme="minorHAnsi" w:eastAsiaTheme="minorEastAsia" w:cstheme="minorBidi"/>
               </w:rPr>
               <w:t>minimum mark for the band.</w:t>
             </w:r>
@@ -1323,16 +1361,16 @@
               <w:pStyle w:val="ListParagraph"/>
               <w:numPr>
                 <w:ilvl w:val="0"/>
-                <w:numId w:val="3"/>
+                <w:numId w:val="24"/>
               </w:numPr>
               <w:spacing w:before="240" w:after="240"/>
               <w:rPr>
-                <w:rFonts w:asciiTheme="minorHAnsi" w:eastAsiaTheme="minorEastAsia" w:hAnsiTheme="minorHAnsi" w:cstheme="minorBidi"/>
-              </w:rPr>
-            </w:pPr>
-            <w:r>
-              <w:rPr>
-                <w:rFonts w:asciiTheme="minorHAnsi" w:eastAsiaTheme="minorEastAsia" w:hAnsiTheme="minorHAnsi" w:cstheme="minorBidi"/>
+                <w:rFonts w:asciiTheme="minorHAnsi" w:hAnsiTheme="minorHAnsi" w:eastAsiaTheme="minorEastAsia" w:cstheme="minorBidi"/>
+              </w:rPr>
+            </w:pPr>
+            <w:r>
+              <w:rPr>
+                <w:rFonts w:asciiTheme="minorHAnsi" w:hAnsiTheme="minorHAnsi" w:eastAsiaTheme="minorEastAsia" w:cstheme="minorBidi"/>
               </w:rPr>
               <w:t>Good OO design in the code → eligible for the maximum mark.</w:t>
             </w:r>
@@ -1342,16 +1380,16 @@
               <w:pStyle w:val="ListParagraph"/>
               <w:numPr>
                 <w:ilvl w:val="0"/>
-                <w:numId w:val="3"/>
+                <w:numId w:val="24"/>
               </w:numPr>
               <w:spacing w:before="240" w:after="240"/>
               <w:rPr>
-                <w:rFonts w:asciiTheme="minorHAnsi" w:eastAsiaTheme="minorEastAsia" w:hAnsiTheme="minorHAnsi" w:cstheme="minorBidi"/>
-              </w:rPr>
-            </w:pPr>
-            <w:r>
-              <w:rPr>
-                <w:rFonts w:asciiTheme="minorHAnsi" w:eastAsiaTheme="minorEastAsia" w:hAnsiTheme="minorHAnsi" w:cstheme="minorBidi"/>
+                <w:rFonts w:asciiTheme="minorHAnsi" w:hAnsiTheme="minorHAnsi" w:eastAsiaTheme="minorEastAsia" w:cstheme="minorBidi"/>
+              </w:rPr>
+            </w:pPr>
+            <w:r>
+              <w:rPr>
+                <w:rFonts w:asciiTheme="minorHAnsi" w:hAnsiTheme="minorHAnsi" w:eastAsiaTheme="minorEastAsia" w:cstheme="minorBidi"/>
               </w:rPr>
               <w:t>Strong explanation of OO design choices in the viva → awarded the maximum mark.</w:t>
             </w:r>
@@ -1361,16 +1399,16 @@
               <w:pStyle w:val="ListParagraph"/>
               <w:numPr>
                 <w:ilvl w:val="0"/>
-                <w:numId w:val="3"/>
+                <w:numId w:val="24"/>
               </w:numPr>
               <w:spacing w:before="240" w:after="240"/>
               <w:rPr>
-                <w:rFonts w:asciiTheme="minorHAnsi" w:eastAsiaTheme="minorEastAsia" w:hAnsiTheme="minorHAnsi" w:cstheme="minorBidi"/>
-              </w:rPr>
-            </w:pPr>
-            <w:r>
-              <w:rPr>
-                <w:rFonts w:asciiTheme="minorHAnsi" w:eastAsiaTheme="minorEastAsia" w:hAnsiTheme="minorHAnsi" w:cstheme="minorBidi"/>
+                <w:rFonts w:asciiTheme="minorHAnsi" w:hAnsiTheme="minorHAnsi" w:eastAsiaTheme="minorEastAsia" w:cstheme="minorBidi"/>
+              </w:rPr>
+            </w:pPr>
+            <w:r>
+              <w:rPr>
+                <w:rFonts w:asciiTheme="minorHAnsi" w:hAnsiTheme="minorHAnsi" w:eastAsiaTheme="minorEastAsia" w:cstheme="minorBidi"/>
               </w:rPr>
               <w:t>Missing features → reduced marks and possible grade band drop.</w:t>
             </w:r>
@@ -1378,13 +1416,13 @@
           <w:p>
             <w:pPr>
               <w:rPr>
-                <w:rFonts w:asciiTheme="minorHAnsi" w:eastAsiaTheme="minorEastAsia" w:hAnsiTheme="minorHAnsi" w:cstheme="minorBidi"/>
+                <w:rFonts w:asciiTheme="minorHAnsi" w:hAnsiTheme="minorHAnsi" w:eastAsiaTheme="minorEastAsia" w:cstheme="minorBidi"/>
                 <w:szCs w:val="24"/>
               </w:rPr>
             </w:pPr>
             <w:r>
               <w:rPr>
-                <w:rFonts w:asciiTheme="minorHAnsi" w:eastAsiaTheme="minorEastAsia" w:hAnsiTheme="minorHAnsi" w:cstheme="minorBidi"/>
+                <w:rFonts w:asciiTheme="minorHAnsi" w:hAnsiTheme="minorHAnsi" w:eastAsiaTheme="minorEastAsia" w:cstheme="minorBidi"/>
                 <w:szCs w:val="24"/>
               </w:rPr>
               <w:t>Note: Each student receives an individual mark based on their viva performance and the features they implemented/reviewed.</w:t>
@@ -1393,7 +1431,7 @@
           <w:p>
             <w:pPr>
               <w:rPr>
-                <w:rFonts w:asciiTheme="minorHAnsi" w:eastAsiaTheme="minorEastAsia" w:hAnsiTheme="minorHAnsi" w:cstheme="minorBidi"/>
+                <w:rFonts w:asciiTheme="minorHAnsi" w:hAnsiTheme="minorHAnsi" w:eastAsiaTheme="minorEastAsia" w:cstheme="minorBidi"/>
                 <w:szCs w:val="24"/>
               </w:rPr>
             </w:pPr>
@@ -1409,12 +1447,13 @@
             <w:tcW w:w="10298" w:type="dxa"/>
             <w:gridSpan w:val="3"/>
             <w:shd w:val="clear" w:color="auto" w:fill="FFFFFF" w:themeFill="background1"/>
+            <w:tcMar/>
           </w:tcPr>
           <w:p>
             <w:pPr>
               <w:jc w:val="center"/>
               <w:rPr>
-                <w:rFonts w:asciiTheme="minorHAnsi" w:eastAsiaTheme="minorEastAsia" w:hAnsiTheme="minorHAnsi" w:cstheme="minorBidi"/>
+                <w:rFonts w:asciiTheme="minorHAnsi" w:hAnsiTheme="minorHAnsi" w:eastAsiaTheme="minorEastAsia" w:cstheme="minorBidi"/>
                 <w:b/>
                 <w:bCs/>
                 <w:sz w:val="32"/>
@@ -1423,7 +1462,7 @@
             </w:pPr>
             <w:r>
               <w:rPr>
-                <w:rFonts w:asciiTheme="minorHAnsi" w:eastAsiaTheme="minorEastAsia" w:hAnsiTheme="minorHAnsi" w:cstheme="minorBidi"/>
+                <w:rFonts w:asciiTheme="minorHAnsi" w:hAnsiTheme="minorHAnsi" w:eastAsiaTheme="minorEastAsia" w:cstheme="minorBidi"/>
                 <w:b/>
                 <w:bCs/>
                 <w:sz w:val="28"/>
@@ -1433,7 +1472,7 @@
             </w:r>
             <w:r>
               <w:rPr>
-                <w:rFonts w:asciiTheme="minorHAnsi" w:eastAsiaTheme="minorEastAsia" w:hAnsiTheme="minorHAnsi" w:cstheme="minorBidi"/>
+                <w:rFonts w:asciiTheme="minorHAnsi" w:hAnsiTheme="minorHAnsi" w:eastAsiaTheme="minorEastAsia" w:cstheme="minorBidi"/>
                 <w:b/>
                 <w:bCs/>
                 <w:sz w:val="28"/>
@@ -1453,12 +1492,13 @@
             <w:tcW w:w="10298" w:type="dxa"/>
             <w:gridSpan w:val="3"/>
             <w:shd w:val="clear" w:color="auto" w:fill="A5A5A5" w:themeFill="accent3"/>
+            <w:tcMar/>
           </w:tcPr>
           <w:p>
             <w:pPr>
               <w:spacing w:beforeAutospacing="1" w:afterAutospacing="1"/>
               <w:rPr>
-                <w:rFonts w:asciiTheme="minorHAnsi" w:eastAsiaTheme="minorEastAsia" w:hAnsiTheme="minorHAnsi" w:cstheme="minorBidi"/>
+                <w:rFonts w:asciiTheme="minorHAnsi" w:hAnsiTheme="minorHAnsi" w:eastAsiaTheme="minorEastAsia" w:cstheme="minorBidi"/>
                 <w:b/>
                 <w:bCs/>
                 <w:color w:val="000000" w:themeColor="text1"/>
@@ -1467,7 +1507,7 @@
             </w:pPr>
             <w:r>
               <w:rPr>
-                <w:rFonts w:asciiTheme="minorHAnsi" w:eastAsiaTheme="minorEastAsia" w:hAnsiTheme="minorHAnsi" w:cstheme="minorBidi"/>
+                <w:rFonts w:asciiTheme="minorHAnsi" w:hAnsiTheme="minorHAnsi" w:eastAsiaTheme="minorEastAsia" w:cstheme="minorBidi"/>
                 <w:b/>
                 <w:bCs/>
                 <w:color w:val="000000" w:themeColor="text1"/>
@@ -1487,22 +1527,23 @@
             <w:tcW w:w="10298" w:type="dxa"/>
             <w:gridSpan w:val="3"/>
             <w:shd w:val="clear" w:color="auto" w:fill="FFFFFF" w:themeFill="background1"/>
+            <w:tcMar/>
           </w:tcPr>
           <w:p>
             <w:pPr>
               <w:pStyle w:val="ListParagraph"/>
               <w:numPr>
                 <w:ilvl w:val="0"/>
-                <w:numId w:val="4"/>
+                <w:numId w:val="7"/>
               </w:numPr>
               <w:jc w:val="both"/>
               <w:rPr>
-                <w:rFonts w:asciiTheme="minorHAnsi" w:eastAsiaTheme="minorEastAsia" w:hAnsiTheme="minorHAnsi" w:cstheme="minorBidi"/>
-              </w:rPr>
-            </w:pPr>
-            <w:r>
-              <w:rPr>
-                <w:rFonts w:asciiTheme="minorHAnsi" w:eastAsiaTheme="minorEastAsia" w:hAnsiTheme="minorHAnsi" w:cstheme="minorBidi"/>
+                <w:rFonts w:asciiTheme="minorHAnsi" w:hAnsiTheme="minorHAnsi" w:eastAsiaTheme="minorEastAsia" w:cstheme="minorBidi"/>
+              </w:rPr>
+            </w:pPr>
+            <w:r>
+              <w:rPr>
+                <w:rFonts w:asciiTheme="minorHAnsi" w:hAnsiTheme="minorHAnsi" w:eastAsiaTheme="minorEastAsia" w:cstheme="minorBidi"/>
                 <w:color w:val="000000" w:themeColor="text1"/>
                 <w:sz w:val="23"/>
                 <w:szCs w:val="23"/>
@@ -1512,7 +1553,7 @@
             </w:r>
             <w:r>
               <w:rPr>
-                <w:rFonts w:asciiTheme="minorHAnsi" w:eastAsiaTheme="minorEastAsia" w:hAnsiTheme="minorHAnsi" w:cstheme="minorBidi"/>
+                <w:rFonts w:asciiTheme="minorHAnsi" w:hAnsiTheme="minorHAnsi" w:eastAsiaTheme="minorEastAsia" w:cstheme="minorBidi"/>
               </w:rPr>
               <w:t>skeleton code and import to Eclipse.</w:t>
             </w:r>
@@ -1522,40 +1563,40 @@
               <w:pStyle w:val="ListParagraph"/>
               <w:numPr>
                 <w:ilvl w:val="0"/>
-                <w:numId w:val="4"/>
+                <w:numId w:val="7"/>
               </w:numPr>
               <w:jc w:val="both"/>
               <w:rPr>
-                <w:rFonts w:asciiTheme="minorHAnsi" w:eastAsiaTheme="minorEastAsia" w:hAnsiTheme="minorHAnsi" w:cstheme="minorBidi"/>
-              </w:rPr>
-            </w:pPr>
-            <w:r>
-              <w:rPr>
-                <w:rFonts w:asciiTheme="minorHAnsi" w:eastAsiaTheme="minorEastAsia" w:hAnsiTheme="minorHAnsi" w:cstheme="minorBidi"/>
+                <w:rFonts w:asciiTheme="minorHAnsi" w:hAnsiTheme="minorHAnsi" w:eastAsiaTheme="minorEastAsia" w:cstheme="minorBidi"/>
+              </w:rPr>
+            </w:pPr>
+            <w:r>
+              <w:rPr>
+                <w:rFonts w:asciiTheme="minorHAnsi" w:hAnsiTheme="minorHAnsi" w:eastAsiaTheme="minorEastAsia" w:cstheme="minorBidi"/>
               </w:rPr>
               <w:t>2.</w:t>
             </w:r>
             <w:r>
               <w:rPr>
-                <w:rFonts w:asciiTheme="minorHAnsi" w:eastAsiaTheme="minorEastAsia" w:hAnsiTheme="minorHAnsi" w:cstheme="minorBidi"/>
+                <w:rFonts w:asciiTheme="minorHAnsi" w:hAnsiTheme="minorHAnsi" w:eastAsiaTheme="minorEastAsia" w:cstheme="minorBidi"/>
               </w:rPr>
               <w:t xml:space="preserve"> Try the commands</w:t>
             </w:r>
             <w:r>
               <w:rPr>
-                <w:rFonts w:asciiTheme="minorHAnsi" w:eastAsiaTheme="minorEastAsia" w:hAnsiTheme="minorHAnsi" w:cstheme="minorBidi"/>
+                <w:rFonts w:asciiTheme="minorHAnsi" w:hAnsiTheme="minorHAnsi" w:eastAsiaTheme="minorEastAsia" w:cstheme="minorBidi"/>
               </w:rPr>
               <w:t xml:space="preserve"> marked with “*” and</w:t>
             </w:r>
             <w:r>
               <w:rPr>
-                <w:rFonts w:asciiTheme="minorHAnsi" w:eastAsiaTheme="minorEastAsia" w:hAnsiTheme="minorHAnsi" w:cstheme="minorBidi"/>
+                <w:rFonts w:asciiTheme="minorHAnsi" w:hAnsiTheme="minorHAnsi" w:eastAsiaTheme="minorEastAsia" w:cstheme="minorBidi"/>
               </w:rPr>
               <w:t xml:space="preserve"> </w:t>
             </w:r>
             <w:r>
               <w:rPr>
-                <w:rFonts w:asciiTheme="minorHAnsi" w:eastAsiaTheme="minorEastAsia" w:hAnsiTheme="minorHAnsi" w:cstheme="minorBidi"/>
+                <w:rFonts w:asciiTheme="minorHAnsi" w:hAnsiTheme="minorHAnsi" w:eastAsiaTheme="minorEastAsia" w:cstheme="minorBidi"/>
               </w:rPr>
               <w:t>study the code.</w:t>
             </w:r>
@@ -1565,34 +1606,34 @@
               <w:pStyle w:val="ListParagraph"/>
               <w:numPr>
                 <w:ilvl w:val="0"/>
-                <w:numId w:val="4"/>
+                <w:numId w:val="7"/>
               </w:numPr>
               <w:jc w:val="both"/>
               <w:rPr>
-                <w:rFonts w:asciiTheme="minorHAnsi" w:eastAsiaTheme="minorEastAsia" w:hAnsiTheme="minorHAnsi" w:cstheme="minorBidi"/>
-              </w:rPr>
-            </w:pPr>
-            <w:r>
-              <w:rPr>
-                <w:rFonts w:asciiTheme="minorHAnsi" w:eastAsiaTheme="minorEastAsia" w:hAnsiTheme="minorHAnsi" w:cstheme="minorBidi"/>
+                <w:rFonts w:asciiTheme="minorHAnsi" w:hAnsiTheme="minorHAnsi" w:eastAsiaTheme="minorEastAsia" w:cstheme="minorBidi"/>
+              </w:rPr>
+            </w:pPr>
+            <w:r>
+              <w:rPr>
+                <w:rFonts w:asciiTheme="minorHAnsi" w:hAnsiTheme="minorHAnsi" w:eastAsiaTheme="minorEastAsia" w:cstheme="minorBidi"/>
               </w:rPr>
               <w:t xml:space="preserve">3. </w:t>
             </w:r>
             <w:r>
               <w:rPr>
-                <w:rFonts w:asciiTheme="minorHAnsi" w:eastAsiaTheme="minorEastAsia" w:hAnsiTheme="minorHAnsi" w:cstheme="minorBidi"/>
+                <w:rFonts w:asciiTheme="minorHAnsi" w:hAnsiTheme="minorHAnsi" w:eastAsiaTheme="minorEastAsia" w:cstheme="minorBidi"/>
               </w:rPr>
               <w:t>Rename the package “cmp5332” to your group number</w:t>
             </w:r>
             <w:r>
               <w:rPr>
-                <w:rFonts w:asciiTheme="minorHAnsi" w:eastAsiaTheme="minorEastAsia" w:hAnsiTheme="minorHAnsi" w:cstheme="minorBidi"/>
+                <w:rFonts w:asciiTheme="minorHAnsi" w:hAnsiTheme="minorHAnsi" w:eastAsiaTheme="minorEastAsia" w:cstheme="minorBidi"/>
               </w:rPr>
               <w:t xml:space="preserve"> (e.g. a2)</w:t>
             </w:r>
             <w:r>
               <w:rPr>
-                <w:rFonts w:asciiTheme="minorHAnsi" w:eastAsiaTheme="minorEastAsia" w:hAnsiTheme="minorHAnsi" w:cstheme="minorBidi"/>
+                <w:rFonts w:asciiTheme="minorHAnsi" w:hAnsiTheme="minorHAnsi" w:eastAsiaTheme="minorEastAsia" w:cstheme="minorBidi"/>
               </w:rPr>
               <w:t xml:space="preserve"> and make a start!</w:t>
             </w:r>
@@ -1602,7 +1643,7 @@
               <w:pStyle w:val="ListParagraph"/>
               <w:jc w:val="both"/>
               <w:rPr>
-                <w:rFonts w:asciiTheme="minorHAnsi" w:eastAsiaTheme="minorEastAsia" w:hAnsiTheme="minorHAnsi" w:cstheme="minorBidi"/>
+                <w:rFonts w:asciiTheme="minorHAnsi" w:hAnsiTheme="minorHAnsi" w:eastAsiaTheme="minorEastAsia" w:cstheme="minorBidi"/>
               </w:rPr>
             </w:pPr>
           </w:p>
@@ -1610,30 +1651,30 @@
             <w:pPr>
               <w:jc w:val="both"/>
               <w:rPr>
-                <w:rFonts w:asciiTheme="minorHAnsi" w:eastAsiaTheme="minorEastAsia" w:hAnsiTheme="minorHAnsi" w:cstheme="minorBidi"/>
-              </w:rPr>
-            </w:pPr>
-            <w:r>
-              <w:rPr>
-                <w:rFonts w:asciiTheme="minorHAnsi" w:eastAsiaTheme="minorEastAsia" w:hAnsiTheme="minorHAnsi" w:cstheme="minorBidi"/>
+                <w:rFonts w:asciiTheme="minorHAnsi" w:hAnsiTheme="minorHAnsi" w:eastAsiaTheme="minorEastAsia" w:cstheme="minorBidi"/>
+              </w:rPr>
+            </w:pPr>
+            <w:r>
+              <w:rPr>
+                <w:rFonts w:asciiTheme="minorHAnsi" w:hAnsiTheme="minorHAnsi" w:eastAsiaTheme="minorEastAsia" w:cstheme="minorBidi"/>
               </w:rPr>
               <w:t xml:space="preserve">Hint: </w:t>
             </w:r>
             <w:r>
               <w:rPr>
-                <w:rFonts w:asciiTheme="minorHAnsi" w:eastAsiaTheme="minorEastAsia" w:hAnsiTheme="minorHAnsi" w:cstheme="minorBidi"/>
+                <w:rFonts w:asciiTheme="minorHAnsi" w:hAnsiTheme="minorHAnsi" w:eastAsiaTheme="minorEastAsia" w:cstheme="minorBidi"/>
               </w:rPr>
               <w:t>D</w:t>
             </w:r>
             <w:r>
               <w:rPr>
-                <w:rFonts w:asciiTheme="minorHAnsi" w:eastAsiaTheme="minorEastAsia" w:hAnsiTheme="minorHAnsi" w:cstheme="minorBidi"/>
+                <w:rFonts w:asciiTheme="minorHAnsi" w:hAnsiTheme="minorHAnsi" w:eastAsiaTheme="minorEastAsia" w:cstheme="minorBidi"/>
               </w:rPr>
               <w:t xml:space="preserve">o read and refer to the </w:t>
             </w:r>
             <w:r>
               <w:rPr>
-                <w:rFonts w:asciiTheme="minorHAnsi" w:eastAsiaTheme="minorEastAsia" w:hAnsiTheme="minorHAnsi" w:cstheme="minorBidi"/>
+                <w:rFonts w:asciiTheme="minorHAnsi" w:hAnsiTheme="minorHAnsi" w:eastAsiaTheme="minorEastAsia" w:cstheme="minorBidi"/>
                 <w:b/>
                 <w:bCs/>
               </w:rPr>
@@ -1641,7 +1682,7 @@
             </w:r>
             <w:r>
               <w:rPr>
-                <w:rFonts w:asciiTheme="minorHAnsi" w:eastAsiaTheme="minorEastAsia" w:hAnsiTheme="minorHAnsi" w:cstheme="minorBidi"/>
+                <w:rFonts w:asciiTheme="minorHAnsi" w:hAnsiTheme="minorHAnsi" w:eastAsiaTheme="minorEastAsia" w:cstheme="minorBidi"/>
               </w:rPr>
               <w:t>for your implementation.</w:t>
             </w:r>
@@ -1650,7 +1691,7 @@
             <w:pPr>
               <w:jc w:val="both"/>
               <w:rPr>
-                <w:rFonts w:asciiTheme="minorHAnsi" w:eastAsiaTheme="minorEastAsia" w:hAnsiTheme="minorHAnsi" w:cstheme="minorBidi"/>
+                <w:rFonts w:asciiTheme="minorHAnsi" w:hAnsiTheme="minorHAnsi" w:eastAsiaTheme="minorEastAsia" w:cstheme="minorBidi"/>
               </w:rPr>
             </w:pPr>
           </w:p>
@@ -1665,12 +1706,13 @@
             <w:tcW w:w="8760" w:type="dxa"/>
             <w:gridSpan w:val="2"/>
             <w:shd w:val="clear" w:color="auto" w:fill="A6A6A6" w:themeFill="background1" w:themeFillShade="A6"/>
+            <w:tcMar/>
           </w:tcPr>
           <w:p>
             <w:pPr>
               <w:spacing w:beforeAutospacing="1" w:afterAutospacing="1"/>
               <w:rPr>
-                <w:rFonts w:asciiTheme="minorHAnsi" w:eastAsiaTheme="minorEastAsia" w:hAnsiTheme="minorHAnsi" w:cstheme="minorBidi"/>
+                <w:rFonts w:asciiTheme="minorHAnsi" w:hAnsiTheme="minorHAnsi" w:eastAsiaTheme="minorEastAsia" w:cstheme="minorBidi"/>
                 <w:b/>
                 <w:bCs/>
                 <w:color w:val="000000" w:themeColor="text1"/>
@@ -1679,7 +1721,7 @@
             </w:pPr>
             <w:r>
               <w:rPr>
-                <w:rFonts w:asciiTheme="minorHAnsi" w:eastAsiaTheme="minorEastAsia" w:hAnsiTheme="minorHAnsi" w:cstheme="minorBidi"/>
+                <w:rFonts w:asciiTheme="minorHAnsi" w:hAnsiTheme="minorHAnsi" w:eastAsiaTheme="minorEastAsia" w:cstheme="minorBidi"/>
                 <w:b/>
                 <w:bCs/>
                 <w:color w:val="000000" w:themeColor="text1"/>
@@ -1693,11 +1735,12 @@
           <w:tcPr>
             <w:tcW w:w="1538" w:type="dxa"/>
             <w:shd w:val="clear" w:color="auto" w:fill="A6A6A6" w:themeFill="background1" w:themeFillShade="A6"/>
-          </w:tcPr>
-          <w:p>
-            <w:pPr>
-              <w:rPr>
-                <w:rFonts w:asciiTheme="minorHAnsi" w:eastAsiaTheme="minorEastAsia" w:hAnsiTheme="minorHAnsi" w:cstheme="minorBidi"/>
+            <w:tcMar/>
+          </w:tcPr>
+          <w:p>
+            <w:pPr>
+              <w:rPr>
+                <w:rFonts w:asciiTheme="minorHAnsi" w:hAnsiTheme="minorHAnsi" w:eastAsiaTheme="minorEastAsia" w:cstheme="minorBidi"/>
                 <w:b/>
                 <w:bCs/>
                 <w:color w:val="000000" w:themeColor="text1"/>
@@ -1714,11 +1757,12 @@
         <w:tc>
           <w:tcPr>
             <w:tcW w:w="6885" w:type="dxa"/>
-          </w:tcPr>
-          <w:p>
-            <w:pPr>
-              <w:rPr>
-                <w:rFonts w:asciiTheme="minorHAnsi" w:eastAsiaTheme="minorEastAsia" w:hAnsiTheme="minorHAnsi" w:cstheme="minorBidi"/>
+            <w:tcMar/>
+          </w:tcPr>
+          <w:p>
+            <w:pPr>
+              <w:rPr>
+                <w:rFonts w:asciiTheme="minorHAnsi" w:hAnsiTheme="minorHAnsi" w:eastAsiaTheme="minorEastAsia" w:cstheme="minorBidi"/>
               </w:rPr>
             </w:pPr>
           </w:p>
@@ -1726,11 +1770,12 @@
         <w:tc>
           <w:tcPr>
             <w:tcW w:w="1875" w:type="dxa"/>
-          </w:tcPr>
-          <w:p>
-            <w:pPr>
-              <w:rPr>
-                <w:rFonts w:asciiTheme="minorHAnsi" w:eastAsiaTheme="minorEastAsia" w:hAnsiTheme="minorHAnsi" w:cstheme="minorBidi"/>
+            <w:tcMar/>
+          </w:tcPr>
+          <w:p>
+            <w:pPr>
+              <w:rPr>
+                <w:rFonts w:asciiTheme="minorHAnsi" w:hAnsiTheme="minorHAnsi" w:eastAsiaTheme="minorEastAsia" w:cstheme="minorBidi"/>
                 <w:b/>
                 <w:bCs/>
                 <w:sz w:val="20"/>
@@ -1738,7 +1783,7 @@
             </w:pPr>
             <w:r>
               <w:rPr>
-                <w:rFonts w:asciiTheme="minorHAnsi" w:eastAsiaTheme="minorEastAsia" w:hAnsiTheme="minorHAnsi" w:cstheme="minorBidi"/>
+                <w:rFonts w:asciiTheme="minorHAnsi" w:hAnsiTheme="minorHAnsi" w:eastAsiaTheme="minorEastAsia" w:cstheme="minorBidi"/>
                 <w:b/>
                 <w:bCs/>
                 <w:sz w:val="20"/>
@@ -1750,11 +1795,12 @@
         <w:tc>
           <w:tcPr>
             <w:tcW w:w="1538" w:type="dxa"/>
-          </w:tcPr>
-          <w:p>
-            <w:pPr>
-              <w:rPr>
-                <w:rFonts w:asciiTheme="minorHAnsi" w:eastAsiaTheme="minorEastAsia" w:hAnsiTheme="minorHAnsi" w:cstheme="minorBidi"/>
+            <w:tcMar/>
+          </w:tcPr>
+          <w:p>
+            <w:pPr>
+              <w:rPr>
+                <w:rFonts w:asciiTheme="minorHAnsi" w:hAnsiTheme="minorHAnsi" w:eastAsiaTheme="minorEastAsia" w:cstheme="minorBidi"/>
                 <w:b/>
                 <w:bCs/>
                 <w:sz w:val="20"/>
@@ -1762,7 +1808,7 @@
             </w:pPr>
             <w:r>
               <w:rPr>
-                <w:rFonts w:asciiTheme="minorHAnsi" w:eastAsiaTheme="minorEastAsia" w:hAnsiTheme="minorHAnsi" w:cstheme="minorBidi"/>
+                <w:rFonts w:asciiTheme="minorHAnsi" w:hAnsiTheme="minorHAnsi" w:eastAsiaTheme="minorEastAsia" w:cstheme="minorBidi"/>
                 <w:b/>
                 <w:bCs/>
                 <w:sz w:val="20"/>
@@ -1779,20 +1825,21 @@
         <w:tc>
           <w:tcPr>
             <w:tcW w:w="6885" w:type="dxa"/>
+            <w:tcMar/>
           </w:tcPr>
           <w:p>
             <w:pPr>
               <w:pStyle w:val="ListParagraph"/>
               <w:numPr>
                 <w:ilvl w:val="0"/>
-                <w:numId w:val="29"/>
+                <w:numId w:val="6"/>
               </w:numPr>
               <w:autoSpaceDE w:val="0"/>
               <w:autoSpaceDN w:val="0"/>
               <w:adjustRightInd w:val="0"/>
               <w:jc w:val="both"/>
               <w:rPr>
-                <w:rFonts w:asciiTheme="minorHAnsi" w:eastAsiaTheme="minorEastAsia" w:hAnsiTheme="minorHAnsi" w:cstheme="minorBidi"/>
+                <w:rFonts w:asciiTheme="minorHAnsi" w:hAnsiTheme="minorHAnsi" w:eastAsiaTheme="minorEastAsia" w:cstheme="minorBidi"/>
                 <w:color w:val="000000"/>
                 <w:sz w:val="23"/>
                 <w:szCs w:val="23"/>
@@ -1801,18 +1848,17 @@
             </w:pPr>
             <w:r>
               <w:rPr>
-                <w:rFonts w:asciiTheme="minorHAnsi" w:eastAsiaTheme="minorEastAsia" w:hAnsiTheme="minorHAnsi" w:cstheme="minorBidi"/>
-                <w:color w:val="000000" w:themeColor="text1"/>
-                <w:sz w:val="23"/>
-                <w:szCs w:val="23"/>
-                <w:lang w:eastAsia="en-GB"/>
-              </w:rPr>
-              <w:lastRenderedPageBreak/>
+                <w:rFonts w:asciiTheme="minorHAnsi" w:hAnsiTheme="minorHAnsi" w:eastAsiaTheme="minorEastAsia" w:cstheme="minorBidi"/>
+                <w:color w:val="000000" w:themeColor="text1"/>
+                <w:sz w:val="23"/>
+                <w:szCs w:val="23"/>
+                <w:lang w:eastAsia="en-GB"/>
+              </w:rPr>
               <w:t>4.</w:t>
             </w:r>
             <w:r>
               <w:rPr>
-                <w:rFonts w:asciiTheme="minorHAnsi" w:eastAsiaTheme="minorEastAsia" w:hAnsiTheme="minorHAnsi" w:cstheme="minorBidi"/>
+                <w:rFonts w:asciiTheme="minorHAnsi" w:hAnsiTheme="minorHAnsi" w:eastAsiaTheme="minorEastAsia" w:cstheme="minorBidi"/>
                 <w:color w:val="000000" w:themeColor="text1"/>
                 <w:sz w:val="23"/>
                 <w:szCs w:val="23"/>
@@ -1822,7 +1868,7 @@
             </w:r>
             <w:r>
               <w:rPr>
-                <w:rFonts w:asciiTheme="minorHAnsi" w:eastAsiaTheme="minorEastAsia" w:hAnsiTheme="minorHAnsi" w:cstheme="minorBidi"/>
+                <w:rFonts w:asciiTheme="minorHAnsi" w:hAnsiTheme="minorHAnsi" w:eastAsiaTheme="minorEastAsia" w:cstheme="minorBidi"/>
                 <w:color w:val="000000" w:themeColor="text1"/>
                 <w:sz w:val="23"/>
                 <w:szCs w:val="23"/>
@@ -1836,7 +1882,7 @@
               <w:pStyle w:val="ListParagraph"/>
               <w:spacing w:before="100" w:beforeAutospacing="1" w:after="100" w:afterAutospacing="1"/>
               <w:rPr>
-                <w:rFonts w:asciiTheme="minorHAnsi" w:eastAsiaTheme="minorEastAsia" w:hAnsiTheme="minorHAnsi" w:cstheme="minorBidi"/>
+                <w:rFonts w:asciiTheme="minorHAnsi" w:hAnsiTheme="minorHAnsi" w:eastAsiaTheme="minorEastAsia" w:cstheme="minorBidi"/>
                 <w:color w:val="000000"/>
                 <w:sz w:val="22"/>
                 <w:szCs w:val="22"/>
@@ -1849,6 +1895,7 @@
           <w:tcPr>
             <w:tcW w:w="1875" w:type="dxa"/>
             <w:shd w:val="clear" w:color="auto" w:fill="C5E0B3" w:themeFill="accent6" w:themeFillTint="66"/>
+            <w:tcMar/>
           </w:tcPr>
           <w:p>
             <w:pPr>
@@ -1856,11 +1903,13 @@
             </w:pPr>
             <w:r>
               <w:rPr>
-                <w:rFonts w:ascii="Calibri" w:eastAsia="Calibri" w:hAnsi="Calibri" w:cs="Calibri"/>
-                <w:sz w:val="22"/>
-                <w:szCs w:val="22"/>
-              </w:rPr>
-              <w:t>—</w:t>
+                <w:rFonts w:ascii="MS Gothic" w:hAnsi="MS Gothic" w:eastAsia="MS Gothic" w:cstheme="minorBidi"/>
+                <w:b/>
+                <w:bCs/>
+                <w:sz w:val="22"/>
+                <w:szCs w:val="22"/>
+              </w:rPr>
+              <w:t>Alex</w:t>
             </w:r>
           </w:p>
         </w:tc>
@@ -1868,19 +1917,38 @@
           <w:tcPr>
             <w:tcW w:w="1538" w:type="dxa"/>
             <w:shd w:val="clear" w:color="auto" w:fill="C5E0B3" w:themeFill="accent6" w:themeFillTint="66"/>
+            <w:tcMar/>
           </w:tcPr>
           <w:p>
             <w:pPr>
               <w:jc w:val="center"/>
-            </w:pPr>
-            <w:r>
-              <w:rPr>
-                <w:rFonts w:ascii="Calibri" w:eastAsia="Calibri" w:hAnsi="Calibri" w:cs="Calibri"/>
-                <w:sz w:val="22"/>
-                <w:szCs w:val="22"/>
-              </w:rPr>
-              <w:t>—</w:t>
-            </w:r>
+              <w:rPr>
+                <w:rFonts w:ascii="Calibri" w:hAnsi="Calibri" w:eastAsia="Calibri" w:cs="Calibri"/>
+                <w:sz w:val="22"/>
+                <w:szCs w:val="22"/>
+              </w:rPr>
+            </w:pPr>
+            <w:r>
+              <w:rPr>
+                <w:rFonts w:ascii="MS Gothic" w:hAnsi="MS Gothic" w:eastAsia="MS Gothic" w:cs="MS Gothic"/>
+                <w:b/>
+                <w:bCs/>
+                <w:color w:val="000000" w:themeColor="text1"/>
+                <w:sz w:val="22"/>
+                <w:szCs w:val="22"/>
+              </w:rPr>
+              <w:t>Orlando</w:t>
+            </w:r>
+          </w:p>
+          <w:p>
+            <w:pPr>
+              <w:jc w:val="center"/>
+              <w:rPr>
+                <w:rFonts w:ascii="Calibri" w:hAnsi="Calibri" w:eastAsia="Calibri" w:cs="Calibri"/>
+                <w:sz w:val="22"/>
+                <w:szCs w:val="22"/>
+              </w:rPr>
+            </w:pPr>
           </w:p>
         </w:tc>
       </w:tr>
@@ -1891,26 +1959,27 @@
         <w:tc>
           <w:tcPr>
             <w:tcW w:w="6885" w:type="dxa"/>
+            <w:tcMar/>
           </w:tcPr>
           <w:p>
             <w:pPr>
               <w:pStyle w:val="ListParagraph"/>
               <w:numPr>
                 <w:ilvl w:val="0"/>
-                <w:numId w:val="29"/>
+                <w:numId w:val="6"/>
               </w:numPr>
               <w:jc w:val="both"/>
               <w:rPr>
-                <w:rFonts w:asciiTheme="minorHAnsi" w:eastAsiaTheme="minorEastAsia" w:hAnsiTheme="minorHAnsi" w:cstheme="minorBidi"/>
-                <w:color w:val="000000" w:themeColor="text1"/>
-                <w:sz w:val="23"/>
-                <w:szCs w:val="23"/>
-                <w:lang w:eastAsia="en-GB"/>
-              </w:rPr>
-            </w:pPr>
-            <w:r>
-              <w:rPr>
-                <w:rFonts w:asciiTheme="minorHAnsi" w:eastAsiaTheme="minorEastAsia" w:hAnsiTheme="minorHAnsi" w:cstheme="minorBidi"/>
+                <w:rFonts w:asciiTheme="minorHAnsi" w:hAnsiTheme="minorHAnsi" w:eastAsiaTheme="minorEastAsia" w:cstheme="minorBidi"/>
+                <w:color w:val="000000" w:themeColor="text1"/>
+                <w:sz w:val="23"/>
+                <w:szCs w:val="23"/>
+                <w:lang w:eastAsia="en-GB"/>
+              </w:rPr>
+            </w:pPr>
+            <w:r>
+              <w:rPr>
+                <w:rFonts w:asciiTheme="minorHAnsi" w:hAnsiTheme="minorHAnsi" w:eastAsiaTheme="minorEastAsia" w:cstheme="minorBidi"/>
                 <w:color w:val="000000" w:themeColor="text1"/>
                 <w:sz w:val="23"/>
                 <w:szCs w:val="23"/>
@@ -1920,7 +1989,7 @@
             </w:r>
             <w:r>
               <w:rPr>
-                <w:rFonts w:asciiTheme="minorHAnsi" w:eastAsiaTheme="minorEastAsia" w:hAnsiTheme="minorHAnsi" w:cstheme="minorBidi"/>
+                <w:rFonts w:asciiTheme="minorHAnsi" w:hAnsiTheme="minorHAnsi" w:eastAsiaTheme="minorEastAsia" w:cstheme="minorBidi"/>
                 <w:color w:val="000000" w:themeColor="text1"/>
                 <w:sz w:val="23"/>
                 <w:szCs w:val="23"/>
@@ -1930,7 +1999,7 @@
             </w:r>
             <w:r>
               <w:rPr>
-                <w:rFonts w:asciiTheme="minorHAnsi" w:eastAsiaTheme="minorEastAsia" w:hAnsiTheme="minorHAnsi" w:cstheme="minorBidi"/>
+                <w:rFonts w:asciiTheme="minorHAnsi" w:hAnsiTheme="minorHAnsi" w:eastAsiaTheme="minorEastAsia" w:cstheme="minorBidi"/>
                 <w:color w:val="000000" w:themeColor="text1"/>
                 <w:sz w:val="23"/>
                 <w:szCs w:val="23"/>
@@ -1940,7 +2009,7 @@
             </w:r>
             <w:r>
               <w:rPr>
-                <w:rFonts w:asciiTheme="minorHAnsi" w:eastAsiaTheme="minorEastAsia" w:hAnsiTheme="minorHAnsi" w:cstheme="minorBidi"/>
+                <w:rFonts w:asciiTheme="minorHAnsi" w:hAnsiTheme="minorHAnsi" w:eastAsiaTheme="minorEastAsia" w:cstheme="minorBidi"/>
                 <w:color w:val="000000" w:themeColor="text1"/>
                 <w:sz w:val="23"/>
                 <w:szCs w:val="23"/>
@@ -1950,7 +2019,7 @@
             </w:r>
             <w:r>
               <w:rPr>
-                <w:rFonts w:asciiTheme="minorHAnsi" w:eastAsiaTheme="minorEastAsia" w:hAnsiTheme="minorHAnsi" w:cstheme="minorBidi"/>
+                <w:rFonts w:asciiTheme="minorHAnsi" w:hAnsiTheme="minorHAnsi" w:eastAsiaTheme="minorEastAsia" w:cstheme="minorBidi"/>
                 <w:color w:val="000000" w:themeColor="text1"/>
                 <w:sz w:val="23"/>
                 <w:szCs w:val="23"/>
@@ -1960,7 +2029,7 @@
             </w:r>
             <w:r>
               <w:rPr>
-                <w:rFonts w:asciiTheme="minorHAnsi" w:eastAsiaTheme="minorEastAsia" w:hAnsiTheme="minorHAnsi" w:cstheme="minorBidi"/>
+                <w:rFonts w:asciiTheme="minorHAnsi" w:hAnsiTheme="minorHAnsi" w:eastAsiaTheme="minorEastAsia" w:cstheme="minorBidi"/>
                 <w:color w:val="000000" w:themeColor="text1"/>
                 <w:sz w:val="23"/>
                 <w:szCs w:val="23"/>
@@ -1970,7 +2039,7 @@
             </w:r>
             <w:r>
               <w:rPr>
-                <w:rFonts w:asciiTheme="minorHAnsi" w:eastAsiaTheme="minorEastAsia" w:hAnsiTheme="minorHAnsi" w:cstheme="minorBidi"/>
+                <w:rFonts w:asciiTheme="minorHAnsi" w:hAnsiTheme="minorHAnsi" w:eastAsiaTheme="minorEastAsia" w:cstheme="minorBidi"/>
                 <w:color w:val="000000" w:themeColor="text1"/>
                 <w:sz w:val="23"/>
                 <w:szCs w:val="23"/>
@@ -1980,7 +2049,7 @@
             </w:r>
             <w:r>
               <w:rPr>
-                <w:rFonts w:asciiTheme="minorHAnsi" w:eastAsiaTheme="minorEastAsia" w:hAnsiTheme="minorHAnsi" w:cstheme="minorBidi"/>
+                <w:rFonts w:asciiTheme="minorHAnsi" w:hAnsiTheme="minorHAnsi" w:eastAsiaTheme="minorEastAsia" w:cstheme="minorBidi"/>
                 <w:color w:val="000000" w:themeColor="text1"/>
                 <w:sz w:val="23"/>
                 <w:szCs w:val="23"/>
@@ -1990,7 +2059,7 @@
             </w:r>
             <w:r>
               <w:rPr>
-                <w:rFonts w:asciiTheme="minorHAnsi" w:eastAsiaTheme="minorEastAsia" w:hAnsiTheme="minorHAnsi" w:cstheme="minorBidi"/>
+                <w:rFonts w:asciiTheme="minorHAnsi" w:hAnsiTheme="minorHAnsi" w:eastAsiaTheme="minorEastAsia" w:cstheme="minorBidi"/>
                 <w:color w:val="000000" w:themeColor="text1"/>
                 <w:sz w:val="23"/>
                 <w:szCs w:val="23"/>
@@ -2000,7 +2069,7 @@
             </w:r>
             <w:r>
               <w:rPr>
-                <w:rFonts w:asciiTheme="minorHAnsi" w:eastAsiaTheme="minorEastAsia" w:hAnsiTheme="minorHAnsi" w:cstheme="minorBidi"/>
+                <w:rFonts w:asciiTheme="minorHAnsi" w:hAnsiTheme="minorHAnsi" w:eastAsiaTheme="minorEastAsia" w:cstheme="minorBidi"/>
                 <w:color w:val="000000" w:themeColor="text1"/>
                 <w:sz w:val="23"/>
                 <w:szCs w:val="23"/>
@@ -2014,7 +2083,7 @@
               <w:pStyle w:val="ListParagraph"/>
               <w:spacing w:before="100" w:beforeAutospacing="1" w:after="100" w:afterAutospacing="1"/>
               <w:rPr>
-                <w:rFonts w:asciiTheme="minorHAnsi" w:eastAsiaTheme="minorEastAsia" w:hAnsiTheme="minorHAnsi" w:cstheme="minorBidi"/>
+                <w:rFonts w:asciiTheme="minorHAnsi" w:hAnsiTheme="minorHAnsi" w:eastAsiaTheme="minorEastAsia" w:cstheme="minorBidi"/>
                 <w:color w:val="000000"/>
                 <w:sz w:val="22"/>
                 <w:szCs w:val="22"/>
@@ -2027,74 +2096,73 @@
           <w:tcPr>
             <w:tcW w:w="1875" w:type="dxa"/>
             <w:shd w:val="clear" w:color="auto" w:fill="C5E0B3" w:themeFill="accent6" w:themeFillTint="66"/>
+            <w:tcMar/>
           </w:tcPr>
           <w:p>
             <w:pPr>
               <w:jc w:val="center"/>
               <w:rPr>
-                <w:rFonts w:asciiTheme="minorHAnsi" w:eastAsiaTheme="minorEastAsia" w:hAnsiTheme="minorHAnsi" w:cstheme="minorBidi"/>
-                <w:b/>
-                <w:bCs/>
-                <w:sz w:val="22"/>
-                <w:szCs w:val="22"/>
-              </w:rPr>
-            </w:pPr>
-            <w:r>
-              <w:rPr>
-                <w:rFonts w:asciiTheme="minorHAnsi" w:eastAsiaTheme="minorEastAsia" w:hAnsiTheme="minorHAnsi" w:cstheme="minorBidi"/>
-                <w:b/>
-                <w:bCs/>
-                <w:sz w:val="22"/>
-                <w:szCs w:val="22"/>
-              </w:rPr>
-              <w:t xml:space="preserve">— </w:t>
-            </w:r>
-          </w:p>
-          <w:p>
-            <w:pPr>
-              <w:jc w:val="center"/>
-              <w:rPr>
-                <w:rFonts w:asciiTheme="minorHAnsi" w:eastAsiaTheme="minorEastAsia" w:hAnsiTheme="minorHAnsi" w:cstheme="minorBidi"/>
-                <w:b/>
-                <w:bCs/>
-                <w:sz w:val="22"/>
-                <w:szCs w:val="22"/>
-              </w:rPr>
-            </w:pPr>
+                <w:rFonts w:asciiTheme="minorHAnsi" w:hAnsiTheme="minorHAnsi" w:eastAsiaTheme="minorEastAsia" w:cstheme="minorBidi"/>
+                <w:b/>
+                <w:bCs/>
+                <w:sz w:val="22"/>
+                <w:szCs w:val="22"/>
+              </w:rPr>
+            </w:pPr>
+            <w:r>
+              <w:rPr>
+                <w:rFonts w:ascii="MS Gothic" w:hAnsi="MS Gothic" w:eastAsia="MS Gothic" w:cstheme="minorBidi"/>
+                <w:b/>
+                <w:bCs/>
+                <w:sz w:val="22"/>
+                <w:szCs w:val="22"/>
+              </w:rPr>
+              <w:t>Alex</w:t>
+            </w:r>
+            <w:r>
+              <w:rPr>
+                <w:rFonts w:asciiTheme="minorHAnsi" w:hAnsiTheme="minorHAnsi" w:eastAsiaTheme="minorEastAsia" w:cstheme="minorBidi"/>
+                <w:b/>
+                <w:bCs/>
+                <w:sz w:val="22"/>
+                <w:szCs w:val="22"/>
+              </w:rPr>
+              <w:t xml:space="preserve"> </w:t>
+            </w:r>
           </w:p>
         </w:tc>
         <w:tc>
           <w:tcPr>
             <w:tcW w:w="1538" w:type="dxa"/>
             <w:shd w:val="clear" w:color="auto" w:fill="C5E0B3" w:themeFill="accent6" w:themeFillTint="66"/>
+            <w:tcMar/>
           </w:tcPr>
           <w:p>
             <w:pPr>
               <w:jc w:val="center"/>
               <w:rPr>
-                <w:rFonts w:asciiTheme="minorHAnsi" w:eastAsiaTheme="minorEastAsia" w:hAnsiTheme="minorHAnsi" w:cstheme="minorBidi"/>
-                <w:b/>
-                <w:bCs/>
-                <w:sz w:val="22"/>
-                <w:szCs w:val="22"/>
-              </w:rPr>
-            </w:pPr>
-            <w:r>
-              <w:rPr>
-                <w:rFonts w:asciiTheme="minorHAnsi" w:eastAsiaTheme="minorEastAsia" w:hAnsiTheme="minorHAnsi" w:cstheme="minorBidi"/>
-                <w:b/>
-                <w:bCs/>
-                <w:sz w:val="22"/>
-                <w:szCs w:val="22"/>
-              </w:rPr>
-              <w:t xml:space="preserve">— </w:t>
+                <w:rFonts w:ascii="Calibri" w:hAnsi="Calibri" w:eastAsia="Calibri" w:cs="Calibri"/>
+                <w:sz w:val="22"/>
+                <w:szCs w:val="22"/>
+              </w:rPr>
+            </w:pPr>
+            <w:r>
+              <w:rPr>
+                <w:rFonts w:ascii="MS Gothic" w:hAnsi="MS Gothic" w:eastAsia="MS Gothic" w:cs="MS Gothic"/>
+                <w:b/>
+                <w:bCs/>
+                <w:color w:val="000000" w:themeColor="text1"/>
+                <w:sz w:val="22"/>
+                <w:szCs w:val="22"/>
+              </w:rPr>
+              <w:t>Orlando</w:t>
             </w:r>
           </w:p>
           <w:p>
             <w:pPr>
               <w:jc w:val="center"/>
               <w:rPr>
-                <w:rFonts w:asciiTheme="minorHAnsi" w:eastAsiaTheme="minorEastAsia" w:hAnsiTheme="minorHAnsi" w:cstheme="minorBidi"/>
+                <w:rFonts w:asciiTheme="minorHAnsi" w:hAnsiTheme="minorHAnsi" w:eastAsiaTheme="minorEastAsia" w:cstheme="minorBidi"/>
                 <w:b/>
                 <w:bCs/>
                 <w:sz w:val="22"/>
@@ -2111,26 +2179,27 @@
         <w:tc>
           <w:tcPr>
             <w:tcW w:w="6885" w:type="dxa"/>
+            <w:tcMar/>
           </w:tcPr>
           <w:p>
             <w:pPr>
               <w:pStyle w:val="ListParagraph"/>
               <w:numPr>
                 <w:ilvl w:val="0"/>
-                <w:numId w:val="29"/>
+                <w:numId w:val="6"/>
               </w:numPr>
               <w:jc w:val="both"/>
               <w:rPr>
-                <w:rFonts w:asciiTheme="minorHAnsi" w:eastAsiaTheme="minorEastAsia" w:hAnsiTheme="minorHAnsi" w:cstheme="minorBidi"/>
-                <w:color w:val="000000" w:themeColor="text1"/>
-                <w:sz w:val="23"/>
-                <w:szCs w:val="23"/>
-                <w:lang w:eastAsia="en-GB"/>
-              </w:rPr>
-            </w:pPr>
-            <w:r>
-              <w:rPr>
-                <w:rFonts w:asciiTheme="minorHAnsi" w:eastAsiaTheme="minorEastAsia" w:hAnsiTheme="minorHAnsi" w:cstheme="minorBidi"/>
+                <w:rFonts w:asciiTheme="minorHAnsi" w:hAnsiTheme="minorHAnsi" w:eastAsiaTheme="minorEastAsia" w:cstheme="minorBidi"/>
+                <w:color w:val="000000" w:themeColor="text1"/>
+                <w:sz w:val="23"/>
+                <w:szCs w:val="23"/>
+                <w:lang w:eastAsia="en-GB"/>
+              </w:rPr>
+            </w:pPr>
+            <w:r>
+              <w:rPr>
+                <w:rFonts w:asciiTheme="minorHAnsi" w:hAnsiTheme="minorHAnsi" w:eastAsiaTheme="minorEastAsia" w:cstheme="minorBidi"/>
                 <w:color w:val="000000" w:themeColor="text1"/>
                 <w:sz w:val="23"/>
                 <w:szCs w:val="23"/>
@@ -2140,7 +2209,7 @@
             </w:r>
             <w:r>
               <w:rPr>
-                <w:rFonts w:asciiTheme="minorHAnsi" w:eastAsiaTheme="minorEastAsia" w:hAnsiTheme="minorHAnsi" w:cstheme="minorBidi"/>
+                <w:rFonts w:asciiTheme="minorHAnsi" w:hAnsiTheme="minorHAnsi" w:eastAsiaTheme="minorEastAsia" w:cstheme="minorBidi"/>
                 <w:color w:val="000000" w:themeColor="text1"/>
                 <w:sz w:val="23"/>
                 <w:szCs w:val="23"/>
@@ -2150,7 +2219,7 @@
             </w:r>
             <w:r>
               <w:rPr>
-                <w:rFonts w:asciiTheme="minorHAnsi" w:eastAsiaTheme="minorEastAsia" w:hAnsiTheme="minorHAnsi" w:cstheme="minorBidi"/>
+                <w:rFonts w:asciiTheme="minorHAnsi" w:hAnsiTheme="minorHAnsi" w:eastAsiaTheme="minorEastAsia" w:cstheme="minorBidi"/>
                 <w:color w:val="000000" w:themeColor="text1"/>
                 <w:sz w:val="23"/>
                 <w:szCs w:val="23"/>
@@ -2160,7 +2229,7 @@
             </w:r>
             <w:r>
               <w:rPr>
-                <w:rFonts w:asciiTheme="minorHAnsi" w:eastAsiaTheme="minorEastAsia" w:hAnsiTheme="minorHAnsi" w:cstheme="minorBidi"/>
+                <w:rFonts w:asciiTheme="minorHAnsi" w:hAnsiTheme="minorHAnsi" w:eastAsiaTheme="minorEastAsia" w:cstheme="minorBidi"/>
                 <w:color w:val="000000" w:themeColor="text1"/>
                 <w:sz w:val="23"/>
                 <w:szCs w:val="23"/>
@@ -2170,7 +2239,7 @@
             </w:r>
             <w:r>
               <w:rPr>
-                <w:rFonts w:asciiTheme="minorHAnsi" w:eastAsiaTheme="minorEastAsia" w:hAnsiTheme="minorHAnsi" w:cstheme="minorBidi"/>
+                <w:rFonts w:asciiTheme="minorHAnsi" w:hAnsiTheme="minorHAnsi" w:eastAsiaTheme="minorEastAsia" w:cstheme="minorBidi"/>
                 <w:color w:val="000000" w:themeColor="text1"/>
                 <w:sz w:val="23"/>
                 <w:szCs w:val="23"/>
@@ -2180,7 +2249,7 @@
             </w:r>
             <w:r>
               <w:rPr>
-                <w:rFonts w:asciiTheme="minorHAnsi" w:eastAsiaTheme="minorEastAsia" w:hAnsiTheme="minorHAnsi" w:cstheme="minorBidi"/>
+                <w:rFonts w:asciiTheme="minorHAnsi" w:hAnsiTheme="minorHAnsi" w:eastAsiaTheme="minorEastAsia" w:cstheme="minorBidi"/>
                 <w:color w:val="000000" w:themeColor="text1"/>
                 <w:sz w:val="23"/>
                 <w:szCs w:val="23"/>
@@ -2190,7 +2259,7 @@
             </w:r>
             <w:r>
               <w:rPr>
-                <w:rFonts w:asciiTheme="minorHAnsi" w:eastAsiaTheme="minorEastAsia" w:hAnsiTheme="minorHAnsi" w:cstheme="minorBidi"/>
+                <w:rFonts w:asciiTheme="minorHAnsi" w:hAnsiTheme="minorHAnsi" w:eastAsiaTheme="minorEastAsia" w:cstheme="minorBidi"/>
                 <w:color w:val="000000" w:themeColor="text1"/>
                 <w:sz w:val="23"/>
                 <w:szCs w:val="23"/>
@@ -2200,7 +2269,7 @@
             </w:r>
             <w:r>
               <w:rPr>
-                <w:rFonts w:asciiTheme="minorHAnsi" w:eastAsiaTheme="minorEastAsia" w:hAnsiTheme="minorHAnsi" w:cstheme="minorBidi"/>
+                <w:rFonts w:asciiTheme="minorHAnsi" w:hAnsiTheme="minorHAnsi" w:eastAsiaTheme="minorEastAsia" w:cstheme="minorBidi"/>
                 <w:color w:val="000000" w:themeColor="text1"/>
                 <w:sz w:val="23"/>
                 <w:szCs w:val="23"/>
@@ -2210,7 +2279,7 @@
             </w:r>
             <w:r>
               <w:rPr>
-                <w:rFonts w:asciiTheme="minorHAnsi" w:eastAsiaTheme="minorEastAsia" w:hAnsiTheme="minorHAnsi" w:cstheme="minorBidi"/>
+                <w:rFonts w:asciiTheme="minorHAnsi" w:hAnsiTheme="minorHAnsi" w:eastAsiaTheme="minorEastAsia" w:cstheme="minorBidi"/>
                 <w:color w:val="000000" w:themeColor="text1"/>
                 <w:sz w:val="23"/>
                 <w:szCs w:val="23"/>
@@ -2220,7 +2289,7 @@
             </w:r>
             <w:r>
               <w:rPr>
-                <w:rFonts w:asciiTheme="minorHAnsi" w:eastAsiaTheme="minorEastAsia" w:hAnsiTheme="minorHAnsi" w:cstheme="minorBidi"/>
+                <w:rFonts w:asciiTheme="minorHAnsi" w:hAnsiTheme="minorHAnsi" w:eastAsiaTheme="minorEastAsia" w:cstheme="minorBidi"/>
                 <w:color w:val="000000" w:themeColor="text1"/>
                 <w:sz w:val="23"/>
                 <w:szCs w:val="23"/>
@@ -2230,7 +2299,7 @@
             </w:r>
             <w:r>
               <w:rPr>
-                <w:rFonts w:asciiTheme="minorHAnsi" w:eastAsiaTheme="minorEastAsia" w:hAnsiTheme="minorHAnsi" w:cstheme="minorBidi"/>
+                <w:rFonts w:asciiTheme="minorHAnsi" w:hAnsiTheme="minorHAnsi" w:eastAsiaTheme="minorEastAsia" w:cstheme="minorBidi"/>
                 <w:color w:val="000000" w:themeColor="text1"/>
                 <w:sz w:val="23"/>
                 <w:szCs w:val="23"/>
@@ -2240,7 +2309,7 @@
             </w:r>
             <w:r>
               <w:rPr>
-                <w:rFonts w:asciiTheme="minorHAnsi" w:eastAsiaTheme="minorEastAsia" w:hAnsiTheme="minorHAnsi" w:cstheme="minorBidi"/>
+                <w:rFonts w:asciiTheme="minorHAnsi" w:hAnsiTheme="minorHAnsi" w:eastAsiaTheme="minorEastAsia" w:cstheme="minorBidi"/>
                 <w:color w:val="000000" w:themeColor="text1"/>
                 <w:sz w:val="23"/>
                 <w:szCs w:val="23"/>
@@ -2250,7 +2319,7 @@
             </w:r>
             <w:r>
               <w:rPr>
-                <w:rFonts w:asciiTheme="minorHAnsi" w:eastAsiaTheme="minorEastAsia" w:hAnsiTheme="minorHAnsi" w:cstheme="minorBidi"/>
+                <w:rFonts w:asciiTheme="minorHAnsi" w:hAnsiTheme="minorHAnsi" w:eastAsiaTheme="minorEastAsia" w:cstheme="minorBidi"/>
                 <w:color w:val="000000" w:themeColor="text1"/>
                 <w:sz w:val="23"/>
                 <w:szCs w:val="23"/>
@@ -2260,7 +2329,7 @@
             </w:r>
             <w:r>
               <w:rPr>
-                <w:rFonts w:asciiTheme="minorHAnsi" w:eastAsiaTheme="minorEastAsia" w:hAnsiTheme="minorHAnsi" w:cstheme="minorBidi"/>
+                <w:rFonts w:asciiTheme="minorHAnsi" w:hAnsiTheme="minorHAnsi" w:eastAsiaTheme="minorEastAsia" w:cstheme="minorBidi"/>
                 <w:color w:val="000000" w:themeColor="text1"/>
                 <w:sz w:val="23"/>
                 <w:szCs w:val="23"/>
@@ -2270,7 +2339,7 @@
             </w:r>
             <w:r>
               <w:rPr>
-                <w:rFonts w:asciiTheme="minorHAnsi" w:eastAsiaTheme="minorEastAsia" w:hAnsiTheme="minorHAnsi" w:cstheme="minorBidi"/>
+                <w:rFonts w:asciiTheme="minorHAnsi" w:hAnsiTheme="minorHAnsi" w:eastAsiaTheme="minorEastAsia" w:cstheme="minorBidi"/>
                 <w:color w:val="000000" w:themeColor="text1"/>
                 <w:sz w:val="23"/>
                 <w:szCs w:val="23"/>
@@ -2280,7 +2349,7 @@
             </w:r>
             <w:r>
               <w:rPr>
-                <w:rFonts w:asciiTheme="minorHAnsi" w:eastAsiaTheme="minorEastAsia" w:hAnsiTheme="minorHAnsi" w:cstheme="minorBidi"/>
+                <w:rFonts w:asciiTheme="minorHAnsi" w:hAnsiTheme="minorHAnsi" w:eastAsiaTheme="minorEastAsia" w:cstheme="minorBidi"/>
                 <w:color w:val="000000" w:themeColor="text1"/>
                 <w:sz w:val="23"/>
                 <w:szCs w:val="23"/>
@@ -2290,7 +2359,7 @@
             </w:r>
             <w:r>
               <w:rPr>
-                <w:rFonts w:asciiTheme="minorHAnsi" w:eastAsiaTheme="minorEastAsia" w:hAnsiTheme="minorHAnsi" w:cstheme="minorBidi"/>
+                <w:rFonts w:asciiTheme="minorHAnsi" w:hAnsiTheme="minorHAnsi" w:eastAsiaTheme="minorEastAsia" w:cstheme="minorBidi"/>
                 <w:color w:val="000000" w:themeColor="text1"/>
                 <w:sz w:val="23"/>
                 <w:szCs w:val="23"/>
@@ -2300,7 +2369,7 @@
             </w:r>
             <w:r>
               <w:rPr>
-                <w:rFonts w:asciiTheme="minorHAnsi" w:eastAsiaTheme="minorEastAsia" w:hAnsiTheme="minorHAnsi" w:cstheme="minorBidi"/>
+                <w:rFonts w:asciiTheme="minorHAnsi" w:hAnsiTheme="minorHAnsi" w:eastAsiaTheme="minorEastAsia" w:cstheme="minorBidi"/>
                 <w:color w:val="000000" w:themeColor="text1"/>
                 <w:sz w:val="23"/>
                 <w:szCs w:val="23"/>
@@ -2310,7 +2379,7 @@
             </w:r>
             <w:r>
               <w:rPr>
-                <w:rFonts w:asciiTheme="minorHAnsi" w:eastAsiaTheme="minorEastAsia" w:hAnsiTheme="minorHAnsi" w:cstheme="minorBidi"/>
+                <w:rFonts w:asciiTheme="minorHAnsi" w:hAnsiTheme="minorHAnsi" w:eastAsiaTheme="minorEastAsia" w:cstheme="minorBidi"/>
                 <w:color w:val="000000" w:themeColor="text1"/>
                 <w:sz w:val="23"/>
                 <w:szCs w:val="23"/>
@@ -2324,7 +2393,7 @@
               <w:pStyle w:val="ListParagraph"/>
               <w:jc w:val="both"/>
               <w:rPr>
-                <w:rFonts w:asciiTheme="minorHAnsi" w:eastAsiaTheme="minorEastAsia" w:hAnsiTheme="minorHAnsi" w:cstheme="minorBidi"/>
+                <w:rFonts w:asciiTheme="minorHAnsi" w:hAnsiTheme="minorHAnsi" w:eastAsiaTheme="minorEastAsia" w:cstheme="minorBidi"/>
                 <w:color w:val="000000" w:themeColor="text1"/>
                 <w:sz w:val="23"/>
                 <w:szCs w:val="23"/>
@@ -2337,74 +2406,73 @@
           <w:tcPr>
             <w:tcW w:w="1875" w:type="dxa"/>
             <w:shd w:val="clear" w:color="auto" w:fill="C5E0B3" w:themeFill="accent6" w:themeFillTint="66"/>
+            <w:tcMar/>
           </w:tcPr>
           <w:p>
             <w:pPr>
               <w:jc w:val="center"/>
               <w:rPr>
-                <w:rFonts w:asciiTheme="minorHAnsi" w:eastAsiaTheme="minorEastAsia" w:hAnsiTheme="minorHAnsi" w:cstheme="minorBidi"/>
-                <w:b/>
-                <w:bCs/>
-                <w:sz w:val="22"/>
-                <w:szCs w:val="22"/>
-              </w:rPr>
-            </w:pPr>
-            <w:r>
-              <w:rPr>
-                <w:rFonts w:asciiTheme="minorHAnsi" w:eastAsiaTheme="minorEastAsia" w:hAnsiTheme="minorHAnsi" w:cstheme="minorBidi"/>
-                <w:b/>
-                <w:bCs/>
-                <w:sz w:val="22"/>
-                <w:szCs w:val="22"/>
-              </w:rPr>
-              <w:t xml:space="preserve">— </w:t>
-            </w:r>
-          </w:p>
-          <w:p>
-            <w:pPr>
-              <w:jc w:val="center"/>
-              <w:rPr>
-                <w:rFonts w:asciiTheme="minorHAnsi" w:eastAsiaTheme="minorEastAsia" w:hAnsiTheme="minorHAnsi" w:cstheme="minorBidi"/>
-                <w:b/>
-                <w:bCs/>
-                <w:sz w:val="22"/>
-                <w:szCs w:val="22"/>
-              </w:rPr>
-            </w:pPr>
+                <w:rFonts w:asciiTheme="minorHAnsi" w:hAnsiTheme="minorHAnsi" w:eastAsiaTheme="minorEastAsia" w:cstheme="minorBidi"/>
+                <w:b/>
+                <w:bCs/>
+                <w:sz w:val="22"/>
+                <w:szCs w:val="22"/>
+              </w:rPr>
+            </w:pPr>
+            <w:r>
+              <w:rPr>
+                <w:rFonts w:ascii="MS Gothic" w:hAnsi="MS Gothic" w:eastAsia="MS Gothic" w:cstheme="minorBidi"/>
+                <w:b/>
+                <w:bCs/>
+                <w:sz w:val="22"/>
+                <w:szCs w:val="22"/>
+              </w:rPr>
+              <w:t>Alex</w:t>
+            </w:r>
+            <w:r>
+              <w:rPr>
+                <w:rFonts w:asciiTheme="minorHAnsi" w:hAnsiTheme="minorHAnsi" w:eastAsiaTheme="minorEastAsia" w:cstheme="minorBidi"/>
+                <w:b/>
+                <w:bCs/>
+                <w:sz w:val="22"/>
+                <w:szCs w:val="22"/>
+              </w:rPr>
+              <w:t xml:space="preserve"> </w:t>
+            </w:r>
           </w:p>
         </w:tc>
         <w:tc>
           <w:tcPr>
             <w:tcW w:w="1538" w:type="dxa"/>
             <w:shd w:val="clear" w:color="auto" w:fill="C5E0B3" w:themeFill="accent6" w:themeFillTint="66"/>
+            <w:tcMar/>
           </w:tcPr>
           <w:p>
             <w:pPr>
               <w:jc w:val="center"/>
               <w:rPr>
-                <w:rFonts w:asciiTheme="minorHAnsi" w:eastAsiaTheme="minorEastAsia" w:hAnsiTheme="minorHAnsi" w:cstheme="minorBidi"/>
-                <w:b/>
-                <w:bCs/>
-                <w:sz w:val="22"/>
-                <w:szCs w:val="22"/>
-              </w:rPr>
-            </w:pPr>
-            <w:r>
-              <w:rPr>
-                <w:rFonts w:asciiTheme="minorHAnsi" w:eastAsiaTheme="minorEastAsia" w:hAnsiTheme="minorHAnsi" w:cstheme="minorBidi"/>
-                <w:b/>
-                <w:bCs/>
-                <w:sz w:val="22"/>
-                <w:szCs w:val="22"/>
-              </w:rPr>
-              <w:t xml:space="preserve">— </w:t>
+                <w:rFonts w:ascii="Calibri" w:hAnsi="Calibri" w:eastAsia="Calibri" w:cs="Calibri"/>
+                <w:sz w:val="22"/>
+                <w:szCs w:val="22"/>
+              </w:rPr>
+            </w:pPr>
+            <w:r>
+              <w:rPr>
+                <w:rFonts w:ascii="MS Gothic" w:hAnsi="MS Gothic" w:eastAsia="MS Gothic" w:cs="MS Gothic"/>
+                <w:b/>
+                <w:bCs/>
+                <w:color w:val="000000" w:themeColor="text1"/>
+                <w:sz w:val="22"/>
+                <w:szCs w:val="22"/>
+              </w:rPr>
+              <w:t>Orlando</w:t>
             </w:r>
           </w:p>
           <w:p>
             <w:pPr>
               <w:jc w:val="center"/>
               <w:rPr>
-                <w:rFonts w:asciiTheme="minorHAnsi" w:eastAsiaTheme="minorEastAsia" w:hAnsiTheme="minorHAnsi" w:cstheme="minorBidi"/>
+                <w:rFonts w:asciiTheme="minorHAnsi" w:hAnsiTheme="minorHAnsi" w:eastAsiaTheme="minorEastAsia" w:cstheme="minorBidi"/>
                 <w:b/>
                 <w:bCs/>
                 <w:sz w:val="22"/>
@@ -2421,20 +2489,21 @@
         <w:tc>
           <w:tcPr>
             <w:tcW w:w="6885" w:type="dxa"/>
+            <w:tcMar/>
           </w:tcPr>
           <w:p>
             <w:pPr>
               <w:pStyle w:val="ListParagraph"/>
               <w:numPr>
                 <w:ilvl w:val="0"/>
-                <w:numId w:val="29"/>
+                <w:numId w:val="6"/>
               </w:numPr>
               <w:autoSpaceDE w:val="0"/>
               <w:autoSpaceDN w:val="0"/>
               <w:adjustRightInd w:val="0"/>
               <w:jc w:val="both"/>
               <w:rPr>
-                <w:rFonts w:asciiTheme="minorHAnsi" w:eastAsiaTheme="minorEastAsia" w:hAnsiTheme="minorHAnsi" w:cstheme="minorBidi"/>
+                <w:rFonts w:asciiTheme="minorHAnsi" w:hAnsiTheme="minorHAnsi" w:eastAsiaTheme="minorEastAsia" w:cstheme="minorBidi"/>
                 <w:color w:val="000000"/>
                 <w:sz w:val="23"/>
                 <w:szCs w:val="23"/>
@@ -2443,7 +2512,7 @@
             </w:pPr>
             <w:r>
               <w:rPr>
-                <w:rFonts w:asciiTheme="minorHAnsi" w:eastAsiaTheme="minorEastAsia" w:hAnsiTheme="minorHAnsi" w:cstheme="minorBidi"/>
+                <w:rFonts w:asciiTheme="minorHAnsi" w:hAnsiTheme="minorHAnsi" w:eastAsiaTheme="minorEastAsia" w:cstheme="minorBidi"/>
                 <w:color w:val="000000" w:themeColor="text1"/>
                 <w:sz w:val="23"/>
                 <w:szCs w:val="23"/>
@@ -2453,7 +2522,7 @@
             </w:r>
             <w:r>
               <w:rPr>
-                <w:rFonts w:asciiTheme="minorHAnsi" w:eastAsiaTheme="minorEastAsia" w:hAnsiTheme="minorHAnsi" w:cstheme="minorBidi"/>
+                <w:rFonts w:asciiTheme="minorHAnsi" w:hAnsiTheme="minorHAnsi" w:eastAsiaTheme="minorEastAsia" w:cstheme="minorBidi"/>
                 <w:color w:val="000000" w:themeColor="text1"/>
                 <w:sz w:val="23"/>
                 <w:szCs w:val="23"/>
@@ -2463,7 +2532,7 @@
             </w:r>
             <w:r>
               <w:rPr>
-                <w:rFonts w:asciiTheme="minorHAnsi" w:eastAsiaTheme="minorEastAsia" w:hAnsiTheme="minorHAnsi" w:cstheme="minorBidi"/>
+                <w:rFonts w:asciiTheme="minorHAnsi" w:hAnsiTheme="minorHAnsi" w:eastAsiaTheme="minorEastAsia" w:cstheme="minorBidi"/>
                 <w:color w:val="000000" w:themeColor="text1"/>
                 <w:sz w:val="23"/>
                 <w:szCs w:val="23"/>
@@ -2473,7 +2542,7 @@
             </w:r>
             <w:r>
               <w:rPr>
-                <w:rFonts w:asciiTheme="minorHAnsi" w:eastAsiaTheme="minorEastAsia" w:hAnsiTheme="minorHAnsi" w:cstheme="minorBidi"/>
+                <w:rFonts w:asciiTheme="minorHAnsi" w:hAnsiTheme="minorHAnsi" w:eastAsiaTheme="minorEastAsia" w:cstheme="minorBidi"/>
                 <w:color w:val="000000" w:themeColor="text1"/>
                 <w:sz w:val="23"/>
                 <w:szCs w:val="23"/>
@@ -2487,7 +2556,7 @@
               <w:pStyle w:val="ListParagraph"/>
               <w:spacing w:before="100" w:beforeAutospacing="1" w:after="100" w:afterAutospacing="1"/>
               <w:rPr>
-                <w:rFonts w:asciiTheme="minorHAnsi" w:eastAsiaTheme="minorEastAsia" w:hAnsiTheme="minorHAnsi" w:cstheme="minorBidi"/>
+                <w:rFonts w:asciiTheme="minorHAnsi" w:hAnsiTheme="minorHAnsi" w:eastAsiaTheme="minorEastAsia" w:cstheme="minorBidi"/>
                 <w:color w:val="000000"/>
                 <w:sz w:val="22"/>
                 <w:szCs w:val="22"/>
@@ -2500,74 +2569,73 @@
           <w:tcPr>
             <w:tcW w:w="1875" w:type="dxa"/>
             <w:shd w:val="clear" w:color="auto" w:fill="C5E0B3" w:themeFill="accent6" w:themeFillTint="66"/>
+            <w:tcMar/>
           </w:tcPr>
           <w:p>
             <w:pPr>
               <w:jc w:val="center"/>
               <w:rPr>
-                <w:rFonts w:asciiTheme="minorHAnsi" w:eastAsiaTheme="minorEastAsia" w:hAnsiTheme="minorHAnsi" w:cstheme="minorBidi"/>
-                <w:b/>
-                <w:bCs/>
-                <w:sz w:val="22"/>
-                <w:szCs w:val="22"/>
-              </w:rPr>
-            </w:pPr>
-            <w:r>
-              <w:rPr>
-                <w:rFonts w:asciiTheme="minorHAnsi" w:eastAsiaTheme="minorEastAsia" w:hAnsiTheme="minorHAnsi" w:cstheme="minorBidi"/>
-                <w:b/>
-                <w:bCs/>
-                <w:sz w:val="22"/>
-                <w:szCs w:val="22"/>
-              </w:rPr>
-              <w:t xml:space="preserve">— </w:t>
-            </w:r>
-          </w:p>
-          <w:p>
-            <w:pPr>
-              <w:jc w:val="center"/>
-              <w:rPr>
-                <w:rFonts w:asciiTheme="minorHAnsi" w:eastAsiaTheme="minorEastAsia" w:hAnsiTheme="minorHAnsi" w:cstheme="minorBidi"/>
-                <w:b/>
-                <w:bCs/>
-                <w:sz w:val="22"/>
-                <w:szCs w:val="22"/>
-              </w:rPr>
-            </w:pPr>
+                <w:rFonts w:asciiTheme="minorHAnsi" w:hAnsiTheme="minorHAnsi" w:eastAsiaTheme="minorEastAsia" w:cstheme="minorBidi"/>
+                <w:b/>
+                <w:bCs/>
+                <w:sz w:val="22"/>
+                <w:szCs w:val="22"/>
+              </w:rPr>
+            </w:pPr>
+            <w:r>
+              <w:rPr>
+                <w:rFonts w:ascii="MS Gothic" w:hAnsi="MS Gothic" w:eastAsia="MS Gothic" w:cstheme="minorBidi"/>
+                <w:b/>
+                <w:bCs/>
+                <w:sz w:val="22"/>
+                <w:szCs w:val="22"/>
+              </w:rPr>
+              <w:t>Alex</w:t>
+            </w:r>
+            <w:r>
+              <w:rPr>
+                <w:rFonts w:asciiTheme="minorHAnsi" w:hAnsiTheme="minorHAnsi" w:eastAsiaTheme="minorEastAsia" w:cstheme="minorBidi"/>
+                <w:b/>
+                <w:bCs/>
+                <w:sz w:val="22"/>
+                <w:szCs w:val="22"/>
+              </w:rPr>
+              <w:t xml:space="preserve"> </w:t>
+            </w:r>
           </w:p>
         </w:tc>
         <w:tc>
           <w:tcPr>
             <w:tcW w:w="1538" w:type="dxa"/>
             <w:shd w:val="clear" w:color="auto" w:fill="C5E0B3" w:themeFill="accent6" w:themeFillTint="66"/>
+            <w:tcMar/>
           </w:tcPr>
           <w:p>
             <w:pPr>
               <w:jc w:val="center"/>
               <w:rPr>
-                <w:rFonts w:asciiTheme="minorHAnsi" w:eastAsiaTheme="minorEastAsia" w:hAnsiTheme="minorHAnsi" w:cstheme="minorBidi"/>
-                <w:b/>
-                <w:bCs/>
-                <w:sz w:val="22"/>
-                <w:szCs w:val="22"/>
-              </w:rPr>
-            </w:pPr>
-            <w:r>
-              <w:rPr>
-                <w:rFonts w:asciiTheme="minorHAnsi" w:eastAsiaTheme="minorEastAsia" w:hAnsiTheme="minorHAnsi" w:cstheme="minorBidi"/>
-                <w:b/>
-                <w:bCs/>
-                <w:sz w:val="22"/>
-                <w:szCs w:val="22"/>
-              </w:rPr>
-              <w:t xml:space="preserve">— </w:t>
+                <w:rFonts w:ascii="Calibri" w:hAnsi="Calibri" w:eastAsia="Calibri" w:cs="Calibri"/>
+                <w:sz w:val="22"/>
+                <w:szCs w:val="22"/>
+              </w:rPr>
+            </w:pPr>
+            <w:r>
+              <w:rPr>
+                <w:rFonts w:ascii="MS Gothic" w:hAnsi="MS Gothic" w:eastAsia="MS Gothic" w:cs="MS Gothic"/>
+                <w:b/>
+                <w:bCs/>
+                <w:color w:val="000000" w:themeColor="text1"/>
+                <w:sz w:val="22"/>
+                <w:szCs w:val="22"/>
+              </w:rPr>
+              <w:t>Orlando</w:t>
             </w:r>
           </w:p>
           <w:p>
             <w:pPr>
               <w:jc w:val="center"/>
               <w:rPr>
-                <w:rFonts w:asciiTheme="minorHAnsi" w:eastAsiaTheme="minorEastAsia" w:hAnsiTheme="minorHAnsi" w:cstheme="minorBidi"/>
+                <w:rFonts w:asciiTheme="minorHAnsi" w:hAnsiTheme="minorHAnsi" w:eastAsiaTheme="minorEastAsia" w:cstheme="minorBidi"/>
                 <w:b/>
                 <w:bCs/>
                 <w:sz w:val="22"/>
@@ -2584,20 +2652,21 @@
         <w:tc>
           <w:tcPr>
             <w:tcW w:w="6885" w:type="dxa"/>
+            <w:tcMar/>
           </w:tcPr>
           <w:p>
             <w:pPr>
               <w:pStyle w:val="ListParagraph"/>
               <w:numPr>
                 <w:ilvl w:val="0"/>
-                <w:numId w:val="29"/>
+                <w:numId w:val="6"/>
               </w:numPr>
               <w:autoSpaceDE w:val="0"/>
               <w:autoSpaceDN w:val="0"/>
               <w:adjustRightInd w:val="0"/>
               <w:jc w:val="both"/>
               <w:rPr>
-                <w:rFonts w:asciiTheme="minorHAnsi" w:eastAsiaTheme="minorEastAsia" w:hAnsiTheme="minorHAnsi" w:cstheme="minorBidi"/>
+                <w:rFonts w:asciiTheme="minorHAnsi" w:hAnsiTheme="minorHAnsi" w:eastAsiaTheme="minorEastAsia" w:cstheme="minorBidi"/>
                 <w:color w:val="000000"/>
                 <w:sz w:val="23"/>
                 <w:szCs w:val="23"/>
@@ -2606,7 +2675,7 @@
             </w:pPr>
             <w:r>
               <w:rPr>
-                <w:rFonts w:asciiTheme="minorHAnsi" w:eastAsiaTheme="minorEastAsia" w:hAnsiTheme="minorHAnsi" w:cstheme="minorBidi"/>
+                <w:rFonts w:asciiTheme="minorHAnsi" w:hAnsiTheme="minorHAnsi" w:eastAsiaTheme="minorEastAsia" w:cstheme="minorBidi"/>
                 <w:color w:val="000000" w:themeColor="text1"/>
                 <w:sz w:val="23"/>
                 <w:szCs w:val="23"/>
@@ -2616,7 +2685,7 @@
             </w:r>
             <w:r>
               <w:rPr>
-                <w:rFonts w:asciiTheme="minorHAnsi" w:eastAsiaTheme="minorEastAsia" w:hAnsiTheme="minorHAnsi" w:cstheme="minorBidi"/>
+                <w:rFonts w:asciiTheme="minorHAnsi" w:hAnsiTheme="minorHAnsi" w:eastAsiaTheme="minorEastAsia" w:cstheme="minorBidi"/>
                 <w:color w:val="000000" w:themeColor="text1"/>
                 <w:sz w:val="23"/>
                 <w:szCs w:val="23"/>
@@ -2626,7 +2695,7 @@
             </w:r>
             <w:r>
               <w:rPr>
-                <w:rFonts w:asciiTheme="minorHAnsi" w:eastAsiaTheme="minorEastAsia" w:hAnsiTheme="minorHAnsi" w:cstheme="minorBidi"/>
+                <w:rFonts w:asciiTheme="minorHAnsi" w:hAnsiTheme="minorHAnsi" w:eastAsiaTheme="minorEastAsia" w:cstheme="minorBidi"/>
                 <w:color w:val="000000" w:themeColor="text1"/>
                 <w:sz w:val="23"/>
                 <w:szCs w:val="23"/>
@@ -2636,7 +2705,7 @@
             </w:r>
             <w:r>
               <w:rPr>
-                <w:rFonts w:asciiTheme="minorHAnsi" w:eastAsiaTheme="minorEastAsia" w:hAnsiTheme="minorHAnsi" w:cstheme="minorBidi"/>
+                <w:rFonts w:asciiTheme="minorHAnsi" w:hAnsiTheme="minorHAnsi" w:eastAsiaTheme="minorEastAsia" w:cstheme="minorBidi"/>
                 <w:color w:val="000000" w:themeColor="text1"/>
                 <w:sz w:val="23"/>
                 <w:szCs w:val="23"/>
@@ -2646,7 +2715,7 @@
             </w:r>
             <w:r>
               <w:rPr>
-                <w:rFonts w:asciiTheme="minorHAnsi" w:eastAsiaTheme="minorEastAsia" w:hAnsiTheme="minorHAnsi" w:cstheme="minorBidi"/>
+                <w:rFonts w:asciiTheme="minorHAnsi" w:hAnsiTheme="minorHAnsi" w:eastAsiaTheme="minorEastAsia" w:cstheme="minorBidi"/>
                 <w:color w:val="000000" w:themeColor="text1"/>
                 <w:sz w:val="23"/>
                 <w:szCs w:val="23"/>
@@ -2656,7 +2725,7 @@
             </w:r>
             <w:r>
               <w:rPr>
-                <w:rFonts w:asciiTheme="minorHAnsi" w:eastAsiaTheme="minorEastAsia" w:hAnsiTheme="minorHAnsi" w:cstheme="minorBidi"/>
+                <w:rFonts w:asciiTheme="minorHAnsi" w:hAnsiTheme="minorHAnsi" w:eastAsiaTheme="minorEastAsia" w:cstheme="minorBidi"/>
                 <w:color w:val="000000" w:themeColor="text1"/>
                 <w:sz w:val="23"/>
                 <w:szCs w:val="23"/>
@@ -2666,7 +2735,7 @@
             </w:r>
             <w:r>
               <w:rPr>
-                <w:rFonts w:asciiTheme="minorHAnsi" w:eastAsiaTheme="minorEastAsia" w:hAnsiTheme="minorHAnsi" w:cstheme="minorBidi"/>
+                <w:rFonts w:asciiTheme="minorHAnsi" w:hAnsiTheme="minorHAnsi" w:eastAsiaTheme="minorEastAsia" w:cstheme="minorBidi"/>
                 <w:color w:val="000000" w:themeColor="text1"/>
                 <w:sz w:val="23"/>
                 <w:szCs w:val="23"/>
@@ -2676,7 +2745,7 @@
             </w:r>
             <w:r>
               <w:rPr>
-                <w:rFonts w:asciiTheme="minorHAnsi" w:eastAsiaTheme="minorEastAsia" w:hAnsiTheme="minorHAnsi" w:cstheme="minorBidi"/>
+                <w:rFonts w:asciiTheme="minorHAnsi" w:hAnsiTheme="minorHAnsi" w:eastAsiaTheme="minorEastAsia" w:cstheme="minorBidi"/>
                 <w:color w:val="000000" w:themeColor="text1"/>
                 <w:sz w:val="23"/>
                 <w:szCs w:val="23"/>
@@ -2686,7 +2755,7 @@
             </w:r>
             <w:r>
               <w:rPr>
-                <w:rFonts w:asciiTheme="minorHAnsi" w:eastAsiaTheme="minorEastAsia" w:hAnsiTheme="minorHAnsi" w:cstheme="minorBidi"/>
+                <w:rFonts w:asciiTheme="minorHAnsi" w:hAnsiTheme="minorHAnsi" w:eastAsiaTheme="minorEastAsia" w:cstheme="minorBidi"/>
                 <w:color w:val="000000" w:themeColor="text1"/>
                 <w:sz w:val="23"/>
                 <w:szCs w:val="23"/>
@@ -2700,7 +2769,7 @@
               <w:pStyle w:val="ListParagraph"/>
               <w:spacing w:before="100" w:beforeAutospacing="1" w:after="100" w:afterAutospacing="1"/>
               <w:rPr>
-                <w:rFonts w:asciiTheme="minorHAnsi" w:eastAsiaTheme="minorEastAsia" w:hAnsiTheme="minorHAnsi" w:cstheme="minorBidi"/>
+                <w:rFonts w:asciiTheme="minorHAnsi" w:hAnsiTheme="minorHAnsi" w:eastAsiaTheme="minorEastAsia" w:cstheme="minorBidi"/>
                 <w:color w:val="000000"/>
                 <w:sz w:val="22"/>
                 <w:szCs w:val="22"/>
@@ -2713,74 +2782,73 @@
           <w:tcPr>
             <w:tcW w:w="1875" w:type="dxa"/>
             <w:shd w:val="clear" w:color="auto" w:fill="C5E0B3" w:themeFill="accent6" w:themeFillTint="66"/>
+            <w:tcMar/>
           </w:tcPr>
           <w:p>
             <w:pPr>
               <w:jc w:val="center"/>
               <w:rPr>
-                <w:rFonts w:asciiTheme="minorHAnsi" w:eastAsiaTheme="minorEastAsia" w:hAnsiTheme="minorHAnsi" w:cstheme="minorBidi"/>
-                <w:b/>
-                <w:bCs/>
-                <w:sz w:val="22"/>
-                <w:szCs w:val="22"/>
-              </w:rPr>
-            </w:pPr>
-            <w:r>
-              <w:rPr>
-                <w:rFonts w:asciiTheme="minorHAnsi" w:eastAsiaTheme="minorEastAsia" w:hAnsiTheme="minorHAnsi" w:cstheme="minorBidi"/>
-                <w:b/>
-                <w:bCs/>
-                <w:sz w:val="22"/>
-                <w:szCs w:val="22"/>
-              </w:rPr>
-              <w:t xml:space="preserve">— </w:t>
-            </w:r>
-          </w:p>
-          <w:p>
-            <w:pPr>
-              <w:jc w:val="center"/>
-              <w:rPr>
-                <w:rFonts w:asciiTheme="minorHAnsi" w:eastAsiaTheme="minorEastAsia" w:hAnsiTheme="minorHAnsi" w:cstheme="minorBidi"/>
-                <w:b/>
-                <w:bCs/>
-                <w:sz w:val="22"/>
-                <w:szCs w:val="22"/>
-              </w:rPr>
-            </w:pPr>
+                <w:rFonts w:asciiTheme="minorHAnsi" w:hAnsiTheme="minorHAnsi" w:eastAsiaTheme="minorEastAsia" w:cstheme="minorBidi"/>
+                <w:b/>
+                <w:bCs/>
+                <w:sz w:val="22"/>
+                <w:szCs w:val="22"/>
+              </w:rPr>
+            </w:pPr>
+            <w:r>
+              <w:rPr>
+                <w:rFonts w:ascii="MS Gothic" w:hAnsi="MS Gothic" w:eastAsia="MS Gothic" w:cstheme="minorBidi"/>
+                <w:b/>
+                <w:bCs/>
+                <w:sz w:val="22"/>
+                <w:szCs w:val="22"/>
+              </w:rPr>
+              <w:t>Alex</w:t>
+            </w:r>
+            <w:r>
+              <w:rPr>
+                <w:rFonts w:asciiTheme="minorHAnsi" w:hAnsiTheme="minorHAnsi" w:eastAsiaTheme="minorEastAsia" w:cstheme="minorBidi"/>
+                <w:b/>
+                <w:bCs/>
+                <w:sz w:val="22"/>
+                <w:szCs w:val="22"/>
+              </w:rPr>
+              <w:t xml:space="preserve"> </w:t>
+            </w:r>
           </w:p>
         </w:tc>
         <w:tc>
           <w:tcPr>
             <w:tcW w:w="1538" w:type="dxa"/>
             <w:shd w:val="clear" w:color="auto" w:fill="C5E0B3" w:themeFill="accent6" w:themeFillTint="66"/>
+            <w:tcMar/>
           </w:tcPr>
           <w:p>
             <w:pPr>
               <w:jc w:val="center"/>
               <w:rPr>
-                <w:rFonts w:asciiTheme="minorHAnsi" w:eastAsiaTheme="minorEastAsia" w:hAnsiTheme="minorHAnsi" w:cstheme="minorBidi"/>
-                <w:b/>
-                <w:bCs/>
-                <w:sz w:val="22"/>
-                <w:szCs w:val="22"/>
-              </w:rPr>
-            </w:pPr>
-            <w:r>
-              <w:rPr>
-                <w:rFonts w:asciiTheme="minorHAnsi" w:eastAsiaTheme="minorEastAsia" w:hAnsiTheme="minorHAnsi" w:cstheme="minorBidi"/>
-                <w:b/>
-                <w:bCs/>
-                <w:sz w:val="22"/>
-                <w:szCs w:val="22"/>
-              </w:rPr>
-              <w:t xml:space="preserve">— </w:t>
+                <w:rFonts w:ascii="Calibri" w:hAnsi="Calibri" w:eastAsia="Calibri" w:cs="Calibri"/>
+                <w:sz w:val="22"/>
+                <w:szCs w:val="22"/>
+              </w:rPr>
+            </w:pPr>
+            <w:r>
+              <w:rPr>
+                <w:rFonts w:ascii="MS Gothic" w:hAnsi="MS Gothic" w:eastAsia="MS Gothic" w:cs="MS Gothic"/>
+                <w:b/>
+                <w:bCs/>
+                <w:color w:val="000000" w:themeColor="text1"/>
+                <w:sz w:val="22"/>
+                <w:szCs w:val="22"/>
+              </w:rPr>
+              <w:t>Orlando</w:t>
             </w:r>
           </w:p>
           <w:p>
             <w:pPr>
               <w:jc w:val="center"/>
               <w:rPr>
-                <w:rFonts w:asciiTheme="minorHAnsi" w:eastAsiaTheme="minorEastAsia" w:hAnsiTheme="minorHAnsi" w:cstheme="minorBidi"/>
+                <w:rFonts w:asciiTheme="minorHAnsi" w:hAnsiTheme="minorHAnsi" w:eastAsiaTheme="minorEastAsia" w:cstheme="minorBidi"/>
                 <w:b/>
                 <w:bCs/>
                 <w:sz w:val="22"/>
@@ -2797,27 +2865,28 @@
         <w:tc>
           <w:tcPr>
             <w:tcW w:w="6885" w:type="dxa"/>
+            <w:tcMar/>
           </w:tcPr>
           <w:p>
             <w:pPr>
               <w:pStyle w:val="ListParagraph"/>
               <w:numPr>
                 <w:ilvl w:val="0"/>
-                <w:numId w:val="8"/>
+                <w:numId w:val="14"/>
               </w:numPr>
               <w:ind w:left="720"/>
               <w:jc w:val="both"/>
               <w:rPr>
-                <w:rFonts w:asciiTheme="minorHAnsi" w:eastAsiaTheme="minorEastAsia" w:hAnsiTheme="minorHAnsi" w:cstheme="minorBidi"/>
-                <w:color w:val="000000" w:themeColor="text1"/>
-                <w:sz w:val="23"/>
-                <w:szCs w:val="23"/>
-                <w:lang w:eastAsia="en-GB"/>
-              </w:rPr>
-            </w:pPr>
-            <w:r>
-              <w:rPr>
-                <w:rFonts w:asciiTheme="minorHAnsi" w:eastAsiaTheme="minorEastAsia" w:hAnsiTheme="minorHAnsi" w:cstheme="minorBidi"/>
+                <w:rFonts w:asciiTheme="minorHAnsi" w:hAnsiTheme="minorHAnsi" w:eastAsiaTheme="minorEastAsia" w:cstheme="minorBidi"/>
+                <w:color w:val="000000" w:themeColor="text1"/>
+                <w:sz w:val="23"/>
+                <w:szCs w:val="23"/>
+                <w:lang w:eastAsia="en-GB"/>
+              </w:rPr>
+            </w:pPr>
+            <w:r>
+              <w:rPr>
+                <w:rFonts w:asciiTheme="minorHAnsi" w:hAnsiTheme="minorHAnsi" w:eastAsiaTheme="minorEastAsia" w:cstheme="minorBidi"/>
                 <w:color w:val="000000" w:themeColor="text1"/>
                 <w:sz w:val="23"/>
                 <w:szCs w:val="23"/>
@@ -2827,7 +2896,7 @@
             </w:r>
             <w:r>
               <w:rPr>
-                <w:rFonts w:asciiTheme="minorHAnsi" w:eastAsiaTheme="minorEastAsia" w:hAnsiTheme="minorHAnsi" w:cstheme="minorBidi"/>
+                <w:rFonts w:asciiTheme="minorHAnsi" w:hAnsiTheme="minorHAnsi" w:eastAsiaTheme="minorEastAsia" w:cstheme="minorBidi"/>
                 <w:color w:val="000000" w:themeColor="text1"/>
                 <w:sz w:val="23"/>
                 <w:szCs w:val="23"/>
@@ -2837,7 +2906,7 @@
             </w:r>
             <w:r>
               <w:rPr>
-                <w:rFonts w:asciiTheme="minorHAnsi" w:eastAsiaTheme="minorEastAsia" w:hAnsiTheme="minorHAnsi" w:cstheme="minorBidi"/>
+                <w:rFonts w:asciiTheme="minorHAnsi" w:hAnsiTheme="minorHAnsi" w:eastAsiaTheme="minorEastAsia" w:cstheme="minorBidi"/>
                 <w:color w:val="000000" w:themeColor="text1"/>
                 <w:sz w:val="23"/>
                 <w:szCs w:val="23"/>
@@ -2852,7 +2921,7 @@
               <w:ind w:hanging="360"/>
               <w:jc w:val="both"/>
               <w:rPr>
-                <w:rFonts w:asciiTheme="minorHAnsi" w:eastAsiaTheme="minorEastAsia" w:hAnsiTheme="minorHAnsi" w:cstheme="minorBidi"/>
+                <w:rFonts w:asciiTheme="minorHAnsi" w:hAnsiTheme="minorHAnsi" w:eastAsiaTheme="minorEastAsia" w:cstheme="minorBidi"/>
                 <w:color w:val="000000" w:themeColor="text1"/>
                 <w:sz w:val="23"/>
                 <w:szCs w:val="23"/>
@@ -2865,27 +2934,28 @@
           <w:tcPr>
             <w:tcW w:w="1875" w:type="dxa"/>
             <w:shd w:val="clear" w:color="auto" w:fill="C5E0B3" w:themeFill="accent6" w:themeFillTint="66"/>
+            <w:tcMar/>
           </w:tcPr>
           <w:p>
             <w:pPr>
               <w:jc w:val="center"/>
               <w:rPr>
-                <w:rFonts w:asciiTheme="minorHAnsi" w:eastAsiaTheme="minorEastAsia" w:hAnsiTheme="minorHAnsi" w:cstheme="minorBidi"/>
-                <w:b/>
-                <w:bCs/>
-                <w:sz w:val="22"/>
-                <w:szCs w:val="22"/>
-              </w:rPr>
-            </w:pPr>
-            <w:r>
-              <w:rPr>
-                <w:rFonts w:asciiTheme="minorHAnsi" w:eastAsiaTheme="minorEastAsia" w:hAnsiTheme="minorHAnsi" w:cstheme="minorBidi"/>
-                <w:b/>
-                <w:bCs/>
-                <w:sz w:val="22"/>
-                <w:szCs w:val="22"/>
-              </w:rPr>
-              <w:t xml:space="preserve">— </w:t>
+                <w:rFonts w:asciiTheme="minorHAnsi" w:hAnsiTheme="minorHAnsi" w:eastAsiaTheme="minorEastAsia" w:cstheme="minorBidi"/>
+                <w:b/>
+                <w:bCs/>
+                <w:sz w:val="22"/>
+                <w:szCs w:val="22"/>
+              </w:rPr>
+            </w:pPr>
+            <w:r>
+              <w:rPr>
+                <w:rFonts w:ascii="MS Gothic" w:hAnsi="MS Gothic" w:eastAsia="MS Gothic" w:cstheme="minorBidi"/>
+                <w:b/>
+                <w:bCs/>
+                <w:sz w:val="22"/>
+                <w:szCs w:val="22"/>
+              </w:rPr>
+              <w:t>Alex</w:t>
             </w:r>
           </w:p>
         </w:tc>
@@ -2893,34 +2963,46 @@
           <w:tcPr>
             <w:tcW w:w="1538" w:type="dxa"/>
             <w:shd w:val="clear" w:color="auto" w:fill="C5E0B3" w:themeFill="accent6" w:themeFillTint="66"/>
+            <w:tcMar/>
           </w:tcPr>
           <w:p>
             <w:pPr>
               <w:jc w:val="center"/>
               <w:rPr>
-                <w:rFonts w:asciiTheme="minorHAnsi" w:eastAsiaTheme="minorEastAsia" w:hAnsiTheme="minorHAnsi" w:cstheme="minorBidi"/>
-                <w:b/>
-                <w:bCs/>
-                <w:sz w:val="22"/>
-                <w:szCs w:val="22"/>
-              </w:rPr>
-            </w:pPr>
-            <w:r>
-              <w:rPr>
-                <w:rFonts w:asciiTheme="minorHAnsi" w:eastAsiaTheme="minorEastAsia" w:hAnsiTheme="minorHAnsi" w:cstheme="minorBidi"/>
-                <w:b/>
-                <w:bCs/>
-                <w:sz w:val="22"/>
-                <w:szCs w:val="22"/>
-              </w:rPr>
-              <w:t xml:space="preserve">— </w:t>
+                <w:rFonts w:ascii="Calibri" w:hAnsi="Calibri" w:eastAsia="Calibri" w:cs="Calibri"/>
+                <w:sz w:val="22"/>
+                <w:szCs w:val="22"/>
+              </w:rPr>
+            </w:pPr>
+            <w:r>
+              <w:rPr>
+                <w:rFonts w:ascii="MS Gothic" w:hAnsi="MS Gothic" w:eastAsia="MS Gothic" w:cs="MS Gothic"/>
+                <w:b/>
+                <w:bCs/>
+                <w:color w:val="000000" w:themeColor="text1"/>
+                <w:sz w:val="22"/>
+                <w:szCs w:val="22"/>
+              </w:rPr>
+              <w:t>Orlando</w:t>
             </w:r>
           </w:p>
           <w:p>
             <w:pPr>
               <w:jc w:val="center"/>
               <w:rPr>
-                <w:rFonts w:asciiTheme="minorHAnsi" w:eastAsiaTheme="minorEastAsia" w:hAnsiTheme="minorHAnsi" w:cstheme="minorBidi"/>
+                <w:rFonts w:asciiTheme="minorHAnsi" w:hAnsiTheme="minorHAnsi" w:eastAsiaTheme="minorEastAsia" w:cstheme="minorBidi"/>
+                <w:b/>
+                <w:bCs/>
+                <w:sz w:val="22"/>
+                <w:szCs w:val="22"/>
+              </w:rPr>
+            </w:pPr>
+          </w:p>
+          <w:p>
+            <w:pPr>
+              <w:jc w:val="center"/>
+              <w:rPr>
+                <w:rFonts w:asciiTheme="minorHAnsi" w:hAnsiTheme="minorHAnsi" w:eastAsiaTheme="minorEastAsia" w:cstheme="minorBidi"/>
                 <w:b/>
                 <w:bCs/>
                 <w:sz w:val="22"/>
@@ -2937,27 +3019,28 @@
         <w:tc>
           <w:tcPr>
             <w:tcW w:w="6885" w:type="dxa"/>
+            <w:tcMar/>
           </w:tcPr>
           <w:p>
             <w:pPr>
               <w:pStyle w:val="ListParagraph"/>
               <w:numPr>
                 <w:ilvl w:val="0"/>
-                <w:numId w:val="29"/>
+                <w:numId w:val="6"/>
               </w:numPr>
               <w:spacing w:before="100" w:beforeAutospacing="1" w:after="100" w:afterAutospacing="1"/>
               <w:jc w:val="both"/>
               <w:rPr>
-                <w:rFonts w:asciiTheme="minorHAnsi" w:eastAsiaTheme="minorEastAsia" w:hAnsiTheme="minorHAnsi" w:cstheme="minorBidi"/>
-                <w:color w:val="000000" w:themeColor="text1"/>
-                <w:sz w:val="23"/>
-                <w:szCs w:val="23"/>
-                <w:lang w:eastAsia="en-GB"/>
-              </w:rPr>
-            </w:pPr>
-            <w:r>
-              <w:rPr>
-                <w:rFonts w:asciiTheme="minorHAnsi" w:eastAsiaTheme="minorEastAsia" w:hAnsiTheme="minorHAnsi" w:cstheme="minorBidi"/>
+                <w:rFonts w:asciiTheme="minorHAnsi" w:hAnsiTheme="minorHAnsi" w:eastAsiaTheme="minorEastAsia" w:cstheme="minorBidi"/>
+                <w:color w:val="000000" w:themeColor="text1"/>
+                <w:sz w:val="23"/>
+                <w:szCs w:val="23"/>
+                <w:lang w:eastAsia="en-GB"/>
+              </w:rPr>
+            </w:pPr>
+            <w:r>
+              <w:rPr>
+                <w:rFonts w:asciiTheme="minorHAnsi" w:hAnsiTheme="minorHAnsi" w:eastAsiaTheme="minorEastAsia" w:cstheme="minorBidi"/>
                 <w:color w:val="000000" w:themeColor="text1"/>
                 <w:sz w:val="23"/>
                 <w:szCs w:val="23"/>
@@ -2967,7 +3050,7 @@
             </w:r>
             <w:r>
               <w:rPr>
-                <w:rFonts w:asciiTheme="minorHAnsi" w:eastAsiaTheme="minorEastAsia" w:hAnsiTheme="minorHAnsi" w:cstheme="minorBidi"/>
+                <w:rFonts w:asciiTheme="minorHAnsi" w:hAnsiTheme="minorHAnsi" w:eastAsiaTheme="minorEastAsia" w:cstheme="minorBidi"/>
                 <w:color w:val="000000" w:themeColor="text1"/>
                 <w:sz w:val="23"/>
                 <w:szCs w:val="23"/>
@@ -2977,7 +3060,7 @@
             </w:r>
             <w:r>
               <w:rPr>
-                <w:rFonts w:asciiTheme="minorHAnsi" w:eastAsiaTheme="minorEastAsia" w:hAnsiTheme="minorHAnsi" w:cstheme="minorBidi"/>
+                <w:rFonts w:asciiTheme="minorHAnsi" w:hAnsiTheme="minorHAnsi" w:eastAsiaTheme="minorEastAsia" w:cstheme="minorBidi"/>
                 <w:color w:val="000000" w:themeColor="text1"/>
                 <w:sz w:val="23"/>
                 <w:szCs w:val="23"/>
@@ -2987,7 +3070,7 @@
             </w:r>
             <w:r>
               <w:rPr>
-                <w:rFonts w:asciiTheme="minorHAnsi" w:eastAsiaTheme="minorEastAsia" w:hAnsiTheme="minorHAnsi" w:cstheme="minorBidi"/>
+                <w:rFonts w:asciiTheme="minorHAnsi" w:hAnsiTheme="minorHAnsi" w:eastAsiaTheme="minorEastAsia" w:cstheme="minorBidi"/>
                 <w:color w:val="000000" w:themeColor="text1"/>
                 <w:sz w:val="23"/>
                 <w:szCs w:val="23"/>
@@ -2997,7 +3080,7 @@
             </w:r>
             <w:r>
               <w:rPr>
-                <w:rFonts w:asciiTheme="minorHAnsi" w:eastAsiaTheme="minorEastAsia" w:hAnsiTheme="minorHAnsi" w:cstheme="minorBidi"/>
+                <w:rFonts w:asciiTheme="minorHAnsi" w:hAnsiTheme="minorHAnsi" w:eastAsiaTheme="minorEastAsia" w:cstheme="minorBidi"/>
                 <w:color w:val="000000" w:themeColor="text1"/>
                 <w:sz w:val="23"/>
                 <w:szCs w:val="23"/>
@@ -3007,7 +3090,7 @@
             </w:r>
             <w:r>
               <w:rPr>
-                <w:rFonts w:asciiTheme="minorHAnsi" w:eastAsiaTheme="minorEastAsia" w:hAnsiTheme="minorHAnsi" w:cstheme="minorBidi"/>
+                <w:rFonts w:asciiTheme="minorHAnsi" w:hAnsiTheme="minorHAnsi" w:eastAsiaTheme="minorEastAsia" w:cstheme="minorBidi"/>
                 <w:color w:val="000000" w:themeColor="text1"/>
                 <w:sz w:val="23"/>
                 <w:szCs w:val="23"/>
@@ -3017,7 +3100,7 @@
             </w:r>
             <w:r>
               <w:rPr>
-                <w:rFonts w:asciiTheme="minorHAnsi" w:eastAsiaTheme="minorEastAsia" w:hAnsiTheme="minorHAnsi" w:cstheme="minorBidi"/>
+                <w:rFonts w:asciiTheme="minorHAnsi" w:hAnsiTheme="minorHAnsi" w:eastAsiaTheme="minorEastAsia" w:cstheme="minorBidi"/>
                 <w:color w:val="000000" w:themeColor="text1"/>
                 <w:sz w:val="23"/>
                 <w:szCs w:val="23"/>
@@ -3027,7 +3110,7 @@
             </w:r>
             <w:r>
               <w:rPr>
-                <w:rFonts w:asciiTheme="minorHAnsi" w:eastAsiaTheme="minorEastAsia" w:hAnsiTheme="minorHAnsi" w:cstheme="minorBidi"/>
+                <w:rFonts w:asciiTheme="minorHAnsi" w:hAnsiTheme="minorHAnsi" w:eastAsiaTheme="minorEastAsia" w:cstheme="minorBidi"/>
                 <w:color w:val="000000" w:themeColor="text1"/>
                 <w:sz w:val="23"/>
                 <w:szCs w:val="23"/>
@@ -3042,7 +3125,7 @@
               <w:spacing w:before="100" w:beforeAutospacing="1" w:after="100" w:afterAutospacing="1"/>
               <w:jc w:val="both"/>
               <w:rPr>
-                <w:rFonts w:asciiTheme="minorHAnsi" w:eastAsiaTheme="minorEastAsia" w:hAnsiTheme="minorHAnsi" w:cstheme="minorBidi"/>
+                <w:rFonts w:asciiTheme="minorHAnsi" w:hAnsiTheme="minorHAnsi" w:eastAsiaTheme="minorEastAsia" w:cstheme="minorBidi"/>
                 <w:color w:val="000000" w:themeColor="text1"/>
                 <w:sz w:val="23"/>
                 <w:szCs w:val="23"/>
@@ -3055,74 +3138,85 @@
           <w:tcPr>
             <w:tcW w:w="1875" w:type="dxa"/>
             <w:shd w:val="clear" w:color="auto" w:fill="C5E0B3" w:themeFill="accent6" w:themeFillTint="66"/>
+            <w:tcMar/>
           </w:tcPr>
           <w:p>
             <w:pPr>
               <w:jc w:val="center"/>
               <w:rPr>
-                <w:rFonts w:asciiTheme="minorHAnsi" w:eastAsiaTheme="minorEastAsia" w:hAnsiTheme="minorHAnsi" w:cstheme="minorBidi"/>
-                <w:b/>
-                <w:bCs/>
-                <w:sz w:val="22"/>
-                <w:szCs w:val="22"/>
-              </w:rPr>
-            </w:pPr>
-            <w:r>
-              <w:rPr>
-                <w:rFonts w:asciiTheme="minorHAnsi" w:eastAsiaTheme="minorEastAsia" w:hAnsiTheme="minorHAnsi" w:cstheme="minorBidi"/>
-                <w:b/>
-                <w:bCs/>
-                <w:sz w:val="22"/>
-                <w:szCs w:val="22"/>
-              </w:rPr>
-              <w:t xml:space="preserve">— </w:t>
-            </w:r>
-          </w:p>
-          <w:p>
-            <w:pPr>
-              <w:jc w:val="center"/>
-              <w:rPr>
-                <w:rFonts w:asciiTheme="minorHAnsi" w:eastAsiaTheme="minorEastAsia" w:hAnsiTheme="minorHAnsi" w:cstheme="minorBidi"/>
-                <w:b/>
-                <w:bCs/>
-                <w:sz w:val="22"/>
-                <w:szCs w:val="22"/>
-              </w:rPr>
-            </w:pPr>
+                <w:rFonts w:asciiTheme="minorHAnsi" w:hAnsiTheme="minorHAnsi" w:eastAsiaTheme="minorEastAsia" w:cstheme="minorBidi"/>
+                <w:b/>
+                <w:bCs/>
+                <w:sz w:val="22"/>
+                <w:szCs w:val="22"/>
+              </w:rPr>
+            </w:pPr>
+            <w:r>
+              <w:rPr>
+                <w:rFonts w:ascii="MS Gothic" w:hAnsi="MS Gothic" w:eastAsia="MS Gothic" w:cstheme="minorBidi"/>
+                <w:b/>
+                <w:bCs/>
+                <w:sz w:val="22"/>
+                <w:szCs w:val="22"/>
+              </w:rPr>
+              <w:t>Alex</w:t>
+            </w:r>
+            <w:r>
+              <w:rPr>
+                <w:rFonts w:asciiTheme="minorHAnsi" w:hAnsiTheme="minorHAnsi" w:eastAsiaTheme="minorEastAsia" w:cstheme="minorBidi"/>
+                <w:b/>
+                <w:bCs/>
+                <w:sz w:val="22"/>
+                <w:szCs w:val="22"/>
+              </w:rPr>
+              <w:t xml:space="preserve"> </w:t>
+            </w:r>
           </w:p>
         </w:tc>
         <w:tc>
           <w:tcPr>
             <w:tcW w:w="1538" w:type="dxa"/>
             <w:shd w:val="clear" w:color="auto" w:fill="C5E0B3" w:themeFill="accent6" w:themeFillTint="66"/>
+            <w:tcMar/>
           </w:tcPr>
           <w:p>
             <w:pPr>
               <w:jc w:val="center"/>
               <w:rPr>
-                <w:rFonts w:asciiTheme="minorHAnsi" w:eastAsiaTheme="minorEastAsia" w:hAnsiTheme="minorHAnsi" w:cstheme="minorBidi"/>
-                <w:b/>
-                <w:bCs/>
-                <w:sz w:val="22"/>
-                <w:szCs w:val="22"/>
-              </w:rPr>
-            </w:pPr>
-            <w:r>
-              <w:rPr>
-                <w:rFonts w:asciiTheme="minorHAnsi" w:eastAsiaTheme="minorEastAsia" w:hAnsiTheme="minorHAnsi" w:cstheme="minorBidi"/>
-                <w:b/>
-                <w:bCs/>
-                <w:sz w:val="22"/>
-                <w:szCs w:val="22"/>
-              </w:rPr>
-              <w:t xml:space="preserve">— </w:t>
+                <w:rFonts w:ascii="Calibri" w:hAnsi="Calibri" w:eastAsia="Calibri" w:cs="Calibri"/>
+                <w:sz w:val="22"/>
+                <w:szCs w:val="22"/>
+              </w:rPr>
+            </w:pPr>
+            <w:r>
+              <w:rPr>
+                <w:rFonts w:ascii="MS Gothic" w:hAnsi="MS Gothic" w:eastAsia="MS Gothic" w:cs="MS Gothic"/>
+                <w:b/>
+                <w:bCs/>
+                <w:color w:val="000000" w:themeColor="text1"/>
+                <w:sz w:val="22"/>
+                <w:szCs w:val="22"/>
+              </w:rPr>
+              <w:t>Orlando</w:t>
             </w:r>
           </w:p>
           <w:p>
             <w:pPr>
               <w:jc w:val="center"/>
               <w:rPr>
-                <w:rFonts w:asciiTheme="minorHAnsi" w:eastAsiaTheme="minorEastAsia" w:hAnsiTheme="minorHAnsi" w:cstheme="minorBidi"/>
+                <w:rFonts w:asciiTheme="minorHAnsi" w:hAnsiTheme="minorHAnsi" w:eastAsiaTheme="minorEastAsia" w:cstheme="minorBidi"/>
+                <w:b/>
+                <w:bCs/>
+                <w:sz w:val="22"/>
+                <w:szCs w:val="22"/>
+              </w:rPr>
+            </w:pPr>
+          </w:p>
+          <w:p>
+            <w:pPr>
+              <w:jc w:val="center"/>
+              <w:rPr>
+                <w:rFonts w:asciiTheme="minorHAnsi" w:hAnsiTheme="minorHAnsi" w:eastAsiaTheme="minorEastAsia" w:cstheme="minorBidi"/>
                 <w:b/>
                 <w:bCs/>
                 <w:sz w:val="22"/>
@@ -3139,26 +3233,27 @@
         <w:tc>
           <w:tcPr>
             <w:tcW w:w="6885" w:type="dxa"/>
+            <w:tcMar/>
           </w:tcPr>
           <w:p>
             <w:pPr>
               <w:pStyle w:val="ListParagraph"/>
               <w:numPr>
                 <w:ilvl w:val="0"/>
-                <w:numId w:val="29"/>
+                <w:numId w:val="6"/>
               </w:numPr>
               <w:jc w:val="both"/>
               <w:rPr>
-                <w:rFonts w:asciiTheme="minorHAnsi" w:eastAsiaTheme="minorEastAsia" w:hAnsiTheme="minorHAnsi" w:cstheme="minorBidi"/>
-                <w:color w:val="000000" w:themeColor="text1"/>
-                <w:sz w:val="23"/>
-                <w:szCs w:val="23"/>
-                <w:lang w:eastAsia="en-GB"/>
-              </w:rPr>
-            </w:pPr>
-            <w:r>
-              <w:rPr>
-                <w:rFonts w:asciiTheme="minorHAnsi" w:eastAsiaTheme="minorEastAsia" w:hAnsiTheme="minorHAnsi" w:cstheme="minorBidi"/>
+                <w:rFonts w:asciiTheme="minorHAnsi" w:hAnsiTheme="minorHAnsi" w:eastAsiaTheme="minorEastAsia" w:cstheme="minorBidi"/>
+                <w:color w:val="000000" w:themeColor="text1"/>
+                <w:sz w:val="23"/>
+                <w:szCs w:val="23"/>
+                <w:lang w:eastAsia="en-GB"/>
+              </w:rPr>
+            </w:pPr>
+            <w:r>
+              <w:rPr>
+                <w:rFonts w:asciiTheme="minorHAnsi" w:hAnsiTheme="minorHAnsi" w:eastAsiaTheme="minorEastAsia" w:cstheme="minorBidi"/>
                 <w:color w:val="000000" w:themeColor="text1"/>
                 <w:sz w:val="23"/>
                 <w:szCs w:val="23"/>
@@ -3168,7 +3263,7 @@
             </w:r>
             <w:r>
               <w:rPr>
-                <w:rFonts w:asciiTheme="minorHAnsi" w:eastAsiaTheme="minorEastAsia" w:hAnsiTheme="minorHAnsi" w:cstheme="minorBidi"/>
+                <w:rFonts w:asciiTheme="minorHAnsi" w:hAnsiTheme="minorHAnsi" w:eastAsiaTheme="minorEastAsia" w:cstheme="minorBidi"/>
                 <w:color w:val="000000" w:themeColor="text1"/>
                 <w:sz w:val="23"/>
                 <w:szCs w:val="23"/>
@@ -3178,7 +3273,7 @@
             </w:r>
             <w:r>
               <w:rPr>
-                <w:rFonts w:asciiTheme="minorHAnsi" w:eastAsiaTheme="minorEastAsia" w:hAnsiTheme="minorHAnsi" w:cstheme="minorBidi"/>
+                <w:rFonts w:asciiTheme="minorHAnsi" w:hAnsiTheme="minorHAnsi" w:eastAsiaTheme="minorEastAsia" w:cstheme="minorBidi"/>
                 <w:color w:val="000000" w:themeColor="text1"/>
                 <w:sz w:val="23"/>
                 <w:szCs w:val="23"/>
@@ -3188,7 +3283,7 @@
             </w:r>
             <w:r>
               <w:rPr>
-                <w:rFonts w:asciiTheme="minorHAnsi" w:eastAsiaTheme="minorEastAsia" w:hAnsiTheme="minorHAnsi" w:cstheme="minorBidi"/>
+                <w:rFonts w:asciiTheme="minorHAnsi" w:hAnsiTheme="minorHAnsi" w:eastAsiaTheme="minorEastAsia" w:cstheme="minorBidi"/>
                 <w:color w:val="000000" w:themeColor="text1"/>
                 <w:sz w:val="23"/>
                 <w:szCs w:val="23"/>
@@ -3198,7 +3293,7 @@
             </w:r>
             <w:r>
               <w:rPr>
-                <w:rFonts w:asciiTheme="minorHAnsi" w:eastAsiaTheme="minorEastAsia" w:hAnsiTheme="minorHAnsi" w:cstheme="minorBidi"/>
+                <w:rFonts w:asciiTheme="minorHAnsi" w:hAnsiTheme="minorHAnsi" w:eastAsiaTheme="minorEastAsia" w:cstheme="minorBidi"/>
                 <w:color w:val="000000" w:themeColor="text1"/>
                 <w:sz w:val="23"/>
                 <w:szCs w:val="23"/>
@@ -3208,7 +3303,7 @@
             </w:r>
             <w:r>
               <w:rPr>
-                <w:rFonts w:asciiTheme="minorHAnsi" w:eastAsiaTheme="minorEastAsia" w:hAnsiTheme="minorHAnsi" w:cstheme="minorBidi"/>
+                <w:rFonts w:asciiTheme="minorHAnsi" w:hAnsiTheme="minorHAnsi" w:eastAsiaTheme="minorEastAsia" w:cstheme="minorBidi"/>
                 <w:color w:val="000000" w:themeColor="text1"/>
                 <w:sz w:val="23"/>
                 <w:szCs w:val="23"/>
@@ -3218,7 +3313,7 @@
             </w:r>
             <w:r>
               <w:rPr>
-                <w:rFonts w:asciiTheme="minorHAnsi" w:eastAsiaTheme="minorEastAsia" w:hAnsiTheme="minorHAnsi" w:cstheme="minorBidi"/>
+                <w:rFonts w:asciiTheme="minorHAnsi" w:hAnsiTheme="minorHAnsi" w:eastAsiaTheme="minorEastAsia" w:cstheme="minorBidi"/>
                 <w:color w:val="000000" w:themeColor="text1"/>
                 <w:sz w:val="23"/>
                 <w:szCs w:val="23"/>
@@ -3228,7 +3323,7 @@
             </w:r>
             <w:r>
               <w:rPr>
-                <w:rFonts w:asciiTheme="minorHAnsi" w:eastAsiaTheme="minorEastAsia" w:hAnsiTheme="minorHAnsi" w:cstheme="minorBidi"/>
+                <w:rFonts w:asciiTheme="minorHAnsi" w:hAnsiTheme="minorHAnsi" w:eastAsiaTheme="minorEastAsia" w:cstheme="minorBidi"/>
                 <w:color w:val="000000" w:themeColor="text1"/>
                 <w:sz w:val="23"/>
                 <w:szCs w:val="23"/>
@@ -3238,7 +3333,7 @@
             </w:r>
             <w:r>
               <w:rPr>
-                <w:rFonts w:asciiTheme="minorHAnsi" w:eastAsiaTheme="minorEastAsia" w:hAnsiTheme="minorHAnsi" w:cstheme="minorBidi"/>
+                <w:rFonts w:asciiTheme="minorHAnsi" w:hAnsiTheme="minorHAnsi" w:eastAsiaTheme="minorEastAsia" w:cstheme="minorBidi"/>
                 <w:color w:val="000000" w:themeColor="text1"/>
                 <w:sz w:val="23"/>
                 <w:szCs w:val="23"/>
@@ -3248,7 +3343,7 @@
             </w:r>
             <w:r>
               <w:rPr>
-                <w:rFonts w:asciiTheme="minorHAnsi" w:eastAsiaTheme="minorEastAsia" w:hAnsiTheme="minorHAnsi" w:cstheme="minorBidi"/>
+                <w:rFonts w:asciiTheme="minorHAnsi" w:hAnsiTheme="minorHAnsi" w:eastAsiaTheme="minorEastAsia" w:cstheme="minorBidi"/>
                 <w:color w:val="000000" w:themeColor="text1"/>
                 <w:sz w:val="23"/>
                 <w:szCs w:val="23"/>
@@ -3258,7 +3353,7 @@
             </w:r>
             <w:r>
               <w:rPr>
-                <w:rFonts w:asciiTheme="minorHAnsi" w:eastAsiaTheme="minorEastAsia" w:hAnsiTheme="minorHAnsi" w:cstheme="minorBidi"/>
+                <w:rFonts w:asciiTheme="minorHAnsi" w:hAnsiTheme="minorHAnsi" w:eastAsiaTheme="minorEastAsia" w:cstheme="minorBidi"/>
                 <w:color w:val="000000" w:themeColor="text1"/>
                 <w:sz w:val="23"/>
                 <w:szCs w:val="23"/>
@@ -3268,7 +3363,7 @@
             </w:r>
             <w:r>
               <w:rPr>
-                <w:rFonts w:asciiTheme="minorHAnsi" w:eastAsiaTheme="minorEastAsia" w:hAnsiTheme="minorHAnsi" w:cstheme="minorBidi"/>
+                <w:rFonts w:asciiTheme="minorHAnsi" w:hAnsiTheme="minorHAnsi" w:eastAsiaTheme="minorEastAsia" w:cstheme="minorBidi"/>
                 <w:color w:val="000000" w:themeColor="text1"/>
                 <w:sz w:val="23"/>
                 <w:szCs w:val="23"/>
@@ -3278,7 +3373,7 @@
             </w:r>
             <w:r>
               <w:rPr>
-                <w:rFonts w:asciiTheme="minorHAnsi" w:eastAsiaTheme="minorEastAsia" w:hAnsiTheme="minorHAnsi" w:cstheme="minorBidi"/>
+                <w:rFonts w:asciiTheme="minorHAnsi" w:hAnsiTheme="minorHAnsi" w:eastAsiaTheme="minorEastAsia" w:cstheme="minorBidi"/>
                 <w:color w:val="000000" w:themeColor="text1"/>
                 <w:sz w:val="23"/>
                 <w:szCs w:val="23"/>
@@ -3288,7 +3383,7 @@
             </w:r>
             <w:r>
               <w:rPr>
-                <w:rFonts w:asciiTheme="minorHAnsi" w:eastAsiaTheme="minorEastAsia" w:hAnsiTheme="minorHAnsi" w:cstheme="minorBidi"/>
+                <w:rFonts w:asciiTheme="minorHAnsi" w:hAnsiTheme="minorHAnsi" w:eastAsiaTheme="minorEastAsia" w:cstheme="minorBidi"/>
                 <w:color w:val="000000" w:themeColor="text1"/>
                 <w:sz w:val="23"/>
                 <w:szCs w:val="23"/>
@@ -3298,7 +3393,7 @@
             </w:r>
             <w:r>
               <w:rPr>
-                <w:rFonts w:asciiTheme="minorHAnsi" w:eastAsiaTheme="minorEastAsia" w:hAnsiTheme="minorHAnsi" w:cstheme="minorBidi"/>
+                <w:rFonts w:asciiTheme="minorHAnsi" w:hAnsiTheme="minorHAnsi" w:eastAsiaTheme="minorEastAsia" w:cstheme="minorBidi"/>
                 <w:color w:val="000000" w:themeColor="text1"/>
                 <w:sz w:val="23"/>
                 <w:szCs w:val="23"/>
@@ -3308,7 +3403,7 @@
             </w:r>
             <w:r>
               <w:rPr>
-                <w:rFonts w:asciiTheme="minorHAnsi" w:eastAsiaTheme="minorEastAsia" w:hAnsiTheme="minorHAnsi" w:cstheme="minorBidi"/>
+                <w:rFonts w:asciiTheme="minorHAnsi" w:hAnsiTheme="minorHAnsi" w:eastAsiaTheme="minorEastAsia" w:cstheme="minorBidi"/>
                 <w:color w:val="000000" w:themeColor="text1"/>
                 <w:sz w:val="23"/>
                 <w:szCs w:val="23"/>
@@ -3318,7 +3413,7 @@
             </w:r>
             <w:r>
               <w:rPr>
-                <w:rFonts w:asciiTheme="minorHAnsi" w:eastAsiaTheme="minorEastAsia" w:hAnsiTheme="minorHAnsi" w:cstheme="minorBidi"/>
+                <w:rFonts w:asciiTheme="minorHAnsi" w:hAnsiTheme="minorHAnsi" w:eastAsiaTheme="minorEastAsia" w:cstheme="minorBidi"/>
                 <w:color w:val="000000" w:themeColor="text1"/>
                 <w:sz w:val="23"/>
                 <w:szCs w:val="23"/>
@@ -3328,7 +3423,7 @@
             </w:r>
             <w:r>
               <w:rPr>
-                <w:rFonts w:asciiTheme="minorHAnsi" w:eastAsiaTheme="minorEastAsia" w:hAnsiTheme="minorHAnsi" w:cstheme="minorBidi"/>
+                <w:rFonts w:asciiTheme="minorHAnsi" w:hAnsiTheme="minorHAnsi" w:eastAsiaTheme="minorEastAsia" w:cstheme="minorBidi"/>
                 <w:color w:val="000000" w:themeColor="text1"/>
                 <w:sz w:val="23"/>
                 <w:szCs w:val="23"/>
@@ -3338,7 +3433,7 @@
             </w:r>
             <w:r>
               <w:rPr>
-                <w:rFonts w:asciiTheme="minorHAnsi" w:eastAsiaTheme="minorEastAsia" w:hAnsiTheme="minorHAnsi" w:cstheme="minorBidi"/>
+                <w:rFonts w:asciiTheme="minorHAnsi" w:hAnsiTheme="minorHAnsi" w:eastAsiaTheme="minorEastAsia" w:cstheme="minorBidi"/>
                 <w:color w:val="000000" w:themeColor="text1"/>
                 <w:sz w:val="23"/>
                 <w:szCs w:val="23"/>
@@ -3351,7 +3446,7 @@
             <w:pPr>
               <w:spacing w:before="100" w:beforeAutospacing="1" w:after="100" w:afterAutospacing="1"/>
               <w:rPr>
-                <w:rFonts w:asciiTheme="minorHAnsi" w:eastAsiaTheme="minorEastAsia" w:hAnsiTheme="minorHAnsi" w:cstheme="minorBidi"/>
+                <w:rFonts w:asciiTheme="minorHAnsi" w:hAnsiTheme="minorHAnsi" w:eastAsiaTheme="minorEastAsia" w:cstheme="minorBidi"/>
                 <w:color w:val="000000"/>
                 <w:sz w:val="22"/>
                 <w:szCs w:val="22"/>
@@ -3364,74 +3459,85 @@
           <w:tcPr>
             <w:tcW w:w="1875" w:type="dxa"/>
             <w:shd w:val="clear" w:color="auto" w:fill="C5E0B3" w:themeFill="accent6" w:themeFillTint="66"/>
+            <w:tcMar/>
           </w:tcPr>
           <w:p>
             <w:pPr>
               <w:jc w:val="center"/>
               <w:rPr>
-                <w:rFonts w:asciiTheme="minorHAnsi" w:eastAsiaTheme="minorEastAsia" w:hAnsiTheme="minorHAnsi" w:cstheme="minorBidi"/>
-                <w:b/>
-                <w:bCs/>
-                <w:sz w:val="22"/>
-                <w:szCs w:val="22"/>
-              </w:rPr>
-            </w:pPr>
-            <w:r>
-              <w:rPr>
-                <w:rFonts w:asciiTheme="minorHAnsi" w:eastAsiaTheme="minorEastAsia" w:hAnsiTheme="minorHAnsi" w:cstheme="minorBidi"/>
-                <w:b/>
-                <w:bCs/>
-                <w:sz w:val="22"/>
-                <w:szCs w:val="22"/>
-              </w:rPr>
-              <w:t xml:space="preserve">— </w:t>
-            </w:r>
-          </w:p>
-          <w:p>
-            <w:pPr>
-              <w:jc w:val="center"/>
-              <w:rPr>
-                <w:rFonts w:asciiTheme="minorHAnsi" w:eastAsiaTheme="minorEastAsia" w:hAnsiTheme="minorHAnsi" w:cstheme="minorBidi"/>
-                <w:b/>
-                <w:bCs/>
-                <w:sz w:val="22"/>
-                <w:szCs w:val="22"/>
-              </w:rPr>
-            </w:pPr>
+                <w:rFonts w:asciiTheme="minorHAnsi" w:hAnsiTheme="minorHAnsi" w:eastAsiaTheme="minorEastAsia" w:cstheme="minorBidi"/>
+                <w:b/>
+                <w:bCs/>
+                <w:sz w:val="22"/>
+                <w:szCs w:val="22"/>
+              </w:rPr>
+            </w:pPr>
+            <w:r>
+              <w:rPr>
+                <w:rFonts w:ascii="MS Gothic" w:hAnsi="MS Gothic" w:eastAsia="MS Gothic" w:cstheme="minorBidi"/>
+                <w:b/>
+                <w:bCs/>
+                <w:sz w:val="22"/>
+                <w:szCs w:val="22"/>
+              </w:rPr>
+              <w:t>Alex</w:t>
+            </w:r>
+            <w:r>
+              <w:rPr>
+                <w:rFonts w:asciiTheme="minorHAnsi" w:hAnsiTheme="minorHAnsi" w:eastAsiaTheme="minorEastAsia" w:cstheme="minorBidi"/>
+                <w:b/>
+                <w:bCs/>
+                <w:sz w:val="22"/>
+                <w:szCs w:val="22"/>
+              </w:rPr>
+              <w:t xml:space="preserve"> </w:t>
+            </w:r>
           </w:p>
         </w:tc>
         <w:tc>
           <w:tcPr>
             <w:tcW w:w="1538" w:type="dxa"/>
             <w:shd w:val="clear" w:color="auto" w:fill="C5E0B3" w:themeFill="accent6" w:themeFillTint="66"/>
+            <w:tcMar/>
           </w:tcPr>
           <w:p>
             <w:pPr>
               <w:jc w:val="center"/>
               <w:rPr>
-                <w:rFonts w:asciiTheme="minorHAnsi" w:eastAsiaTheme="minorEastAsia" w:hAnsiTheme="minorHAnsi" w:cstheme="minorBidi"/>
-                <w:b/>
-                <w:bCs/>
-                <w:sz w:val="22"/>
-                <w:szCs w:val="22"/>
-              </w:rPr>
-            </w:pPr>
-            <w:r>
-              <w:rPr>
-                <w:rFonts w:asciiTheme="minorHAnsi" w:eastAsiaTheme="minorEastAsia" w:hAnsiTheme="minorHAnsi" w:cstheme="minorBidi"/>
-                <w:b/>
-                <w:bCs/>
-                <w:sz w:val="22"/>
-                <w:szCs w:val="22"/>
-              </w:rPr>
-              <w:t xml:space="preserve">— </w:t>
+                <w:rFonts w:ascii="Calibri" w:hAnsi="Calibri" w:eastAsia="Calibri" w:cs="Calibri"/>
+                <w:sz w:val="22"/>
+                <w:szCs w:val="22"/>
+              </w:rPr>
+            </w:pPr>
+            <w:r>
+              <w:rPr>
+                <w:rFonts w:ascii="MS Gothic" w:hAnsi="MS Gothic" w:eastAsia="MS Gothic" w:cs="MS Gothic"/>
+                <w:b/>
+                <w:bCs/>
+                <w:color w:val="000000" w:themeColor="text1"/>
+                <w:sz w:val="22"/>
+                <w:szCs w:val="22"/>
+              </w:rPr>
+              <w:t>Orlando</w:t>
             </w:r>
           </w:p>
           <w:p>
             <w:pPr>
               <w:jc w:val="center"/>
               <w:rPr>
-                <w:rFonts w:asciiTheme="minorHAnsi" w:eastAsiaTheme="minorEastAsia" w:hAnsiTheme="minorHAnsi" w:cstheme="minorBidi"/>
+                <w:rFonts w:asciiTheme="minorHAnsi" w:hAnsiTheme="minorHAnsi" w:eastAsiaTheme="minorEastAsia" w:cstheme="minorBidi"/>
+                <w:b/>
+                <w:bCs/>
+                <w:sz w:val="22"/>
+                <w:szCs w:val="22"/>
+              </w:rPr>
+            </w:pPr>
+          </w:p>
+          <w:p>
+            <w:pPr>
+              <w:jc w:val="center"/>
+              <w:rPr>
+                <w:rFonts w:asciiTheme="minorHAnsi" w:hAnsiTheme="minorHAnsi" w:eastAsiaTheme="minorEastAsia" w:cstheme="minorBidi"/>
                 <w:b/>
                 <w:bCs/>
                 <w:sz w:val="22"/>
@@ -3450,12 +3556,13 @@
             <w:tcW w:w="8760" w:type="dxa"/>
             <w:gridSpan w:val="2"/>
             <w:shd w:val="clear" w:color="auto" w:fill="A6A6A6" w:themeFill="background1" w:themeFillShade="A6"/>
+            <w:tcMar/>
           </w:tcPr>
           <w:p>
             <w:pPr>
               <w:spacing w:beforeAutospacing="1" w:afterAutospacing="1"/>
               <w:rPr>
-                <w:rFonts w:asciiTheme="minorHAnsi" w:eastAsiaTheme="minorEastAsia" w:hAnsiTheme="minorHAnsi" w:cstheme="minorBidi"/>
+                <w:rFonts w:asciiTheme="minorHAnsi" w:hAnsiTheme="minorHAnsi" w:eastAsiaTheme="minorEastAsia" w:cstheme="minorBidi"/>
                 <w:b/>
                 <w:bCs/>
                 <w:color w:val="000000" w:themeColor="text1"/>
@@ -3464,7 +3571,7 @@
             </w:pPr>
             <w:r>
               <w:rPr>
-                <w:rFonts w:asciiTheme="minorHAnsi" w:eastAsiaTheme="minorEastAsia" w:hAnsiTheme="minorHAnsi" w:cstheme="minorBidi"/>
+                <w:rFonts w:asciiTheme="minorHAnsi" w:hAnsiTheme="minorHAnsi" w:eastAsiaTheme="minorEastAsia" w:cstheme="minorBidi"/>
                 <w:b/>
                 <w:bCs/>
                 <w:color w:val="000000" w:themeColor="text1"/>
@@ -3478,11 +3585,12 @@
           <w:tcPr>
             <w:tcW w:w="1538" w:type="dxa"/>
             <w:shd w:val="clear" w:color="auto" w:fill="A6A6A6" w:themeFill="background1" w:themeFillShade="A6"/>
-          </w:tcPr>
-          <w:p>
-            <w:pPr>
-              <w:rPr>
-                <w:rFonts w:asciiTheme="minorHAnsi" w:eastAsiaTheme="minorEastAsia" w:hAnsiTheme="minorHAnsi" w:cstheme="minorBidi"/>
+            <w:tcMar/>
+          </w:tcPr>
+          <w:p>
+            <w:pPr>
+              <w:rPr>
+                <w:rFonts w:asciiTheme="minorHAnsi" w:hAnsiTheme="minorHAnsi" w:eastAsiaTheme="minorEastAsia" w:cstheme="minorBidi"/>
                 <w:b/>
                 <w:bCs/>
                 <w:color w:val="000000" w:themeColor="text1"/>
@@ -3500,11 +3608,12 @@
         <w:tc>
           <w:tcPr>
             <w:tcW w:w="6885" w:type="dxa"/>
-          </w:tcPr>
-          <w:p>
-            <w:pPr>
-              <w:rPr>
-                <w:rFonts w:asciiTheme="minorHAnsi" w:eastAsiaTheme="minorEastAsia" w:hAnsiTheme="minorHAnsi" w:cstheme="minorBidi"/>
+            <w:tcMar/>
+          </w:tcPr>
+          <w:p>
+            <w:pPr>
+              <w:rPr>
+                <w:rFonts w:asciiTheme="minorHAnsi" w:hAnsiTheme="minorHAnsi" w:eastAsiaTheme="minorEastAsia" w:cstheme="minorBidi"/>
               </w:rPr>
             </w:pPr>
           </w:p>
@@ -3512,11 +3621,12 @@
         <w:tc>
           <w:tcPr>
             <w:tcW w:w="1875" w:type="dxa"/>
-          </w:tcPr>
-          <w:p>
-            <w:pPr>
-              <w:rPr>
-                <w:rFonts w:asciiTheme="minorHAnsi" w:eastAsiaTheme="minorEastAsia" w:hAnsiTheme="minorHAnsi" w:cstheme="minorBidi"/>
+            <w:tcMar/>
+          </w:tcPr>
+          <w:p>
+            <w:pPr>
+              <w:rPr>
+                <w:rFonts w:asciiTheme="minorHAnsi" w:hAnsiTheme="minorHAnsi" w:eastAsiaTheme="minorEastAsia" w:cstheme="minorBidi"/>
                 <w:b/>
                 <w:bCs/>
                 <w:sz w:val="20"/>
@@ -3524,7 +3634,7 @@
             </w:pPr>
             <w:r>
               <w:rPr>
-                <w:rFonts w:asciiTheme="minorHAnsi" w:eastAsiaTheme="minorEastAsia" w:hAnsiTheme="minorHAnsi" w:cstheme="minorBidi"/>
+                <w:rFonts w:asciiTheme="minorHAnsi" w:hAnsiTheme="minorHAnsi" w:eastAsiaTheme="minorEastAsia" w:cstheme="minorBidi"/>
                 <w:b/>
                 <w:bCs/>
                 <w:sz w:val="20"/>
@@ -3536,11 +3646,12 @@
         <w:tc>
           <w:tcPr>
             <w:tcW w:w="1538" w:type="dxa"/>
-          </w:tcPr>
-          <w:p>
-            <w:pPr>
-              <w:rPr>
-                <w:rFonts w:asciiTheme="minorHAnsi" w:eastAsiaTheme="minorEastAsia" w:hAnsiTheme="minorHAnsi" w:cstheme="minorBidi"/>
+            <w:tcMar/>
+          </w:tcPr>
+          <w:p>
+            <w:pPr>
+              <w:rPr>
+                <w:rFonts w:asciiTheme="minorHAnsi" w:hAnsiTheme="minorHAnsi" w:eastAsiaTheme="minorEastAsia" w:cstheme="minorBidi"/>
                 <w:b/>
                 <w:bCs/>
                 <w:sz w:val="20"/>
@@ -3548,7 +3659,7 @@
             </w:pPr>
             <w:r>
               <w:rPr>
-                <w:rFonts w:asciiTheme="minorHAnsi" w:eastAsiaTheme="minorEastAsia" w:hAnsiTheme="minorHAnsi" w:cstheme="minorBidi"/>
+                <w:rFonts w:asciiTheme="minorHAnsi" w:hAnsiTheme="minorHAnsi" w:eastAsiaTheme="minorEastAsia" w:cstheme="minorBidi"/>
                 <w:b/>
                 <w:bCs/>
                 <w:sz w:val="20"/>
@@ -3565,20 +3676,21 @@
         <w:tc>
           <w:tcPr>
             <w:tcW w:w="6885" w:type="dxa"/>
+            <w:tcMar/>
           </w:tcPr>
           <w:p>
             <w:pPr>
               <w:pStyle w:val="ListParagraph"/>
               <w:numPr>
                 <w:ilvl w:val="0"/>
-                <w:numId w:val="17"/>
+                <w:numId w:val="16"/>
               </w:numPr>
               <w:autoSpaceDE w:val="0"/>
               <w:autoSpaceDN w:val="0"/>
               <w:adjustRightInd w:val="0"/>
               <w:jc w:val="both"/>
               <w:rPr>
-                <w:rFonts w:asciiTheme="minorHAnsi" w:eastAsiaTheme="minorEastAsia" w:hAnsiTheme="minorHAnsi" w:cstheme="minorBidi"/>
+                <w:rFonts w:asciiTheme="minorHAnsi" w:hAnsiTheme="minorHAnsi" w:eastAsiaTheme="minorEastAsia" w:cstheme="minorBidi"/>
                 <w:color w:val="000000"/>
                 <w:sz w:val="23"/>
                 <w:szCs w:val="23"/>
@@ -3587,7 +3699,7 @@
             </w:pPr>
             <w:r>
               <w:rPr>
-                <w:rFonts w:asciiTheme="minorHAnsi" w:eastAsiaTheme="minorEastAsia" w:hAnsiTheme="minorHAnsi" w:cstheme="minorBidi"/>
+                <w:rFonts w:asciiTheme="minorHAnsi" w:hAnsiTheme="minorHAnsi" w:eastAsiaTheme="minorEastAsia" w:cstheme="minorBidi"/>
                 <w:color w:val="000000" w:themeColor="text1"/>
                 <w:sz w:val="23"/>
                 <w:szCs w:val="23"/>
@@ -3597,7 +3709,7 @@
             </w:r>
             <w:r>
               <w:rPr>
-                <w:rFonts w:asciiTheme="minorHAnsi" w:eastAsiaTheme="minorEastAsia" w:hAnsiTheme="minorHAnsi" w:cstheme="minorBidi"/>
+                <w:rFonts w:asciiTheme="minorHAnsi" w:hAnsiTheme="minorHAnsi" w:eastAsiaTheme="minorEastAsia" w:cstheme="minorBidi"/>
                 <w:color w:val="000000" w:themeColor="text1"/>
                 <w:sz w:val="23"/>
                 <w:szCs w:val="23"/>
@@ -3607,7 +3719,7 @@
             </w:r>
             <w:r>
               <w:rPr>
-                <w:rFonts w:asciiTheme="minorHAnsi" w:eastAsiaTheme="minorEastAsia" w:hAnsiTheme="minorHAnsi" w:cstheme="minorBidi"/>
+                <w:rFonts w:asciiTheme="minorHAnsi" w:hAnsiTheme="minorHAnsi" w:eastAsiaTheme="minorEastAsia" w:cstheme="minorBidi"/>
                 <w:color w:val="000000" w:themeColor="text1"/>
                 <w:sz w:val="23"/>
                 <w:szCs w:val="23"/>
@@ -3621,7 +3733,7 @@
               <w:pStyle w:val="ListParagraph"/>
               <w:spacing w:before="100" w:beforeAutospacing="1" w:after="100" w:afterAutospacing="1"/>
               <w:rPr>
-                <w:rFonts w:asciiTheme="minorHAnsi" w:eastAsiaTheme="minorEastAsia" w:hAnsiTheme="minorHAnsi" w:cstheme="minorBidi"/>
+                <w:rFonts w:asciiTheme="minorHAnsi" w:hAnsiTheme="minorHAnsi" w:eastAsiaTheme="minorEastAsia" w:cstheme="minorBidi"/>
                 <w:color w:val="000000"/>
                 <w:sz w:val="22"/>
                 <w:szCs w:val="22"/>
@@ -3634,36 +3746,36 @@
           <w:tcPr>
             <w:tcW w:w="1875" w:type="dxa"/>
             <w:shd w:val="clear" w:color="auto" w:fill="C5E0B3" w:themeFill="accent6" w:themeFillTint="66"/>
-          </w:tcPr>
-          <w:p>
-            <w:pPr>
+            <w:tcMar/>
+          </w:tcPr>
+          <w:p>
+            <w:pPr>
+              <w:pStyle w:val="Normal"/>
+              <w:suppressLineNumbers w:val="0"/>
+              <w:bidi w:val="0"/>
+              <w:spacing w:before="0" w:beforeAutospacing="off" w:after="0" w:afterAutospacing="off" w:line="240" w:lineRule="auto"/>
+              <w:ind w:left="0" w:right="0"/>
               <w:jc w:val="center"/>
-              <w:rPr>
-                <w:rFonts w:asciiTheme="minorHAnsi" w:eastAsiaTheme="minorEastAsia" w:hAnsiTheme="minorHAnsi" w:cstheme="minorBidi"/>
-                <w:b/>
-                <w:bCs/>
-                <w:sz w:val="22"/>
-                <w:szCs w:val="22"/>
-              </w:rPr>
-            </w:pPr>
-            <w:r>
-              <w:rPr>
-                <w:rFonts w:asciiTheme="minorHAnsi" w:eastAsiaTheme="minorEastAsia" w:hAnsiTheme="minorHAnsi" w:cstheme="minorBidi"/>
-                <w:b/>
-                <w:bCs/>
-                <w:sz w:val="22"/>
-                <w:szCs w:val="22"/>
-              </w:rPr>
-              <w:t xml:space="preserve">— </w:t>
+            </w:pPr>
+            <w:r>
+              <w:rPr>
+                <w:rFonts w:ascii="MS Gothic" w:hAnsi="MS Gothic" w:eastAsia="MS Gothic" w:cs="MS Gothic"/>
+                <w:b w:val="1"/>
+                <w:bCs w:val="1"/>
+                <w:color w:val="000000" w:themeColor="text1" w:themeTint="FF" w:themeShade="FF"/>
+                <w:sz w:val="22"/>
+                <w:szCs w:val="22"/>
+              </w:rPr>
+              <w:t>Alex</w:t>
             </w:r>
           </w:p>
           <w:p>
             <w:pPr>
               <w:jc w:val="center"/>
               <w:rPr>
-                <w:rFonts w:asciiTheme="minorHAnsi" w:eastAsiaTheme="minorEastAsia" w:hAnsiTheme="minorHAnsi" w:cstheme="minorBidi"/>
-                <w:b/>
-                <w:bCs/>
+                <w:rFonts w:ascii="Calibri" w:hAnsi="Calibri" w:eastAsia="ＭＳ 明朝" w:cs="Arial" w:asciiTheme="minorAscii" w:hAnsiTheme="minorAscii" w:eastAsiaTheme="minorEastAsia" w:cstheme="minorBidi"/>
+                <w:b w:val="1"/>
+                <w:bCs w:val="1"/>
                 <w:sz w:val="22"/>
                 <w:szCs w:val="22"/>
               </w:rPr>
@@ -3674,28 +3786,52 @@
           <w:tcPr>
             <w:tcW w:w="1538" w:type="dxa"/>
             <w:shd w:val="clear" w:color="auto" w:fill="C5E0B3" w:themeFill="accent6" w:themeFillTint="66"/>
+            <w:tcMar/>
           </w:tcPr>
           <w:p>
             <w:pPr>
               <w:jc w:val="center"/>
               <w:rPr>
-                <w:rFonts w:asciiTheme="minorHAnsi" w:eastAsiaTheme="minorEastAsia" w:hAnsiTheme="minorHAnsi" w:cstheme="minorBidi"/>
-                <w:b/>
-                <w:bCs/>
-                <w:sz w:val="22"/>
-                <w:szCs w:val="22"/>
-              </w:rPr>
-            </w:pPr>
-            <w:r>
-              <w:rPr>
-                <w:rFonts w:asciiTheme="minorHAnsi" w:eastAsiaTheme="minorEastAsia" w:hAnsiTheme="minorHAnsi" w:cstheme="minorBidi"/>
-                <w:b/>
-                <w:bCs/>
-                <w:sz w:val="22"/>
-                <w:szCs w:val="22"/>
-              </w:rPr>
-              <w:t xml:space="preserve">— </w:t>
-            </w:r>
+                <w:rFonts w:ascii="Calibri" w:hAnsi="Calibri" w:eastAsia="Calibri" w:cs="Calibri"/>
+                <w:sz w:val="22"/>
+                <w:szCs w:val="22"/>
+              </w:rPr>
+            </w:pPr>
+            <w:r>
+              <w:rPr>
+                <w:rFonts w:ascii="MS Gothic" w:hAnsi="MS Gothic" w:eastAsia="MS Gothic" w:cs="MS Gothic"/>
+                <w:b w:val="1"/>
+                <w:bCs w:val="1"/>
+                <w:color w:val="000000" w:themeColor="text1" w:themeTint="FF" w:themeShade="FF"/>
+                <w:sz w:val="22"/>
+                <w:szCs w:val="22"/>
+              </w:rPr>
+              <w:t>Orlando</w:t>
+            </w:r>
+          </w:p>
+          <w:p>
+            <w:pPr>
+              <w:jc w:val="center"/>
+              <w:rPr>
+                <w:rFonts w:ascii="MS Gothic" w:hAnsi="MS Gothic" w:eastAsia="MS Gothic" w:cs="Arial" w:cstheme="minorBidi"/>
+                <w:b w:val="1"/>
+                <w:bCs w:val="1"/>
+                <w:sz w:val="22"/>
+                <w:szCs w:val="22"/>
+              </w:rPr>
+            </w:pPr>
+          </w:p>
+          <w:p>
+            <w:pPr>
+              <w:jc w:val="center"/>
+              <w:rPr>
+                <w:rFonts w:ascii="Calibri" w:hAnsi="Calibri" w:eastAsia="ＭＳ 明朝" w:cs="Arial" w:asciiTheme="minorAscii" w:hAnsiTheme="minorAscii" w:eastAsiaTheme="minorEastAsia" w:cstheme="minorBidi"/>
+                <w:b w:val="1"/>
+                <w:bCs w:val="1"/>
+                <w:sz w:val="22"/>
+                <w:szCs w:val="22"/>
+              </w:rPr>
+            </w:pPr>
           </w:p>
         </w:tc>
       </w:tr>
@@ -3706,20 +3842,21 @@
         <w:tc>
           <w:tcPr>
             <w:tcW w:w="6885" w:type="dxa"/>
+            <w:tcMar/>
           </w:tcPr>
           <w:p>
             <w:pPr>
               <w:pStyle w:val="ListParagraph"/>
               <w:numPr>
                 <w:ilvl w:val="0"/>
-                <w:numId w:val="29"/>
+                <w:numId w:val="6"/>
               </w:numPr>
               <w:autoSpaceDE w:val="0"/>
               <w:autoSpaceDN w:val="0"/>
               <w:adjustRightInd w:val="0"/>
               <w:jc w:val="both"/>
               <w:rPr>
-                <w:rFonts w:asciiTheme="minorHAnsi" w:eastAsiaTheme="minorEastAsia" w:hAnsiTheme="minorHAnsi" w:cstheme="minorBidi"/>
+                <w:rFonts w:asciiTheme="minorHAnsi" w:hAnsiTheme="minorHAnsi" w:eastAsiaTheme="minorEastAsia" w:cstheme="minorBidi"/>
                 <w:color w:val="000000"/>
                 <w:sz w:val="23"/>
                 <w:szCs w:val="23"/>
@@ -3728,7 +3865,7 @@
             </w:pPr>
             <w:r>
               <w:rPr>
-                <w:rFonts w:asciiTheme="minorHAnsi" w:eastAsiaTheme="minorEastAsia" w:hAnsiTheme="minorHAnsi" w:cstheme="minorBidi"/>
+                <w:rFonts w:asciiTheme="minorHAnsi" w:hAnsiTheme="minorHAnsi" w:eastAsiaTheme="minorEastAsia" w:cstheme="minorBidi"/>
                 <w:color w:val="000000" w:themeColor="text1"/>
                 <w:sz w:val="23"/>
                 <w:szCs w:val="23"/>
@@ -3738,7 +3875,7 @@
             </w:r>
             <w:r>
               <w:rPr>
-                <w:rFonts w:asciiTheme="minorHAnsi" w:eastAsiaTheme="minorEastAsia" w:hAnsiTheme="minorHAnsi" w:cstheme="minorBidi"/>
+                <w:rFonts w:asciiTheme="minorHAnsi" w:hAnsiTheme="minorHAnsi" w:eastAsiaTheme="minorEastAsia" w:cstheme="minorBidi"/>
                 <w:color w:val="000000" w:themeColor="text1"/>
                 <w:sz w:val="23"/>
                 <w:szCs w:val="23"/>
@@ -3748,7 +3885,7 @@
             </w:r>
             <w:r>
               <w:rPr>
-                <w:rFonts w:asciiTheme="minorHAnsi" w:eastAsiaTheme="minorEastAsia" w:hAnsiTheme="minorHAnsi" w:cstheme="minorBidi"/>
+                <w:rFonts w:asciiTheme="minorHAnsi" w:hAnsiTheme="minorHAnsi" w:eastAsiaTheme="minorEastAsia" w:cstheme="minorBidi"/>
                 <w:color w:val="000000" w:themeColor="text1"/>
                 <w:sz w:val="23"/>
                 <w:szCs w:val="23"/>
@@ -3758,7 +3895,7 @@
             </w:r>
             <w:r>
               <w:rPr>
-                <w:rFonts w:asciiTheme="minorHAnsi" w:eastAsiaTheme="minorEastAsia" w:hAnsiTheme="minorHAnsi" w:cstheme="minorBidi"/>
+                <w:rFonts w:asciiTheme="minorHAnsi" w:hAnsiTheme="minorHAnsi" w:eastAsiaTheme="minorEastAsia" w:cstheme="minorBidi"/>
                 <w:color w:val="000000" w:themeColor="text1"/>
                 <w:sz w:val="23"/>
                 <w:szCs w:val="23"/>
@@ -3768,7 +3905,7 @@
             </w:r>
             <w:r>
               <w:rPr>
-                <w:rFonts w:asciiTheme="minorHAnsi" w:eastAsiaTheme="minorEastAsia" w:hAnsiTheme="minorHAnsi" w:cstheme="minorBidi"/>
+                <w:rFonts w:asciiTheme="minorHAnsi" w:hAnsiTheme="minorHAnsi" w:eastAsiaTheme="minorEastAsia" w:cstheme="minorBidi"/>
                 <w:color w:val="000000" w:themeColor="text1"/>
                 <w:sz w:val="23"/>
                 <w:szCs w:val="23"/>
@@ -3782,7 +3919,7 @@
               <w:pStyle w:val="ListParagraph"/>
               <w:spacing w:before="100" w:beforeAutospacing="1" w:after="100" w:afterAutospacing="1"/>
               <w:rPr>
-                <w:rFonts w:asciiTheme="minorHAnsi" w:eastAsiaTheme="minorEastAsia" w:hAnsiTheme="minorHAnsi" w:cstheme="minorBidi"/>
+                <w:rFonts w:asciiTheme="minorHAnsi" w:hAnsiTheme="minorHAnsi" w:eastAsiaTheme="minorEastAsia" w:cstheme="minorBidi"/>
                 <w:color w:val="000000"/>
                 <w:sz w:val="22"/>
                 <w:szCs w:val="22"/>
@@ -3795,34 +3932,33 @@
           <w:tcPr>
             <w:tcW w:w="1875" w:type="dxa"/>
             <w:shd w:val="clear" w:color="auto" w:fill="C5E0B3" w:themeFill="accent6" w:themeFillTint="66"/>
-          </w:tcPr>
-          <w:p>
-            <w:pPr>
+            <w:tcMar/>
+          </w:tcPr>
+          <w:p>
+            <w:pPr>
+              <w:pStyle w:val="Normal"/>
+              <w:suppressLineNumbers w:val="0"/>
+              <w:spacing w:before="0" w:beforeAutospacing="off" w:after="0" w:afterAutospacing="off" w:line="240" w:lineRule="auto"/>
+              <w:ind w:left="0" w:right="0"/>
               <w:jc w:val="center"/>
-              <w:rPr>
-                <w:rFonts w:asciiTheme="minorHAnsi" w:eastAsiaTheme="minorEastAsia" w:hAnsiTheme="minorHAnsi" w:cstheme="minorBidi"/>
-                <w:b/>
-                <w:bCs/>
-                <w:sz w:val="22"/>
-                <w:szCs w:val="22"/>
-              </w:rPr>
-            </w:pPr>
-            <w:r>
-              <w:rPr>
-                <w:rFonts w:asciiTheme="minorHAnsi" w:eastAsiaTheme="minorEastAsia" w:hAnsiTheme="minorHAnsi" w:cstheme="minorBidi"/>
-                <w:b/>
-                <w:bCs/>
-                <w:sz w:val="22"/>
-                <w:szCs w:val="22"/>
-              </w:rPr>
-              <w:t xml:space="preserve">— </w:t>
+            </w:pPr>
+            <w:r>
+              <w:rPr>
+                <w:rFonts w:ascii="MS Gothic" w:hAnsi="MS Gothic" w:eastAsia="MS Gothic" w:cs="MS Gothic"/>
+                <w:b w:val="1"/>
+                <w:bCs w:val="1"/>
+                <w:color w:val="000000" w:themeColor="text1" w:themeTint="FF" w:themeShade="FF"/>
+                <w:sz w:val="22"/>
+                <w:szCs w:val="22"/>
+              </w:rPr>
+              <w:t>Alex</w:t>
             </w:r>
           </w:p>
           <w:p>
             <w:pPr>
               <w:jc w:val="center"/>
               <w:rPr>
-                <w:rFonts w:asciiTheme="minorHAnsi" w:eastAsiaTheme="minorEastAsia" w:hAnsiTheme="minorHAnsi" w:cstheme="minorBidi"/>
+                <w:rFonts w:asciiTheme="minorHAnsi" w:hAnsiTheme="minorHAnsi" w:eastAsiaTheme="minorEastAsia" w:cstheme="minorBidi"/>
                 <w:b/>
                 <w:bCs/>
                 <w:sz w:val="22"/>
@@ -3835,40 +3971,74 @@
           <w:tcPr>
             <w:tcW w:w="1538" w:type="dxa"/>
             <w:shd w:val="clear" w:color="auto" w:fill="C5E0B3" w:themeFill="accent6" w:themeFillTint="66"/>
+            <w:tcMar/>
           </w:tcPr>
           <w:p>
             <w:pPr>
               <w:jc w:val="center"/>
               <w:rPr>
-                <w:rFonts w:asciiTheme="minorHAnsi" w:eastAsiaTheme="minorEastAsia" w:hAnsiTheme="minorHAnsi" w:cstheme="minorBidi"/>
-                <w:b/>
-                <w:bCs/>
-                <w:sz w:val="22"/>
-                <w:szCs w:val="22"/>
-              </w:rPr>
-            </w:pPr>
-            <w:r>
-              <w:rPr>
-                <w:rFonts w:asciiTheme="minorHAnsi" w:eastAsiaTheme="minorEastAsia" w:hAnsiTheme="minorHAnsi" w:cstheme="minorBidi"/>
-                <w:b/>
-                <w:bCs/>
-                <w:sz w:val="22"/>
-                <w:szCs w:val="22"/>
-              </w:rPr>
-              <w:t xml:space="preserve">— </w:t>
+                <w:rFonts w:ascii="Calibri" w:hAnsi="Calibri" w:eastAsia="Calibri" w:cs="Calibri"/>
+                <w:sz w:val="22"/>
+                <w:szCs w:val="22"/>
+              </w:rPr>
+            </w:pPr>
+            <w:r>
+              <w:rPr>
+                <w:rFonts w:ascii="MS Gothic" w:hAnsi="MS Gothic" w:eastAsia="MS Gothic" w:cs="MS Gothic"/>
+                <w:b w:val="1"/>
+                <w:bCs w:val="1"/>
+                <w:color w:val="000000" w:themeColor="text1" w:themeTint="FF" w:themeShade="FF"/>
+                <w:sz w:val="22"/>
+                <w:szCs w:val="22"/>
+              </w:rPr>
+              <w:t>Orlando</w:t>
             </w:r>
           </w:p>
           <w:p>
             <w:pPr>
               <w:jc w:val="center"/>
               <w:rPr>
-                <w:rFonts w:asciiTheme="minorHAnsi" w:eastAsiaTheme="minorEastAsia" w:hAnsiTheme="minorHAnsi" w:cstheme="minorBidi"/>
-                <w:b/>
-                <w:bCs/>
-                <w:sz w:val="22"/>
-                <w:szCs w:val="22"/>
-              </w:rPr>
-            </w:pPr>
+                <w:rFonts w:ascii="MS Gothic" w:hAnsi="MS Gothic" w:eastAsia="MS Gothic" w:cs="Arial" w:cstheme="minorBidi"/>
+                <w:b w:val="1"/>
+                <w:bCs w:val="1"/>
+                <w:sz w:val="22"/>
+                <w:szCs w:val="22"/>
+              </w:rPr>
+            </w:pPr>
+          </w:p>
+          <w:p>
+            <w:pPr>
+              <w:jc w:val="center"/>
+              <w:rPr>
+                <w:rFonts w:ascii="Calibri" w:hAnsi="Calibri" w:eastAsia="ＭＳ 明朝" w:cs="Arial" w:asciiTheme="minorAscii" w:hAnsiTheme="minorAscii" w:eastAsiaTheme="minorEastAsia" w:cstheme="minorBidi"/>
+                <w:b w:val="1"/>
+                <w:bCs w:val="1"/>
+                <w:sz w:val="22"/>
+                <w:szCs w:val="22"/>
+              </w:rPr>
+            </w:pPr>
+          </w:p>
+          <w:p>
+            <w:pPr>
+              <w:jc w:val="center"/>
+              <w:rPr>
+                <w:rFonts w:asciiTheme="minorHAnsi" w:hAnsiTheme="minorHAnsi" w:eastAsiaTheme="minorEastAsia" w:cstheme="minorBidi"/>
+                <w:b/>
+                <w:bCs/>
+                <w:sz w:val="22"/>
+                <w:szCs w:val="22"/>
+              </w:rPr>
+            </w:pPr>
+            <w:r>
+              <w:rPr>
+                <w:rFonts w:asciiTheme="minorHAnsi" w:hAnsiTheme="minorHAnsi" w:eastAsiaTheme="minorEastAsia" w:cstheme="minorBidi"/>
+                <w:b/>
+                <w:bCs/>
+                <w:sz w:val="22"/>
+                <w:szCs w:val="22"/>
+              </w:rPr>
+              <w:t xml:space="preserve"> </w:t>
+            </w:r>
           </w:p>
         </w:tc>
       </w:tr>
@@ -3879,20 +4049,21 @@
         <w:tc>
           <w:tcPr>
             <w:tcW w:w="6885" w:type="dxa"/>
+            <w:tcMar/>
           </w:tcPr>
           <w:p>
             <w:pPr>
               <w:pStyle w:val="ListParagraph"/>
               <w:numPr>
                 <w:ilvl w:val="0"/>
-                <w:numId w:val="29"/>
+                <w:numId w:val="6"/>
               </w:numPr>
               <w:autoSpaceDE w:val="0"/>
               <w:autoSpaceDN w:val="0"/>
               <w:adjustRightInd w:val="0"/>
               <w:jc w:val="both"/>
               <w:rPr>
-                <w:rFonts w:asciiTheme="minorHAnsi" w:eastAsiaTheme="minorEastAsia" w:hAnsiTheme="minorHAnsi" w:cstheme="minorBidi"/>
+                <w:rFonts w:asciiTheme="minorHAnsi" w:hAnsiTheme="minorHAnsi" w:eastAsiaTheme="minorEastAsia" w:cstheme="minorBidi"/>
                 <w:color w:val="000000"/>
                 <w:sz w:val="23"/>
                 <w:szCs w:val="23"/>
@@ -3901,18 +4072,17 @@
             </w:pPr>
             <w:r>
               <w:rPr>
-                <w:rFonts w:asciiTheme="minorHAnsi" w:eastAsiaTheme="minorEastAsia" w:hAnsiTheme="minorHAnsi" w:cstheme="minorBidi"/>
-                <w:color w:val="000000" w:themeColor="text1"/>
-                <w:sz w:val="23"/>
-                <w:szCs w:val="23"/>
-                <w:lang w:eastAsia="en-GB"/>
-              </w:rPr>
-              <w:lastRenderedPageBreak/>
+                <w:rFonts w:asciiTheme="minorHAnsi" w:hAnsiTheme="minorHAnsi" w:eastAsiaTheme="minorEastAsia" w:cstheme="minorBidi"/>
+                <w:color w:val="000000" w:themeColor="text1"/>
+                <w:sz w:val="23"/>
+                <w:szCs w:val="23"/>
+                <w:lang w:eastAsia="en-GB"/>
+              </w:rPr>
               <w:t>5.</w:t>
             </w:r>
             <w:r>
               <w:rPr>
-                <w:rFonts w:asciiTheme="minorHAnsi" w:eastAsiaTheme="minorEastAsia" w:hAnsiTheme="minorHAnsi" w:cstheme="minorBidi"/>
+                <w:rFonts w:asciiTheme="minorHAnsi" w:hAnsiTheme="minorHAnsi" w:eastAsiaTheme="minorEastAsia" w:cstheme="minorBidi"/>
                 <w:color w:val="000000" w:themeColor="text1"/>
                 <w:sz w:val="23"/>
                 <w:szCs w:val="23"/>
@@ -3922,7 +4092,7 @@
             </w:r>
             <w:r>
               <w:rPr>
-                <w:rFonts w:asciiTheme="minorHAnsi" w:eastAsiaTheme="minorEastAsia" w:hAnsiTheme="minorHAnsi" w:cstheme="minorBidi"/>
+                <w:rFonts w:asciiTheme="minorHAnsi" w:hAnsiTheme="minorHAnsi" w:eastAsiaTheme="minorEastAsia" w:cstheme="minorBidi"/>
                 <w:color w:val="000000" w:themeColor="text1"/>
                 <w:sz w:val="23"/>
                 <w:szCs w:val="23"/>
@@ -3932,7 +4102,7 @@
             </w:r>
             <w:r>
               <w:rPr>
-                <w:rFonts w:asciiTheme="minorHAnsi" w:eastAsiaTheme="minorEastAsia" w:hAnsiTheme="minorHAnsi" w:cstheme="minorBidi"/>
+                <w:rFonts w:asciiTheme="minorHAnsi" w:hAnsiTheme="minorHAnsi" w:eastAsiaTheme="minorEastAsia" w:cstheme="minorBidi"/>
                 <w:b/>
                 <w:bCs/>
                 <w:color w:val="000000" w:themeColor="text1"/>
@@ -3944,7 +4114,7 @@
             </w:r>
             <w:r>
               <w:rPr>
-                <w:rFonts w:asciiTheme="minorHAnsi" w:eastAsiaTheme="minorEastAsia" w:hAnsiTheme="minorHAnsi" w:cstheme="minorBidi"/>
+                <w:rFonts w:asciiTheme="minorHAnsi" w:hAnsiTheme="minorHAnsi" w:eastAsiaTheme="minorEastAsia" w:cstheme="minorBidi"/>
                 <w:color w:val="000000" w:themeColor="text1"/>
                 <w:sz w:val="23"/>
                 <w:szCs w:val="23"/>
@@ -3958,7 +4128,7 @@
               <w:pStyle w:val="ListParagraph"/>
               <w:spacing w:before="100" w:beforeAutospacing="1" w:after="100" w:afterAutospacing="1"/>
               <w:rPr>
-                <w:rFonts w:asciiTheme="minorHAnsi" w:eastAsiaTheme="minorEastAsia" w:hAnsiTheme="minorHAnsi" w:cstheme="minorBidi"/>
+                <w:rFonts w:asciiTheme="minorHAnsi" w:hAnsiTheme="minorHAnsi" w:eastAsiaTheme="minorEastAsia" w:cstheme="minorBidi"/>
                 <w:color w:val="000000"/>
                 <w:sz w:val="22"/>
                 <w:szCs w:val="22"/>
@@ -3971,80 +4141,101 @@
           <w:tcPr>
             <w:tcW w:w="1875" w:type="dxa"/>
             <w:shd w:val="clear" w:color="auto" w:fill="C5E0B3" w:themeFill="accent6" w:themeFillTint="66"/>
-          </w:tcPr>
-          <w:p>
-            <w:pPr>
+            <w:tcMar/>
+          </w:tcPr>
+          <w:p>
+            <w:pPr>
+              <w:pStyle w:val="Normal"/>
+              <w:suppressLineNumbers w:val="0"/>
+              <w:spacing w:before="0" w:beforeAutospacing="off" w:after="0" w:afterAutospacing="off" w:line="240" w:lineRule="auto"/>
+              <w:ind w:left="0" w:right="0"/>
               <w:jc w:val="center"/>
-              <w:rPr>
-                <w:rFonts w:asciiTheme="minorHAnsi" w:eastAsiaTheme="minorEastAsia" w:hAnsiTheme="minorHAnsi" w:cstheme="minorBidi"/>
-                <w:b/>
-                <w:bCs/>
-                <w:sz w:val="22"/>
-                <w:szCs w:val="22"/>
-              </w:rPr>
-            </w:pPr>
-            <w:r>
-              <w:rPr>
-                <w:rFonts w:asciiTheme="minorHAnsi" w:eastAsiaTheme="minorEastAsia" w:hAnsiTheme="minorHAnsi" w:cstheme="minorBidi"/>
-                <w:b/>
-                <w:bCs/>
-                <w:sz w:val="22"/>
-                <w:szCs w:val="22"/>
-              </w:rPr>
-              <w:t xml:space="preserve">— </w:t>
-            </w:r>
-          </w:p>
-          <w:p>
-            <w:pPr>
-              <w:jc w:val="center"/>
-              <w:rPr>
-                <w:rFonts w:asciiTheme="minorHAnsi" w:eastAsiaTheme="minorEastAsia" w:hAnsiTheme="minorHAnsi" w:cstheme="minorBidi"/>
-                <w:b/>
-                <w:bCs/>
-                <w:sz w:val="22"/>
-                <w:szCs w:val="22"/>
-              </w:rPr>
-            </w:pPr>
+            </w:pPr>
+            <w:r>
+              <w:rPr>
+                <w:rFonts w:ascii="MS Gothic" w:hAnsi="MS Gothic" w:eastAsia="MS Gothic" w:cs="MS Gothic"/>
+                <w:b w:val="1"/>
+                <w:bCs w:val="1"/>
+                <w:color w:val="000000" w:themeColor="text1" w:themeTint="FF" w:themeShade="FF"/>
+                <w:sz w:val="22"/>
+                <w:szCs w:val="22"/>
+              </w:rPr>
+              <w:t>Alex</w:t>
+            </w:r>
           </w:p>
         </w:tc>
         <w:tc>
           <w:tcPr>
             <w:tcW w:w="1538" w:type="dxa"/>
             <w:shd w:val="clear" w:color="auto" w:fill="C5E0B3" w:themeFill="accent6" w:themeFillTint="66"/>
+            <w:tcMar/>
           </w:tcPr>
           <w:p>
             <w:pPr>
               <w:jc w:val="center"/>
               <w:rPr>
-                <w:rFonts w:asciiTheme="minorHAnsi" w:eastAsiaTheme="minorEastAsia" w:hAnsiTheme="minorHAnsi" w:cstheme="minorBidi"/>
-                <w:b/>
-                <w:bCs/>
-                <w:sz w:val="22"/>
-                <w:szCs w:val="22"/>
-              </w:rPr>
-            </w:pPr>
-            <w:r>
-              <w:rPr>
-                <w:rFonts w:asciiTheme="minorHAnsi" w:eastAsiaTheme="minorEastAsia" w:hAnsiTheme="minorHAnsi" w:cstheme="minorBidi"/>
-                <w:b/>
-                <w:bCs/>
-                <w:sz w:val="22"/>
-                <w:szCs w:val="22"/>
-              </w:rPr>
-              <w:t xml:space="preserve">— </w:t>
+                <w:rFonts w:ascii="Calibri" w:hAnsi="Calibri" w:eastAsia="Calibri" w:cs="Calibri"/>
+                <w:sz w:val="22"/>
+                <w:szCs w:val="22"/>
+              </w:rPr>
+            </w:pPr>
+            <w:r>
+              <w:rPr>
+                <w:rFonts w:ascii="MS Gothic" w:hAnsi="MS Gothic" w:eastAsia="MS Gothic" w:cs="MS Gothic"/>
+                <w:b w:val="1"/>
+                <w:bCs w:val="1"/>
+                <w:color w:val="000000" w:themeColor="text1" w:themeTint="FF" w:themeShade="FF"/>
+                <w:sz w:val="22"/>
+                <w:szCs w:val="22"/>
+              </w:rPr>
+              <w:t>Orlando</w:t>
             </w:r>
           </w:p>
           <w:p>
             <w:pPr>
               <w:jc w:val="center"/>
               <w:rPr>
-                <w:rFonts w:asciiTheme="minorHAnsi" w:eastAsiaTheme="minorEastAsia" w:hAnsiTheme="minorHAnsi" w:cstheme="minorBidi"/>
-                <w:b/>
-                <w:bCs/>
-                <w:sz w:val="22"/>
-                <w:szCs w:val="22"/>
-              </w:rPr>
-            </w:pPr>
+                <w:rFonts w:ascii="MS Gothic" w:hAnsi="MS Gothic" w:eastAsia="MS Gothic" w:cs="Arial" w:cstheme="minorBidi"/>
+                <w:b w:val="1"/>
+                <w:bCs w:val="1"/>
+                <w:sz w:val="22"/>
+                <w:szCs w:val="22"/>
+              </w:rPr>
+            </w:pPr>
+          </w:p>
+          <w:p>
+            <w:pPr>
+              <w:jc w:val="center"/>
+              <w:rPr>
+                <w:rFonts w:ascii="Calibri" w:hAnsi="Calibri" w:eastAsia="ＭＳ 明朝" w:cs="Arial" w:asciiTheme="minorAscii" w:hAnsiTheme="minorAscii" w:eastAsiaTheme="minorEastAsia" w:cstheme="minorBidi"/>
+                <w:b w:val="1"/>
+                <w:bCs w:val="1"/>
+                <w:sz w:val="22"/>
+                <w:szCs w:val="22"/>
+              </w:rPr>
+            </w:pPr>
+          </w:p>
+          <w:p>
+            <w:pPr>
+              <w:jc w:val="center"/>
+              <w:rPr>
+                <w:rFonts w:asciiTheme="minorHAnsi" w:hAnsiTheme="minorHAnsi" w:eastAsiaTheme="minorEastAsia" w:cstheme="minorBidi"/>
+                <w:b/>
+                <w:bCs/>
+                <w:sz w:val="22"/>
+                <w:szCs w:val="22"/>
+              </w:rPr>
+            </w:pPr>
+            <w:r>
+              <w:rPr>
+                <w:rFonts w:asciiTheme="minorHAnsi" w:hAnsiTheme="minorHAnsi" w:eastAsiaTheme="minorEastAsia" w:cstheme="minorBidi"/>
+                <w:b/>
+                <w:bCs/>
+                <w:sz w:val="22"/>
+                <w:szCs w:val="22"/>
+              </w:rPr>
+              <w:t xml:space="preserve"> </w:t>
+            </w:r>
           </w:p>
         </w:tc>
       </w:tr>
@@ -4057,17 +4248,18 @@
             <w:tcW w:w="8760" w:type="dxa"/>
             <w:gridSpan w:val="2"/>
             <w:shd w:val="clear" w:color="auto" w:fill="A6A6A6" w:themeFill="background1" w:themeFillShade="A6"/>
-          </w:tcPr>
-          <w:p>
-            <w:pPr>
-              <w:rPr>
-                <w:rFonts w:asciiTheme="minorHAnsi" w:eastAsiaTheme="minorEastAsia" w:hAnsiTheme="minorHAnsi" w:cstheme="minorBidi"/>
+            <w:tcMar/>
+          </w:tcPr>
+          <w:p>
+            <w:pPr>
+              <w:rPr>
+                <w:rFonts w:asciiTheme="minorHAnsi" w:hAnsiTheme="minorHAnsi" w:eastAsiaTheme="minorEastAsia" w:cstheme="minorBidi"/>
                 <w:szCs w:val="24"/>
               </w:rPr>
             </w:pPr>
             <w:r>
               <w:rPr>
-                <w:rFonts w:asciiTheme="minorHAnsi" w:eastAsiaTheme="minorEastAsia" w:hAnsiTheme="minorHAnsi" w:cstheme="minorBidi"/>
+                <w:rFonts w:asciiTheme="minorHAnsi" w:hAnsiTheme="minorHAnsi" w:eastAsiaTheme="minorEastAsia" w:cstheme="minorBidi"/>
                 <w:b/>
                 <w:bCs/>
                 <w:color w:val="000000" w:themeColor="text1"/>
@@ -4077,7 +4269,7 @@
             </w:r>
             <w:r>
               <w:rPr>
-                <w:rFonts w:asciiTheme="minorHAnsi" w:eastAsiaTheme="minorEastAsia" w:hAnsiTheme="minorHAnsi" w:cstheme="minorBidi"/>
+                <w:rFonts w:asciiTheme="minorHAnsi" w:hAnsiTheme="minorHAnsi" w:eastAsiaTheme="minorEastAsia" w:cstheme="minorBidi"/>
                 <w:b/>
                 <w:bCs/>
                 <w:color w:val="000000" w:themeColor="text1"/>
@@ -4087,7 +4279,7 @@
             </w:r>
             <w:r>
               <w:rPr>
-                <w:rFonts w:asciiTheme="minorHAnsi" w:eastAsiaTheme="minorEastAsia" w:hAnsiTheme="minorHAnsi" w:cstheme="minorBidi"/>
+                <w:rFonts w:asciiTheme="minorHAnsi" w:hAnsiTheme="minorHAnsi" w:eastAsiaTheme="minorEastAsia" w:cstheme="minorBidi"/>
                 <w:b/>
                 <w:bCs/>
                 <w:color w:val="000000" w:themeColor="text1"/>
@@ -4101,11 +4293,12 @@
           <w:tcPr>
             <w:tcW w:w="1538" w:type="dxa"/>
             <w:shd w:val="clear" w:color="auto" w:fill="A6A6A6" w:themeFill="background1" w:themeFillShade="A6"/>
-          </w:tcPr>
-          <w:p>
-            <w:pPr>
-              <w:rPr>
-                <w:rFonts w:asciiTheme="minorHAnsi" w:eastAsiaTheme="minorEastAsia" w:hAnsiTheme="minorHAnsi" w:cstheme="minorBidi"/>
+            <w:tcMar/>
+          </w:tcPr>
+          <w:p>
+            <w:pPr>
+              <w:rPr>
+                <w:rFonts w:asciiTheme="minorHAnsi" w:hAnsiTheme="minorHAnsi" w:eastAsiaTheme="minorEastAsia" w:cstheme="minorBidi"/>
                 <w:b/>
                 <w:bCs/>
                 <w:color w:val="000000" w:themeColor="text1"/>
@@ -4124,16 +4317,17 @@
           <w:tcPr>
             <w:tcW w:w="10298" w:type="dxa"/>
             <w:gridSpan w:val="3"/>
-          </w:tcPr>
-          <w:p>
-            <w:pPr>
-              <w:rPr>
-                <w:rFonts w:asciiTheme="minorHAnsi" w:eastAsiaTheme="minorEastAsia" w:hAnsiTheme="minorHAnsi" w:cstheme="minorBidi"/>
-              </w:rPr>
-            </w:pPr>
-            <w:r>
-              <w:rPr>
-                <w:rFonts w:asciiTheme="minorHAnsi" w:eastAsiaTheme="minorEastAsia" w:hAnsiTheme="minorHAnsi" w:cstheme="minorBidi"/>
+            <w:tcMar/>
+          </w:tcPr>
+          <w:p>
+            <w:pPr>
+              <w:rPr>
+                <w:rFonts w:asciiTheme="minorHAnsi" w:hAnsiTheme="minorHAnsi" w:eastAsiaTheme="minorEastAsia" w:cstheme="minorBidi"/>
+              </w:rPr>
+            </w:pPr>
+            <w:r>
+              <w:rPr>
+                <w:rFonts w:asciiTheme="minorHAnsi" w:hAnsiTheme="minorHAnsi" w:eastAsiaTheme="minorEastAsia" w:cstheme="minorBidi"/>
                 <w:b/>
                 <w:bCs/>
               </w:rPr>
@@ -4141,25 +4335,25 @@
             </w:r>
             <w:r>
               <w:rPr>
-                <w:rFonts w:asciiTheme="minorHAnsi" w:eastAsiaTheme="minorEastAsia" w:hAnsiTheme="minorHAnsi" w:cstheme="minorBidi"/>
+                <w:rFonts w:asciiTheme="minorHAnsi" w:hAnsiTheme="minorHAnsi" w:eastAsiaTheme="minorEastAsia" w:cstheme="minorBidi"/>
               </w:rPr>
               <w:t xml:space="preserve">. For all GUI </w:t>
             </w:r>
             <w:r>
               <w:rPr>
-                <w:rFonts w:asciiTheme="minorHAnsi" w:eastAsiaTheme="minorEastAsia" w:hAnsiTheme="minorHAnsi" w:cstheme="minorBidi"/>
+                <w:rFonts w:asciiTheme="minorHAnsi" w:hAnsiTheme="minorHAnsi" w:eastAsiaTheme="minorEastAsia" w:cstheme="minorBidi"/>
               </w:rPr>
               <w:t>implementations</w:t>
             </w:r>
             <w:r>
               <w:rPr>
-                <w:rFonts w:asciiTheme="minorHAnsi" w:eastAsiaTheme="minorEastAsia" w:hAnsiTheme="minorHAnsi" w:cstheme="minorBidi"/>
+                <w:rFonts w:asciiTheme="minorHAnsi" w:hAnsiTheme="minorHAnsi" w:eastAsiaTheme="minorEastAsia" w:cstheme="minorBidi"/>
               </w:rPr>
               <w:t xml:space="preserve">, they </w:t>
             </w:r>
             <w:r>
               <w:rPr>
-                <w:rFonts w:asciiTheme="minorHAnsi" w:eastAsiaTheme="minorEastAsia" w:hAnsiTheme="minorHAnsi" w:cstheme="minorBidi"/>
+                <w:rFonts w:asciiTheme="minorHAnsi" w:hAnsiTheme="minorHAnsi" w:eastAsiaTheme="minorEastAsia" w:cstheme="minorBidi"/>
                 <w:b/>
                 <w:bCs/>
               </w:rPr>
@@ -4167,7 +4361,7 @@
             </w:r>
             <w:r>
               <w:rPr>
-                <w:rFonts w:asciiTheme="minorHAnsi" w:eastAsiaTheme="minorEastAsia" w:hAnsiTheme="minorHAnsi" w:cstheme="minorBidi"/>
+                <w:rFonts w:asciiTheme="minorHAnsi" w:hAnsiTheme="minorHAnsi" w:eastAsiaTheme="minorEastAsia" w:cstheme="minorBidi"/>
                 <w:b/>
                 <w:bCs/>
               </w:rPr>
@@ -4175,7 +4369,7 @@
             </w:r>
             <w:r>
               <w:rPr>
-                <w:rFonts w:ascii="Calibri" w:eastAsia="Calibri" w:hAnsi="Calibri" w:cs="Calibri"/>
+                <w:rFonts w:ascii="Calibri" w:hAnsi="Calibri" w:eastAsia="Calibri" w:cs="Calibri"/>
                 <w:b/>
                 <w:bCs/>
                 <w:szCs w:val="24"/>
@@ -4184,7 +4378,7 @@
             </w:r>
             <w:r>
               <w:rPr>
-                <w:rFonts w:asciiTheme="minorHAnsi" w:eastAsiaTheme="minorEastAsia" w:hAnsiTheme="minorHAnsi" w:cstheme="minorBidi"/>
+                <w:rFonts w:asciiTheme="minorHAnsi" w:hAnsiTheme="minorHAnsi" w:eastAsiaTheme="minorEastAsia" w:cstheme="minorBidi"/>
                 <w:b/>
                 <w:bCs/>
               </w:rPr>
@@ -4192,7 +4386,7 @@
             </w:r>
             <w:r>
               <w:rPr>
-                <w:rFonts w:asciiTheme="minorHAnsi" w:eastAsiaTheme="minorEastAsia" w:hAnsiTheme="minorHAnsi" w:cstheme="minorBidi"/>
+                <w:rFonts w:asciiTheme="minorHAnsi" w:hAnsiTheme="minorHAnsi" w:eastAsiaTheme="minorEastAsia" w:cstheme="minorBidi"/>
                 <w:b/>
                 <w:bCs/>
               </w:rPr>
@@ -4200,7 +4394,7 @@
             </w:r>
             <w:r>
               <w:rPr>
-                <w:rFonts w:asciiTheme="minorHAnsi" w:eastAsiaTheme="minorEastAsia" w:hAnsiTheme="minorHAnsi" w:cstheme="minorBidi"/>
+                <w:rFonts w:asciiTheme="minorHAnsi" w:hAnsiTheme="minorHAnsi" w:eastAsiaTheme="minorEastAsia" w:cstheme="minorBidi"/>
                 <w:b/>
                 <w:bCs/>
               </w:rPr>
@@ -4208,7 +4402,7 @@
             </w:r>
             <w:r>
               <w:rPr>
-                <w:rFonts w:asciiTheme="minorHAnsi" w:eastAsiaTheme="minorEastAsia" w:hAnsiTheme="minorHAnsi" w:cstheme="minorBidi"/>
+                <w:rFonts w:asciiTheme="minorHAnsi" w:hAnsiTheme="minorHAnsi" w:eastAsiaTheme="minorEastAsia" w:cstheme="minorBidi"/>
               </w:rPr>
               <w:t>for library operations.</w:t>
             </w:r>
@@ -4222,11 +4416,12 @@
         <w:tc>
           <w:tcPr>
             <w:tcW w:w="6885" w:type="dxa"/>
-          </w:tcPr>
-          <w:p>
-            <w:pPr>
-              <w:rPr>
-                <w:rFonts w:asciiTheme="minorHAnsi" w:eastAsiaTheme="minorEastAsia" w:hAnsiTheme="minorHAnsi" w:cstheme="minorBidi"/>
+            <w:tcMar/>
+          </w:tcPr>
+          <w:p>
+            <w:pPr>
+              <w:rPr>
+                <w:rFonts w:asciiTheme="minorHAnsi" w:hAnsiTheme="minorHAnsi" w:eastAsiaTheme="minorEastAsia" w:cstheme="minorBidi"/>
               </w:rPr>
             </w:pPr>
           </w:p>
@@ -4234,11 +4429,12 @@
         <w:tc>
           <w:tcPr>
             <w:tcW w:w="1875" w:type="dxa"/>
-          </w:tcPr>
-          <w:p>
-            <w:pPr>
-              <w:rPr>
-                <w:rFonts w:asciiTheme="minorHAnsi" w:eastAsiaTheme="minorEastAsia" w:hAnsiTheme="minorHAnsi" w:cstheme="minorBidi"/>
+            <w:tcMar/>
+          </w:tcPr>
+          <w:p>
+            <w:pPr>
+              <w:rPr>
+                <w:rFonts w:asciiTheme="minorHAnsi" w:hAnsiTheme="minorHAnsi" w:eastAsiaTheme="minorEastAsia" w:cstheme="minorBidi"/>
                 <w:b/>
                 <w:bCs/>
                 <w:sz w:val="20"/>
@@ -4246,7 +4442,7 @@
             </w:pPr>
             <w:r>
               <w:rPr>
-                <w:rFonts w:asciiTheme="minorHAnsi" w:eastAsiaTheme="minorEastAsia" w:hAnsiTheme="minorHAnsi" w:cstheme="minorBidi"/>
+                <w:rFonts w:asciiTheme="minorHAnsi" w:hAnsiTheme="minorHAnsi" w:eastAsiaTheme="minorEastAsia" w:cstheme="minorBidi"/>
                 <w:b/>
                 <w:bCs/>
                 <w:sz w:val="20"/>
@@ -4258,11 +4454,12 @@
         <w:tc>
           <w:tcPr>
             <w:tcW w:w="1538" w:type="dxa"/>
-          </w:tcPr>
-          <w:p>
-            <w:pPr>
-              <w:rPr>
-                <w:rFonts w:asciiTheme="minorHAnsi" w:eastAsiaTheme="minorEastAsia" w:hAnsiTheme="minorHAnsi" w:cstheme="minorBidi"/>
+            <w:tcMar/>
+          </w:tcPr>
+          <w:p>
+            <w:pPr>
+              <w:rPr>
+                <w:rFonts w:asciiTheme="minorHAnsi" w:hAnsiTheme="minorHAnsi" w:eastAsiaTheme="minorEastAsia" w:cstheme="minorBidi"/>
                 <w:b/>
                 <w:bCs/>
                 <w:sz w:val="20"/>
@@ -4270,7 +4467,7 @@
             </w:pPr>
             <w:r>
               <w:rPr>
-                <w:rFonts w:asciiTheme="minorHAnsi" w:eastAsiaTheme="minorEastAsia" w:hAnsiTheme="minorHAnsi" w:cstheme="minorBidi"/>
+                <w:rFonts w:asciiTheme="minorHAnsi" w:hAnsiTheme="minorHAnsi" w:eastAsiaTheme="minorEastAsia" w:cstheme="minorBidi"/>
                 <w:b/>
                 <w:bCs/>
                 <w:sz w:val="20"/>
@@ -4287,26 +4484,27 @@
         <w:tc>
           <w:tcPr>
             <w:tcW w:w="6885" w:type="dxa"/>
+            <w:tcMar/>
           </w:tcPr>
           <w:p>
             <w:pPr>
               <w:pStyle w:val="ListParagraph"/>
               <w:numPr>
                 <w:ilvl w:val="0"/>
-                <w:numId w:val="29"/>
+                <w:numId w:val="6"/>
               </w:numPr>
               <w:jc w:val="both"/>
               <w:rPr>
-                <w:rFonts w:asciiTheme="minorHAnsi" w:eastAsiaTheme="minorEastAsia" w:hAnsiTheme="minorHAnsi" w:cstheme="minorBidi"/>
-                <w:color w:val="000000" w:themeColor="text1"/>
-                <w:sz w:val="23"/>
-                <w:szCs w:val="23"/>
-                <w:lang w:eastAsia="en-GB"/>
-              </w:rPr>
-            </w:pPr>
-            <w:r>
-              <w:rPr>
-                <w:rFonts w:asciiTheme="minorHAnsi" w:eastAsiaTheme="minorEastAsia" w:hAnsiTheme="minorHAnsi" w:cstheme="minorBidi"/>
+                <w:rFonts w:asciiTheme="minorHAnsi" w:hAnsiTheme="minorHAnsi" w:eastAsiaTheme="minorEastAsia" w:cstheme="minorBidi"/>
+                <w:color w:val="000000" w:themeColor="text1"/>
+                <w:sz w:val="23"/>
+                <w:szCs w:val="23"/>
+                <w:lang w:eastAsia="en-GB"/>
+              </w:rPr>
+            </w:pPr>
+            <w:r>
+              <w:rPr>
+                <w:rFonts w:asciiTheme="minorHAnsi" w:hAnsiTheme="minorHAnsi" w:eastAsiaTheme="minorEastAsia" w:cstheme="minorBidi"/>
                 <w:color w:val="000000" w:themeColor="text1"/>
                 <w:sz w:val="23"/>
                 <w:szCs w:val="23"/>
@@ -4316,7 +4514,7 @@
             </w:r>
             <w:r>
               <w:rPr>
-                <w:rFonts w:asciiTheme="minorHAnsi" w:eastAsiaTheme="minorEastAsia" w:hAnsiTheme="minorHAnsi" w:cstheme="minorBidi"/>
+                <w:rFonts w:asciiTheme="minorHAnsi" w:hAnsiTheme="minorHAnsi" w:eastAsiaTheme="minorEastAsia" w:cstheme="minorBidi"/>
                 <w:color w:val="000000" w:themeColor="text1"/>
                 <w:sz w:val="23"/>
                 <w:szCs w:val="23"/>
@@ -4326,7 +4524,7 @@
             </w:r>
             <w:r>
               <w:rPr>
-                <w:rFonts w:asciiTheme="minorHAnsi" w:eastAsiaTheme="minorEastAsia" w:hAnsiTheme="minorHAnsi" w:cstheme="minorBidi"/>
+                <w:rFonts w:asciiTheme="minorHAnsi" w:hAnsiTheme="minorHAnsi" w:eastAsiaTheme="minorEastAsia" w:cstheme="minorBidi"/>
                 <w:color w:val="000000" w:themeColor="text1"/>
                 <w:sz w:val="23"/>
                 <w:szCs w:val="23"/>
@@ -4336,7 +4534,7 @@
             </w:r>
             <w:r>
               <w:rPr>
-                <w:rFonts w:asciiTheme="minorHAnsi" w:eastAsiaTheme="minorEastAsia" w:hAnsiTheme="minorHAnsi" w:cstheme="minorBidi"/>
+                <w:rFonts w:asciiTheme="minorHAnsi" w:hAnsiTheme="minorHAnsi" w:eastAsiaTheme="minorEastAsia" w:cstheme="minorBidi"/>
                 <w:color w:val="000000" w:themeColor="text1"/>
                 <w:sz w:val="23"/>
                 <w:szCs w:val="23"/>
@@ -4346,7 +4544,7 @@
             </w:r>
             <w:r>
               <w:rPr>
-                <w:rFonts w:asciiTheme="minorHAnsi" w:eastAsiaTheme="minorEastAsia" w:hAnsiTheme="minorHAnsi" w:cstheme="minorBidi"/>
+                <w:rFonts w:asciiTheme="minorHAnsi" w:hAnsiTheme="minorHAnsi" w:eastAsiaTheme="minorEastAsia" w:cstheme="minorBidi"/>
                 <w:color w:val="000000" w:themeColor="text1"/>
                 <w:sz w:val="23"/>
                 <w:szCs w:val="23"/>
@@ -4356,7 +4554,7 @@
             </w:r>
             <w:r>
               <w:rPr>
-                <w:rFonts w:asciiTheme="minorHAnsi" w:eastAsiaTheme="minorEastAsia" w:hAnsiTheme="minorHAnsi" w:cstheme="minorBidi"/>
+                <w:rFonts w:asciiTheme="minorHAnsi" w:hAnsiTheme="minorHAnsi" w:eastAsiaTheme="minorEastAsia" w:cstheme="minorBidi"/>
                 <w:color w:val="000000" w:themeColor="text1"/>
                 <w:sz w:val="23"/>
                 <w:szCs w:val="23"/>
@@ -4366,7 +4564,7 @@
             </w:r>
             <w:r>
               <w:rPr>
-                <w:rFonts w:asciiTheme="minorHAnsi" w:eastAsiaTheme="minorEastAsia" w:hAnsiTheme="minorHAnsi" w:cstheme="minorBidi"/>
+                <w:rFonts w:asciiTheme="minorHAnsi" w:hAnsiTheme="minorHAnsi" w:eastAsiaTheme="minorEastAsia" w:cstheme="minorBidi"/>
                 <w:color w:val="000000" w:themeColor="text1"/>
                 <w:sz w:val="23"/>
                 <w:szCs w:val="23"/>
@@ -4376,7 +4574,7 @@
             </w:r>
             <w:r>
               <w:rPr>
-                <w:rFonts w:asciiTheme="minorHAnsi" w:eastAsiaTheme="minorEastAsia" w:hAnsiTheme="minorHAnsi" w:cstheme="minorBidi"/>
+                <w:rFonts w:asciiTheme="minorHAnsi" w:hAnsiTheme="minorHAnsi" w:eastAsiaTheme="minorEastAsia" w:cstheme="minorBidi"/>
                 <w:color w:val="000000" w:themeColor="text1"/>
                 <w:sz w:val="23"/>
                 <w:szCs w:val="23"/>
@@ -4386,7 +4584,7 @@
             </w:r>
             <w:r>
               <w:rPr>
-                <w:rFonts w:asciiTheme="minorHAnsi" w:eastAsiaTheme="minorEastAsia" w:hAnsiTheme="minorHAnsi" w:cstheme="minorBidi"/>
+                <w:rFonts w:asciiTheme="minorHAnsi" w:hAnsiTheme="minorHAnsi" w:eastAsiaTheme="minorEastAsia" w:cstheme="minorBidi"/>
                 <w:color w:val="000000" w:themeColor="text1"/>
                 <w:sz w:val="23"/>
                 <w:szCs w:val="23"/>
@@ -4396,7 +4594,7 @@
             </w:r>
             <w:r>
               <w:rPr>
-                <w:rFonts w:asciiTheme="minorHAnsi" w:eastAsiaTheme="minorEastAsia" w:hAnsiTheme="minorHAnsi" w:cstheme="minorBidi"/>
+                <w:rFonts w:asciiTheme="minorHAnsi" w:hAnsiTheme="minorHAnsi" w:eastAsiaTheme="minorEastAsia" w:cstheme="minorBidi"/>
                 <w:color w:val="000000" w:themeColor="text1"/>
                 <w:sz w:val="23"/>
                 <w:szCs w:val="23"/>
@@ -4406,7 +4604,7 @@
             </w:r>
             <w:r>
               <w:rPr>
-                <w:rFonts w:asciiTheme="minorHAnsi" w:eastAsiaTheme="minorEastAsia" w:hAnsiTheme="minorHAnsi" w:cstheme="minorBidi"/>
+                <w:rFonts w:asciiTheme="minorHAnsi" w:hAnsiTheme="minorHAnsi" w:eastAsiaTheme="minorEastAsia" w:cstheme="minorBidi"/>
                 <w:color w:val="000000" w:themeColor="text1"/>
                 <w:sz w:val="23"/>
                 <w:szCs w:val="23"/>
@@ -4416,7 +4614,7 @@
             </w:r>
             <w:r>
               <w:rPr>
-                <w:rFonts w:asciiTheme="minorHAnsi" w:eastAsiaTheme="minorEastAsia" w:hAnsiTheme="minorHAnsi" w:cstheme="minorBidi"/>
+                <w:rFonts w:asciiTheme="minorHAnsi" w:hAnsiTheme="minorHAnsi" w:eastAsiaTheme="minorEastAsia" w:cstheme="minorBidi"/>
                 <w:color w:val="000000" w:themeColor="text1"/>
                 <w:sz w:val="23"/>
                 <w:szCs w:val="23"/>
@@ -4426,7 +4624,7 @@
             </w:r>
             <w:r>
               <w:rPr>
-                <w:rFonts w:asciiTheme="minorHAnsi" w:eastAsiaTheme="minorEastAsia" w:hAnsiTheme="minorHAnsi" w:cstheme="minorBidi"/>
+                <w:rFonts w:asciiTheme="minorHAnsi" w:hAnsiTheme="minorHAnsi" w:eastAsiaTheme="minorEastAsia" w:cstheme="minorBidi"/>
                 <w:color w:val="000000" w:themeColor="text1"/>
                 <w:sz w:val="23"/>
                 <w:szCs w:val="23"/>
@@ -4436,7 +4634,7 @@
             </w:r>
             <w:r>
               <w:rPr>
-                <w:rFonts w:asciiTheme="minorHAnsi" w:eastAsiaTheme="minorEastAsia" w:hAnsiTheme="minorHAnsi" w:cstheme="minorBidi"/>
+                <w:rFonts w:asciiTheme="minorHAnsi" w:hAnsiTheme="minorHAnsi" w:eastAsiaTheme="minorEastAsia" w:cstheme="minorBidi"/>
                 <w:color w:val="000000" w:themeColor="text1"/>
                 <w:sz w:val="23"/>
                 <w:szCs w:val="23"/>
@@ -4450,7 +4648,7 @@
               <w:pStyle w:val="ListParagraph"/>
               <w:jc w:val="both"/>
               <w:rPr>
-                <w:rFonts w:asciiTheme="minorHAnsi" w:eastAsiaTheme="minorEastAsia" w:hAnsiTheme="minorHAnsi" w:cstheme="minorBidi"/>
+                <w:rFonts w:asciiTheme="minorHAnsi" w:hAnsiTheme="minorHAnsi" w:eastAsiaTheme="minorEastAsia" w:cstheme="minorBidi"/>
                 <w:color w:val="000000" w:themeColor="text1"/>
                 <w:sz w:val="23"/>
                 <w:szCs w:val="23"/>
@@ -4463,68 +4661,104 @@
           <w:tcPr>
             <w:tcW w:w="1875" w:type="dxa"/>
             <w:shd w:val="clear" w:color="auto" w:fill="C5E0B3" w:themeFill="accent6" w:themeFillTint="66"/>
+            <w:tcMar/>
           </w:tcPr>
           <w:p>
             <w:pPr>
               <w:jc w:val="center"/>
               <w:rPr>
-                <w:rFonts w:asciiTheme="minorHAnsi" w:eastAsiaTheme="minorEastAsia" w:hAnsiTheme="minorHAnsi" w:cstheme="minorBidi"/>
-                <w:b/>
-                <w:bCs/>
-                <w:sz w:val="22"/>
-                <w:szCs w:val="22"/>
-              </w:rPr>
-            </w:pPr>
-            <w:r>
-              <w:rPr>
-                <w:rFonts w:asciiTheme="minorHAnsi" w:eastAsiaTheme="minorEastAsia" w:hAnsiTheme="minorHAnsi" w:cstheme="minorBidi"/>
-                <w:b/>
-                <w:bCs/>
-                <w:sz w:val="22"/>
-                <w:szCs w:val="22"/>
-              </w:rPr>
-              <w:t xml:space="preserve">— </w:t>
+                <w:rFonts w:ascii="Calibri" w:hAnsi="Calibri" w:eastAsia="Calibri" w:cs="Calibri"/>
+                <w:sz w:val="22"/>
+                <w:szCs w:val="22"/>
+              </w:rPr>
+            </w:pPr>
+            <w:r>
+              <w:rPr>
+                <w:rFonts w:ascii="MS Gothic" w:hAnsi="MS Gothic" w:eastAsia="MS Gothic" w:cs="MS Gothic"/>
+                <w:b/>
+                <w:bCs/>
+                <w:color w:val="000000" w:themeColor="text1"/>
+                <w:sz w:val="22"/>
+                <w:szCs w:val="22"/>
+              </w:rPr>
+              <w:t>Orlando</w:t>
             </w:r>
           </w:p>
           <w:p>
             <w:pPr>
               <w:jc w:val="center"/>
               <w:rPr>
-                <w:rFonts w:asciiTheme="minorHAnsi" w:eastAsiaTheme="minorEastAsia" w:hAnsiTheme="minorHAnsi" w:cstheme="minorBidi"/>
-                <w:b/>
-                <w:bCs/>
-                <w:sz w:val="22"/>
-                <w:szCs w:val="22"/>
-              </w:rPr>
-            </w:pPr>
+                <w:rFonts w:asciiTheme="minorHAnsi" w:hAnsiTheme="minorHAnsi" w:eastAsiaTheme="minorEastAsia" w:cstheme="minorBidi"/>
+                <w:b/>
+                <w:bCs/>
+                <w:sz w:val="22"/>
+                <w:szCs w:val="22"/>
+              </w:rPr>
+            </w:pPr>
+            <w:r>
+              <w:rPr>
+                <w:rFonts w:asciiTheme="minorHAnsi" w:hAnsiTheme="minorHAnsi" w:eastAsiaTheme="minorEastAsia" w:cstheme="minorBidi"/>
+                <w:b/>
+                <w:bCs/>
+                <w:sz w:val="22"/>
+                <w:szCs w:val="22"/>
+              </w:rPr>
+              <w:t xml:space="preserve"> </w:t>
+            </w:r>
           </w:p>
         </w:tc>
         <w:tc>
           <w:tcPr>
             <w:tcW w:w="1538" w:type="dxa"/>
             <w:shd w:val="clear" w:color="auto" w:fill="C5E0B3" w:themeFill="accent6" w:themeFillTint="66"/>
+            <w:tcMar/>
           </w:tcPr>
           <w:p>
             <w:pPr>
               <w:jc w:val="center"/>
               <w:rPr>
-                <w:rFonts w:asciiTheme="minorHAnsi" w:eastAsiaTheme="minorEastAsia" w:hAnsiTheme="minorHAnsi" w:cstheme="minorBidi"/>
-                <w:b/>
-                <w:bCs/>
-                <w:sz w:val="22"/>
-                <w:szCs w:val="22"/>
-              </w:rPr>
-            </w:pPr>
-            <w:r>
-              <w:rPr>
-                <w:rFonts w:asciiTheme="minorHAnsi" w:eastAsiaTheme="minorEastAsia" w:hAnsiTheme="minorHAnsi" w:cstheme="minorBidi"/>
-                <w:b/>
-                <w:bCs/>
-                <w:sz w:val="22"/>
-                <w:szCs w:val="22"/>
-              </w:rPr>
-              <w:t xml:space="preserve">— </w:t>
-            </w:r>
+                <w:rFonts w:asciiTheme="minorHAnsi" w:hAnsiTheme="minorHAnsi" w:eastAsiaTheme="minorEastAsia" w:cstheme="minorBidi"/>
+                <w:b/>
+                <w:bCs/>
+                <w:sz w:val="22"/>
+                <w:szCs w:val="22"/>
+              </w:rPr>
+            </w:pPr>
+            <w:r>
+              <w:rPr>
+                <w:rFonts w:ascii="MS Gothic" w:hAnsi="MS Gothic" w:eastAsia="MS Gothic" w:cstheme="minorBidi"/>
+                <w:b/>
+                <w:bCs/>
+                <w:sz w:val="22"/>
+                <w:szCs w:val="22"/>
+              </w:rPr>
+              <w:t>Alex</w:t>
+            </w:r>
+          </w:p>
+          <w:p>
+            <w:pPr>
+              <w:jc w:val="center"/>
+              <w:rPr>
+                <w:rFonts w:ascii="MS Gothic" w:hAnsi="MS Gothic" w:eastAsia="MS Gothic" w:cs="MS Gothic"/>
+                <w:b/>
+                <w:bCs/>
+                <w:color w:val="000000" w:themeColor="text1"/>
+                <w:sz w:val="22"/>
+                <w:szCs w:val="22"/>
+              </w:rPr>
+            </w:pPr>
+          </w:p>
+          <w:p>
+            <w:pPr>
+              <w:jc w:val="center"/>
+              <w:rPr>
+                <w:rFonts w:asciiTheme="minorHAnsi" w:hAnsiTheme="minorHAnsi" w:eastAsiaTheme="minorEastAsia" w:cstheme="minorBidi"/>
+                <w:b/>
+                <w:bCs/>
+                <w:sz w:val="22"/>
+                <w:szCs w:val="22"/>
+              </w:rPr>
+            </w:pPr>
           </w:p>
         </w:tc>
       </w:tr>
@@ -4535,26 +4769,27 @@
         <w:tc>
           <w:tcPr>
             <w:tcW w:w="6885" w:type="dxa"/>
+            <w:tcMar/>
           </w:tcPr>
           <w:p>
             <w:pPr>
               <w:pStyle w:val="ListParagraph"/>
               <w:numPr>
                 <w:ilvl w:val="0"/>
-                <w:numId w:val="29"/>
+                <w:numId w:val="6"/>
               </w:numPr>
               <w:jc w:val="both"/>
               <w:rPr>
-                <w:rFonts w:asciiTheme="minorHAnsi" w:eastAsiaTheme="minorEastAsia" w:hAnsiTheme="minorHAnsi" w:cstheme="minorBidi"/>
-                <w:color w:val="000000" w:themeColor="text1"/>
-                <w:sz w:val="23"/>
-                <w:szCs w:val="23"/>
-                <w:lang w:eastAsia="en-GB"/>
-              </w:rPr>
-            </w:pPr>
-            <w:r>
-              <w:rPr>
-                <w:rFonts w:asciiTheme="minorHAnsi" w:eastAsiaTheme="minorEastAsia" w:hAnsiTheme="minorHAnsi" w:cstheme="minorBidi"/>
+                <w:rFonts w:asciiTheme="minorHAnsi" w:hAnsiTheme="minorHAnsi" w:eastAsiaTheme="minorEastAsia" w:cstheme="minorBidi"/>
+                <w:color w:val="000000" w:themeColor="text1"/>
+                <w:sz w:val="23"/>
+                <w:szCs w:val="23"/>
+                <w:lang w:eastAsia="en-GB"/>
+              </w:rPr>
+            </w:pPr>
+            <w:r>
+              <w:rPr>
+                <w:rFonts w:asciiTheme="minorHAnsi" w:hAnsiTheme="minorHAnsi" w:eastAsiaTheme="minorEastAsia" w:cstheme="minorBidi"/>
                 <w:color w:val="000000" w:themeColor="text1"/>
                 <w:sz w:val="23"/>
                 <w:szCs w:val="23"/>
@@ -4564,7 +4799,7 @@
             </w:r>
             <w:r>
               <w:rPr>
-                <w:rFonts w:asciiTheme="minorHAnsi" w:eastAsiaTheme="minorEastAsia" w:hAnsiTheme="minorHAnsi" w:cstheme="minorBidi"/>
+                <w:rFonts w:asciiTheme="minorHAnsi" w:hAnsiTheme="minorHAnsi" w:eastAsiaTheme="minorEastAsia" w:cstheme="minorBidi"/>
                 <w:color w:val="000000" w:themeColor="text1"/>
                 <w:sz w:val="23"/>
                 <w:szCs w:val="23"/>
@@ -4574,7 +4809,7 @@
             </w:r>
             <w:r>
               <w:rPr>
-                <w:rFonts w:asciiTheme="minorHAnsi" w:eastAsiaTheme="minorEastAsia" w:hAnsiTheme="minorHAnsi" w:cstheme="minorBidi"/>
+                <w:rFonts w:asciiTheme="minorHAnsi" w:hAnsiTheme="minorHAnsi" w:eastAsiaTheme="minorEastAsia" w:cstheme="minorBidi"/>
                 <w:color w:val="000000" w:themeColor="text1"/>
                 <w:sz w:val="23"/>
                 <w:szCs w:val="23"/>
@@ -4584,7 +4819,7 @@
             </w:r>
             <w:r>
               <w:rPr>
-                <w:rFonts w:asciiTheme="minorHAnsi" w:eastAsiaTheme="minorEastAsia" w:hAnsiTheme="minorHAnsi" w:cstheme="minorBidi"/>
+                <w:rFonts w:asciiTheme="minorHAnsi" w:hAnsiTheme="minorHAnsi" w:eastAsiaTheme="minorEastAsia" w:cstheme="minorBidi"/>
                 <w:color w:val="000000" w:themeColor="text1"/>
                 <w:sz w:val="23"/>
                 <w:szCs w:val="23"/>
@@ -4594,7 +4829,7 @@
             </w:r>
             <w:r>
               <w:rPr>
-                <w:rFonts w:asciiTheme="minorHAnsi" w:eastAsiaTheme="minorEastAsia" w:hAnsiTheme="minorHAnsi" w:cstheme="minorBidi"/>
+                <w:rFonts w:asciiTheme="minorHAnsi" w:hAnsiTheme="minorHAnsi" w:eastAsiaTheme="minorEastAsia" w:cstheme="minorBidi"/>
                 <w:color w:val="000000" w:themeColor="text1"/>
                 <w:sz w:val="23"/>
                 <w:szCs w:val="23"/>
@@ -4604,7 +4839,7 @@
             </w:r>
             <w:r>
               <w:rPr>
-                <w:rFonts w:asciiTheme="minorHAnsi" w:eastAsiaTheme="minorEastAsia" w:hAnsiTheme="minorHAnsi" w:cstheme="minorBidi"/>
+                <w:rFonts w:asciiTheme="minorHAnsi" w:hAnsiTheme="minorHAnsi" w:eastAsiaTheme="minorEastAsia" w:cstheme="minorBidi"/>
                 <w:color w:val="000000" w:themeColor="text1"/>
                 <w:sz w:val="23"/>
                 <w:szCs w:val="23"/>
@@ -4614,7 +4849,7 @@
             </w:r>
             <w:r>
               <w:rPr>
-                <w:rFonts w:asciiTheme="minorHAnsi" w:eastAsiaTheme="minorEastAsia" w:hAnsiTheme="minorHAnsi" w:cstheme="minorBidi"/>
+                <w:rFonts w:asciiTheme="minorHAnsi" w:hAnsiTheme="minorHAnsi" w:eastAsiaTheme="minorEastAsia" w:cstheme="minorBidi"/>
                 <w:i/>
                 <w:iCs/>
                 <w:color w:val="000000" w:themeColor="text1"/>
@@ -4626,7 +4861,7 @@
             </w:r>
             <w:r>
               <w:rPr>
-                <w:rFonts w:asciiTheme="minorHAnsi" w:eastAsiaTheme="minorEastAsia" w:hAnsiTheme="minorHAnsi" w:cstheme="minorBidi"/>
+                <w:rFonts w:asciiTheme="minorHAnsi" w:hAnsiTheme="minorHAnsi" w:eastAsiaTheme="minorEastAsia" w:cstheme="minorBidi"/>
                 <w:i/>
                 <w:iCs/>
                 <w:color w:val="000000" w:themeColor="text1"/>
@@ -4638,7 +4873,7 @@
             </w:r>
             <w:r>
               <w:rPr>
-                <w:rFonts w:asciiTheme="minorHAnsi" w:eastAsiaTheme="minorEastAsia" w:hAnsiTheme="minorHAnsi" w:cstheme="minorBidi"/>
+                <w:rFonts w:asciiTheme="minorHAnsi" w:hAnsiTheme="minorHAnsi" w:eastAsiaTheme="minorEastAsia" w:cstheme="minorBidi"/>
                 <w:color w:val="000000" w:themeColor="text1"/>
                 <w:sz w:val="23"/>
                 <w:szCs w:val="23"/>
@@ -4648,7 +4883,7 @@
             </w:r>
             <w:r>
               <w:rPr>
-                <w:rFonts w:asciiTheme="minorHAnsi" w:eastAsiaTheme="minorEastAsia" w:hAnsiTheme="minorHAnsi" w:cstheme="minorBidi"/>
+                <w:rFonts w:asciiTheme="minorHAnsi" w:hAnsiTheme="minorHAnsi" w:eastAsiaTheme="minorEastAsia" w:cstheme="minorBidi"/>
                 <w:color w:val="000000" w:themeColor="text1"/>
                 <w:sz w:val="23"/>
                 <w:szCs w:val="23"/>
@@ -4658,7 +4893,7 @@
             </w:r>
             <w:r>
               <w:rPr>
-                <w:rFonts w:asciiTheme="minorHAnsi" w:eastAsiaTheme="minorEastAsia" w:hAnsiTheme="minorHAnsi" w:cstheme="minorBidi"/>
+                <w:rFonts w:asciiTheme="minorHAnsi" w:hAnsiTheme="minorHAnsi" w:eastAsiaTheme="minorEastAsia" w:cstheme="minorBidi"/>
                 <w:color w:val="000000" w:themeColor="text1"/>
                 <w:sz w:val="23"/>
                 <w:szCs w:val="23"/>
@@ -4668,7 +4903,7 @@
             </w:r>
             <w:r>
               <w:rPr>
-                <w:rFonts w:asciiTheme="minorHAnsi" w:eastAsiaTheme="minorEastAsia" w:hAnsiTheme="minorHAnsi" w:cstheme="minorBidi"/>
+                <w:rFonts w:asciiTheme="minorHAnsi" w:hAnsiTheme="minorHAnsi" w:eastAsiaTheme="minorEastAsia" w:cstheme="minorBidi"/>
                 <w:color w:val="000000" w:themeColor="text1"/>
                 <w:sz w:val="23"/>
                 <w:szCs w:val="23"/>
@@ -4678,7 +4913,7 @@
             </w:r>
             <w:r>
               <w:rPr>
-                <w:rFonts w:asciiTheme="minorHAnsi" w:eastAsiaTheme="minorEastAsia" w:hAnsiTheme="minorHAnsi" w:cstheme="minorBidi"/>
+                <w:rFonts w:asciiTheme="minorHAnsi" w:hAnsiTheme="minorHAnsi" w:eastAsiaTheme="minorEastAsia" w:cstheme="minorBidi"/>
                 <w:color w:val="000000" w:themeColor="text1"/>
                 <w:sz w:val="23"/>
                 <w:szCs w:val="23"/>
@@ -4688,7 +4923,7 @@
             </w:r>
             <w:r>
               <w:rPr>
-                <w:rFonts w:asciiTheme="minorHAnsi" w:eastAsiaTheme="minorEastAsia" w:hAnsiTheme="minorHAnsi" w:cstheme="minorBidi"/>
+                <w:rFonts w:asciiTheme="minorHAnsi" w:hAnsiTheme="minorHAnsi" w:eastAsiaTheme="minorEastAsia" w:cstheme="minorBidi"/>
                 <w:color w:val="000000" w:themeColor="text1"/>
                 <w:sz w:val="23"/>
                 <w:szCs w:val="23"/>
@@ -4702,7 +4937,7 @@
               <w:pStyle w:val="ListParagraph"/>
               <w:jc w:val="both"/>
               <w:rPr>
-                <w:rFonts w:asciiTheme="minorHAnsi" w:eastAsiaTheme="minorEastAsia" w:hAnsiTheme="minorHAnsi" w:cstheme="minorBidi"/>
+                <w:rFonts w:asciiTheme="minorHAnsi" w:hAnsiTheme="minorHAnsi" w:eastAsiaTheme="minorEastAsia" w:cstheme="minorBidi"/>
                 <w:color w:val="000000" w:themeColor="text1"/>
                 <w:sz w:val="23"/>
                 <w:szCs w:val="23"/>
@@ -4715,74 +4950,120 @@
           <w:tcPr>
             <w:tcW w:w="1875" w:type="dxa"/>
             <w:shd w:val="clear" w:color="auto" w:fill="C5E0B3" w:themeFill="accent6" w:themeFillTint="66"/>
+            <w:tcMar/>
           </w:tcPr>
           <w:p>
             <w:pPr>
               <w:jc w:val="center"/>
               <w:rPr>
-                <w:rFonts w:asciiTheme="minorHAnsi" w:eastAsiaTheme="minorEastAsia" w:hAnsiTheme="minorHAnsi" w:cstheme="minorBidi"/>
-                <w:b/>
-                <w:bCs/>
-                <w:sz w:val="22"/>
-                <w:szCs w:val="22"/>
-              </w:rPr>
-            </w:pPr>
-            <w:r>
-              <w:rPr>
-                <w:rFonts w:asciiTheme="minorHAnsi" w:eastAsiaTheme="minorEastAsia" w:hAnsiTheme="minorHAnsi" w:cstheme="minorBidi"/>
-                <w:b/>
-                <w:bCs/>
-                <w:sz w:val="22"/>
-                <w:szCs w:val="22"/>
-              </w:rPr>
-              <w:t xml:space="preserve">— </w:t>
+                <w:rFonts w:ascii="Calibri" w:hAnsi="Calibri" w:eastAsia="Calibri" w:cs="Calibri"/>
+                <w:sz w:val="22"/>
+                <w:szCs w:val="22"/>
+              </w:rPr>
+            </w:pPr>
+            <w:r>
+              <w:rPr>
+                <w:rFonts w:ascii="MS Gothic" w:hAnsi="MS Gothic" w:eastAsia="MS Gothic" w:cs="MS Gothic"/>
+                <w:b/>
+                <w:bCs/>
+                <w:color w:val="000000" w:themeColor="text1"/>
+                <w:sz w:val="22"/>
+                <w:szCs w:val="22"/>
+              </w:rPr>
+              <w:t>Orlando</w:t>
             </w:r>
           </w:p>
           <w:p>
             <w:pPr>
               <w:jc w:val="center"/>
               <w:rPr>
-                <w:rFonts w:asciiTheme="minorHAnsi" w:eastAsiaTheme="minorEastAsia" w:hAnsiTheme="minorHAnsi" w:cstheme="minorBidi"/>
-                <w:b/>
-                <w:bCs/>
-                <w:sz w:val="22"/>
-                <w:szCs w:val="22"/>
-              </w:rPr>
-            </w:pPr>
+                <w:rFonts w:asciiTheme="minorHAnsi" w:hAnsiTheme="minorHAnsi" w:eastAsiaTheme="minorEastAsia" w:cstheme="minorBidi"/>
+                <w:b/>
+                <w:bCs/>
+                <w:sz w:val="22"/>
+                <w:szCs w:val="22"/>
+              </w:rPr>
+            </w:pPr>
+            <w:r>
+              <w:rPr>
+                <w:rFonts w:asciiTheme="minorHAnsi" w:hAnsiTheme="minorHAnsi" w:eastAsiaTheme="minorEastAsia" w:cstheme="minorBidi"/>
+                <w:b/>
+                <w:bCs/>
+                <w:sz w:val="22"/>
+                <w:szCs w:val="22"/>
+              </w:rPr>
+              <w:t xml:space="preserve"> </w:t>
+            </w:r>
           </w:p>
         </w:tc>
         <w:tc>
           <w:tcPr>
             <w:tcW w:w="1538" w:type="dxa"/>
             <w:shd w:val="clear" w:color="auto" w:fill="C5E0B3" w:themeFill="accent6" w:themeFillTint="66"/>
+            <w:tcMar/>
           </w:tcPr>
           <w:p>
             <w:pPr>
               <w:jc w:val="center"/>
               <w:rPr>
-                <w:rFonts w:asciiTheme="minorHAnsi" w:eastAsiaTheme="minorEastAsia" w:hAnsiTheme="minorHAnsi" w:cstheme="minorBidi"/>
-                <w:b/>
-                <w:bCs/>
-                <w:sz w:val="22"/>
-                <w:szCs w:val="22"/>
-              </w:rPr>
-            </w:pPr>
-            <w:r>
-              <w:rPr>
-                <w:rFonts w:asciiTheme="minorHAnsi" w:eastAsiaTheme="minorEastAsia" w:hAnsiTheme="minorHAnsi" w:cstheme="minorBidi"/>
-                <w:b/>
-                <w:bCs/>
-                <w:sz w:val="22"/>
-                <w:szCs w:val="22"/>
-              </w:rPr>
-              <w:t xml:space="preserve">— </w:t>
+                <w:rFonts w:asciiTheme="minorHAnsi" w:hAnsiTheme="minorHAnsi" w:eastAsiaTheme="minorEastAsia" w:cstheme="minorBidi"/>
+                <w:b/>
+                <w:bCs/>
+                <w:sz w:val="22"/>
+                <w:szCs w:val="22"/>
+              </w:rPr>
+            </w:pPr>
+            <w:r>
+              <w:rPr>
+                <w:rFonts w:ascii="MS Gothic" w:hAnsi="MS Gothic" w:eastAsia="MS Gothic" w:cstheme="minorBidi"/>
+                <w:b/>
+                <w:bCs/>
+                <w:sz w:val="22"/>
+                <w:szCs w:val="22"/>
+              </w:rPr>
+              <w:t>Alex</w:t>
             </w:r>
           </w:p>
           <w:p>
             <w:pPr>
               <w:jc w:val="center"/>
               <w:rPr>
-                <w:rFonts w:asciiTheme="minorHAnsi" w:eastAsiaTheme="minorEastAsia" w:hAnsiTheme="minorHAnsi" w:cstheme="minorBidi"/>
+                <w:rFonts w:ascii="MS Gothic" w:hAnsi="MS Gothic" w:eastAsia="MS Gothic" w:cs="MS Gothic"/>
+                <w:b/>
+                <w:bCs/>
+                <w:color w:val="000000" w:themeColor="text1"/>
+                <w:sz w:val="22"/>
+                <w:szCs w:val="22"/>
+              </w:rPr>
+            </w:pPr>
+          </w:p>
+          <w:p>
+            <w:pPr>
+              <w:jc w:val="center"/>
+              <w:rPr>
+                <w:rFonts w:asciiTheme="minorHAnsi" w:hAnsiTheme="minorHAnsi" w:eastAsiaTheme="minorEastAsia" w:cstheme="minorBidi"/>
+                <w:b/>
+                <w:bCs/>
+                <w:sz w:val="22"/>
+                <w:szCs w:val="22"/>
+              </w:rPr>
+            </w:pPr>
+            <w:r>
+              <w:rPr>
+                <w:rFonts w:asciiTheme="minorHAnsi" w:hAnsiTheme="minorHAnsi" w:eastAsiaTheme="minorEastAsia" w:cstheme="minorBidi"/>
+                <w:b/>
+                <w:bCs/>
+                <w:sz w:val="22"/>
+                <w:szCs w:val="22"/>
+              </w:rPr>
+              <w:t xml:space="preserve"> </w:t>
+            </w:r>
+          </w:p>
+          <w:p>
+            <w:pPr>
+              <w:jc w:val="center"/>
+              <w:rPr>
+                <w:rFonts w:asciiTheme="minorHAnsi" w:hAnsiTheme="minorHAnsi" w:eastAsiaTheme="minorEastAsia" w:cstheme="minorBidi"/>
                 <w:b/>
                 <w:bCs/>
                 <w:sz w:val="22"/>
@@ -4799,26 +5080,27 @@
         <w:tc>
           <w:tcPr>
             <w:tcW w:w="6885" w:type="dxa"/>
+            <w:tcMar/>
           </w:tcPr>
           <w:p>
             <w:pPr>
               <w:pStyle w:val="ListParagraph"/>
               <w:numPr>
                 <w:ilvl w:val="0"/>
-                <w:numId w:val="29"/>
+                <w:numId w:val="6"/>
               </w:numPr>
               <w:jc w:val="both"/>
               <w:rPr>
-                <w:rFonts w:asciiTheme="minorHAnsi" w:eastAsiaTheme="minorEastAsia" w:hAnsiTheme="minorHAnsi" w:cstheme="minorBidi"/>
-                <w:color w:val="000000" w:themeColor="text1"/>
-                <w:sz w:val="23"/>
-                <w:szCs w:val="23"/>
-                <w:lang w:eastAsia="en-GB"/>
-              </w:rPr>
-            </w:pPr>
-            <w:r>
-              <w:rPr>
-                <w:rFonts w:asciiTheme="minorHAnsi" w:eastAsiaTheme="minorEastAsia" w:hAnsiTheme="minorHAnsi" w:cstheme="minorBidi"/>
+                <w:rFonts w:asciiTheme="minorHAnsi" w:hAnsiTheme="minorHAnsi" w:eastAsiaTheme="minorEastAsia" w:cstheme="minorBidi"/>
+                <w:color w:val="000000" w:themeColor="text1"/>
+                <w:sz w:val="23"/>
+                <w:szCs w:val="23"/>
+                <w:lang w:eastAsia="en-GB"/>
+              </w:rPr>
+            </w:pPr>
+            <w:r>
+              <w:rPr>
+                <w:rFonts w:asciiTheme="minorHAnsi" w:hAnsiTheme="minorHAnsi" w:eastAsiaTheme="minorEastAsia" w:cstheme="minorBidi"/>
                 <w:color w:val="000000" w:themeColor="text1"/>
                 <w:sz w:val="23"/>
                 <w:szCs w:val="23"/>
@@ -4828,7 +5110,7 @@
             </w:r>
             <w:r>
               <w:rPr>
-                <w:rFonts w:asciiTheme="minorHAnsi" w:eastAsiaTheme="minorEastAsia" w:hAnsiTheme="minorHAnsi" w:cstheme="minorBidi"/>
+                <w:rFonts w:asciiTheme="minorHAnsi" w:hAnsiTheme="minorHAnsi" w:eastAsiaTheme="minorEastAsia" w:cstheme="minorBidi"/>
                 <w:color w:val="000000" w:themeColor="text1"/>
                 <w:sz w:val="23"/>
                 <w:szCs w:val="23"/>
@@ -4838,7 +5120,7 @@
             </w:r>
             <w:r>
               <w:rPr>
-                <w:rFonts w:asciiTheme="minorHAnsi" w:eastAsiaTheme="minorEastAsia" w:hAnsiTheme="minorHAnsi" w:cstheme="minorBidi"/>
+                <w:rFonts w:asciiTheme="minorHAnsi" w:hAnsiTheme="minorHAnsi" w:eastAsiaTheme="minorEastAsia" w:cstheme="minorBidi"/>
                 <w:color w:val="000000" w:themeColor="text1"/>
                 <w:sz w:val="23"/>
                 <w:szCs w:val="23"/>
@@ -4848,7 +5130,7 @@
             </w:r>
             <w:r>
               <w:rPr>
-                <w:rFonts w:asciiTheme="minorHAnsi" w:eastAsiaTheme="minorEastAsia" w:hAnsiTheme="minorHAnsi" w:cstheme="minorBidi"/>
+                <w:rFonts w:asciiTheme="minorHAnsi" w:hAnsiTheme="minorHAnsi" w:eastAsiaTheme="minorEastAsia" w:cstheme="minorBidi"/>
                 <w:color w:val="000000" w:themeColor="text1"/>
                 <w:sz w:val="23"/>
                 <w:szCs w:val="23"/>
@@ -4858,7 +5140,7 @@
             </w:r>
             <w:r>
               <w:rPr>
-                <w:rFonts w:asciiTheme="minorHAnsi" w:eastAsiaTheme="minorEastAsia" w:hAnsiTheme="minorHAnsi" w:cstheme="minorBidi"/>
+                <w:rFonts w:asciiTheme="minorHAnsi" w:hAnsiTheme="minorHAnsi" w:eastAsiaTheme="minorEastAsia" w:cstheme="minorBidi"/>
                 <w:color w:val="000000" w:themeColor="text1"/>
                 <w:sz w:val="23"/>
                 <w:szCs w:val="23"/>
@@ -4868,7 +5150,7 @@
             </w:r>
             <w:r>
               <w:rPr>
-                <w:rFonts w:asciiTheme="minorHAnsi" w:eastAsiaTheme="minorEastAsia" w:hAnsiTheme="minorHAnsi" w:cstheme="minorBidi"/>
+                <w:rFonts w:asciiTheme="minorHAnsi" w:hAnsiTheme="minorHAnsi" w:eastAsiaTheme="minorEastAsia" w:cstheme="minorBidi"/>
                 <w:color w:val="000000" w:themeColor="text1"/>
                 <w:sz w:val="23"/>
                 <w:szCs w:val="23"/>
@@ -4878,7 +5160,7 @@
             </w:r>
             <w:r>
               <w:rPr>
-                <w:rFonts w:asciiTheme="minorHAnsi" w:eastAsiaTheme="minorEastAsia" w:hAnsiTheme="minorHAnsi" w:cstheme="minorBidi"/>
+                <w:rFonts w:asciiTheme="minorHAnsi" w:hAnsiTheme="minorHAnsi" w:eastAsiaTheme="minorEastAsia" w:cstheme="minorBidi"/>
                 <w:color w:val="000000" w:themeColor="text1"/>
                 <w:sz w:val="23"/>
                 <w:szCs w:val="23"/>
@@ -4888,7 +5170,7 @@
             </w:r>
             <w:r>
               <w:rPr>
-                <w:rFonts w:asciiTheme="minorHAnsi" w:eastAsiaTheme="minorEastAsia" w:hAnsiTheme="minorHAnsi" w:cstheme="minorBidi"/>
+                <w:rFonts w:asciiTheme="minorHAnsi" w:hAnsiTheme="minorHAnsi" w:eastAsiaTheme="minorEastAsia" w:cstheme="minorBidi"/>
                 <w:color w:val="000000" w:themeColor="text1"/>
                 <w:sz w:val="23"/>
                 <w:szCs w:val="23"/>
@@ -4898,7 +5180,7 @@
             </w:r>
             <w:r>
               <w:rPr>
-                <w:rFonts w:asciiTheme="minorHAnsi" w:eastAsiaTheme="minorEastAsia" w:hAnsiTheme="minorHAnsi" w:cstheme="minorBidi"/>
+                <w:rFonts w:asciiTheme="minorHAnsi" w:hAnsiTheme="minorHAnsi" w:eastAsiaTheme="minorEastAsia" w:cstheme="minorBidi"/>
                 <w:color w:val="000000" w:themeColor="text1"/>
                 <w:sz w:val="23"/>
                 <w:szCs w:val="23"/>
@@ -4912,7 +5194,7 @@
               <w:pStyle w:val="ListParagraph"/>
               <w:jc w:val="both"/>
               <w:rPr>
-                <w:rFonts w:asciiTheme="minorHAnsi" w:eastAsiaTheme="minorEastAsia" w:hAnsiTheme="minorHAnsi" w:cstheme="minorBidi"/>
+                <w:rFonts w:asciiTheme="minorHAnsi" w:hAnsiTheme="minorHAnsi" w:eastAsiaTheme="minorEastAsia" w:cstheme="minorBidi"/>
                 <w:color w:val="000000" w:themeColor="text1"/>
                 <w:sz w:val="23"/>
                 <w:szCs w:val="23"/>
@@ -4925,34 +5207,46 @@
           <w:tcPr>
             <w:tcW w:w="1875" w:type="dxa"/>
             <w:shd w:val="clear" w:color="auto" w:fill="C5E0B3" w:themeFill="accent6" w:themeFillTint="66"/>
+            <w:tcMar/>
           </w:tcPr>
           <w:p>
             <w:pPr>
               <w:jc w:val="center"/>
               <w:rPr>
-                <w:rFonts w:asciiTheme="minorHAnsi" w:eastAsiaTheme="minorEastAsia" w:hAnsiTheme="minorHAnsi" w:cstheme="minorBidi"/>
-                <w:b/>
-                <w:bCs/>
-                <w:sz w:val="22"/>
-                <w:szCs w:val="22"/>
-              </w:rPr>
-            </w:pPr>
-            <w:r>
-              <w:rPr>
-                <w:rFonts w:asciiTheme="minorHAnsi" w:eastAsiaTheme="minorEastAsia" w:hAnsiTheme="minorHAnsi" w:cstheme="minorBidi"/>
-                <w:b/>
-                <w:bCs/>
-                <w:sz w:val="22"/>
-                <w:szCs w:val="22"/>
-              </w:rPr>
-              <w:t xml:space="preserve">— </w:t>
+                <w:rFonts w:ascii="MS Gothic" w:hAnsi="MS Gothic" w:eastAsia="MS Gothic" w:cs="MS Gothic"/>
+                <w:sz w:val="22"/>
+                <w:szCs w:val="22"/>
+              </w:rPr>
+            </w:pPr>
+            <w:r>
+              <w:rPr>
+                <w:rFonts w:ascii="MS Gothic" w:hAnsi="MS Gothic" w:eastAsia="MS Gothic" w:cs="MS Gothic"/>
+                <w:b/>
+                <w:bCs/>
+                <w:color w:val="000000" w:themeColor="text1"/>
+                <w:sz w:val="22"/>
+                <w:szCs w:val="22"/>
+              </w:rPr>
+              <w:t>Orlando</w:t>
             </w:r>
           </w:p>
           <w:p>
             <w:pPr>
               <w:jc w:val="center"/>
               <w:rPr>
-                <w:rFonts w:asciiTheme="minorHAnsi" w:eastAsiaTheme="minorEastAsia" w:hAnsiTheme="minorHAnsi" w:cstheme="minorBidi"/>
+                <w:rFonts w:ascii="MS Gothic" w:hAnsi="MS Gothic" w:eastAsia="MS Gothic" w:cstheme="minorBidi"/>
+                <w:b/>
+                <w:bCs/>
+                <w:sz w:val="22"/>
+                <w:szCs w:val="22"/>
+              </w:rPr>
+            </w:pPr>
+          </w:p>
+          <w:p>
+            <w:pPr>
+              <w:jc w:val="center"/>
+              <w:rPr>
+                <w:rFonts w:asciiTheme="minorHAnsi" w:hAnsiTheme="minorHAnsi" w:eastAsiaTheme="minorEastAsia" w:cstheme="minorBidi"/>
                 <w:b/>
                 <w:bCs/>
                 <w:sz w:val="22"/>
@@ -4965,34 +5259,70 @@
           <w:tcPr>
             <w:tcW w:w="1538" w:type="dxa"/>
             <w:shd w:val="clear" w:color="auto" w:fill="C5E0B3" w:themeFill="accent6" w:themeFillTint="66"/>
+            <w:tcMar/>
           </w:tcPr>
           <w:p>
             <w:pPr>
               <w:jc w:val="center"/>
               <w:rPr>
-                <w:rFonts w:asciiTheme="minorHAnsi" w:eastAsiaTheme="minorEastAsia" w:hAnsiTheme="minorHAnsi" w:cstheme="minorBidi"/>
-                <w:b/>
-                <w:bCs/>
-                <w:sz w:val="22"/>
-                <w:szCs w:val="22"/>
-              </w:rPr>
-            </w:pPr>
-            <w:r>
-              <w:rPr>
-                <w:rFonts w:asciiTheme="minorHAnsi" w:eastAsiaTheme="minorEastAsia" w:hAnsiTheme="minorHAnsi" w:cstheme="minorBidi"/>
-                <w:b/>
-                <w:bCs/>
-                <w:sz w:val="22"/>
-                <w:szCs w:val="22"/>
-              </w:rPr>
-              <w:t xml:space="preserve">— </w:t>
+                <w:rFonts w:asciiTheme="minorHAnsi" w:hAnsiTheme="minorHAnsi" w:eastAsiaTheme="minorEastAsia" w:cstheme="minorBidi"/>
+                <w:b/>
+                <w:bCs/>
+                <w:sz w:val="22"/>
+                <w:szCs w:val="22"/>
+              </w:rPr>
+            </w:pPr>
+            <w:r>
+              <w:rPr>
+                <w:rFonts w:ascii="MS Gothic" w:hAnsi="MS Gothic" w:eastAsia="MS Gothic" w:cstheme="minorBidi"/>
+                <w:b/>
+                <w:bCs/>
+                <w:sz w:val="22"/>
+                <w:szCs w:val="22"/>
+              </w:rPr>
+              <w:t>Alex</w:t>
             </w:r>
           </w:p>
           <w:p>
             <w:pPr>
               <w:jc w:val="center"/>
               <w:rPr>
-                <w:rFonts w:asciiTheme="minorHAnsi" w:eastAsiaTheme="minorEastAsia" w:hAnsiTheme="minorHAnsi" w:cstheme="minorBidi"/>
+                <w:rFonts w:ascii="MS Gothic" w:hAnsi="MS Gothic" w:eastAsia="MS Gothic" w:cs="MS Gothic"/>
+                <w:b/>
+                <w:bCs/>
+                <w:color w:val="000000" w:themeColor="text1"/>
+                <w:sz w:val="22"/>
+                <w:szCs w:val="22"/>
+              </w:rPr>
+            </w:pPr>
+          </w:p>
+          <w:p>
+            <w:pPr>
+              <w:jc w:val="center"/>
+              <w:rPr>
+                <w:rFonts w:asciiTheme="minorHAnsi" w:hAnsiTheme="minorHAnsi" w:eastAsiaTheme="minorEastAsia" w:cstheme="minorBidi"/>
+                <w:b/>
+                <w:bCs/>
+                <w:sz w:val="22"/>
+                <w:szCs w:val="22"/>
+              </w:rPr>
+            </w:pPr>
+            <w:r>
+              <w:rPr>
+                <w:rFonts w:asciiTheme="minorHAnsi" w:hAnsiTheme="minorHAnsi" w:eastAsiaTheme="minorEastAsia" w:cstheme="minorBidi"/>
+                <w:b/>
+                <w:bCs/>
+                <w:sz w:val="22"/>
+                <w:szCs w:val="22"/>
+              </w:rPr>
+              <w:t xml:space="preserve"> </w:t>
+            </w:r>
+          </w:p>
+          <w:p>
+            <w:pPr>
+              <w:jc w:val="center"/>
+              <w:rPr>
+                <w:rFonts w:asciiTheme="minorHAnsi" w:hAnsiTheme="minorHAnsi" w:eastAsiaTheme="minorEastAsia" w:cstheme="minorBidi"/>
                 <w:b/>
                 <w:bCs/>
                 <w:sz w:val="22"/>
@@ -5009,26 +5339,27 @@
         <w:tc>
           <w:tcPr>
             <w:tcW w:w="6885" w:type="dxa"/>
+            <w:tcMar/>
           </w:tcPr>
           <w:p>
             <w:pPr>
               <w:pStyle w:val="ListParagraph"/>
               <w:numPr>
                 <w:ilvl w:val="0"/>
-                <w:numId w:val="29"/>
+                <w:numId w:val="6"/>
               </w:numPr>
               <w:jc w:val="both"/>
               <w:rPr>
-                <w:rFonts w:asciiTheme="minorHAnsi" w:eastAsiaTheme="minorEastAsia" w:hAnsiTheme="minorHAnsi" w:cstheme="minorBidi"/>
-                <w:color w:val="000000" w:themeColor="text1"/>
-                <w:sz w:val="23"/>
-                <w:szCs w:val="23"/>
-                <w:lang w:eastAsia="en-GB"/>
-              </w:rPr>
-            </w:pPr>
-            <w:r>
-              <w:rPr>
-                <w:rFonts w:asciiTheme="minorHAnsi" w:eastAsiaTheme="minorEastAsia" w:hAnsiTheme="minorHAnsi" w:cstheme="minorBidi"/>
+                <w:rFonts w:asciiTheme="minorHAnsi" w:hAnsiTheme="minorHAnsi" w:eastAsiaTheme="minorEastAsia" w:cstheme="minorBidi"/>
+                <w:color w:val="000000" w:themeColor="text1"/>
+                <w:sz w:val="23"/>
+                <w:szCs w:val="23"/>
+                <w:lang w:eastAsia="en-GB"/>
+              </w:rPr>
+            </w:pPr>
+            <w:r>
+              <w:rPr>
+                <w:rFonts w:asciiTheme="minorHAnsi" w:hAnsiTheme="minorHAnsi" w:eastAsiaTheme="minorEastAsia" w:cstheme="minorBidi"/>
                 <w:color w:val="000000" w:themeColor="text1"/>
                 <w:sz w:val="23"/>
                 <w:szCs w:val="23"/>
@@ -5038,7 +5369,7 @@
             </w:r>
             <w:r>
               <w:rPr>
-                <w:rFonts w:asciiTheme="minorHAnsi" w:eastAsiaTheme="minorEastAsia" w:hAnsiTheme="minorHAnsi" w:cstheme="minorBidi"/>
+                <w:rFonts w:asciiTheme="minorHAnsi" w:hAnsiTheme="minorHAnsi" w:eastAsiaTheme="minorEastAsia" w:cstheme="minorBidi"/>
                 <w:color w:val="000000" w:themeColor="text1"/>
                 <w:sz w:val="23"/>
                 <w:szCs w:val="23"/>
@@ -5048,7 +5379,7 @@
             </w:r>
             <w:r>
               <w:rPr>
-                <w:rFonts w:asciiTheme="minorHAnsi" w:eastAsiaTheme="minorEastAsia" w:hAnsiTheme="minorHAnsi" w:cstheme="minorBidi"/>
+                <w:rFonts w:asciiTheme="minorHAnsi" w:hAnsiTheme="minorHAnsi" w:eastAsiaTheme="minorEastAsia" w:cstheme="minorBidi"/>
                 <w:color w:val="000000" w:themeColor="text1"/>
                 <w:sz w:val="23"/>
                 <w:szCs w:val="23"/>
@@ -5058,7 +5389,7 @@
             </w:r>
             <w:r>
               <w:rPr>
-                <w:rFonts w:asciiTheme="minorHAnsi" w:eastAsiaTheme="minorEastAsia" w:hAnsiTheme="minorHAnsi" w:cstheme="minorBidi"/>
+                <w:rFonts w:asciiTheme="minorHAnsi" w:hAnsiTheme="minorHAnsi" w:eastAsiaTheme="minorEastAsia" w:cstheme="minorBidi"/>
                 <w:color w:val="000000" w:themeColor="text1"/>
                 <w:sz w:val="23"/>
                 <w:szCs w:val="23"/>
@@ -5068,7 +5399,7 @@
             </w:r>
             <w:r>
               <w:rPr>
-                <w:rFonts w:asciiTheme="minorHAnsi" w:eastAsiaTheme="minorEastAsia" w:hAnsiTheme="minorHAnsi" w:cstheme="minorBidi"/>
+                <w:rFonts w:asciiTheme="minorHAnsi" w:hAnsiTheme="minorHAnsi" w:eastAsiaTheme="minorEastAsia" w:cstheme="minorBidi"/>
                 <w:i/>
                 <w:iCs/>
                 <w:color w:val="000000" w:themeColor="text1"/>
@@ -5080,7 +5411,7 @@
             </w:r>
             <w:r>
               <w:rPr>
-                <w:rFonts w:asciiTheme="minorHAnsi" w:eastAsiaTheme="minorEastAsia" w:hAnsiTheme="minorHAnsi" w:cstheme="minorBidi"/>
+                <w:rFonts w:asciiTheme="minorHAnsi" w:hAnsiTheme="minorHAnsi" w:eastAsiaTheme="minorEastAsia" w:cstheme="minorBidi"/>
                 <w:color w:val="000000" w:themeColor="text1"/>
                 <w:sz w:val="23"/>
                 <w:szCs w:val="23"/>
@@ -5090,7 +5421,7 @@
             </w:r>
             <w:r>
               <w:rPr>
-                <w:rFonts w:asciiTheme="minorHAnsi" w:eastAsiaTheme="minorEastAsia" w:hAnsiTheme="minorHAnsi" w:cstheme="minorBidi"/>
+                <w:rFonts w:asciiTheme="minorHAnsi" w:hAnsiTheme="minorHAnsi" w:eastAsiaTheme="minorEastAsia" w:cstheme="minorBidi"/>
                 <w:color w:val="000000" w:themeColor="text1"/>
                 <w:sz w:val="23"/>
                 <w:szCs w:val="23"/>
@@ -5100,7 +5431,7 @@
             </w:r>
             <w:r>
               <w:rPr>
-                <w:rFonts w:asciiTheme="minorHAnsi" w:eastAsiaTheme="minorEastAsia" w:hAnsiTheme="minorHAnsi" w:cstheme="minorBidi"/>
+                <w:rFonts w:asciiTheme="minorHAnsi" w:hAnsiTheme="minorHAnsi" w:eastAsiaTheme="minorEastAsia" w:cstheme="minorBidi"/>
                 <w:color w:val="000000" w:themeColor="text1"/>
                 <w:sz w:val="23"/>
                 <w:szCs w:val="23"/>
@@ -5110,7 +5441,7 @@
             </w:r>
             <w:r>
               <w:rPr>
-                <w:rFonts w:asciiTheme="minorHAnsi" w:eastAsiaTheme="minorEastAsia" w:hAnsiTheme="minorHAnsi" w:cstheme="minorBidi"/>
+                <w:rFonts w:asciiTheme="minorHAnsi" w:hAnsiTheme="minorHAnsi" w:eastAsiaTheme="minorEastAsia" w:cstheme="minorBidi"/>
                 <w:color w:val="000000" w:themeColor="text1"/>
                 <w:sz w:val="23"/>
                 <w:szCs w:val="23"/>
@@ -5120,7 +5451,7 @@
             </w:r>
             <w:r>
               <w:rPr>
-                <w:rFonts w:asciiTheme="minorHAnsi" w:eastAsiaTheme="minorEastAsia" w:hAnsiTheme="minorHAnsi" w:cstheme="minorBidi"/>
+                <w:rFonts w:asciiTheme="minorHAnsi" w:hAnsiTheme="minorHAnsi" w:eastAsiaTheme="minorEastAsia" w:cstheme="minorBidi"/>
                 <w:color w:val="000000" w:themeColor="text1"/>
                 <w:sz w:val="23"/>
                 <w:szCs w:val="23"/>
@@ -5134,7 +5465,7 @@
               <w:pStyle w:val="ListParagraph"/>
               <w:jc w:val="both"/>
               <w:rPr>
-                <w:rFonts w:asciiTheme="minorHAnsi" w:eastAsiaTheme="minorEastAsia" w:hAnsiTheme="minorHAnsi" w:cstheme="minorBidi"/>
+                <w:rFonts w:asciiTheme="minorHAnsi" w:hAnsiTheme="minorHAnsi" w:eastAsiaTheme="minorEastAsia" w:cstheme="minorBidi"/>
                 <w:color w:val="000000" w:themeColor="text1"/>
                 <w:sz w:val="23"/>
                 <w:szCs w:val="23"/>
@@ -5147,74 +5478,119 @@
           <w:tcPr>
             <w:tcW w:w="1875" w:type="dxa"/>
             <w:shd w:val="clear" w:color="auto" w:fill="C5E0B3" w:themeFill="accent6" w:themeFillTint="66"/>
+            <w:tcMar/>
           </w:tcPr>
           <w:p>
             <w:pPr>
               <w:jc w:val="center"/>
               <w:rPr>
-                <w:rFonts w:asciiTheme="minorHAnsi" w:eastAsiaTheme="minorEastAsia" w:hAnsiTheme="minorHAnsi" w:cstheme="minorBidi"/>
-                <w:b/>
-                <w:bCs/>
-                <w:sz w:val="22"/>
-                <w:szCs w:val="22"/>
-              </w:rPr>
-            </w:pPr>
-            <w:r>
-              <w:rPr>
-                <w:rFonts w:asciiTheme="minorHAnsi" w:eastAsiaTheme="minorEastAsia" w:hAnsiTheme="minorHAnsi" w:cstheme="minorBidi"/>
-                <w:b/>
-                <w:bCs/>
-                <w:sz w:val="22"/>
-                <w:szCs w:val="22"/>
-              </w:rPr>
-              <w:t xml:space="preserve">— </w:t>
+                <w:rFonts w:ascii="Calibri" w:hAnsi="Calibri" w:eastAsia="Calibri" w:cs="Calibri"/>
+                <w:sz w:val="22"/>
+                <w:szCs w:val="22"/>
+              </w:rPr>
+            </w:pPr>
+            <w:r>
+              <w:rPr>
+                <w:rFonts w:ascii="MS Gothic" w:hAnsi="MS Gothic" w:eastAsia="MS Gothic" w:cs="MS Gothic"/>
+                <w:b/>
+                <w:bCs/>
+                <w:color w:val="000000" w:themeColor="text1"/>
+                <w:sz w:val="22"/>
+                <w:szCs w:val="22"/>
+              </w:rPr>
+              <w:t>Orlando</w:t>
             </w:r>
           </w:p>
           <w:p>
             <w:pPr>
               <w:jc w:val="center"/>
               <w:rPr>
-                <w:rFonts w:asciiTheme="minorHAnsi" w:eastAsiaTheme="minorEastAsia" w:hAnsiTheme="minorHAnsi" w:cstheme="minorBidi"/>
-                <w:b/>
-                <w:bCs/>
-                <w:sz w:val="22"/>
-                <w:szCs w:val="22"/>
-              </w:rPr>
-            </w:pPr>
+                <w:rFonts w:asciiTheme="minorHAnsi" w:hAnsiTheme="minorHAnsi" w:eastAsiaTheme="minorEastAsia" w:cstheme="minorBidi"/>
+                <w:b/>
+                <w:bCs/>
+                <w:sz w:val="22"/>
+                <w:szCs w:val="22"/>
+              </w:rPr>
+            </w:pPr>
+            <w:r>
+              <w:rPr>
+                <w:rFonts w:asciiTheme="minorHAnsi" w:hAnsiTheme="minorHAnsi" w:eastAsiaTheme="minorEastAsia" w:cstheme="minorBidi"/>
+                <w:b/>
+                <w:bCs/>
+                <w:sz w:val="22"/>
+                <w:szCs w:val="22"/>
+              </w:rPr>
+              <w:t xml:space="preserve"> </w:t>
+            </w:r>
           </w:p>
         </w:tc>
         <w:tc>
           <w:tcPr>
             <w:tcW w:w="1538" w:type="dxa"/>
             <w:shd w:val="clear" w:color="auto" w:fill="C5E0B3" w:themeFill="accent6" w:themeFillTint="66"/>
+            <w:tcMar/>
           </w:tcPr>
           <w:p>
             <w:pPr>
               <w:jc w:val="center"/>
               <w:rPr>
-                <w:rFonts w:asciiTheme="minorHAnsi" w:eastAsiaTheme="minorEastAsia" w:hAnsiTheme="minorHAnsi" w:cstheme="minorBidi"/>
-                <w:b/>
-                <w:bCs/>
-                <w:sz w:val="22"/>
-                <w:szCs w:val="22"/>
-              </w:rPr>
-            </w:pPr>
-            <w:r>
-              <w:rPr>
-                <w:rFonts w:asciiTheme="minorHAnsi" w:eastAsiaTheme="minorEastAsia" w:hAnsiTheme="minorHAnsi" w:cstheme="minorBidi"/>
-                <w:b/>
-                <w:bCs/>
-                <w:sz w:val="22"/>
-                <w:szCs w:val="22"/>
-              </w:rPr>
-              <w:t xml:space="preserve">— </w:t>
+                <w:rFonts w:asciiTheme="minorHAnsi" w:hAnsiTheme="minorHAnsi" w:eastAsiaTheme="minorEastAsia" w:cstheme="minorBidi"/>
+                <w:b/>
+                <w:bCs/>
+                <w:sz w:val="22"/>
+                <w:szCs w:val="22"/>
+              </w:rPr>
+            </w:pPr>
+            <w:r>
+              <w:rPr>
+                <w:rFonts w:ascii="MS Gothic" w:hAnsi="MS Gothic" w:eastAsia="MS Gothic" w:cstheme="minorBidi"/>
+                <w:b/>
+                <w:bCs/>
+                <w:sz w:val="22"/>
+                <w:szCs w:val="22"/>
+              </w:rPr>
+              <w:t>Alex</w:t>
             </w:r>
           </w:p>
           <w:p>
             <w:pPr>
               <w:jc w:val="center"/>
               <w:rPr>
-                <w:rFonts w:asciiTheme="minorHAnsi" w:eastAsiaTheme="minorEastAsia" w:hAnsiTheme="minorHAnsi" w:cstheme="minorBidi"/>
+                <w:rFonts w:ascii="MS Gothic" w:hAnsi="MS Gothic" w:eastAsia="MS Gothic" w:cs="MS Gothic"/>
+                <w:b/>
+                <w:color w:val="000000" w:themeColor="text1"/>
+                <w:sz w:val="22"/>
+                <w:szCs w:val="22"/>
+              </w:rPr>
+            </w:pPr>
+          </w:p>
+          <w:p>
+            <w:pPr>
+              <w:jc w:val="center"/>
+              <w:rPr>
+                <w:rFonts w:asciiTheme="minorHAnsi" w:hAnsiTheme="minorHAnsi" w:eastAsiaTheme="minorEastAsia" w:cstheme="minorBidi"/>
+                <w:b/>
+                <w:bCs/>
+                <w:sz w:val="22"/>
+                <w:szCs w:val="22"/>
+              </w:rPr>
+            </w:pPr>
+            <w:r>
+              <w:rPr>
+                <w:rFonts w:asciiTheme="minorHAnsi" w:hAnsiTheme="minorHAnsi" w:eastAsiaTheme="minorEastAsia" w:cstheme="minorBidi"/>
+                <w:b/>
+                <w:bCs/>
+                <w:sz w:val="22"/>
+                <w:szCs w:val="22"/>
+              </w:rPr>
+              <w:t xml:space="preserve"> </w:t>
+            </w:r>
+          </w:p>
+          <w:p>
+            <w:pPr>
+              <w:jc w:val="center"/>
+              <w:rPr>
+                <w:rFonts w:asciiTheme="minorHAnsi" w:hAnsiTheme="minorHAnsi" w:eastAsiaTheme="minorEastAsia" w:cstheme="minorBidi"/>
                 <w:b/>
                 <w:bCs/>
                 <w:sz w:val="22"/>
@@ -5231,20 +5607,21 @@
         <w:tc>
           <w:tcPr>
             <w:tcW w:w="6885" w:type="dxa"/>
+            <w:tcMar/>
           </w:tcPr>
           <w:p>
             <w:pPr>
               <w:pStyle w:val="ListParagraph"/>
               <w:numPr>
                 <w:ilvl w:val="0"/>
-                <w:numId w:val="29"/>
+                <w:numId w:val="6"/>
               </w:numPr>
               <w:autoSpaceDE w:val="0"/>
               <w:autoSpaceDN w:val="0"/>
               <w:adjustRightInd w:val="0"/>
               <w:jc w:val="both"/>
               <w:rPr>
-                <w:rFonts w:asciiTheme="minorHAnsi" w:eastAsiaTheme="minorEastAsia" w:hAnsiTheme="minorHAnsi" w:cstheme="minorBidi"/>
+                <w:rFonts w:asciiTheme="minorHAnsi" w:hAnsiTheme="minorHAnsi" w:eastAsiaTheme="minorEastAsia" w:cstheme="minorBidi"/>
                 <w:color w:val="000000"/>
                 <w:sz w:val="23"/>
                 <w:szCs w:val="23"/>
@@ -5253,7 +5630,7 @@
             </w:pPr>
             <w:r>
               <w:rPr>
-                <w:rFonts w:asciiTheme="minorHAnsi" w:eastAsiaTheme="minorEastAsia" w:hAnsiTheme="minorHAnsi" w:cstheme="minorBidi"/>
+                <w:rFonts w:asciiTheme="minorHAnsi" w:hAnsiTheme="minorHAnsi" w:eastAsiaTheme="minorEastAsia" w:cstheme="minorBidi"/>
                 <w:color w:val="000000" w:themeColor="text1"/>
                 <w:sz w:val="23"/>
                 <w:szCs w:val="23"/>
@@ -5263,7 +5640,7 @@
             </w:r>
             <w:r>
               <w:rPr>
-                <w:rFonts w:asciiTheme="minorHAnsi" w:eastAsiaTheme="minorEastAsia" w:hAnsiTheme="minorHAnsi" w:cstheme="minorBidi"/>
+                <w:rFonts w:asciiTheme="minorHAnsi" w:hAnsiTheme="minorHAnsi" w:eastAsiaTheme="minorEastAsia" w:cstheme="minorBidi"/>
                 <w:color w:val="000000" w:themeColor="text1"/>
                 <w:sz w:val="23"/>
                 <w:szCs w:val="23"/>
@@ -5273,7 +5650,7 @@
             </w:r>
             <w:r>
               <w:rPr>
-                <w:rFonts w:asciiTheme="minorHAnsi" w:eastAsiaTheme="minorEastAsia" w:hAnsiTheme="minorHAnsi" w:cstheme="minorBidi"/>
+                <w:rFonts w:asciiTheme="minorHAnsi" w:hAnsiTheme="minorHAnsi" w:eastAsiaTheme="minorEastAsia" w:cstheme="minorBidi"/>
                 <w:color w:val="000000" w:themeColor="text1"/>
                 <w:sz w:val="23"/>
                 <w:szCs w:val="23"/>
@@ -5283,7 +5660,7 @@
             </w:r>
             <w:r>
               <w:rPr>
-                <w:rFonts w:asciiTheme="minorHAnsi" w:eastAsiaTheme="minorEastAsia" w:hAnsiTheme="minorHAnsi" w:cstheme="minorBidi"/>
+                <w:rFonts w:asciiTheme="minorHAnsi" w:hAnsiTheme="minorHAnsi" w:eastAsiaTheme="minorEastAsia" w:cstheme="minorBidi"/>
                 <w:color w:val="000000" w:themeColor="text1"/>
                 <w:sz w:val="23"/>
                 <w:szCs w:val="23"/>
@@ -5293,7 +5670,7 @@
             </w:r>
             <w:r>
               <w:rPr>
-                <w:rFonts w:asciiTheme="minorHAnsi" w:eastAsiaTheme="minorEastAsia" w:hAnsiTheme="minorHAnsi" w:cstheme="minorBidi"/>
+                <w:rFonts w:asciiTheme="minorHAnsi" w:hAnsiTheme="minorHAnsi" w:eastAsiaTheme="minorEastAsia" w:cstheme="minorBidi"/>
                 <w:color w:val="000000" w:themeColor="text1"/>
                 <w:sz w:val="23"/>
                 <w:szCs w:val="23"/>
@@ -5303,7 +5680,7 @@
             </w:r>
             <w:r>
               <w:rPr>
-                <w:rFonts w:asciiTheme="minorHAnsi" w:eastAsiaTheme="minorEastAsia" w:hAnsiTheme="minorHAnsi" w:cstheme="minorBidi"/>
+                <w:rFonts w:asciiTheme="minorHAnsi" w:hAnsiTheme="minorHAnsi" w:eastAsiaTheme="minorEastAsia" w:cstheme="minorBidi"/>
                 <w:color w:val="000000" w:themeColor="text1"/>
                 <w:sz w:val="23"/>
                 <w:szCs w:val="23"/>
@@ -5313,7 +5690,7 @@
             </w:r>
             <w:r>
               <w:rPr>
-                <w:rFonts w:asciiTheme="minorHAnsi" w:eastAsiaTheme="minorEastAsia" w:hAnsiTheme="minorHAnsi" w:cstheme="minorBidi"/>
+                <w:rFonts w:asciiTheme="minorHAnsi" w:hAnsiTheme="minorHAnsi" w:eastAsiaTheme="minorEastAsia" w:cstheme="minorBidi"/>
                 <w:color w:val="000000" w:themeColor="text1"/>
                 <w:sz w:val="23"/>
                 <w:szCs w:val="23"/>
@@ -5323,7 +5700,7 @@
             </w:r>
             <w:r>
               <w:rPr>
-                <w:rFonts w:asciiTheme="minorHAnsi" w:eastAsiaTheme="minorEastAsia" w:hAnsiTheme="minorHAnsi" w:cstheme="minorBidi"/>
+                <w:rFonts w:asciiTheme="minorHAnsi" w:hAnsiTheme="minorHAnsi" w:eastAsiaTheme="minorEastAsia" w:cstheme="minorBidi"/>
                 <w:color w:val="000000" w:themeColor="text1"/>
                 <w:sz w:val="23"/>
                 <w:szCs w:val="23"/>
@@ -5336,7 +5713,7 @@
             <w:pPr>
               <w:spacing w:before="100" w:beforeAutospacing="1" w:after="100" w:afterAutospacing="1"/>
               <w:rPr>
-                <w:rFonts w:asciiTheme="minorHAnsi" w:eastAsiaTheme="minorEastAsia" w:hAnsiTheme="minorHAnsi" w:cstheme="minorBidi"/>
+                <w:rFonts w:asciiTheme="minorHAnsi" w:hAnsiTheme="minorHAnsi" w:eastAsiaTheme="minorEastAsia" w:cstheme="minorBidi"/>
                 <w:color w:val="000000"/>
                 <w:sz w:val="22"/>
                 <w:szCs w:val="22"/>
@@ -5349,74 +5726,110 @@
           <w:tcPr>
             <w:tcW w:w="1875" w:type="dxa"/>
             <w:shd w:val="clear" w:color="auto" w:fill="C5E0B3" w:themeFill="accent6" w:themeFillTint="66"/>
+            <w:tcMar/>
           </w:tcPr>
           <w:p>
             <w:pPr>
               <w:jc w:val="center"/>
               <w:rPr>
-                <w:rFonts w:asciiTheme="minorHAnsi" w:eastAsiaTheme="minorEastAsia" w:hAnsiTheme="minorHAnsi" w:cstheme="minorBidi"/>
-                <w:b/>
-                <w:bCs/>
-                <w:sz w:val="22"/>
-                <w:szCs w:val="22"/>
-              </w:rPr>
-            </w:pPr>
-            <w:r>
-              <w:rPr>
-                <w:rFonts w:asciiTheme="minorHAnsi" w:eastAsiaTheme="minorEastAsia" w:hAnsiTheme="minorHAnsi" w:cstheme="minorBidi"/>
-                <w:b/>
-                <w:bCs/>
-                <w:sz w:val="22"/>
-                <w:szCs w:val="22"/>
-              </w:rPr>
-              <w:t xml:space="preserve">— </w:t>
+                <w:rFonts w:ascii="Calibri" w:hAnsi="Calibri" w:eastAsia="Calibri" w:cs="Calibri"/>
+                <w:sz w:val="22"/>
+                <w:szCs w:val="22"/>
+              </w:rPr>
+            </w:pPr>
+            <w:r>
+              <w:rPr>
+                <w:rFonts w:ascii="MS Gothic" w:hAnsi="MS Gothic" w:eastAsia="MS Gothic" w:cs="MS Gothic"/>
+                <w:b/>
+                <w:bCs/>
+                <w:color w:val="000000" w:themeColor="text1"/>
+                <w:sz w:val="22"/>
+                <w:szCs w:val="22"/>
+              </w:rPr>
+              <w:t>Orlando</w:t>
             </w:r>
           </w:p>
           <w:p>
             <w:pPr>
               <w:jc w:val="center"/>
               <w:rPr>
-                <w:rFonts w:asciiTheme="minorHAnsi" w:eastAsiaTheme="minorEastAsia" w:hAnsiTheme="minorHAnsi" w:cstheme="minorBidi"/>
-                <w:b/>
-                <w:bCs/>
-                <w:sz w:val="22"/>
-                <w:szCs w:val="22"/>
-              </w:rPr>
-            </w:pPr>
+                <w:rFonts w:asciiTheme="minorHAnsi" w:hAnsiTheme="minorHAnsi" w:eastAsiaTheme="minorEastAsia" w:cstheme="minorBidi"/>
+                <w:b/>
+                <w:bCs/>
+                <w:sz w:val="22"/>
+                <w:szCs w:val="22"/>
+              </w:rPr>
+            </w:pPr>
+            <w:r>
+              <w:rPr>
+                <w:rFonts w:asciiTheme="minorHAnsi" w:hAnsiTheme="minorHAnsi" w:eastAsiaTheme="minorEastAsia" w:cstheme="minorBidi"/>
+                <w:b/>
+                <w:bCs/>
+                <w:sz w:val="22"/>
+                <w:szCs w:val="22"/>
+              </w:rPr>
+              <w:t xml:space="preserve"> </w:t>
+            </w:r>
           </w:p>
         </w:tc>
         <w:tc>
           <w:tcPr>
             <w:tcW w:w="1538" w:type="dxa"/>
             <w:shd w:val="clear" w:color="auto" w:fill="C5E0B3" w:themeFill="accent6" w:themeFillTint="66"/>
+            <w:tcMar/>
           </w:tcPr>
           <w:p>
             <w:pPr>
               <w:jc w:val="center"/>
               <w:rPr>
-                <w:rFonts w:asciiTheme="minorHAnsi" w:eastAsiaTheme="minorEastAsia" w:hAnsiTheme="minorHAnsi" w:cstheme="minorBidi"/>
-                <w:b/>
-                <w:bCs/>
-                <w:sz w:val="22"/>
-                <w:szCs w:val="22"/>
-              </w:rPr>
-            </w:pPr>
-            <w:r>
-              <w:rPr>
-                <w:rFonts w:asciiTheme="minorHAnsi" w:eastAsiaTheme="minorEastAsia" w:hAnsiTheme="minorHAnsi" w:cstheme="minorBidi"/>
-                <w:b/>
-                <w:bCs/>
-                <w:sz w:val="22"/>
-                <w:szCs w:val="22"/>
-              </w:rPr>
-              <w:t xml:space="preserve">— </w:t>
+                <w:rFonts w:asciiTheme="minorHAnsi" w:hAnsiTheme="minorHAnsi" w:eastAsiaTheme="minorEastAsia" w:cstheme="minorBidi"/>
+                <w:b/>
+                <w:bCs/>
+                <w:sz w:val="22"/>
+                <w:szCs w:val="22"/>
+              </w:rPr>
+            </w:pPr>
+            <w:r>
+              <w:rPr>
+                <w:rFonts w:ascii="MS Gothic" w:hAnsi="MS Gothic" w:eastAsia="MS Gothic" w:cstheme="minorBidi"/>
+                <w:b/>
+                <w:bCs/>
+                <w:sz w:val="22"/>
+                <w:szCs w:val="22"/>
+              </w:rPr>
+              <w:t>Alex</w:t>
             </w:r>
           </w:p>
           <w:p>
             <w:pPr>
               <w:jc w:val="center"/>
               <w:rPr>
-                <w:rFonts w:asciiTheme="minorHAnsi" w:eastAsiaTheme="minorEastAsia" w:hAnsiTheme="minorHAnsi" w:cstheme="minorBidi"/>
+                <w:rFonts w:ascii="MS Gothic" w:hAnsi="MS Gothic" w:eastAsia="MS Gothic" w:cs="MS Gothic"/>
+                <w:b/>
+                <w:bCs/>
+                <w:color w:val="000000" w:themeColor="text1"/>
+                <w:sz w:val="22"/>
+                <w:szCs w:val="22"/>
+              </w:rPr>
+            </w:pPr>
+          </w:p>
+          <w:p>
+            <w:pPr>
+              <w:jc w:val="center"/>
+              <w:rPr>
+                <w:rFonts w:asciiTheme="minorHAnsi" w:hAnsiTheme="minorHAnsi" w:eastAsiaTheme="minorEastAsia" w:cstheme="minorBidi"/>
+                <w:b/>
+                <w:bCs/>
+                <w:sz w:val="22"/>
+                <w:szCs w:val="22"/>
+              </w:rPr>
+            </w:pPr>
+          </w:p>
+          <w:p>
+            <w:pPr>
+              <w:jc w:val="center"/>
+              <w:rPr>
+                <w:rFonts w:asciiTheme="minorHAnsi" w:hAnsiTheme="minorHAnsi" w:eastAsiaTheme="minorEastAsia" w:cstheme="minorBidi"/>
                 <w:b/>
                 <w:bCs/>
                 <w:sz w:val="22"/>
@@ -5435,17 +5848,18 @@
             <w:tcW w:w="8760" w:type="dxa"/>
             <w:gridSpan w:val="2"/>
             <w:shd w:val="clear" w:color="auto" w:fill="BFBFBF" w:themeFill="background1" w:themeFillShade="BF"/>
-          </w:tcPr>
-          <w:p>
-            <w:pPr>
-              <w:rPr>
-                <w:rFonts w:asciiTheme="minorHAnsi" w:eastAsiaTheme="minorEastAsia" w:hAnsiTheme="minorHAnsi" w:cstheme="minorBidi"/>
+            <w:tcMar/>
+          </w:tcPr>
+          <w:p>
+            <w:pPr>
+              <w:rPr>
+                <w:rFonts w:asciiTheme="minorHAnsi" w:hAnsiTheme="minorHAnsi" w:eastAsiaTheme="minorEastAsia" w:cstheme="minorBidi"/>
                 <w:szCs w:val="24"/>
               </w:rPr>
             </w:pPr>
             <w:r>
               <w:rPr>
-                <w:rFonts w:asciiTheme="minorHAnsi" w:eastAsiaTheme="minorEastAsia" w:hAnsiTheme="minorHAnsi" w:cstheme="minorBidi"/>
+                <w:rFonts w:asciiTheme="minorHAnsi" w:hAnsiTheme="minorHAnsi" w:eastAsiaTheme="minorEastAsia" w:cstheme="minorBidi"/>
                 <w:b/>
                 <w:bCs/>
                 <w:color w:val="000000" w:themeColor="text1"/>
@@ -5459,11 +5873,12 @@
           <w:tcPr>
             <w:tcW w:w="1538" w:type="dxa"/>
             <w:shd w:val="clear" w:color="auto" w:fill="BFBFBF" w:themeFill="background1" w:themeFillShade="BF"/>
-          </w:tcPr>
-          <w:p>
-            <w:pPr>
-              <w:rPr>
-                <w:rFonts w:asciiTheme="minorHAnsi" w:eastAsiaTheme="minorEastAsia" w:hAnsiTheme="minorHAnsi" w:cstheme="minorBidi"/>
+            <w:tcMar/>
+          </w:tcPr>
+          <w:p>
+            <w:pPr>
+              <w:rPr>
+                <w:rFonts w:asciiTheme="minorHAnsi" w:hAnsiTheme="minorHAnsi" w:eastAsiaTheme="minorEastAsia" w:cstheme="minorBidi"/>
                 <w:b/>
                 <w:bCs/>
                 <w:color w:val="000000" w:themeColor="text1"/>
@@ -5481,11 +5896,12 @@
         <w:tc>
           <w:tcPr>
             <w:tcW w:w="6885" w:type="dxa"/>
-          </w:tcPr>
-          <w:p>
-            <w:pPr>
-              <w:rPr>
-                <w:rFonts w:asciiTheme="minorHAnsi" w:eastAsiaTheme="minorEastAsia" w:hAnsiTheme="minorHAnsi" w:cstheme="minorBidi"/>
+            <w:tcMar/>
+          </w:tcPr>
+          <w:p>
+            <w:pPr>
+              <w:rPr>
+                <w:rFonts w:asciiTheme="minorHAnsi" w:hAnsiTheme="minorHAnsi" w:eastAsiaTheme="minorEastAsia" w:cstheme="minorBidi"/>
               </w:rPr>
             </w:pPr>
           </w:p>
@@ -5493,11 +5909,12 @@
         <w:tc>
           <w:tcPr>
             <w:tcW w:w="1875" w:type="dxa"/>
-          </w:tcPr>
-          <w:p>
-            <w:pPr>
-              <w:rPr>
-                <w:rFonts w:asciiTheme="minorHAnsi" w:eastAsiaTheme="minorEastAsia" w:hAnsiTheme="minorHAnsi" w:cstheme="minorBidi"/>
+            <w:tcMar/>
+          </w:tcPr>
+          <w:p>
+            <w:pPr>
+              <w:rPr>
+                <w:rFonts w:asciiTheme="minorHAnsi" w:hAnsiTheme="minorHAnsi" w:eastAsiaTheme="minorEastAsia" w:cstheme="minorBidi"/>
                 <w:b/>
                 <w:bCs/>
                 <w:sz w:val="20"/>
@@ -5505,7 +5922,7 @@
             </w:pPr>
             <w:r>
               <w:rPr>
-                <w:rFonts w:asciiTheme="minorHAnsi" w:eastAsiaTheme="minorEastAsia" w:hAnsiTheme="minorHAnsi" w:cstheme="minorBidi"/>
+                <w:rFonts w:asciiTheme="minorHAnsi" w:hAnsiTheme="minorHAnsi" w:eastAsiaTheme="minorEastAsia" w:cstheme="minorBidi"/>
                 <w:b/>
                 <w:bCs/>
                 <w:sz w:val="20"/>
@@ -5517,11 +5934,12 @@
         <w:tc>
           <w:tcPr>
             <w:tcW w:w="1538" w:type="dxa"/>
-          </w:tcPr>
-          <w:p>
-            <w:pPr>
-              <w:rPr>
-                <w:rFonts w:asciiTheme="minorHAnsi" w:eastAsiaTheme="minorEastAsia" w:hAnsiTheme="minorHAnsi" w:cstheme="minorBidi"/>
+            <w:tcMar/>
+          </w:tcPr>
+          <w:p>
+            <w:pPr>
+              <w:rPr>
+                <w:rFonts w:asciiTheme="minorHAnsi" w:hAnsiTheme="minorHAnsi" w:eastAsiaTheme="minorEastAsia" w:cstheme="minorBidi"/>
                 <w:b/>
                 <w:bCs/>
                 <w:sz w:val="20"/>
@@ -5529,7 +5947,7 @@
             </w:pPr>
             <w:r>
               <w:rPr>
-                <w:rFonts w:asciiTheme="minorHAnsi" w:eastAsiaTheme="minorEastAsia" w:hAnsiTheme="minorHAnsi" w:cstheme="minorBidi"/>
+                <w:rFonts w:asciiTheme="minorHAnsi" w:hAnsiTheme="minorHAnsi" w:eastAsiaTheme="minorEastAsia" w:cstheme="minorBidi"/>
                 <w:b/>
                 <w:bCs/>
                 <w:sz w:val="20"/>
@@ -5546,26 +5964,27 @@
         <w:tc>
           <w:tcPr>
             <w:tcW w:w="6885" w:type="dxa"/>
+            <w:tcMar/>
           </w:tcPr>
           <w:p>
             <w:pPr>
               <w:pStyle w:val="ListParagraph"/>
               <w:numPr>
                 <w:ilvl w:val="0"/>
-                <w:numId w:val="17"/>
+                <w:numId w:val="16"/>
               </w:numPr>
               <w:jc w:val="both"/>
               <w:rPr>
-                <w:rFonts w:asciiTheme="minorHAnsi" w:eastAsiaTheme="minorEastAsia" w:hAnsiTheme="minorHAnsi" w:cstheme="minorBidi"/>
-                <w:color w:val="000000" w:themeColor="text1"/>
-                <w:sz w:val="23"/>
-                <w:szCs w:val="23"/>
-                <w:lang w:eastAsia="en-GB"/>
-              </w:rPr>
-            </w:pPr>
-            <w:r>
-              <w:rPr>
-                <w:rFonts w:asciiTheme="minorHAnsi" w:eastAsiaTheme="minorEastAsia" w:hAnsiTheme="minorHAnsi" w:cstheme="minorBidi"/>
+                <w:rFonts w:asciiTheme="minorHAnsi" w:hAnsiTheme="minorHAnsi" w:eastAsiaTheme="minorEastAsia" w:cstheme="minorBidi"/>
+                <w:color w:val="000000" w:themeColor="text1"/>
+                <w:sz w:val="23"/>
+                <w:szCs w:val="23"/>
+                <w:lang w:eastAsia="en-GB"/>
+              </w:rPr>
+            </w:pPr>
+            <w:r>
+              <w:rPr>
+                <w:rFonts w:asciiTheme="minorHAnsi" w:hAnsiTheme="minorHAnsi" w:eastAsiaTheme="minorEastAsia" w:cstheme="minorBidi"/>
                 <w:color w:val="000000" w:themeColor="text1"/>
                 <w:sz w:val="23"/>
                 <w:szCs w:val="23"/>
@@ -5575,7 +5994,7 @@
             </w:r>
             <w:r>
               <w:rPr>
-                <w:rFonts w:asciiTheme="minorHAnsi" w:eastAsiaTheme="minorEastAsia" w:hAnsiTheme="minorHAnsi" w:cstheme="minorBidi"/>
+                <w:rFonts w:asciiTheme="minorHAnsi" w:hAnsiTheme="minorHAnsi" w:eastAsiaTheme="minorEastAsia" w:cstheme="minorBidi"/>
                 <w:color w:val="000000" w:themeColor="text1"/>
                 <w:sz w:val="23"/>
                 <w:szCs w:val="23"/>
@@ -5585,7 +6004,7 @@
             </w:r>
             <w:r>
               <w:rPr>
-                <w:rFonts w:asciiTheme="minorHAnsi" w:eastAsiaTheme="minorEastAsia" w:hAnsiTheme="minorHAnsi" w:cstheme="minorBidi"/>
+                <w:rFonts w:asciiTheme="minorHAnsi" w:hAnsiTheme="minorHAnsi" w:eastAsiaTheme="minorEastAsia" w:cstheme="minorBidi"/>
                 <w:color w:val="000000" w:themeColor="text1"/>
                 <w:sz w:val="23"/>
                 <w:szCs w:val="23"/>
@@ -5595,7 +6014,7 @@
             </w:r>
             <w:r>
               <w:rPr>
-                <w:rFonts w:asciiTheme="minorHAnsi" w:eastAsiaTheme="minorEastAsia" w:hAnsiTheme="minorHAnsi" w:cstheme="minorBidi"/>
+                <w:rFonts w:asciiTheme="minorHAnsi" w:hAnsiTheme="minorHAnsi" w:eastAsiaTheme="minorEastAsia" w:cstheme="minorBidi"/>
                 <w:color w:val="000000" w:themeColor="text1"/>
                 <w:sz w:val="23"/>
                 <w:szCs w:val="23"/>
@@ -5605,7 +6024,7 @@
             </w:r>
             <w:r>
               <w:rPr>
-                <w:rFonts w:asciiTheme="minorHAnsi" w:eastAsiaTheme="minorEastAsia" w:hAnsiTheme="minorHAnsi" w:cstheme="minorBidi"/>
+                <w:rFonts w:asciiTheme="minorHAnsi" w:hAnsiTheme="minorHAnsi" w:eastAsiaTheme="minorEastAsia" w:cstheme="minorBidi"/>
                 <w:color w:val="000000" w:themeColor="text1"/>
                 <w:sz w:val="23"/>
                 <w:szCs w:val="23"/>
@@ -5615,7 +6034,7 @@
             </w:r>
             <w:r>
               <w:rPr>
-                <w:rFonts w:asciiTheme="minorHAnsi" w:eastAsiaTheme="minorEastAsia" w:hAnsiTheme="minorHAnsi" w:cstheme="minorBidi"/>
+                <w:rFonts w:asciiTheme="minorHAnsi" w:hAnsiTheme="minorHAnsi" w:eastAsiaTheme="minorEastAsia" w:cstheme="minorBidi"/>
                 <w:color w:val="000000" w:themeColor="text1"/>
                 <w:sz w:val="23"/>
                 <w:szCs w:val="23"/>
@@ -5628,7 +6047,7 @@
             </w:r>
             <w:r>
               <w:rPr>
-                <w:rFonts w:asciiTheme="minorHAnsi" w:eastAsiaTheme="minorEastAsia" w:hAnsiTheme="minorHAnsi" w:cstheme="minorBidi"/>
+                <w:rFonts w:asciiTheme="minorHAnsi" w:hAnsiTheme="minorHAnsi" w:eastAsiaTheme="minorEastAsia" w:cstheme="minorBidi"/>
                 <w:i/>
                 <w:iCs/>
                 <w:color w:val="000000" w:themeColor="text1"/>
@@ -5647,7 +6066,7 @@
               <w:adjustRightInd w:val="0"/>
               <w:jc w:val="both"/>
               <w:rPr>
-                <w:rFonts w:asciiTheme="minorHAnsi" w:eastAsiaTheme="minorEastAsia" w:hAnsiTheme="minorHAnsi" w:cstheme="minorBidi"/>
+                <w:rFonts w:asciiTheme="minorHAnsi" w:hAnsiTheme="minorHAnsi" w:eastAsiaTheme="minorEastAsia" w:cstheme="minorBidi"/>
                 <w:color w:val="000000"/>
                 <w:sz w:val="22"/>
                 <w:szCs w:val="22"/>
@@ -5660,67 +6079,78 @@
           <w:tcPr>
             <w:tcW w:w="1875" w:type="dxa"/>
             <w:shd w:val="clear" w:color="auto" w:fill="C5E0B3" w:themeFill="accent6" w:themeFillTint="66"/>
+            <w:tcMar/>
           </w:tcPr>
           <w:p>
             <w:pPr>
               <w:jc w:val="center"/>
               <w:rPr>
-                <w:rFonts w:asciiTheme="minorHAnsi" w:eastAsiaTheme="minorEastAsia" w:hAnsiTheme="minorHAnsi" w:cstheme="minorBidi"/>
-                <w:b/>
-                <w:bCs/>
-                <w:sz w:val="22"/>
-                <w:szCs w:val="22"/>
-              </w:rPr>
-            </w:pPr>
-            <w:r>
-              <w:rPr>
-                <w:rFonts w:asciiTheme="minorHAnsi" w:eastAsiaTheme="minorEastAsia" w:hAnsiTheme="minorHAnsi" w:cstheme="minorBidi"/>
-                <w:b/>
-                <w:bCs/>
-                <w:sz w:val="22"/>
-                <w:szCs w:val="22"/>
-              </w:rPr>
-              <w:t xml:space="preserve">— </w:t>
+                <w:rFonts w:ascii="Calibri" w:hAnsi="Calibri" w:eastAsia="Calibri" w:cs="Calibri"/>
+                <w:sz w:val="22"/>
+                <w:szCs w:val="22"/>
+              </w:rPr>
+            </w:pPr>
+            <w:r>
+              <w:rPr>
+                <w:rFonts w:ascii="MS Gothic" w:hAnsi="MS Gothic" w:eastAsia="MS Gothic" w:cs="MS Gothic"/>
+                <w:b/>
+                <w:bCs/>
+                <w:color w:val="000000" w:themeColor="text1"/>
+                <w:sz w:val="22"/>
+                <w:szCs w:val="22"/>
+              </w:rPr>
+              <w:t>Orlando</w:t>
             </w:r>
           </w:p>
           <w:p>
             <w:pPr>
               <w:jc w:val="center"/>
               <w:rPr>
-                <w:rFonts w:asciiTheme="minorHAnsi" w:eastAsiaTheme="minorEastAsia" w:hAnsiTheme="minorHAnsi" w:cstheme="minorBidi"/>
-                <w:b/>
-                <w:bCs/>
-                <w:sz w:val="22"/>
-                <w:szCs w:val="22"/>
-              </w:rPr>
-            </w:pPr>
+                <w:rFonts w:asciiTheme="minorHAnsi" w:hAnsiTheme="minorHAnsi" w:eastAsiaTheme="minorEastAsia" w:cstheme="minorBidi"/>
+                <w:b/>
+                <w:bCs/>
+                <w:sz w:val="22"/>
+                <w:szCs w:val="22"/>
+              </w:rPr>
+            </w:pPr>
+            <w:r>
+              <w:rPr>
+                <w:rFonts w:asciiTheme="minorHAnsi" w:hAnsiTheme="minorHAnsi" w:eastAsiaTheme="minorEastAsia" w:cstheme="minorBidi"/>
+                <w:b/>
+                <w:bCs/>
+                <w:sz w:val="22"/>
+                <w:szCs w:val="22"/>
+              </w:rPr>
+              <w:t xml:space="preserve"> </w:t>
+            </w:r>
           </w:p>
         </w:tc>
         <w:tc>
           <w:tcPr>
             <w:tcW w:w="1538" w:type="dxa"/>
             <w:shd w:val="clear" w:color="auto" w:fill="C5E0B3" w:themeFill="accent6" w:themeFillTint="66"/>
+            <w:tcMar/>
           </w:tcPr>
           <w:p>
             <w:pPr>
               <w:jc w:val="center"/>
               <w:rPr>
-                <w:rFonts w:asciiTheme="minorHAnsi" w:eastAsiaTheme="minorEastAsia" w:hAnsiTheme="minorHAnsi" w:cstheme="minorBidi"/>
-                <w:b/>
-                <w:bCs/>
-                <w:sz w:val="22"/>
-                <w:szCs w:val="22"/>
-              </w:rPr>
-            </w:pPr>
-            <w:r>
-              <w:rPr>
-                <w:rFonts w:asciiTheme="minorHAnsi" w:eastAsiaTheme="minorEastAsia" w:hAnsiTheme="minorHAnsi" w:cstheme="minorBidi"/>
-                <w:b/>
-                <w:bCs/>
-                <w:sz w:val="22"/>
-                <w:szCs w:val="22"/>
-              </w:rPr>
-              <w:t xml:space="preserve">— </w:t>
+                <w:rFonts w:asciiTheme="minorHAnsi" w:hAnsiTheme="minorHAnsi" w:eastAsiaTheme="minorEastAsia" w:cstheme="minorBidi"/>
+                <w:b/>
+                <w:bCs/>
+                <w:sz w:val="22"/>
+                <w:szCs w:val="22"/>
+              </w:rPr>
+            </w:pPr>
+            <w:r>
+              <w:rPr>
+                <w:rFonts w:ascii="MS Gothic" w:hAnsi="MS Gothic" w:eastAsia="MS Gothic" w:cstheme="minorBidi"/>
+                <w:b/>
+                <w:bCs/>
+                <w:sz w:val="22"/>
+                <w:szCs w:val="22"/>
+              </w:rPr>
+              <w:t>Alex</w:t>
             </w:r>
           </w:p>
         </w:tc>
@@ -5732,20 +6162,21 @@
         <w:tc>
           <w:tcPr>
             <w:tcW w:w="6885" w:type="dxa"/>
+            <w:tcMar/>
           </w:tcPr>
           <w:p>
             <w:pPr>
               <w:pStyle w:val="ListParagraph"/>
               <w:numPr>
                 <w:ilvl w:val="0"/>
-                <w:numId w:val="29"/>
+                <w:numId w:val="6"/>
               </w:numPr>
               <w:autoSpaceDE w:val="0"/>
               <w:autoSpaceDN w:val="0"/>
               <w:adjustRightInd w:val="0"/>
               <w:jc w:val="both"/>
               <w:rPr>
-                <w:rFonts w:asciiTheme="minorHAnsi" w:eastAsiaTheme="minorEastAsia" w:hAnsiTheme="minorHAnsi" w:cstheme="minorBidi"/>
+                <w:rFonts w:asciiTheme="minorHAnsi" w:hAnsiTheme="minorHAnsi" w:eastAsiaTheme="minorEastAsia" w:cstheme="minorBidi"/>
                 <w:color w:val="000000"/>
                 <w:sz w:val="23"/>
                 <w:szCs w:val="23"/>
@@ -5754,7 +6185,7 @@
             </w:pPr>
             <w:r>
               <w:rPr>
-                <w:rFonts w:asciiTheme="minorHAnsi" w:eastAsiaTheme="minorEastAsia" w:hAnsiTheme="minorHAnsi" w:cstheme="minorBidi"/>
+                <w:rFonts w:asciiTheme="minorHAnsi" w:hAnsiTheme="minorHAnsi" w:eastAsiaTheme="minorEastAsia" w:cstheme="minorBidi"/>
                 <w:color w:val="000000" w:themeColor="text1"/>
                 <w:sz w:val="23"/>
                 <w:szCs w:val="23"/>
@@ -5764,7 +6195,7 @@
             </w:r>
             <w:r>
               <w:rPr>
-                <w:rFonts w:asciiTheme="minorHAnsi" w:eastAsiaTheme="minorEastAsia" w:hAnsiTheme="minorHAnsi" w:cstheme="minorBidi"/>
+                <w:rFonts w:asciiTheme="minorHAnsi" w:hAnsiTheme="minorHAnsi" w:eastAsiaTheme="minorEastAsia" w:cstheme="minorBidi"/>
                 <w:color w:val="000000" w:themeColor="text1"/>
                 <w:sz w:val="23"/>
                 <w:szCs w:val="23"/>
@@ -5774,7 +6205,7 @@
             </w:r>
             <w:r>
               <w:rPr>
-                <w:rFonts w:asciiTheme="minorHAnsi" w:eastAsiaTheme="minorEastAsia" w:hAnsiTheme="minorHAnsi" w:cstheme="minorBidi"/>
+                <w:rFonts w:asciiTheme="minorHAnsi" w:hAnsiTheme="minorHAnsi" w:eastAsiaTheme="minorEastAsia" w:cstheme="minorBidi"/>
                 <w:color w:val="000000" w:themeColor="text1"/>
                 <w:sz w:val="23"/>
                 <w:szCs w:val="23"/>
@@ -5784,7 +6215,7 @@
             </w:r>
             <w:r>
               <w:rPr>
-                <w:rFonts w:asciiTheme="minorHAnsi" w:eastAsiaTheme="minorEastAsia" w:hAnsiTheme="minorHAnsi" w:cstheme="minorBidi"/>
+                <w:rFonts w:asciiTheme="minorHAnsi" w:hAnsiTheme="minorHAnsi" w:eastAsiaTheme="minorEastAsia" w:cstheme="minorBidi"/>
                 <w:color w:val="000000" w:themeColor="text1"/>
                 <w:sz w:val="23"/>
                 <w:szCs w:val="23"/>
@@ -5794,7 +6225,7 @@
             </w:r>
             <w:r>
               <w:rPr>
-                <w:rFonts w:asciiTheme="minorHAnsi" w:eastAsiaTheme="minorEastAsia" w:hAnsiTheme="minorHAnsi" w:cstheme="minorBidi"/>
+                <w:rFonts w:asciiTheme="minorHAnsi" w:hAnsiTheme="minorHAnsi" w:eastAsiaTheme="minorEastAsia" w:cstheme="minorBidi"/>
                 <w:color w:val="000000" w:themeColor="text1"/>
                 <w:sz w:val="23"/>
                 <w:szCs w:val="23"/>
@@ -5804,7 +6235,7 @@
             </w:r>
             <w:r>
               <w:rPr>
-                <w:rFonts w:asciiTheme="minorHAnsi" w:eastAsiaTheme="minorEastAsia" w:hAnsiTheme="minorHAnsi" w:cstheme="minorBidi"/>
+                <w:rFonts w:asciiTheme="minorHAnsi" w:hAnsiTheme="minorHAnsi" w:eastAsiaTheme="minorEastAsia" w:cstheme="minorBidi"/>
                 <w:color w:val="000000" w:themeColor="text1"/>
                 <w:sz w:val="23"/>
                 <w:szCs w:val="23"/>
@@ -5817,7 +6248,7 @@
             </w:r>
             <w:r>
               <w:rPr>
-                <w:rFonts w:asciiTheme="minorHAnsi" w:eastAsiaTheme="minorEastAsia" w:hAnsiTheme="minorHAnsi" w:cstheme="minorBidi"/>
+                <w:rFonts w:asciiTheme="minorHAnsi" w:hAnsiTheme="minorHAnsi" w:eastAsiaTheme="minorEastAsia" w:cstheme="minorBidi"/>
                 <w:i/>
                 <w:iCs/>
                 <w:color w:val="000000" w:themeColor="text1"/>
@@ -5833,7 +6264,7 @@
               <w:pStyle w:val="ListParagraph"/>
               <w:spacing w:before="100" w:beforeAutospacing="1" w:after="100" w:afterAutospacing="1"/>
               <w:rPr>
-                <w:rFonts w:asciiTheme="minorHAnsi" w:eastAsiaTheme="minorEastAsia" w:hAnsiTheme="minorHAnsi" w:cstheme="minorBidi"/>
+                <w:rFonts w:asciiTheme="minorHAnsi" w:hAnsiTheme="minorHAnsi" w:eastAsiaTheme="minorEastAsia" w:cstheme="minorBidi"/>
                 <w:color w:val="000000"/>
                 <w:sz w:val="22"/>
                 <w:szCs w:val="22"/>
@@ -5846,80 +6277,89 @@
           <w:tcPr>
             <w:tcW w:w="1875" w:type="dxa"/>
             <w:shd w:val="clear" w:color="auto" w:fill="C5E0B3" w:themeFill="accent6" w:themeFillTint="66"/>
+            <w:tcMar/>
           </w:tcPr>
           <w:p>
             <w:pPr>
               <w:jc w:val="center"/>
               <w:rPr>
-                <w:rFonts w:asciiTheme="minorHAnsi" w:eastAsiaTheme="minorEastAsia" w:hAnsiTheme="minorHAnsi" w:cstheme="minorBidi"/>
-                <w:b/>
-                <w:bCs/>
-                <w:sz w:val="22"/>
-                <w:szCs w:val="22"/>
-              </w:rPr>
-            </w:pPr>
-            <w:r>
-              <w:rPr>
-                <w:rFonts w:asciiTheme="minorHAnsi" w:eastAsiaTheme="minorEastAsia" w:hAnsiTheme="minorHAnsi" w:cstheme="minorBidi"/>
-                <w:b/>
-                <w:bCs/>
-                <w:sz w:val="22"/>
-                <w:szCs w:val="22"/>
-              </w:rPr>
-              <w:t xml:space="preserve">— </w:t>
+                <w:rFonts w:ascii="Calibri" w:hAnsi="Calibri" w:eastAsia="Calibri" w:cs="Calibri"/>
+                <w:sz w:val="22"/>
+                <w:szCs w:val="22"/>
+              </w:rPr>
+            </w:pPr>
+            <w:r>
+              <w:rPr>
+                <w:rFonts w:ascii="MS Gothic" w:hAnsi="MS Gothic" w:eastAsia="MS Gothic" w:cs="MS Gothic"/>
+                <w:b/>
+                <w:bCs/>
+                <w:color w:val="000000" w:themeColor="text1"/>
+                <w:sz w:val="22"/>
+                <w:szCs w:val="22"/>
+              </w:rPr>
+              <w:t>Orlando</w:t>
             </w:r>
           </w:p>
           <w:p>
             <w:pPr>
               <w:jc w:val="center"/>
               <w:rPr>
-                <w:rFonts w:asciiTheme="minorHAnsi" w:eastAsiaTheme="minorEastAsia" w:hAnsiTheme="minorHAnsi" w:cstheme="minorBidi"/>
-                <w:b/>
-                <w:bCs/>
-                <w:sz w:val="22"/>
-                <w:szCs w:val="22"/>
-              </w:rPr>
-            </w:pPr>
+                <w:rFonts w:asciiTheme="minorHAnsi" w:hAnsiTheme="minorHAnsi" w:eastAsiaTheme="minorEastAsia" w:cstheme="minorBidi"/>
+                <w:b/>
+                <w:bCs/>
+                <w:sz w:val="22"/>
+                <w:szCs w:val="22"/>
+              </w:rPr>
+            </w:pPr>
+            <w:r>
+              <w:rPr>
+                <w:rFonts w:asciiTheme="minorHAnsi" w:hAnsiTheme="minorHAnsi" w:eastAsiaTheme="minorEastAsia" w:cstheme="minorBidi"/>
+                <w:b/>
+                <w:bCs/>
+                <w:sz w:val="22"/>
+                <w:szCs w:val="22"/>
+              </w:rPr>
+              <w:t xml:space="preserve"> </w:t>
+            </w:r>
           </w:p>
         </w:tc>
         <w:tc>
           <w:tcPr>
             <w:tcW w:w="1538" w:type="dxa"/>
             <w:shd w:val="clear" w:color="auto" w:fill="C5E0B3" w:themeFill="accent6" w:themeFillTint="66"/>
+            <w:tcMar/>
           </w:tcPr>
           <w:p>
             <w:pPr>
               <w:jc w:val="center"/>
               <w:rPr>
-                <w:rFonts w:asciiTheme="minorHAnsi" w:eastAsiaTheme="minorEastAsia" w:hAnsiTheme="minorHAnsi" w:cstheme="minorBidi"/>
-                <w:b/>
-                <w:bCs/>
-                <w:sz w:val="22"/>
-                <w:szCs w:val="22"/>
-              </w:rPr>
-            </w:pPr>
-            <w:r>
-              <w:rPr>
-                <w:rFonts w:asciiTheme="minorHAnsi" w:eastAsiaTheme="minorEastAsia" w:hAnsiTheme="minorHAnsi" w:cstheme="minorBidi"/>
-                <w:b/>
-                <w:bCs/>
-                <w:sz w:val="22"/>
-                <w:szCs w:val="22"/>
-              </w:rPr>
-              <w:t xml:space="preserve">— </w:t>
-            </w:r>
-          </w:p>
-          <w:p>
-            <w:pPr>
-              <w:jc w:val="center"/>
-              <w:rPr>
-                <w:rFonts w:asciiTheme="minorHAnsi" w:eastAsiaTheme="minorEastAsia" w:hAnsiTheme="minorHAnsi" w:cstheme="minorBidi"/>
-                <w:b/>
-                <w:bCs/>
-                <w:sz w:val="22"/>
-                <w:szCs w:val="22"/>
-              </w:rPr>
-            </w:pPr>
+                <w:rFonts w:asciiTheme="minorHAnsi" w:hAnsiTheme="minorHAnsi" w:eastAsiaTheme="minorEastAsia" w:cstheme="minorBidi"/>
+                <w:b/>
+                <w:bCs/>
+                <w:sz w:val="22"/>
+                <w:szCs w:val="22"/>
+              </w:rPr>
+            </w:pPr>
+            <w:r>
+              <w:rPr>
+                <w:rFonts w:ascii="MS Gothic" w:hAnsi="MS Gothic" w:eastAsia="MS Gothic" w:cstheme="minorBidi"/>
+                <w:b/>
+                <w:bCs/>
+                <w:sz w:val="22"/>
+                <w:szCs w:val="22"/>
+              </w:rPr>
+              <w:t>Alex</w:t>
+            </w:r>
+            <w:r>
+              <w:rPr>
+                <w:rFonts w:asciiTheme="minorHAnsi" w:hAnsiTheme="minorHAnsi" w:eastAsiaTheme="minorEastAsia" w:cstheme="minorBidi"/>
+                <w:b/>
+                <w:bCs/>
+                <w:sz w:val="22"/>
+                <w:szCs w:val="22"/>
+              </w:rPr>
+              <w:t xml:space="preserve"> </w:t>
+            </w:r>
           </w:p>
         </w:tc>
       </w:tr>
@@ -5930,20 +6370,21 @@
         <w:tc>
           <w:tcPr>
             <w:tcW w:w="6885" w:type="dxa"/>
+            <w:tcMar/>
           </w:tcPr>
           <w:p>
             <w:pPr>
               <w:pStyle w:val="ListParagraph"/>
               <w:numPr>
                 <w:ilvl w:val="0"/>
-                <w:numId w:val="29"/>
+                <w:numId w:val="6"/>
               </w:numPr>
               <w:autoSpaceDE w:val="0"/>
               <w:autoSpaceDN w:val="0"/>
               <w:adjustRightInd w:val="0"/>
               <w:jc w:val="both"/>
               <w:rPr>
-                <w:rFonts w:asciiTheme="minorHAnsi" w:eastAsiaTheme="minorEastAsia" w:hAnsiTheme="minorHAnsi" w:cstheme="minorBidi"/>
+                <w:rFonts w:asciiTheme="minorHAnsi" w:hAnsiTheme="minorHAnsi" w:eastAsiaTheme="minorEastAsia" w:cstheme="minorBidi"/>
                 <w:color w:val="000000"/>
                 <w:sz w:val="23"/>
                 <w:szCs w:val="23"/>
@@ -5952,7 +6393,7 @@
             </w:pPr>
             <w:r>
               <w:rPr>
-                <w:rFonts w:asciiTheme="minorHAnsi" w:eastAsiaTheme="minorEastAsia" w:hAnsiTheme="minorHAnsi" w:cstheme="minorBidi"/>
+                <w:rFonts w:asciiTheme="minorHAnsi" w:hAnsiTheme="minorHAnsi" w:eastAsiaTheme="minorEastAsia" w:cstheme="minorBidi"/>
                 <w:color w:val="000000" w:themeColor="text1"/>
                 <w:sz w:val="23"/>
                 <w:szCs w:val="23"/>
@@ -5962,7 +6403,7 @@
             </w:r>
             <w:r>
               <w:rPr>
-                <w:rFonts w:asciiTheme="minorHAnsi" w:eastAsiaTheme="minorEastAsia" w:hAnsiTheme="minorHAnsi" w:cstheme="minorBidi"/>
+                <w:rFonts w:asciiTheme="minorHAnsi" w:hAnsiTheme="minorHAnsi" w:eastAsiaTheme="minorEastAsia" w:cstheme="minorBidi"/>
                 <w:color w:val="000000" w:themeColor="text1"/>
                 <w:sz w:val="23"/>
                 <w:szCs w:val="23"/>
@@ -5972,7 +6413,7 @@
             </w:r>
             <w:r>
               <w:rPr>
-                <w:rFonts w:asciiTheme="minorHAnsi" w:eastAsiaTheme="minorEastAsia" w:hAnsiTheme="minorHAnsi" w:cstheme="minorBidi"/>
+                <w:rFonts w:asciiTheme="minorHAnsi" w:hAnsiTheme="minorHAnsi" w:eastAsiaTheme="minorEastAsia" w:cstheme="minorBidi"/>
                 <w:color w:val="000000" w:themeColor="text1"/>
                 <w:sz w:val="23"/>
                 <w:szCs w:val="23"/>
@@ -5982,7 +6423,7 @@
             </w:r>
             <w:r>
               <w:rPr>
-                <w:rFonts w:asciiTheme="minorHAnsi" w:eastAsiaTheme="minorEastAsia" w:hAnsiTheme="minorHAnsi" w:cstheme="minorBidi"/>
+                <w:rFonts w:asciiTheme="minorHAnsi" w:hAnsiTheme="minorHAnsi" w:eastAsiaTheme="minorEastAsia" w:cstheme="minorBidi"/>
                 <w:color w:val="000000" w:themeColor="text1"/>
                 <w:sz w:val="23"/>
                 <w:szCs w:val="23"/>
@@ -5992,7 +6433,7 @@
             </w:r>
             <w:r>
               <w:rPr>
-                <w:rFonts w:asciiTheme="minorHAnsi" w:eastAsiaTheme="minorEastAsia" w:hAnsiTheme="minorHAnsi" w:cstheme="minorBidi"/>
+                <w:rFonts w:asciiTheme="minorHAnsi" w:hAnsiTheme="minorHAnsi" w:eastAsiaTheme="minorEastAsia" w:cstheme="minorBidi"/>
                 <w:color w:val="000000" w:themeColor="text1"/>
                 <w:sz w:val="23"/>
                 <w:szCs w:val="23"/>
@@ -6002,7 +6443,7 @@
             </w:r>
             <w:r>
               <w:rPr>
-                <w:rFonts w:asciiTheme="minorHAnsi" w:eastAsiaTheme="minorEastAsia" w:hAnsiTheme="minorHAnsi" w:cstheme="minorBidi"/>
+                <w:rFonts w:asciiTheme="minorHAnsi" w:hAnsiTheme="minorHAnsi" w:eastAsiaTheme="minorEastAsia" w:cstheme="minorBidi"/>
                 <w:color w:val="000000" w:themeColor="text1"/>
                 <w:sz w:val="23"/>
                 <w:szCs w:val="23"/>
@@ -6012,7 +6453,7 @@
             </w:r>
             <w:r>
               <w:rPr>
-                <w:rFonts w:asciiTheme="minorHAnsi" w:eastAsiaTheme="minorEastAsia" w:hAnsiTheme="minorHAnsi" w:cstheme="minorBidi"/>
+                <w:rFonts w:asciiTheme="minorHAnsi" w:hAnsiTheme="minorHAnsi" w:eastAsiaTheme="minorEastAsia" w:cstheme="minorBidi"/>
                 <w:color w:val="000000" w:themeColor="text1"/>
                 <w:sz w:val="23"/>
                 <w:szCs w:val="23"/>
@@ -6029,7 +6470,7 @@
               <w:adjustRightInd w:val="0"/>
               <w:jc w:val="both"/>
               <w:rPr>
-                <w:rFonts w:asciiTheme="minorHAnsi" w:eastAsiaTheme="minorEastAsia" w:hAnsiTheme="minorHAnsi" w:cstheme="minorBidi"/>
+                <w:rFonts w:asciiTheme="minorHAnsi" w:hAnsiTheme="minorHAnsi" w:eastAsiaTheme="minorEastAsia" w:cstheme="minorBidi"/>
                 <w:color w:val="000000"/>
                 <w:sz w:val="22"/>
                 <w:szCs w:val="22"/>
@@ -6042,34 +6483,34 @@
           <w:tcPr>
             <w:tcW w:w="1875" w:type="dxa"/>
             <w:shd w:val="clear" w:color="auto" w:fill="C5E0B3" w:themeFill="accent6" w:themeFillTint="66"/>
+            <w:tcMar/>
           </w:tcPr>
           <w:p>
             <w:pPr>
               <w:jc w:val="center"/>
               <w:rPr>
-                <w:rFonts w:asciiTheme="minorHAnsi" w:eastAsiaTheme="minorEastAsia" w:hAnsiTheme="minorHAnsi" w:cstheme="minorBidi"/>
-                <w:b/>
-                <w:bCs/>
-                <w:sz w:val="22"/>
-                <w:szCs w:val="22"/>
-              </w:rPr>
-            </w:pPr>
-            <w:r>
-              <w:rPr>
-                <w:rFonts w:asciiTheme="minorHAnsi" w:eastAsiaTheme="minorEastAsia" w:hAnsiTheme="minorHAnsi" w:cstheme="minorBidi"/>
-                <w:b/>
-                <w:bCs/>
-                <w:sz w:val="22"/>
-                <w:szCs w:val="22"/>
-              </w:rPr>
-              <w:t xml:space="preserve">— </w:t>
+                <w:rFonts w:ascii="Calibri" w:hAnsi="Calibri" w:eastAsia="Calibri" w:cs="Calibri"/>
+                <w:sz w:val="22"/>
+                <w:szCs w:val="22"/>
+              </w:rPr>
+            </w:pPr>
+            <w:r>
+              <w:rPr>
+                <w:rFonts w:ascii="MS Gothic" w:hAnsi="MS Gothic" w:eastAsia="MS Gothic" w:cs="MS Gothic"/>
+                <w:b/>
+                <w:bCs/>
+                <w:color w:val="000000" w:themeColor="text1"/>
+                <w:sz w:val="22"/>
+                <w:szCs w:val="22"/>
+              </w:rPr>
+              <w:t>Orlando</w:t>
             </w:r>
           </w:p>
           <w:p>
             <w:pPr>
               <w:jc w:val="center"/>
               <w:rPr>
-                <w:rFonts w:asciiTheme="minorHAnsi" w:eastAsiaTheme="minorEastAsia" w:hAnsiTheme="minorHAnsi" w:cstheme="minorBidi"/>
+                <w:rFonts w:asciiTheme="minorHAnsi" w:hAnsiTheme="minorHAnsi" w:eastAsiaTheme="minorEastAsia" w:cstheme="minorBidi"/>
                 <w:b/>
                 <w:bCs/>
                 <w:sz w:val="22"/>
@@ -6082,40 +6523,39 @@
           <w:tcPr>
             <w:tcW w:w="1538" w:type="dxa"/>
             <w:shd w:val="clear" w:color="auto" w:fill="C5E0B3" w:themeFill="accent6" w:themeFillTint="66"/>
+            <w:tcMar/>
           </w:tcPr>
           <w:p>
             <w:pPr>
               <w:jc w:val="center"/>
               <w:rPr>
-                <w:rFonts w:asciiTheme="minorHAnsi" w:eastAsiaTheme="minorEastAsia" w:hAnsiTheme="minorHAnsi" w:cstheme="minorBidi"/>
-                <w:b/>
-                <w:bCs/>
-                <w:sz w:val="22"/>
-                <w:szCs w:val="22"/>
-              </w:rPr>
-            </w:pPr>
-            <w:r>
-              <w:rPr>
-                <w:rFonts w:asciiTheme="minorHAnsi" w:eastAsiaTheme="minorEastAsia" w:hAnsiTheme="minorHAnsi" w:cstheme="minorBidi"/>
-                <w:b/>
-                <w:bCs/>
-                <w:sz w:val="22"/>
-                <w:szCs w:val="22"/>
-              </w:rPr>
-              <w:t xml:space="preserve">— </w:t>
-            </w:r>
-          </w:p>
-          <w:p>
-            <w:pPr>
-              <w:jc w:val="center"/>
-              <w:rPr>
-                <w:rFonts w:asciiTheme="minorHAnsi" w:eastAsiaTheme="minorEastAsia" w:hAnsiTheme="minorHAnsi" w:cstheme="minorBidi"/>
-                <w:b/>
-                <w:bCs/>
-                <w:sz w:val="22"/>
-                <w:szCs w:val="22"/>
-              </w:rPr>
-            </w:pPr>
+                <w:rFonts w:asciiTheme="minorHAnsi" w:hAnsiTheme="minorHAnsi" w:eastAsiaTheme="minorEastAsia" w:cstheme="minorBidi"/>
+                <w:b/>
+                <w:bCs/>
+                <w:sz w:val="22"/>
+                <w:szCs w:val="22"/>
+              </w:rPr>
+            </w:pPr>
+            <w:r>
+              <w:rPr>
+                <w:rFonts w:ascii="MS Gothic" w:hAnsi="MS Gothic" w:eastAsia="MS Gothic" w:cstheme="minorBidi"/>
+                <w:b/>
+                <w:bCs/>
+                <w:sz w:val="22"/>
+                <w:szCs w:val="22"/>
+              </w:rPr>
+              <w:t>Alex</w:t>
+            </w:r>
+            <w:r>
+              <w:rPr>
+                <w:rFonts w:asciiTheme="minorHAnsi" w:hAnsiTheme="minorHAnsi" w:eastAsiaTheme="minorEastAsia" w:cstheme="minorBidi"/>
+                <w:b/>
+                <w:bCs/>
+                <w:sz w:val="22"/>
+                <w:szCs w:val="22"/>
+              </w:rPr>
+              <w:t xml:space="preserve"> </w:t>
+            </w:r>
           </w:p>
         </w:tc>
       </w:tr>
@@ -6126,20 +6566,21 @@
         <w:tc>
           <w:tcPr>
             <w:tcW w:w="6885" w:type="dxa"/>
+            <w:tcMar/>
           </w:tcPr>
           <w:p>
             <w:pPr>
               <w:pStyle w:val="ListParagraph"/>
               <w:numPr>
                 <w:ilvl w:val="0"/>
-                <w:numId w:val="29"/>
+                <w:numId w:val="6"/>
               </w:numPr>
               <w:autoSpaceDE w:val="0"/>
               <w:autoSpaceDN w:val="0"/>
               <w:adjustRightInd w:val="0"/>
               <w:jc w:val="both"/>
               <w:rPr>
-                <w:rFonts w:asciiTheme="minorHAnsi" w:eastAsiaTheme="minorEastAsia" w:hAnsiTheme="minorHAnsi" w:cstheme="minorBidi"/>
+                <w:rFonts w:asciiTheme="minorHAnsi" w:hAnsiTheme="minorHAnsi" w:eastAsiaTheme="minorEastAsia" w:cstheme="minorBidi"/>
                 <w:color w:val="000000"/>
                 <w:sz w:val="23"/>
                 <w:szCs w:val="23"/>
@@ -6148,18 +6589,17 @@
             </w:pPr>
             <w:r>
               <w:rPr>
-                <w:rFonts w:asciiTheme="minorHAnsi" w:eastAsiaTheme="minorEastAsia" w:hAnsiTheme="minorHAnsi" w:cstheme="minorBidi"/>
-                <w:color w:val="000000" w:themeColor="text1"/>
-                <w:sz w:val="23"/>
-                <w:szCs w:val="23"/>
-                <w:lang w:eastAsia="en-GB"/>
-              </w:rPr>
-              <w:lastRenderedPageBreak/>
+                <w:rFonts w:asciiTheme="minorHAnsi" w:hAnsiTheme="minorHAnsi" w:eastAsiaTheme="minorEastAsia" w:cstheme="minorBidi"/>
+                <w:color w:val="000000" w:themeColor="text1"/>
+                <w:sz w:val="23"/>
+                <w:szCs w:val="23"/>
+                <w:lang w:eastAsia="en-GB"/>
+              </w:rPr>
               <w:t>7.</w:t>
             </w:r>
             <w:r>
               <w:rPr>
-                <w:rFonts w:asciiTheme="minorHAnsi" w:eastAsiaTheme="minorEastAsia" w:hAnsiTheme="minorHAnsi" w:cstheme="minorBidi"/>
+                <w:rFonts w:asciiTheme="minorHAnsi" w:hAnsiTheme="minorHAnsi" w:eastAsiaTheme="minorEastAsia" w:cstheme="minorBidi"/>
                 <w:color w:val="000000" w:themeColor="text1"/>
                 <w:sz w:val="23"/>
                 <w:szCs w:val="23"/>
@@ -6169,7 +6609,7 @@
             </w:r>
             <w:r>
               <w:rPr>
-                <w:rFonts w:asciiTheme="minorHAnsi" w:eastAsiaTheme="minorEastAsia" w:hAnsiTheme="minorHAnsi" w:cstheme="minorBidi"/>
+                <w:rFonts w:asciiTheme="minorHAnsi" w:hAnsiTheme="minorHAnsi" w:eastAsiaTheme="minorEastAsia" w:cstheme="minorBidi"/>
                 <w:color w:val="000000" w:themeColor="text1"/>
                 <w:sz w:val="23"/>
                 <w:szCs w:val="23"/>
@@ -6186,7 +6626,7 @@
               <w:adjustRightInd w:val="0"/>
               <w:jc w:val="both"/>
               <w:rPr>
-                <w:rFonts w:asciiTheme="minorHAnsi" w:eastAsiaTheme="minorEastAsia" w:hAnsiTheme="minorHAnsi" w:cstheme="minorBidi"/>
+                <w:rFonts w:asciiTheme="minorHAnsi" w:hAnsiTheme="minorHAnsi" w:eastAsiaTheme="minorEastAsia" w:cstheme="minorBidi"/>
                 <w:color w:val="000000"/>
                 <w:sz w:val="22"/>
                 <w:szCs w:val="22"/>
@@ -6199,34 +6639,34 @@
           <w:tcPr>
             <w:tcW w:w="1875" w:type="dxa"/>
             <w:shd w:val="clear" w:color="auto" w:fill="C5E0B3" w:themeFill="accent6" w:themeFillTint="66"/>
+            <w:tcMar/>
           </w:tcPr>
           <w:p>
             <w:pPr>
               <w:jc w:val="center"/>
               <w:rPr>
-                <w:rFonts w:asciiTheme="minorHAnsi" w:eastAsiaTheme="minorEastAsia" w:hAnsiTheme="minorHAnsi" w:cstheme="minorBidi"/>
-                <w:b/>
-                <w:bCs/>
-                <w:sz w:val="22"/>
-                <w:szCs w:val="22"/>
-              </w:rPr>
-            </w:pPr>
-            <w:r>
-              <w:rPr>
-                <w:rFonts w:asciiTheme="minorHAnsi" w:eastAsiaTheme="minorEastAsia" w:hAnsiTheme="minorHAnsi" w:cstheme="minorBidi"/>
-                <w:b/>
-                <w:bCs/>
-                <w:sz w:val="22"/>
-                <w:szCs w:val="22"/>
-              </w:rPr>
-              <w:t xml:space="preserve">— </w:t>
+                <w:rFonts w:ascii="Calibri" w:hAnsi="Calibri" w:eastAsia="Calibri" w:cs="Calibri"/>
+                <w:sz w:val="22"/>
+                <w:szCs w:val="22"/>
+              </w:rPr>
+            </w:pPr>
+            <w:r>
+              <w:rPr>
+                <w:rFonts w:ascii="MS Gothic" w:hAnsi="MS Gothic" w:eastAsia="MS Gothic" w:cs="MS Gothic"/>
+                <w:b/>
+                <w:bCs/>
+                <w:color w:val="000000" w:themeColor="text1"/>
+                <w:sz w:val="22"/>
+                <w:szCs w:val="22"/>
+              </w:rPr>
+              <w:t>Orlando</w:t>
             </w:r>
           </w:p>
           <w:p>
             <w:pPr>
               <w:jc w:val="center"/>
               <w:rPr>
-                <w:rFonts w:asciiTheme="minorHAnsi" w:eastAsiaTheme="minorEastAsia" w:hAnsiTheme="minorHAnsi" w:cstheme="minorBidi"/>
+                <w:rFonts w:asciiTheme="minorHAnsi" w:hAnsiTheme="minorHAnsi" w:eastAsiaTheme="minorEastAsia" w:cstheme="minorBidi"/>
                 <w:b/>
                 <w:bCs/>
                 <w:sz w:val="22"/>
@@ -6239,40 +6679,39 @@
           <w:tcPr>
             <w:tcW w:w="1538" w:type="dxa"/>
             <w:shd w:val="clear" w:color="auto" w:fill="C5E0B3" w:themeFill="accent6" w:themeFillTint="66"/>
+            <w:tcMar/>
           </w:tcPr>
           <w:p>
             <w:pPr>
               <w:jc w:val="center"/>
               <w:rPr>
-                <w:rFonts w:asciiTheme="minorHAnsi" w:eastAsiaTheme="minorEastAsia" w:hAnsiTheme="minorHAnsi" w:cstheme="minorBidi"/>
-                <w:b/>
-                <w:bCs/>
-                <w:sz w:val="22"/>
-                <w:szCs w:val="22"/>
-              </w:rPr>
-            </w:pPr>
-            <w:r>
-              <w:rPr>
-                <w:rFonts w:asciiTheme="minorHAnsi" w:eastAsiaTheme="minorEastAsia" w:hAnsiTheme="minorHAnsi" w:cstheme="minorBidi"/>
-                <w:b/>
-                <w:bCs/>
-                <w:sz w:val="22"/>
-                <w:szCs w:val="22"/>
-              </w:rPr>
-              <w:t xml:space="preserve">— </w:t>
-            </w:r>
-          </w:p>
-          <w:p>
-            <w:pPr>
-              <w:jc w:val="center"/>
-              <w:rPr>
-                <w:rFonts w:asciiTheme="minorHAnsi" w:eastAsiaTheme="minorEastAsia" w:hAnsiTheme="minorHAnsi" w:cstheme="minorBidi"/>
-                <w:b/>
-                <w:bCs/>
-                <w:sz w:val="22"/>
-                <w:szCs w:val="22"/>
-              </w:rPr>
-            </w:pPr>
+                <w:rFonts w:asciiTheme="minorHAnsi" w:hAnsiTheme="minorHAnsi" w:eastAsiaTheme="minorEastAsia" w:cstheme="minorBidi"/>
+                <w:b/>
+                <w:bCs/>
+                <w:sz w:val="22"/>
+                <w:szCs w:val="22"/>
+              </w:rPr>
+            </w:pPr>
+            <w:r>
+              <w:rPr>
+                <w:rFonts w:ascii="MS Gothic" w:hAnsi="MS Gothic" w:eastAsia="MS Gothic" w:cstheme="minorBidi"/>
+                <w:b/>
+                <w:bCs/>
+                <w:sz w:val="22"/>
+                <w:szCs w:val="22"/>
+              </w:rPr>
+              <w:t>Alex</w:t>
+            </w:r>
+            <w:r>
+              <w:rPr>
+                <w:rFonts w:asciiTheme="minorHAnsi" w:hAnsiTheme="minorHAnsi" w:eastAsiaTheme="minorEastAsia" w:cstheme="minorBidi"/>
+                <w:b/>
+                <w:bCs/>
+                <w:sz w:val="22"/>
+                <w:szCs w:val="22"/>
+              </w:rPr>
+              <w:t xml:space="preserve"> </w:t>
+            </w:r>
           </w:p>
         </w:tc>
       </w:tr>
@@ -6283,20 +6722,21 @@
         <w:tc>
           <w:tcPr>
             <w:tcW w:w="6885" w:type="dxa"/>
+            <w:tcMar/>
           </w:tcPr>
           <w:p>
             <w:pPr>
               <w:pStyle w:val="ListParagraph"/>
               <w:numPr>
                 <w:ilvl w:val="0"/>
-                <w:numId w:val="29"/>
+                <w:numId w:val="6"/>
               </w:numPr>
               <w:autoSpaceDE w:val="0"/>
               <w:autoSpaceDN w:val="0"/>
               <w:adjustRightInd w:val="0"/>
               <w:jc w:val="both"/>
               <w:rPr>
-                <w:rFonts w:asciiTheme="minorHAnsi" w:eastAsiaTheme="minorEastAsia" w:hAnsiTheme="minorHAnsi" w:cstheme="minorBidi"/>
+                <w:rFonts w:asciiTheme="minorHAnsi" w:hAnsiTheme="minorHAnsi" w:eastAsiaTheme="minorEastAsia" w:cstheme="minorBidi"/>
                 <w:color w:val="000000"/>
                 <w:sz w:val="23"/>
                 <w:szCs w:val="23"/>
@@ -6305,7 +6745,7 @@
             </w:pPr>
             <w:r>
               <w:rPr>
-                <w:rFonts w:asciiTheme="minorHAnsi" w:eastAsiaTheme="minorEastAsia" w:hAnsiTheme="minorHAnsi" w:cstheme="minorBidi"/>
+                <w:rFonts w:asciiTheme="minorHAnsi" w:hAnsiTheme="minorHAnsi" w:eastAsiaTheme="minorEastAsia" w:cstheme="minorBidi"/>
                 <w:color w:val="000000" w:themeColor="text1"/>
                 <w:sz w:val="23"/>
                 <w:szCs w:val="23"/>
@@ -6315,7 +6755,7 @@
             </w:r>
             <w:r>
               <w:rPr>
-                <w:rFonts w:asciiTheme="minorHAnsi" w:eastAsiaTheme="minorEastAsia" w:hAnsiTheme="minorHAnsi" w:cstheme="minorBidi"/>
+                <w:rFonts w:asciiTheme="minorHAnsi" w:hAnsiTheme="minorHAnsi" w:eastAsiaTheme="minorEastAsia" w:cstheme="minorBidi"/>
                 <w:color w:val="000000" w:themeColor="text1"/>
                 <w:sz w:val="23"/>
                 <w:szCs w:val="23"/>
@@ -6325,7 +6765,7 @@
             </w:r>
             <w:r>
               <w:rPr>
-                <w:rFonts w:asciiTheme="minorHAnsi" w:eastAsiaTheme="minorEastAsia" w:hAnsiTheme="minorHAnsi" w:cstheme="minorBidi"/>
+                <w:rFonts w:asciiTheme="minorHAnsi" w:hAnsiTheme="minorHAnsi" w:eastAsiaTheme="minorEastAsia" w:cstheme="minorBidi"/>
                 <w:color w:val="000000" w:themeColor="text1"/>
                 <w:sz w:val="23"/>
                 <w:szCs w:val="23"/>
@@ -6335,7 +6775,7 @@
             </w:r>
             <w:r>
               <w:rPr>
-                <w:rFonts w:asciiTheme="minorHAnsi" w:eastAsiaTheme="minorEastAsia" w:hAnsiTheme="minorHAnsi" w:cstheme="minorBidi"/>
+                <w:rFonts w:asciiTheme="minorHAnsi" w:hAnsiTheme="minorHAnsi" w:eastAsiaTheme="minorEastAsia" w:cstheme="minorBidi"/>
                 <w:b/>
                 <w:bCs/>
                 <w:color w:val="000000" w:themeColor="text1"/>
@@ -6347,7 +6787,7 @@
             </w:r>
             <w:r>
               <w:rPr>
-                <w:rFonts w:asciiTheme="minorHAnsi" w:eastAsiaTheme="minorEastAsia" w:hAnsiTheme="minorHAnsi" w:cstheme="minorBidi"/>
+                <w:rFonts w:asciiTheme="minorHAnsi" w:hAnsiTheme="minorHAnsi" w:eastAsiaTheme="minorEastAsia" w:cstheme="minorBidi"/>
                 <w:color w:val="000000" w:themeColor="text1"/>
                 <w:sz w:val="23"/>
                 <w:szCs w:val="23"/>
@@ -6357,7 +6797,7 @@
             </w:r>
             <w:r>
               <w:rPr>
-                <w:rFonts w:asciiTheme="minorHAnsi" w:eastAsiaTheme="minorEastAsia" w:hAnsiTheme="minorHAnsi" w:cstheme="minorBidi"/>
+                <w:rFonts w:asciiTheme="minorHAnsi" w:hAnsiTheme="minorHAnsi" w:eastAsiaTheme="minorEastAsia" w:cstheme="minorBidi"/>
                 <w:color w:val="000000" w:themeColor="text1"/>
                 <w:sz w:val="23"/>
                 <w:szCs w:val="23"/>
@@ -6367,7 +6807,7 @@
             </w:r>
             <w:r>
               <w:rPr>
-                <w:rFonts w:asciiTheme="minorHAnsi" w:eastAsiaTheme="minorEastAsia" w:hAnsiTheme="minorHAnsi" w:cstheme="minorBidi"/>
+                <w:rFonts w:asciiTheme="minorHAnsi" w:hAnsiTheme="minorHAnsi" w:eastAsiaTheme="minorEastAsia" w:cstheme="minorBidi"/>
                 <w:color w:val="000000" w:themeColor="text1"/>
                 <w:sz w:val="23"/>
                 <w:szCs w:val="23"/>
@@ -6377,7 +6817,7 @@
             </w:r>
             <w:r>
               <w:rPr>
-                <w:rFonts w:asciiTheme="minorHAnsi" w:eastAsiaTheme="minorEastAsia" w:hAnsiTheme="minorHAnsi" w:cstheme="minorBidi"/>
+                <w:rFonts w:asciiTheme="minorHAnsi" w:hAnsiTheme="minorHAnsi" w:eastAsiaTheme="minorEastAsia" w:cstheme="minorBidi"/>
                 <w:color w:val="000000" w:themeColor="text1"/>
                 <w:sz w:val="23"/>
                 <w:szCs w:val="23"/>
@@ -6387,7 +6827,7 @@
             </w:r>
             <w:r>
               <w:rPr>
-                <w:rFonts w:asciiTheme="minorHAnsi" w:eastAsiaTheme="minorEastAsia" w:hAnsiTheme="minorHAnsi" w:cstheme="minorBidi"/>
+                <w:rFonts w:asciiTheme="minorHAnsi" w:hAnsiTheme="minorHAnsi" w:eastAsiaTheme="minorEastAsia" w:cstheme="minorBidi"/>
                 <w:color w:val="000000" w:themeColor="text1"/>
                 <w:sz w:val="23"/>
                 <w:szCs w:val="23"/>
@@ -6397,7 +6837,7 @@
             </w:r>
             <w:r>
               <w:rPr>
-                <w:rFonts w:asciiTheme="minorHAnsi" w:eastAsiaTheme="minorEastAsia" w:hAnsiTheme="minorHAnsi" w:cstheme="minorBidi"/>
+                <w:rFonts w:asciiTheme="minorHAnsi" w:hAnsiTheme="minorHAnsi" w:eastAsiaTheme="minorEastAsia" w:cstheme="minorBidi"/>
                 <w:color w:val="000000" w:themeColor="text1"/>
                 <w:sz w:val="23"/>
                 <w:szCs w:val="23"/>
@@ -6407,7 +6847,7 @@
             </w:r>
             <w:r>
               <w:rPr>
-                <w:rFonts w:asciiTheme="minorHAnsi" w:eastAsiaTheme="minorEastAsia" w:hAnsiTheme="minorHAnsi" w:cstheme="minorBidi"/>
+                <w:rFonts w:asciiTheme="minorHAnsi" w:hAnsiTheme="minorHAnsi" w:eastAsiaTheme="minorEastAsia" w:cstheme="minorBidi"/>
                 <w:color w:val="000000" w:themeColor="text1"/>
                 <w:sz w:val="23"/>
                 <w:szCs w:val="23"/>
@@ -6417,7 +6857,7 @@
             </w:r>
             <w:r>
               <w:rPr>
-                <w:rFonts w:asciiTheme="minorHAnsi" w:eastAsiaTheme="minorEastAsia" w:hAnsiTheme="minorHAnsi" w:cstheme="minorBidi"/>
+                <w:rFonts w:asciiTheme="minorHAnsi" w:hAnsiTheme="minorHAnsi" w:eastAsiaTheme="minorEastAsia" w:cstheme="minorBidi"/>
                 <w:color w:val="000000" w:themeColor="text1"/>
                 <w:sz w:val="23"/>
                 <w:szCs w:val="23"/>
@@ -6433,7 +6873,7 @@
               <w:adjustRightInd w:val="0"/>
               <w:jc w:val="both"/>
               <w:rPr>
-                <w:rFonts w:asciiTheme="minorHAnsi" w:eastAsiaTheme="minorEastAsia" w:hAnsiTheme="minorHAnsi" w:cstheme="minorBidi"/>
+                <w:rFonts w:asciiTheme="minorHAnsi" w:hAnsiTheme="minorHAnsi" w:eastAsiaTheme="minorEastAsia" w:cstheme="minorBidi"/>
                 <w:color w:val="000000"/>
                 <w:sz w:val="22"/>
                 <w:szCs w:val="22"/>
@@ -6446,34 +6886,34 @@
           <w:tcPr>
             <w:tcW w:w="1875" w:type="dxa"/>
             <w:shd w:val="clear" w:color="auto" w:fill="C5E0B3" w:themeFill="accent6" w:themeFillTint="66"/>
+            <w:tcMar/>
           </w:tcPr>
           <w:p>
             <w:pPr>
               <w:jc w:val="center"/>
               <w:rPr>
-                <w:rFonts w:asciiTheme="minorHAnsi" w:eastAsiaTheme="minorEastAsia" w:hAnsiTheme="minorHAnsi" w:cstheme="minorBidi"/>
-                <w:b/>
-                <w:bCs/>
-                <w:sz w:val="22"/>
-                <w:szCs w:val="22"/>
-              </w:rPr>
-            </w:pPr>
-            <w:r>
-              <w:rPr>
-                <w:rFonts w:asciiTheme="minorHAnsi" w:eastAsiaTheme="minorEastAsia" w:hAnsiTheme="minorHAnsi" w:cstheme="minorBidi"/>
-                <w:b/>
-                <w:bCs/>
-                <w:sz w:val="22"/>
-                <w:szCs w:val="22"/>
-              </w:rPr>
-              <w:t xml:space="preserve">— </w:t>
+                <w:rFonts w:ascii="Calibri" w:hAnsi="Calibri" w:eastAsia="Calibri" w:cs="Calibri"/>
+                <w:sz w:val="22"/>
+                <w:szCs w:val="22"/>
+              </w:rPr>
+            </w:pPr>
+            <w:r>
+              <w:rPr>
+                <w:rFonts w:ascii="MS Gothic" w:hAnsi="MS Gothic" w:eastAsia="MS Gothic" w:cs="MS Gothic"/>
+                <w:b/>
+                <w:bCs/>
+                <w:color w:val="000000" w:themeColor="text1"/>
+                <w:sz w:val="22"/>
+                <w:szCs w:val="22"/>
+              </w:rPr>
+              <w:t>Orlando</w:t>
             </w:r>
           </w:p>
           <w:p>
             <w:pPr>
               <w:jc w:val="center"/>
               <w:rPr>
-                <w:rFonts w:asciiTheme="minorHAnsi" w:eastAsiaTheme="minorEastAsia" w:hAnsiTheme="minorHAnsi" w:cstheme="minorBidi"/>
+                <w:rFonts w:asciiTheme="minorHAnsi" w:hAnsiTheme="minorHAnsi" w:eastAsiaTheme="minorEastAsia" w:cstheme="minorBidi"/>
                 <w:b/>
                 <w:bCs/>
                 <w:sz w:val="22"/>
@@ -6486,40 +6926,39 @@
           <w:tcPr>
             <w:tcW w:w="1538" w:type="dxa"/>
             <w:shd w:val="clear" w:color="auto" w:fill="C5E0B3" w:themeFill="accent6" w:themeFillTint="66"/>
+            <w:tcMar/>
           </w:tcPr>
           <w:p>
             <w:pPr>
               <w:jc w:val="center"/>
               <w:rPr>
-                <w:rFonts w:asciiTheme="minorHAnsi" w:eastAsiaTheme="minorEastAsia" w:hAnsiTheme="minorHAnsi" w:cstheme="minorBidi"/>
-                <w:b/>
-                <w:bCs/>
-                <w:sz w:val="22"/>
-                <w:szCs w:val="22"/>
-              </w:rPr>
-            </w:pPr>
-            <w:r>
-              <w:rPr>
-                <w:rFonts w:asciiTheme="minorHAnsi" w:eastAsiaTheme="minorEastAsia" w:hAnsiTheme="minorHAnsi" w:cstheme="minorBidi"/>
-                <w:b/>
-                <w:bCs/>
-                <w:sz w:val="22"/>
-                <w:szCs w:val="22"/>
-              </w:rPr>
-              <w:t xml:space="preserve">— </w:t>
-            </w:r>
-          </w:p>
-          <w:p>
-            <w:pPr>
-              <w:jc w:val="center"/>
-              <w:rPr>
-                <w:rFonts w:asciiTheme="minorHAnsi" w:eastAsiaTheme="minorEastAsia" w:hAnsiTheme="minorHAnsi" w:cstheme="minorBidi"/>
-                <w:b/>
-                <w:bCs/>
-                <w:sz w:val="22"/>
-                <w:szCs w:val="22"/>
-              </w:rPr>
-            </w:pPr>
+                <w:rFonts w:asciiTheme="minorHAnsi" w:hAnsiTheme="minorHAnsi" w:eastAsiaTheme="minorEastAsia" w:cstheme="minorBidi"/>
+                <w:b/>
+                <w:bCs/>
+                <w:sz w:val="22"/>
+                <w:szCs w:val="22"/>
+              </w:rPr>
+            </w:pPr>
+            <w:r>
+              <w:rPr>
+                <w:rFonts w:ascii="MS Gothic" w:hAnsi="MS Gothic" w:eastAsia="MS Gothic" w:cstheme="minorBidi"/>
+                <w:b/>
+                <w:bCs/>
+                <w:sz w:val="22"/>
+                <w:szCs w:val="22"/>
+              </w:rPr>
+              <w:t>Alex</w:t>
+            </w:r>
+            <w:r>
+              <w:rPr>
+                <w:rFonts w:asciiTheme="minorHAnsi" w:hAnsiTheme="minorHAnsi" w:eastAsiaTheme="minorEastAsia" w:cstheme="minorBidi"/>
+                <w:b/>
+                <w:bCs/>
+                <w:sz w:val="22"/>
+                <w:szCs w:val="22"/>
+              </w:rPr>
+              <w:t xml:space="preserve"> </w:t>
+            </w:r>
           </w:p>
         </w:tc>
       </w:tr>
@@ -6532,17 +6971,18 @@
             <w:tcW w:w="8760" w:type="dxa"/>
             <w:gridSpan w:val="2"/>
             <w:shd w:val="clear" w:color="auto" w:fill="A6A6A6" w:themeFill="background1" w:themeFillShade="A6"/>
-          </w:tcPr>
-          <w:p>
-            <w:pPr>
-              <w:rPr>
-                <w:rFonts w:asciiTheme="minorHAnsi" w:eastAsiaTheme="minorEastAsia" w:hAnsiTheme="minorHAnsi" w:cstheme="minorBidi"/>
+            <w:tcMar/>
+          </w:tcPr>
+          <w:p>
+            <w:pPr>
+              <w:rPr>
+                <w:rFonts w:asciiTheme="minorHAnsi" w:hAnsiTheme="minorHAnsi" w:eastAsiaTheme="minorEastAsia" w:cstheme="minorBidi"/>
                 <w:szCs w:val="24"/>
               </w:rPr>
             </w:pPr>
             <w:r>
               <w:rPr>
-                <w:rFonts w:asciiTheme="minorHAnsi" w:eastAsiaTheme="minorEastAsia" w:hAnsiTheme="minorHAnsi" w:cstheme="minorBidi"/>
+                <w:rFonts w:asciiTheme="minorHAnsi" w:hAnsiTheme="minorHAnsi" w:eastAsiaTheme="minorEastAsia" w:cstheme="minorBidi"/>
                 <w:b/>
                 <w:bCs/>
                 <w:szCs w:val="24"/>
@@ -6555,11 +6995,12 @@
           <w:tcPr>
             <w:tcW w:w="1538" w:type="dxa"/>
             <w:shd w:val="clear" w:color="auto" w:fill="A6A6A6" w:themeFill="background1" w:themeFillShade="A6"/>
-          </w:tcPr>
-          <w:p>
-            <w:pPr>
-              <w:rPr>
-                <w:rFonts w:asciiTheme="minorHAnsi" w:eastAsiaTheme="minorEastAsia" w:hAnsiTheme="minorHAnsi" w:cstheme="minorBidi"/>
+            <w:tcMar/>
+          </w:tcPr>
+          <w:p>
+            <w:pPr>
+              <w:rPr>
+                <w:rFonts w:asciiTheme="minorHAnsi" w:hAnsiTheme="minorHAnsi" w:eastAsiaTheme="minorEastAsia" w:cstheme="minorBidi"/>
                 <w:b/>
                 <w:bCs/>
                 <w:sz w:val="20"/>
@@ -6576,16 +7017,17 @@
           <w:tcPr>
             <w:tcW w:w="10298" w:type="dxa"/>
             <w:gridSpan w:val="3"/>
-          </w:tcPr>
-          <w:p>
-            <w:pPr>
-              <w:rPr>
-                <w:rFonts w:asciiTheme="minorHAnsi" w:eastAsiaTheme="minorEastAsia" w:hAnsiTheme="minorHAnsi" w:cstheme="minorBidi"/>
-              </w:rPr>
-            </w:pPr>
-            <w:r>
-              <w:rPr>
-                <w:rFonts w:asciiTheme="minorHAnsi" w:eastAsiaTheme="minorEastAsia" w:hAnsiTheme="minorHAnsi" w:cstheme="minorBidi"/>
+            <w:tcMar/>
+          </w:tcPr>
+          <w:p>
+            <w:pPr>
+              <w:rPr>
+                <w:rFonts w:asciiTheme="minorHAnsi" w:hAnsiTheme="minorHAnsi" w:eastAsiaTheme="minorEastAsia" w:cstheme="minorBidi"/>
+              </w:rPr>
+            </w:pPr>
+            <w:r>
+              <w:rPr>
+                <w:rFonts w:asciiTheme="minorHAnsi" w:hAnsiTheme="minorHAnsi" w:eastAsiaTheme="minorEastAsia" w:cstheme="minorBidi"/>
                 <w:b/>
                 <w:bCs/>
               </w:rPr>
@@ -6593,7 +7035,7 @@
             </w:r>
             <w:r>
               <w:rPr>
-                <w:rFonts w:asciiTheme="minorHAnsi" w:eastAsiaTheme="minorEastAsia" w:hAnsiTheme="minorHAnsi" w:cstheme="minorBidi"/>
+                <w:rFonts w:asciiTheme="minorHAnsi" w:hAnsiTheme="minorHAnsi" w:eastAsiaTheme="minorEastAsia" w:cstheme="minorBidi"/>
                 <w:b/>
                 <w:bCs/>
               </w:rPr>
@@ -6601,7 +7043,7 @@
             </w:r>
             <w:r>
               <w:rPr>
-                <w:rFonts w:asciiTheme="minorHAnsi" w:eastAsiaTheme="minorEastAsia" w:hAnsiTheme="minorHAnsi" w:cstheme="minorBidi"/>
+                <w:rFonts w:asciiTheme="minorHAnsi" w:hAnsiTheme="minorHAnsi" w:eastAsiaTheme="minorEastAsia" w:cstheme="minorBidi"/>
                 <w:b/>
                 <w:bCs/>
               </w:rPr>
@@ -6609,13 +7051,13 @@
             </w:r>
             <w:r>
               <w:rPr>
-                <w:rFonts w:asciiTheme="minorHAnsi" w:eastAsiaTheme="minorEastAsia" w:hAnsiTheme="minorHAnsi" w:cstheme="minorBidi"/>
+                <w:rFonts w:asciiTheme="minorHAnsi" w:hAnsiTheme="minorHAnsi" w:eastAsiaTheme="minorEastAsia" w:cstheme="minorBidi"/>
               </w:rPr>
               <w:t xml:space="preserve">. </w:t>
             </w:r>
             <w:r>
               <w:rPr>
-                <w:rFonts w:asciiTheme="minorHAnsi" w:eastAsiaTheme="minorEastAsia" w:hAnsiTheme="minorHAnsi" w:cstheme="minorBidi"/>
+                <w:rFonts w:asciiTheme="minorHAnsi" w:hAnsiTheme="minorHAnsi" w:eastAsiaTheme="minorEastAsia" w:cstheme="minorBidi"/>
               </w:rPr>
               <w:t>You must complete all features above before attempting this grade, or they won’t be marked.</w:t>
             </w:r>
@@ -6623,12 +7065,12 @@
           <w:p>
             <w:pPr>
               <w:rPr>
-                <w:rFonts w:asciiTheme="minorHAnsi" w:eastAsiaTheme="minorEastAsia" w:hAnsiTheme="minorHAnsi" w:cstheme="minorBidi"/>
-              </w:rPr>
-            </w:pPr>
-            <w:r>
-              <w:rPr>
-                <w:rFonts w:asciiTheme="minorHAnsi" w:eastAsiaTheme="minorEastAsia" w:hAnsiTheme="minorHAnsi" w:cstheme="minorBidi"/>
+                <w:rFonts w:asciiTheme="minorHAnsi" w:hAnsiTheme="minorHAnsi" w:eastAsiaTheme="minorEastAsia" w:cstheme="minorBidi"/>
+              </w:rPr>
+            </w:pPr>
+            <w:r>
+              <w:rPr>
+                <w:rFonts w:asciiTheme="minorHAnsi" w:hAnsiTheme="minorHAnsi" w:eastAsiaTheme="minorEastAsia" w:cstheme="minorBidi"/>
                 <w:b/>
                 <w:bCs/>
               </w:rPr>
@@ -6636,7 +7078,7 @@
             </w:r>
             <w:r>
               <w:rPr>
-                <w:rFonts w:asciiTheme="minorHAnsi" w:eastAsiaTheme="minorEastAsia" w:hAnsiTheme="minorHAnsi" w:cstheme="minorBidi"/>
+                <w:rFonts w:asciiTheme="minorHAnsi" w:hAnsiTheme="minorHAnsi" w:eastAsiaTheme="minorEastAsia" w:cstheme="minorBidi"/>
                 <w:b/>
                 <w:bCs/>
               </w:rPr>
@@ -6644,13 +7086,13 @@
             </w:r>
             <w:r>
               <w:rPr>
-                <w:rFonts w:asciiTheme="minorHAnsi" w:eastAsiaTheme="minorEastAsia" w:hAnsiTheme="minorHAnsi" w:cstheme="minorBidi"/>
+                <w:rFonts w:asciiTheme="minorHAnsi" w:hAnsiTheme="minorHAnsi" w:eastAsiaTheme="minorEastAsia" w:cstheme="minorBidi"/>
               </w:rPr>
               <w:t xml:space="preserve"> </w:t>
             </w:r>
             <w:r>
               <w:rPr>
-                <w:rFonts w:ascii="Calibri" w:eastAsia="Calibri" w:hAnsi="Calibri" w:cs="Calibri"/>
+                <w:rFonts w:ascii="Calibri" w:hAnsi="Calibri" w:eastAsia="Calibri" w:cs="Calibri"/>
                 <w:szCs w:val="24"/>
               </w:rPr>
               <w:t>All GUI operations must be mouse-only. No typing or text entry is allowed; the interface must provide selectable options for all actions.</w:t>
@@ -6665,12 +7107,13 @@
         <w:tc>
           <w:tcPr>
             <w:tcW w:w="6885" w:type="dxa"/>
+            <w:tcMar/>
           </w:tcPr>
           <w:p>
             <w:pPr>
               <w:spacing w:before="100" w:beforeAutospacing="1" w:after="100" w:afterAutospacing="1"/>
               <w:rPr>
-                <w:rFonts w:asciiTheme="minorHAnsi" w:eastAsiaTheme="minorEastAsia" w:hAnsiTheme="minorHAnsi" w:cstheme="minorBidi"/>
+                <w:rFonts w:asciiTheme="minorHAnsi" w:hAnsiTheme="minorHAnsi" w:eastAsiaTheme="minorEastAsia" w:cstheme="minorBidi"/>
                 <w:sz w:val="20"/>
               </w:rPr>
             </w:pPr>
@@ -6679,11 +7122,12 @@
         <w:tc>
           <w:tcPr>
             <w:tcW w:w="1875" w:type="dxa"/>
-          </w:tcPr>
-          <w:p>
-            <w:pPr>
-              <w:rPr>
-                <w:rFonts w:asciiTheme="minorHAnsi" w:eastAsiaTheme="minorEastAsia" w:hAnsiTheme="minorHAnsi" w:cstheme="minorBidi"/>
+            <w:tcMar/>
+          </w:tcPr>
+          <w:p>
+            <w:pPr>
+              <w:rPr>
+                <w:rFonts w:asciiTheme="minorHAnsi" w:hAnsiTheme="minorHAnsi" w:eastAsiaTheme="minorEastAsia" w:cstheme="minorBidi"/>
                 <w:b/>
                 <w:bCs/>
                 <w:sz w:val="20"/>
@@ -6691,7 +7135,7 @@
             </w:pPr>
             <w:r>
               <w:rPr>
-                <w:rFonts w:asciiTheme="minorHAnsi" w:eastAsiaTheme="minorEastAsia" w:hAnsiTheme="minorHAnsi" w:cstheme="minorBidi"/>
+                <w:rFonts w:asciiTheme="minorHAnsi" w:hAnsiTheme="minorHAnsi" w:eastAsiaTheme="minorEastAsia" w:cstheme="minorBidi"/>
                 <w:b/>
                 <w:bCs/>
                 <w:sz w:val="20"/>
@@ -6703,11 +7147,12 @@
         <w:tc>
           <w:tcPr>
             <w:tcW w:w="1538" w:type="dxa"/>
-          </w:tcPr>
-          <w:p>
-            <w:pPr>
-              <w:rPr>
-                <w:rFonts w:asciiTheme="minorHAnsi" w:eastAsiaTheme="minorEastAsia" w:hAnsiTheme="minorHAnsi" w:cstheme="minorBidi"/>
+            <w:tcMar/>
+          </w:tcPr>
+          <w:p>
+            <w:pPr>
+              <w:rPr>
+                <w:rFonts w:asciiTheme="minorHAnsi" w:hAnsiTheme="minorHAnsi" w:eastAsiaTheme="minorEastAsia" w:cstheme="minorBidi"/>
                 <w:b/>
                 <w:bCs/>
                 <w:sz w:val="20"/>
@@ -6715,7 +7160,7 @@
             </w:pPr>
             <w:r>
               <w:rPr>
-                <w:rFonts w:asciiTheme="minorHAnsi" w:eastAsiaTheme="minorEastAsia" w:hAnsiTheme="minorHAnsi" w:cstheme="minorBidi"/>
+                <w:rFonts w:asciiTheme="minorHAnsi" w:hAnsiTheme="minorHAnsi" w:eastAsiaTheme="minorEastAsia" w:cstheme="minorBidi"/>
                 <w:b/>
                 <w:bCs/>
                 <w:sz w:val="20"/>
@@ -6732,20 +7177,21 @@
         <w:tc>
           <w:tcPr>
             <w:tcW w:w="6885" w:type="dxa"/>
+            <w:tcMar/>
           </w:tcPr>
           <w:p>
             <w:pPr>
               <w:pStyle w:val="ListParagraph"/>
               <w:numPr>
                 <w:ilvl w:val="0"/>
-                <w:numId w:val="17"/>
+                <w:numId w:val="16"/>
               </w:numPr>
               <w:autoSpaceDE w:val="0"/>
               <w:autoSpaceDN w:val="0"/>
               <w:adjustRightInd w:val="0"/>
               <w:jc w:val="both"/>
               <w:rPr>
-                <w:rFonts w:asciiTheme="minorHAnsi" w:eastAsiaTheme="minorEastAsia" w:hAnsiTheme="minorHAnsi" w:cstheme="minorBidi"/>
+                <w:rFonts w:asciiTheme="minorHAnsi" w:hAnsiTheme="minorHAnsi" w:eastAsiaTheme="minorEastAsia" w:cstheme="minorBidi"/>
                 <w:color w:val="000000"/>
                 <w:sz w:val="23"/>
                 <w:szCs w:val="23"/>
@@ -6754,7 +7200,7 @@
             </w:pPr>
             <w:r>
               <w:rPr>
-                <w:rFonts w:asciiTheme="minorHAnsi" w:eastAsiaTheme="minorEastAsia" w:hAnsiTheme="minorHAnsi" w:cstheme="minorBidi"/>
+                <w:rFonts w:asciiTheme="minorHAnsi" w:hAnsiTheme="minorHAnsi" w:eastAsiaTheme="minorEastAsia" w:cstheme="minorBidi"/>
                 <w:color w:val="000000" w:themeColor="text1"/>
                 <w:sz w:val="23"/>
                 <w:szCs w:val="23"/>
@@ -6764,7 +7210,7 @@
             </w:r>
             <w:r>
               <w:rPr>
-                <w:rFonts w:asciiTheme="minorHAnsi" w:eastAsiaTheme="minorEastAsia" w:hAnsiTheme="minorHAnsi" w:cstheme="minorBidi"/>
+                <w:rFonts w:asciiTheme="minorHAnsi" w:hAnsiTheme="minorHAnsi" w:eastAsiaTheme="minorEastAsia" w:cstheme="minorBidi"/>
                 <w:color w:val="000000" w:themeColor="text1"/>
                 <w:sz w:val="23"/>
                 <w:szCs w:val="23"/>
@@ -6774,7 +7220,7 @@
             </w:r>
             <w:r>
               <w:rPr>
-                <w:rFonts w:asciiTheme="minorHAnsi" w:eastAsiaTheme="minorEastAsia" w:hAnsiTheme="minorHAnsi" w:cstheme="minorBidi"/>
+                <w:rFonts w:asciiTheme="minorHAnsi" w:hAnsiTheme="minorHAnsi" w:eastAsiaTheme="minorEastAsia" w:cstheme="minorBidi"/>
                 <w:color w:val="000000" w:themeColor="text1"/>
                 <w:sz w:val="23"/>
                 <w:szCs w:val="23"/>
@@ -6784,7 +7230,7 @@
             </w:r>
             <w:r>
               <w:rPr>
-                <w:rFonts w:asciiTheme="minorHAnsi" w:eastAsiaTheme="minorEastAsia" w:hAnsiTheme="minorHAnsi" w:cstheme="minorBidi"/>
+                <w:rFonts w:asciiTheme="minorHAnsi" w:hAnsiTheme="minorHAnsi" w:eastAsiaTheme="minorEastAsia" w:cstheme="minorBidi"/>
                 <w:color w:val="000000" w:themeColor="text1"/>
                 <w:sz w:val="23"/>
                 <w:szCs w:val="23"/>
@@ -6794,7 +7240,7 @@
             </w:r>
             <w:r>
               <w:rPr>
-                <w:rFonts w:asciiTheme="minorHAnsi" w:eastAsiaTheme="minorEastAsia" w:hAnsiTheme="minorHAnsi" w:cstheme="minorBidi"/>
+                <w:rFonts w:asciiTheme="minorHAnsi" w:hAnsiTheme="minorHAnsi" w:eastAsiaTheme="minorEastAsia" w:cstheme="minorBidi"/>
                 <w:color w:val="000000" w:themeColor="text1"/>
                 <w:sz w:val="23"/>
                 <w:szCs w:val="23"/>
@@ -6804,7 +7250,7 @@
             </w:r>
             <w:r>
               <w:rPr>
-                <w:rFonts w:asciiTheme="minorHAnsi" w:eastAsiaTheme="minorEastAsia" w:hAnsiTheme="minorHAnsi" w:cstheme="minorBidi"/>
+                <w:rFonts w:asciiTheme="minorHAnsi" w:hAnsiTheme="minorHAnsi" w:eastAsiaTheme="minorEastAsia" w:cstheme="minorBidi"/>
                 <w:color w:val="000000" w:themeColor="text1"/>
                 <w:sz w:val="23"/>
                 <w:szCs w:val="23"/>
@@ -6814,7 +7260,7 @@
             </w:r>
             <w:r>
               <w:rPr>
-                <w:rFonts w:asciiTheme="minorHAnsi" w:eastAsiaTheme="minorEastAsia" w:hAnsiTheme="minorHAnsi" w:cstheme="minorBidi"/>
+                <w:rFonts w:asciiTheme="minorHAnsi" w:hAnsiTheme="minorHAnsi" w:eastAsiaTheme="minorEastAsia" w:cstheme="minorBidi"/>
                 <w:color w:val="000000" w:themeColor="text1"/>
                 <w:sz w:val="23"/>
                 <w:szCs w:val="23"/>
@@ -6824,7 +7270,7 @@
             </w:r>
             <w:r>
               <w:rPr>
-                <w:rFonts w:asciiTheme="minorHAnsi" w:eastAsiaTheme="minorEastAsia" w:hAnsiTheme="minorHAnsi" w:cstheme="minorBidi"/>
+                <w:rFonts w:asciiTheme="minorHAnsi" w:hAnsiTheme="minorHAnsi" w:eastAsiaTheme="minorEastAsia" w:cstheme="minorBidi"/>
                 <w:color w:val="000000" w:themeColor="text1"/>
                 <w:sz w:val="23"/>
                 <w:szCs w:val="23"/>
@@ -6838,7 +7284,7 @@
               <w:pStyle w:val="ListParagraph"/>
               <w:spacing w:before="100" w:beforeAutospacing="1" w:after="100" w:afterAutospacing="1"/>
               <w:rPr>
-                <w:rFonts w:asciiTheme="minorHAnsi" w:eastAsiaTheme="minorEastAsia" w:hAnsiTheme="minorHAnsi" w:cstheme="minorBidi"/>
+                <w:rFonts w:asciiTheme="minorHAnsi" w:hAnsiTheme="minorHAnsi" w:eastAsiaTheme="minorEastAsia" w:cstheme="minorBidi"/>
                 <w:sz w:val="20"/>
               </w:rPr>
             </w:pPr>
@@ -6848,67 +7294,88 @@
           <w:tcPr>
             <w:tcW w:w="1875" w:type="dxa"/>
             <w:shd w:val="clear" w:color="auto" w:fill="C5E0B3" w:themeFill="accent6" w:themeFillTint="66"/>
+            <w:tcMar/>
           </w:tcPr>
           <w:p>
             <w:pPr>
               <w:jc w:val="center"/>
               <w:rPr>
-                <w:rFonts w:asciiTheme="minorHAnsi" w:eastAsiaTheme="minorEastAsia" w:hAnsiTheme="minorHAnsi" w:cstheme="minorBidi"/>
-                <w:b/>
-                <w:bCs/>
-                <w:sz w:val="22"/>
-                <w:szCs w:val="22"/>
-              </w:rPr>
-            </w:pPr>
-            <w:r>
-              <w:rPr>
-                <w:rFonts w:asciiTheme="minorHAnsi" w:eastAsiaTheme="minorEastAsia" w:hAnsiTheme="minorHAnsi" w:cstheme="minorBidi"/>
-                <w:b/>
-                <w:bCs/>
-                <w:sz w:val="22"/>
-                <w:szCs w:val="22"/>
-              </w:rPr>
-              <w:t xml:space="preserve">— </w:t>
-            </w:r>
-          </w:p>
-          <w:p>
-            <w:pPr>
-              <w:jc w:val="center"/>
-              <w:rPr>
-                <w:rFonts w:asciiTheme="minorHAnsi" w:eastAsiaTheme="minorEastAsia" w:hAnsiTheme="minorHAnsi" w:cstheme="minorBidi"/>
-                <w:b/>
-                <w:bCs/>
-                <w:sz w:val="22"/>
-                <w:szCs w:val="22"/>
-              </w:rPr>
-            </w:pPr>
+                <w:rFonts w:asciiTheme="minorHAnsi" w:hAnsiTheme="minorHAnsi" w:eastAsiaTheme="minorEastAsia" w:cstheme="minorBidi"/>
+                <w:b/>
+                <w:bCs/>
+                <w:sz w:val="22"/>
+                <w:szCs w:val="22"/>
+              </w:rPr>
+            </w:pPr>
+            <w:r>
+              <w:rPr>
+                <w:rFonts w:ascii="MS Gothic" w:hAnsi="MS Gothic" w:eastAsia="MS Gothic" w:cstheme="minorBidi"/>
+                <w:b/>
+                <w:bCs/>
+                <w:sz w:val="22"/>
+                <w:szCs w:val="22"/>
+              </w:rPr>
+              <w:t>Alex</w:t>
+            </w:r>
+            <w:r>
+              <w:rPr>
+                <w:rFonts w:asciiTheme="minorHAnsi" w:hAnsiTheme="minorHAnsi" w:eastAsiaTheme="minorEastAsia" w:cstheme="minorBidi"/>
+                <w:b/>
+                <w:bCs/>
+                <w:sz w:val="22"/>
+                <w:szCs w:val="22"/>
+              </w:rPr>
+              <w:t xml:space="preserve"> </w:t>
+            </w:r>
           </w:p>
         </w:tc>
         <w:tc>
           <w:tcPr>
             <w:tcW w:w="1538" w:type="dxa"/>
             <w:shd w:val="clear" w:color="auto" w:fill="C5E0B3" w:themeFill="accent6" w:themeFillTint="66"/>
+            <w:tcMar/>
           </w:tcPr>
           <w:p>
             <w:pPr>
               <w:jc w:val="center"/>
               <w:rPr>
-                <w:rFonts w:asciiTheme="minorHAnsi" w:eastAsiaTheme="minorEastAsia" w:hAnsiTheme="minorHAnsi" w:cstheme="minorBidi"/>
-                <w:b/>
-                <w:bCs/>
-                <w:sz w:val="22"/>
-                <w:szCs w:val="22"/>
-              </w:rPr>
-            </w:pPr>
-            <w:r>
-              <w:rPr>
-                <w:rFonts w:asciiTheme="minorHAnsi" w:eastAsiaTheme="minorEastAsia" w:hAnsiTheme="minorHAnsi" w:cstheme="minorBidi"/>
-                <w:b/>
-                <w:bCs/>
-                <w:sz w:val="22"/>
-                <w:szCs w:val="22"/>
-              </w:rPr>
-              <w:t xml:space="preserve">— </w:t>
+                <w:rFonts w:ascii="Calibri" w:hAnsi="Calibri" w:eastAsia="Calibri" w:cs="Calibri"/>
+                <w:sz w:val="22"/>
+                <w:szCs w:val="22"/>
+              </w:rPr>
+            </w:pPr>
+            <w:r>
+              <w:rPr>
+                <w:rFonts w:ascii="MS Gothic" w:hAnsi="MS Gothic" w:eastAsia="MS Gothic" w:cs="MS Gothic"/>
+                <w:b/>
+                <w:bCs/>
+                <w:color w:val="000000" w:themeColor="text1"/>
+                <w:sz w:val="22"/>
+                <w:szCs w:val="22"/>
+              </w:rPr>
+              <w:t>Orlando</w:t>
+            </w:r>
+          </w:p>
+          <w:p>
+            <w:pPr>
+              <w:jc w:val="center"/>
+              <w:rPr>
+                <w:rFonts w:asciiTheme="minorHAnsi" w:hAnsiTheme="minorHAnsi" w:eastAsiaTheme="minorEastAsia" w:cstheme="minorBidi"/>
+                <w:b/>
+                <w:bCs/>
+                <w:sz w:val="22"/>
+                <w:szCs w:val="22"/>
+              </w:rPr>
+            </w:pPr>
+            <w:r>
+              <w:rPr>
+                <w:rFonts w:asciiTheme="minorHAnsi" w:hAnsiTheme="minorHAnsi" w:eastAsiaTheme="minorEastAsia" w:cstheme="minorBidi"/>
+                <w:b/>
+                <w:bCs/>
+                <w:sz w:val="22"/>
+                <w:szCs w:val="22"/>
+              </w:rPr>
+              <w:t xml:space="preserve"> </w:t>
             </w:r>
           </w:p>
         </w:tc>
@@ -6920,20 +7387,21 @@
         <w:tc>
           <w:tcPr>
             <w:tcW w:w="6885" w:type="dxa"/>
+            <w:tcMar/>
           </w:tcPr>
           <w:p>
             <w:pPr>
               <w:pStyle w:val="ListParagraph"/>
               <w:numPr>
                 <w:ilvl w:val="0"/>
-                <w:numId w:val="17"/>
+                <w:numId w:val="16"/>
               </w:numPr>
               <w:autoSpaceDE w:val="0"/>
               <w:autoSpaceDN w:val="0"/>
               <w:adjustRightInd w:val="0"/>
               <w:jc w:val="both"/>
               <w:rPr>
-                <w:rFonts w:asciiTheme="minorHAnsi" w:eastAsiaTheme="minorEastAsia" w:hAnsiTheme="minorHAnsi" w:cstheme="minorBidi"/>
+                <w:rFonts w:asciiTheme="minorHAnsi" w:hAnsiTheme="minorHAnsi" w:eastAsiaTheme="minorEastAsia" w:cstheme="minorBidi"/>
                 <w:color w:val="000000"/>
                 <w:sz w:val="23"/>
                 <w:szCs w:val="23"/>
@@ -6942,7 +7410,7 @@
             </w:pPr>
             <w:r>
               <w:rPr>
-                <w:rFonts w:asciiTheme="minorHAnsi" w:eastAsiaTheme="minorEastAsia" w:hAnsiTheme="minorHAnsi" w:cstheme="minorBidi"/>
+                <w:rFonts w:asciiTheme="minorHAnsi" w:hAnsiTheme="minorHAnsi" w:eastAsiaTheme="minorEastAsia" w:cstheme="minorBidi"/>
                 <w:color w:val="000000" w:themeColor="text1"/>
                 <w:sz w:val="23"/>
                 <w:szCs w:val="23"/>
@@ -6952,7 +7420,7 @@
             </w:r>
             <w:r>
               <w:rPr>
-                <w:rFonts w:asciiTheme="minorHAnsi" w:eastAsiaTheme="minorEastAsia" w:hAnsiTheme="minorHAnsi" w:cstheme="minorBidi"/>
+                <w:rFonts w:asciiTheme="minorHAnsi" w:hAnsiTheme="minorHAnsi" w:eastAsiaTheme="minorEastAsia" w:cstheme="minorBidi"/>
                 <w:color w:val="000000" w:themeColor="text1"/>
                 <w:sz w:val="23"/>
                 <w:szCs w:val="23"/>
@@ -6962,7 +7430,7 @@
             </w:r>
             <w:r>
               <w:rPr>
-                <w:rFonts w:asciiTheme="minorHAnsi" w:eastAsiaTheme="minorEastAsia" w:hAnsiTheme="minorHAnsi" w:cstheme="minorBidi"/>
+                <w:rFonts w:asciiTheme="minorHAnsi" w:hAnsiTheme="minorHAnsi" w:eastAsiaTheme="minorEastAsia" w:cstheme="minorBidi"/>
                 <w:color w:val="000000" w:themeColor="text1"/>
                 <w:sz w:val="23"/>
                 <w:szCs w:val="23"/>
@@ -6972,7 +7440,7 @@
             </w:r>
             <w:r>
               <w:rPr>
-                <w:rFonts w:asciiTheme="minorHAnsi" w:eastAsiaTheme="minorEastAsia" w:hAnsiTheme="minorHAnsi" w:cstheme="minorBidi"/>
+                <w:rFonts w:asciiTheme="minorHAnsi" w:hAnsiTheme="minorHAnsi" w:eastAsiaTheme="minorEastAsia" w:cstheme="minorBidi"/>
                 <w:i/>
                 <w:iCs/>
                 <w:color w:val="000000" w:themeColor="text1"/>
@@ -6984,7 +7452,7 @@
             </w:r>
             <w:r>
               <w:rPr>
-                <w:rFonts w:asciiTheme="minorHAnsi" w:eastAsiaTheme="minorEastAsia" w:hAnsiTheme="minorHAnsi" w:cstheme="minorBidi"/>
+                <w:rFonts w:asciiTheme="minorHAnsi" w:hAnsiTheme="minorHAnsi" w:eastAsiaTheme="minorEastAsia" w:cstheme="minorBidi"/>
                 <w:color w:val="000000" w:themeColor="text1"/>
                 <w:sz w:val="23"/>
                 <w:szCs w:val="23"/>
@@ -6994,7 +7462,7 @@
             </w:r>
             <w:r>
               <w:rPr>
-                <w:rFonts w:asciiTheme="minorHAnsi" w:eastAsiaTheme="minorEastAsia" w:hAnsiTheme="minorHAnsi" w:cstheme="minorBidi"/>
+                <w:rFonts w:asciiTheme="minorHAnsi" w:hAnsiTheme="minorHAnsi" w:eastAsiaTheme="minorEastAsia" w:cstheme="minorBidi"/>
                 <w:color w:val="000000" w:themeColor="text1"/>
                 <w:sz w:val="23"/>
                 <w:szCs w:val="23"/>
@@ -7004,7 +7472,7 @@
             </w:r>
             <w:r>
               <w:rPr>
-                <w:rFonts w:asciiTheme="minorHAnsi" w:eastAsiaTheme="minorEastAsia" w:hAnsiTheme="minorHAnsi" w:cstheme="minorBidi"/>
+                <w:rFonts w:asciiTheme="minorHAnsi" w:hAnsiTheme="minorHAnsi" w:eastAsiaTheme="minorEastAsia" w:cstheme="minorBidi"/>
                 <w:color w:val="000000" w:themeColor="text1"/>
                 <w:sz w:val="23"/>
                 <w:szCs w:val="23"/>
@@ -7014,7 +7482,7 @@
             </w:r>
             <w:r>
               <w:rPr>
-                <w:rFonts w:asciiTheme="minorHAnsi" w:eastAsiaTheme="minorEastAsia" w:hAnsiTheme="minorHAnsi" w:cstheme="minorBidi"/>
+                <w:rFonts w:asciiTheme="minorHAnsi" w:hAnsiTheme="minorHAnsi" w:eastAsiaTheme="minorEastAsia" w:cstheme="minorBidi"/>
                 <w:color w:val="000000" w:themeColor="text1"/>
                 <w:sz w:val="23"/>
                 <w:szCs w:val="23"/>
@@ -7030,7 +7498,7 @@
               <w:adjustRightInd w:val="0"/>
               <w:jc w:val="both"/>
               <w:rPr>
-                <w:rFonts w:asciiTheme="minorHAnsi" w:eastAsiaTheme="minorEastAsia" w:hAnsiTheme="minorHAnsi" w:cstheme="minorBidi"/>
+                <w:rFonts w:asciiTheme="minorHAnsi" w:hAnsiTheme="minorHAnsi" w:eastAsiaTheme="minorEastAsia" w:cstheme="minorBidi"/>
                 <w:color w:val="000000"/>
                 <w:sz w:val="23"/>
                 <w:szCs w:val="23"/>
@@ -7043,74 +7511,85 @@
           <w:tcPr>
             <w:tcW w:w="1875" w:type="dxa"/>
             <w:shd w:val="clear" w:color="auto" w:fill="C5E0B3" w:themeFill="accent6" w:themeFillTint="66"/>
+            <w:tcMar/>
           </w:tcPr>
           <w:p>
             <w:pPr>
               <w:jc w:val="center"/>
               <w:rPr>
-                <w:rFonts w:asciiTheme="minorHAnsi" w:eastAsiaTheme="minorEastAsia" w:hAnsiTheme="minorHAnsi" w:cstheme="minorBidi"/>
-                <w:b/>
-                <w:bCs/>
-                <w:sz w:val="22"/>
-                <w:szCs w:val="22"/>
-              </w:rPr>
-            </w:pPr>
-            <w:r>
-              <w:rPr>
-                <w:rFonts w:asciiTheme="minorHAnsi" w:eastAsiaTheme="minorEastAsia" w:hAnsiTheme="minorHAnsi" w:cstheme="minorBidi"/>
-                <w:b/>
-                <w:bCs/>
-                <w:sz w:val="22"/>
-                <w:szCs w:val="22"/>
-              </w:rPr>
-              <w:t xml:space="preserve">— </w:t>
-            </w:r>
-          </w:p>
-          <w:p>
-            <w:pPr>
-              <w:jc w:val="center"/>
-              <w:rPr>
-                <w:rFonts w:asciiTheme="minorHAnsi" w:eastAsiaTheme="minorEastAsia" w:hAnsiTheme="minorHAnsi" w:cstheme="minorBidi"/>
-                <w:b/>
-                <w:bCs/>
-                <w:sz w:val="22"/>
-                <w:szCs w:val="22"/>
-              </w:rPr>
-            </w:pPr>
+                <w:rFonts w:asciiTheme="minorHAnsi" w:hAnsiTheme="minorHAnsi" w:eastAsiaTheme="minorEastAsia" w:cstheme="minorBidi"/>
+                <w:b/>
+                <w:bCs/>
+                <w:sz w:val="22"/>
+                <w:szCs w:val="22"/>
+              </w:rPr>
+            </w:pPr>
+            <w:r>
+              <w:rPr>
+                <w:rFonts w:ascii="MS Gothic" w:hAnsi="MS Gothic" w:eastAsia="MS Gothic" w:cstheme="minorBidi"/>
+                <w:b/>
+                <w:bCs/>
+                <w:sz w:val="22"/>
+                <w:szCs w:val="22"/>
+              </w:rPr>
+              <w:t>Alex</w:t>
+            </w:r>
+            <w:r>
+              <w:rPr>
+                <w:rFonts w:asciiTheme="minorHAnsi" w:hAnsiTheme="minorHAnsi" w:eastAsiaTheme="minorEastAsia" w:cstheme="minorBidi"/>
+                <w:b/>
+                <w:bCs/>
+                <w:sz w:val="22"/>
+                <w:szCs w:val="22"/>
+              </w:rPr>
+              <w:t xml:space="preserve"> </w:t>
+            </w:r>
           </w:p>
         </w:tc>
         <w:tc>
           <w:tcPr>
             <w:tcW w:w="1538" w:type="dxa"/>
             <w:shd w:val="clear" w:color="auto" w:fill="C5E0B3" w:themeFill="accent6" w:themeFillTint="66"/>
+            <w:tcMar/>
           </w:tcPr>
           <w:p>
             <w:pPr>
               <w:jc w:val="center"/>
               <w:rPr>
-                <w:rFonts w:asciiTheme="minorHAnsi" w:eastAsiaTheme="minorEastAsia" w:hAnsiTheme="minorHAnsi" w:cstheme="minorBidi"/>
-                <w:b/>
-                <w:bCs/>
-                <w:sz w:val="22"/>
-                <w:szCs w:val="22"/>
-              </w:rPr>
-            </w:pPr>
-            <w:r>
-              <w:rPr>
-                <w:rFonts w:asciiTheme="minorHAnsi" w:eastAsiaTheme="minorEastAsia" w:hAnsiTheme="minorHAnsi" w:cstheme="minorBidi"/>
-                <w:b/>
-                <w:bCs/>
-                <w:sz w:val="22"/>
-                <w:szCs w:val="22"/>
-              </w:rPr>
-              <w:t xml:space="preserve">— </w:t>
+                <w:rFonts w:ascii="Calibri" w:hAnsi="Calibri" w:eastAsia="Calibri" w:cs="Calibri"/>
+                <w:sz w:val="22"/>
+                <w:szCs w:val="22"/>
+              </w:rPr>
+            </w:pPr>
+            <w:r>
+              <w:rPr>
+                <w:rFonts w:ascii="MS Gothic" w:hAnsi="MS Gothic" w:eastAsia="MS Gothic" w:cs="MS Gothic"/>
+                <w:b/>
+                <w:bCs/>
+                <w:color w:val="000000" w:themeColor="text1"/>
+                <w:sz w:val="22"/>
+                <w:szCs w:val="22"/>
+              </w:rPr>
+              <w:t>Orlando</w:t>
             </w:r>
           </w:p>
           <w:p>
             <w:pPr>
               <w:jc w:val="center"/>
               <w:rPr>
-                <w:rFonts w:asciiTheme="minorHAnsi" w:eastAsiaTheme="minorEastAsia" w:hAnsiTheme="minorHAnsi" w:cstheme="minorBidi"/>
+                <w:rFonts w:asciiTheme="minorHAnsi" w:hAnsiTheme="minorHAnsi" w:eastAsiaTheme="minorEastAsia" w:cstheme="minorBidi"/>
+                <w:b/>
+                <w:bCs/>
+                <w:sz w:val="22"/>
+                <w:szCs w:val="22"/>
+              </w:rPr>
+            </w:pPr>
+          </w:p>
+          <w:p>
+            <w:pPr>
+              <w:jc w:val="center"/>
+              <w:rPr>
+                <w:rFonts w:asciiTheme="minorHAnsi" w:hAnsiTheme="minorHAnsi" w:eastAsiaTheme="minorEastAsia" w:cstheme="minorBidi"/>
                 <w:b/>
                 <w:bCs/>
                 <w:sz w:val="22"/>
@@ -7127,26 +7606,27 @@
         <w:tc>
           <w:tcPr>
             <w:tcW w:w="6885" w:type="dxa"/>
+            <w:tcMar/>
           </w:tcPr>
           <w:p>
             <w:pPr>
               <w:pStyle w:val="ListParagraph"/>
               <w:numPr>
                 <w:ilvl w:val="0"/>
-                <w:numId w:val="17"/>
+                <w:numId w:val="16"/>
               </w:numPr>
               <w:jc w:val="both"/>
               <w:rPr>
-                <w:rFonts w:asciiTheme="minorHAnsi" w:eastAsiaTheme="minorEastAsia" w:hAnsiTheme="minorHAnsi" w:cstheme="minorBidi"/>
-                <w:color w:val="000000" w:themeColor="text1"/>
-                <w:sz w:val="23"/>
-                <w:szCs w:val="23"/>
-                <w:lang w:eastAsia="en-GB"/>
-              </w:rPr>
-            </w:pPr>
-            <w:r>
-              <w:rPr>
-                <w:rFonts w:asciiTheme="minorHAnsi" w:eastAsiaTheme="minorEastAsia" w:hAnsiTheme="minorHAnsi" w:cstheme="minorBidi"/>
+                <w:rFonts w:asciiTheme="minorHAnsi" w:hAnsiTheme="minorHAnsi" w:eastAsiaTheme="minorEastAsia" w:cstheme="minorBidi"/>
+                <w:color w:val="000000" w:themeColor="text1"/>
+                <w:sz w:val="23"/>
+                <w:szCs w:val="23"/>
+                <w:lang w:eastAsia="en-GB"/>
+              </w:rPr>
+            </w:pPr>
+            <w:r>
+              <w:rPr>
+                <w:rFonts w:asciiTheme="minorHAnsi" w:hAnsiTheme="minorHAnsi" w:eastAsiaTheme="minorEastAsia" w:cstheme="minorBidi"/>
                 <w:color w:val="000000" w:themeColor="text1"/>
                 <w:sz w:val="23"/>
                 <w:szCs w:val="23"/>
@@ -7156,7 +7636,7 @@
             </w:r>
             <w:r>
               <w:rPr>
-                <w:rFonts w:asciiTheme="minorHAnsi" w:eastAsiaTheme="minorEastAsia" w:hAnsiTheme="minorHAnsi" w:cstheme="minorBidi"/>
+                <w:rFonts w:asciiTheme="minorHAnsi" w:hAnsiTheme="minorHAnsi" w:eastAsiaTheme="minorEastAsia" w:cstheme="minorBidi"/>
                 <w:color w:val="000000" w:themeColor="text1"/>
                 <w:sz w:val="23"/>
                 <w:szCs w:val="23"/>
@@ -7166,7 +7646,7 @@
             </w:r>
             <w:r>
               <w:rPr>
-                <w:rFonts w:asciiTheme="minorHAnsi" w:eastAsiaTheme="minorEastAsia" w:hAnsiTheme="minorHAnsi" w:cstheme="minorBidi"/>
+                <w:rFonts w:asciiTheme="minorHAnsi" w:hAnsiTheme="minorHAnsi" w:eastAsiaTheme="minorEastAsia" w:cstheme="minorBidi"/>
                 <w:color w:val="000000" w:themeColor="text1"/>
                 <w:sz w:val="23"/>
                 <w:szCs w:val="23"/>
@@ -7176,7 +7656,7 @@
             </w:r>
             <w:r>
               <w:rPr>
-                <w:rFonts w:asciiTheme="minorHAnsi" w:eastAsiaTheme="minorEastAsia" w:hAnsiTheme="minorHAnsi" w:cstheme="minorBidi"/>
+                <w:rFonts w:asciiTheme="minorHAnsi" w:hAnsiTheme="minorHAnsi" w:eastAsiaTheme="minorEastAsia" w:cstheme="minorBidi"/>
                 <w:i/>
                 <w:iCs/>
                 <w:color w:val="000000" w:themeColor="text1"/>
@@ -7188,7 +7668,7 @@
             </w:r>
             <w:r>
               <w:rPr>
-                <w:rFonts w:asciiTheme="minorHAnsi" w:eastAsiaTheme="minorEastAsia" w:hAnsiTheme="minorHAnsi" w:cstheme="minorBidi"/>
+                <w:rFonts w:asciiTheme="minorHAnsi" w:hAnsiTheme="minorHAnsi" w:eastAsiaTheme="minorEastAsia" w:cstheme="minorBidi"/>
                 <w:color w:val="000000" w:themeColor="text1"/>
                 <w:sz w:val="23"/>
                 <w:szCs w:val="23"/>
@@ -7198,7 +7678,7 @@
             </w:r>
             <w:r>
               <w:rPr>
-                <w:rFonts w:asciiTheme="minorHAnsi" w:eastAsiaTheme="minorEastAsia" w:hAnsiTheme="minorHAnsi" w:cstheme="minorBidi"/>
+                <w:rFonts w:asciiTheme="minorHAnsi" w:hAnsiTheme="minorHAnsi" w:eastAsiaTheme="minorEastAsia" w:cstheme="minorBidi"/>
                 <w:color w:val="000000" w:themeColor="text1"/>
                 <w:sz w:val="23"/>
                 <w:szCs w:val="23"/>
@@ -7208,7 +7688,7 @@
             </w:r>
             <w:r>
               <w:rPr>
-                <w:rFonts w:asciiTheme="minorHAnsi" w:eastAsiaTheme="minorEastAsia" w:hAnsiTheme="minorHAnsi" w:cstheme="minorBidi"/>
+                <w:rFonts w:asciiTheme="minorHAnsi" w:hAnsiTheme="minorHAnsi" w:eastAsiaTheme="minorEastAsia" w:cstheme="minorBidi"/>
                 <w:color w:val="000000" w:themeColor="text1"/>
                 <w:sz w:val="23"/>
                 <w:szCs w:val="23"/>
@@ -7222,7 +7702,7 @@
               <w:pStyle w:val="ListParagraph"/>
               <w:jc w:val="both"/>
               <w:rPr>
-                <w:rFonts w:asciiTheme="minorHAnsi" w:eastAsiaTheme="minorEastAsia" w:hAnsiTheme="minorHAnsi" w:cstheme="minorBidi"/>
+                <w:rFonts w:asciiTheme="minorHAnsi" w:hAnsiTheme="minorHAnsi" w:eastAsiaTheme="minorEastAsia" w:cstheme="minorBidi"/>
                 <w:color w:val="000000" w:themeColor="text1"/>
                 <w:sz w:val="23"/>
                 <w:szCs w:val="23"/>
@@ -7235,74 +7715,85 @@
           <w:tcPr>
             <w:tcW w:w="1875" w:type="dxa"/>
             <w:shd w:val="clear" w:color="auto" w:fill="C5E0B3" w:themeFill="accent6" w:themeFillTint="66"/>
+            <w:tcMar/>
           </w:tcPr>
           <w:p>
             <w:pPr>
               <w:jc w:val="center"/>
               <w:rPr>
-                <w:rFonts w:asciiTheme="minorHAnsi" w:eastAsiaTheme="minorEastAsia" w:hAnsiTheme="minorHAnsi" w:cstheme="minorBidi"/>
-                <w:b/>
-                <w:bCs/>
-                <w:sz w:val="22"/>
-                <w:szCs w:val="22"/>
-              </w:rPr>
-            </w:pPr>
-            <w:r>
-              <w:rPr>
-                <w:rFonts w:asciiTheme="minorHAnsi" w:eastAsiaTheme="minorEastAsia" w:hAnsiTheme="minorHAnsi" w:cstheme="minorBidi"/>
-                <w:b/>
-                <w:bCs/>
-                <w:sz w:val="22"/>
-                <w:szCs w:val="22"/>
-              </w:rPr>
-              <w:t xml:space="preserve">— </w:t>
-            </w:r>
-          </w:p>
-          <w:p>
-            <w:pPr>
-              <w:jc w:val="center"/>
-              <w:rPr>
-                <w:rFonts w:asciiTheme="minorHAnsi" w:eastAsiaTheme="minorEastAsia" w:hAnsiTheme="minorHAnsi" w:cstheme="minorBidi"/>
-                <w:b/>
-                <w:bCs/>
-                <w:sz w:val="22"/>
-                <w:szCs w:val="22"/>
-              </w:rPr>
-            </w:pPr>
+                <w:rFonts w:asciiTheme="minorHAnsi" w:hAnsiTheme="minorHAnsi" w:eastAsiaTheme="minorEastAsia" w:cstheme="minorBidi"/>
+                <w:b/>
+                <w:bCs/>
+                <w:sz w:val="22"/>
+                <w:szCs w:val="22"/>
+              </w:rPr>
+            </w:pPr>
+            <w:r>
+              <w:rPr>
+                <w:rFonts w:ascii="MS Gothic" w:hAnsi="MS Gothic" w:eastAsia="MS Gothic" w:cstheme="minorBidi"/>
+                <w:b/>
+                <w:bCs/>
+                <w:sz w:val="22"/>
+                <w:szCs w:val="22"/>
+              </w:rPr>
+              <w:t>Alex</w:t>
+            </w:r>
+            <w:r>
+              <w:rPr>
+                <w:rFonts w:asciiTheme="minorHAnsi" w:hAnsiTheme="minorHAnsi" w:eastAsiaTheme="minorEastAsia" w:cstheme="minorBidi"/>
+                <w:b/>
+                <w:bCs/>
+                <w:sz w:val="22"/>
+                <w:szCs w:val="22"/>
+              </w:rPr>
+              <w:t xml:space="preserve"> </w:t>
+            </w:r>
           </w:p>
         </w:tc>
         <w:tc>
           <w:tcPr>
             <w:tcW w:w="1538" w:type="dxa"/>
             <w:shd w:val="clear" w:color="auto" w:fill="C5E0B3" w:themeFill="accent6" w:themeFillTint="66"/>
+            <w:tcMar/>
           </w:tcPr>
           <w:p>
             <w:pPr>
               <w:jc w:val="center"/>
               <w:rPr>
-                <w:rFonts w:asciiTheme="minorHAnsi" w:eastAsiaTheme="minorEastAsia" w:hAnsiTheme="minorHAnsi" w:cstheme="minorBidi"/>
-                <w:b/>
-                <w:bCs/>
-                <w:sz w:val="22"/>
-                <w:szCs w:val="22"/>
-              </w:rPr>
-            </w:pPr>
-            <w:r>
-              <w:rPr>
-                <w:rFonts w:asciiTheme="minorHAnsi" w:eastAsiaTheme="minorEastAsia" w:hAnsiTheme="minorHAnsi" w:cstheme="minorBidi"/>
-                <w:b/>
-                <w:bCs/>
-                <w:sz w:val="22"/>
-                <w:szCs w:val="22"/>
-              </w:rPr>
-              <w:t xml:space="preserve">— </w:t>
+                <w:rFonts w:ascii="Calibri" w:hAnsi="Calibri" w:eastAsia="Calibri" w:cs="Calibri"/>
+                <w:sz w:val="22"/>
+                <w:szCs w:val="22"/>
+              </w:rPr>
+            </w:pPr>
+            <w:r>
+              <w:rPr>
+                <w:rFonts w:ascii="MS Gothic" w:hAnsi="MS Gothic" w:eastAsia="MS Gothic" w:cs="MS Gothic"/>
+                <w:b/>
+                <w:bCs/>
+                <w:color w:val="000000" w:themeColor="text1"/>
+                <w:sz w:val="22"/>
+                <w:szCs w:val="22"/>
+              </w:rPr>
+              <w:t>Orlando</w:t>
             </w:r>
           </w:p>
           <w:p>
             <w:pPr>
               <w:jc w:val="center"/>
               <w:rPr>
-                <w:rFonts w:asciiTheme="minorHAnsi" w:eastAsiaTheme="minorEastAsia" w:hAnsiTheme="minorHAnsi" w:cstheme="minorBidi"/>
+                <w:rFonts w:asciiTheme="minorHAnsi" w:hAnsiTheme="minorHAnsi" w:eastAsiaTheme="minorEastAsia" w:cstheme="minorBidi"/>
+                <w:b/>
+                <w:bCs/>
+                <w:sz w:val="22"/>
+                <w:szCs w:val="22"/>
+              </w:rPr>
+            </w:pPr>
+          </w:p>
+          <w:p>
+            <w:pPr>
+              <w:jc w:val="center"/>
+              <w:rPr>
+                <w:rFonts w:asciiTheme="minorHAnsi" w:hAnsiTheme="minorHAnsi" w:eastAsiaTheme="minorEastAsia" w:cstheme="minorBidi"/>
                 <w:b/>
                 <w:bCs/>
                 <w:sz w:val="22"/>
@@ -7319,26 +7810,27 @@
         <w:tc>
           <w:tcPr>
             <w:tcW w:w="6885" w:type="dxa"/>
+            <w:tcMar/>
           </w:tcPr>
           <w:p>
             <w:pPr>
               <w:pStyle w:val="ListParagraph"/>
               <w:numPr>
                 <w:ilvl w:val="0"/>
-                <w:numId w:val="17"/>
+                <w:numId w:val="16"/>
               </w:numPr>
               <w:jc w:val="both"/>
               <w:rPr>
-                <w:rFonts w:asciiTheme="minorHAnsi" w:eastAsiaTheme="minorEastAsia" w:hAnsiTheme="minorHAnsi" w:cstheme="minorBidi"/>
-                <w:color w:val="000000" w:themeColor="text1"/>
-                <w:sz w:val="23"/>
-                <w:szCs w:val="23"/>
-                <w:lang w:eastAsia="en-GB"/>
-              </w:rPr>
-            </w:pPr>
-            <w:r>
-              <w:rPr>
-                <w:rFonts w:asciiTheme="minorHAnsi" w:eastAsiaTheme="minorEastAsia" w:hAnsiTheme="minorHAnsi" w:cstheme="minorBidi"/>
+                <w:rFonts w:asciiTheme="minorHAnsi" w:hAnsiTheme="minorHAnsi" w:eastAsiaTheme="minorEastAsia" w:cstheme="minorBidi"/>
+                <w:color w:val="000000" w:themeColor="text1"/>
+                <w:sz w:val="23"/>
+                <w:szCs w:val="23"/>
+                <w:lang w:eastAsia="en-GB"/>
+              </w:rPr>
+            </w:pPr>
+            <w:r>
+              <w:rPr>
+                <w:rFonts w:asciiTheme="minorHAnsi" w:hAnsiTheme="minorHAnsi" w:eastAsiaTheme="minorEastAsia" w:cstheme="minorBidi"/>
                 <w:color w:val="000000" w:themeColor="text1"/>
                 <w:sz w:val="23"/>
                 <w:szCs w:val="23"/>
@@ -7348,7 +7840,7 @@
             </w:r>
             <w:r>
               <w:rPr>
-                <w:rFonts w:asciiTheme="minorHAnsi" w:eastAsiaTheme="minorEastAsia" w:hAnsiTheme="minorHAnsi" w:cstheme="minorBidi"/>
+                <w:rFonts w:asciiTheme="minorHAnsi" w:hAnsiTheme="minorHAnsi" w:eastAsiaTheme="minorEastAsia" w:cstheme="minorBidi"/>
                 <w:color w:val="000000" w:themeColor="text1"/>
                 <w:sz w:val="23"/>
                 <w:szCs w:val="23"/>
@@ -7358,7 +7850,7 @@
             </w:r>
             <w:r>
               <w:rPr>
-                <w:rFonts w:asciiTheme="minorHAnsi" w:eastAsiaTheme="minorEastAsia" w:hAnsiTheme="minorHAnsi" w:cstheme="minorBidi"/>
+                <w:rFonts w:asciiTheme="minorHAnsi" w:hAnsiTheme="minorHAnsi" w:eastAsiaTheme="minorEastAsia" w:cstheme="minorBidi"/>
                 <w:color w:val="000000" w:themeColor="text1"/>
                 <w:sz w:val="23"/>
                 <w:szCs w:val="23"/>
@@ -7368,7 +7860,7 @@
             </w:r>
             <w:r>
               <w:rPr>
-                <w:rFonts w:asciiTheme="minorHAnsi" w:eastAsiaTheme="minorEastAsia" w:hAnsiTheme="minorHAnsi" w:cstheme="minorBidi"/>
+                <w:rFonts w:asciiTheme="minorHAnsi" w:hAnsiTheme="minorHAnsi" w:eastAsiaTheme="minorEastAsia" w:cstheme="minorBidi"/>
                 <w:i/>
                 <w:iCs/>
                 <w:color w:val="000000" w:themeColor="text1"/>
@@ -7380,7 +7872,7 @@
             </w:r>
             <w:r>
               <w:rPr>
-                <w:rFonts w:asciiTheme="minorHAnsi" w:eastAsiaTheme="minorEastAsia" w:hAnsiTheme="minorHAnsi" w:cstheme="minorBidi"/>
+                <w:rFonts w:asciiTheme="minorHAnsi" w:hAnsiTheme="minorHAnsi" w:eastAsiaTheme="minorEastAsia" w:cstheme="minorBidi"/>
                 <w:i/>
                 <w:iCs/>
                 <w:color w:val="000000" w:themeColor="text1"/>
@@ -7392,7 +7884,7 @@
             </w:r>
             <w:r>
               <w:rPr>
-                <w:rFonts w:asciiTheme="minorHAnsi" w:eastAsiaTheme="minorEastAsia" w:hAnsiTheme="minorHAnsi" w:cstheme="minorBidi"/>
+                <w:rFonts w:asciiTheme="minorHAnsi" w:hAnsiTheme="minorHAnsi" w:eastAsiaTheme="minorEastAsia" w:cstheme="minorBidi"/>
                 <w:color w:val="000000" w:themeColor="text1"/>
                 <w:sz w:val="23"/>
                 <w:szCs w:val="23"/>
@@ -7402,7 +7894,7 @@
             </w:r>
             <w:r>
               <w:rPr>
-                <w:rFonts w:asciiTheme="minorHAnsi" w:eastAsiaTheme="minorEastAsia" w:hAnsiTheme="minorHAnsi" w:cstheme="minorBidi"/>
+                <w:rFonts w:asciiTheme="minorHAnsi" w:hAnsiTheme="minorHAnsi" w:eastAsiaTheme="minorEastAsia" w:cstheme="minorBidi"/>
                 <w:color w:val="000000" w:themeColor="text1"/>
                 <w:sz w:val="23"/>
                 <w:szCs w:val="23"/>
@@ -7412,7 +7904,7 @@
             </w:r>
             <w:r>
               <w:rPr>
-                <w:rFonts w:asciiTheme="minorHAnsi" w:eastAsiaTheme="minorEastAsia" w:hAnsiTheme="minorHAnsi" w:cstheme="minorBidi"/>
+                <w:rFonts w:asciiTheme="minorHAnsi" w:hAnsiTheme="minorHAnsi" w:eastAsiaTheme="minorEastAsia" w:cstheme="minorBidi"/>
                 <w:color w:val="000000" w:themeColor="text1"/>
                 <w:sz w:val="23"/>
                 <w:szCs w:val="23"/>
@@ -7425,7 +7917,7 @@
             <w:pPr>
               <w:jc w:val="both"/>
               <w:rPr>
-                <w:rFonts w:asciiTheme="minorHAnsi" w:eastAsiaTheme="minorEastAsia" w:hAnsiTheme="minorHAnsi" w:cstheme="minorBidi"/>
+                <w:rFonts w:asciiTheme="minorHAnsi" w:hAnsiTheme="minorHAnsi" w:eastAsiaTheme="minorEastAsia" w:cstheme="minorBidi"/>
                 <w:color w:val="000000" w:themeColor="text1"/>
                 <w:sz w:val="23"/>
                 <w:szCs w:val="23"/>
@@ -7438,74 +7930,85 @@
           <w:tcPr>
             <w:tcW w:w="1875" w:type="dxa"/>
             <w:shd w:val="clear" w:color="auto" w:fill="C5E0B3" w:themeFill="accent6" w:themeFillTint="66"/>
+            <w:tcMar/>
           </w:tcPr>
           <w:p>
             <w:pPr>
               <w:jc w:val="center"/>
               <w:rPr>
-                <w:rFonts w:asciiTheme="minorHAnsi" w:eastAsiaTheme="minorEastAsia" w:hAnsiTheme="minorHAnsi" w:cstheme="minorBidi"/>
-                <w:b/>
-                <w:bCs/>
-                <w:sz w:val="22"/>
-                <w:szCs w:val="22"/>
-              </w:rPr>
-            </w:pPr>
-            <w:r>
-              <w:rPr>
-                <w:rFonts w:asciiTheme="minorHAnsi" w:eastAsiaTheme="minorEastAsia" w:hAnsiTheme="minorHAnsi" w:cstheme="minorBidi"/>
-                <w:b/>
-                <w:bCs/>
-                <w:sz w:val="22"/>
-                <w:szCs w:val="22"/>
-              </w:rPr>
-              <w:t xml:space="preserve">— </w:t>
-            </w:r>
-          </w:p>
-          <w:p>
-            <w:pPr>
-              <w:jc w:val="center"/>
-              <w:rPr>
-                <w:rFonts w:asciiTheme="minorHAnsi" w:eastAsiaTheme="minorEastAsia" w:hAnsiTheme="minorHAnsi" w:cstheme="minorBidi"/>
-                <w:b/>
-                <w:bCs/>
-                <w:sz w:val="22"/>
-                <w:szCs w:val="22"/>
-              </w:rPr>
-            </w:pPr>
+                <w:rFonts w:asciiTheme="minorHAnsi" w:hAnsiTheme="minorHAnsi" w:eastAsiaTheme="minorEastAsia" w:cstheme="minorBidi"/>
+                <w:b/>
+                <w:bCs/>
+                <w:sz w:val="22"/>
+                <w:szCs w:val="22"/>
+              </w:rPr>
+            </w:pPr>
+            <w:r>
+              <w:rPr>
+                <w:rFonts w:ascii="MS Gothic" w:hAnsi="MS Gothic" w:eastAsia="MS Gothic" w:cstheme="minorBidi"/>
+                <w:b/>
+                <w:bCs/>
+                <w:sz w:val="22"/>
+                <w:szCs w:val="22"/>
+              </w:rPr>
+              <w:t>Alex</w:t>
+            </w:r>
+            <w:r>
+              <w:rPr>
+                <w:rFonts w:asciiTheme="minorHAnsi" w:hAnsiTheme="minorHAnsi" w:eastAsiaTheme="minorEastAsia" w:cstheme="minorBidi"/>
+                <w:b/>
+                <w:bCs/>
+                <w:sz w:val="22"/>
+                <w:szCs w:val="22"/>
+              </w:rPr>
+              <w:t xml:space="preserve"> </w:t>
+            </w:r>
           </w:p>
         </w:tc>
         <w:tc>
           <w:tcPr>
             <w:tcW w:w="1538" w:type="dxa"/>
             <w:shd w:val="clear" w:color="auto" w:fill="C5E0B3" w:themeFill="accent6" w:themeFillTint="66"/>
+            <w:tcMar/>
           </w:tcPr>
           <w:p>
             <w:pPr>
               <w:jc w:val="center"/>
               <w:rPr>
-                <w:rFonts w:asciiTheme="minorHAnsi" w:eastAsiaTheme="minorEastAsia" w:hAnsiTheme="minorHAnsi" w:cstheme="minorBidi"/>
-                <w:b/>
-                <w:bCs/>
-                <w:sz w:val="22"/>
-                <w:szCs w:val="22"/>
-              </w:rPr>
-            </w:pPr>
-            <w:r>
-              <w:rPr>
-                <w:rFonts w:asciiTheme="minorHAnsi" w:eastAsiaTheme="minorEastAsia" w:hAnsiTheme="minorHAnsi" w:cstheme="minorBidi"/>
-                <w:b/>
-                <w:bCs/>
-                <w:sz w:val="22"/>
-                <w:szCs w:val="22"/>
-              </w:rPr>
-              <w:t xml:space="preserve">— </w:t>
+                <w:rFonts w:ascii="Calibri" w:hAnsi="Calibri" w:eastAsia="Calibri" w:cs="Calibri"/>
+                <w:sz w:val="22"/>
+                <w:szCs w:val="22"/>
+              </w:rPr>
+            </w:pPr>
+            <w:r>
+              <w:rPr>
+                <w:rFonts w:ascii="MS Gothic" w:hAnsi="MS Gothic" w:eastAsia="MS Gothic" w:cs="MS Gothic"/>
+                <w:b/>
+                <w:bCs/>
+                <w:color w:val="000000" w:themeColor="text1"/>
+                <w:sz w:val="22"/>
+                <w:szCs w:val="22"/>
+              </w:rPr>
+              <w:t>Orlando</w:t>
             </w:r>
           </w:p>
           <w:p>
             <w:pPr>
               <w:jc w:val="center"/>
               <w:rPr>
-                <w:rFonts w:asciiTheme="minorHAnsi" w:eastAsiaTheme="minorEastAsia" w:hAnsiTheme="minorHAnsi" w:cstheme="minorBidi"/>
+                <w:rFonts w:asciiTheme="minorHAnsi" w:hAnsiTheme="minorHAnsi" w:eastAsiaTheme="minorEastAsia" w:cstheme="minorBidi"/>
+                <w:b/>
+                <w:bCs/>
+                <w:sz w:val="22"/>
+                <w:szCs w:val="22"/>
+              </w:rPr>
+            </w:pPr>
+          </w:p>
+          <w:p>
+            <w:pPr>
+              <w:jc w:val="center"/>
+              <w:rPr>
+                <w:rFonts w:asciiTheme="minorHAnsi" w:hAnsiTheme="minorHAnsi" w:eastAsiaTheme="minorEastAsia" w:cstheme="minorBidi"/>
                 <w:b/>
                 <w:bCs/>
                 <w:sz w:val="22"/>
@@ -7519,19 +8022,19 @@
     <w:p>
       <w:pPr>
         <w:rPr>
-          <w:rFonts w:asciiTheme="minorHAnsi" w:eastAsiaTheme="minorEastAsia" w:hAnsiTheme="minorHAnsi" w:cstheme="minorBidi"/>
+          <w:rFonts w:asciiTheme="minorHAnsi" w:hAnsiTheme="minorHAnsi" w:eastAsiaTheme="minorEastAsia" w:cstheme="minorBidi"/>
         </w:rPr>
       </w:pPr>
     </w:p>
     <w:p>
       <w:pPr>
         <w:rPr>
-          <w:rFonts w:asciiTheme="minorHAnsi" w:eastAsiaTheme="minorEastAsia" w:hAnsiTheme="minorHAnsi" w:cstheme="minorBidi"/>
+          <w:rFonts w:asciiTheme="minorHAnsi" w:hAnsiTheme="minorHAnsi" w:eastAsiaTheme="minorEastAsia" w:cstheme="minorBidi"/>
         </w:rPr>
       </w:pPr>
     </w:p>
     <w:sectPr>
-      <w:pgSz w:w="11906" w:h="16838"/>
+      <w:pgSz w:w="11906" w:h="16838" w:orient="portrait"/>
       <w:pgMar w:top="1440" w:right="1440" w:bottom="1440" w:left="1440" w:header="708" w:footer="708" w:gutter="0"/>
       <w:cols w:space="708"/>
       <w:docGrid w:linePitch="360"/>
@@ -7653,7 +8156,7 @@
         <w:ind w:left="1440" w:hanging="360"/>
       </w:pPr>
       <w:rPr>
-        <w:rFonts w:ascii="Courier New" w:hAnsi="Courier New" w:cs="Courier New" w:hint="default"/>
+        <w:rFonts w:hint="default" w:ascii="Courier New" w:hAnsi="Courier New" w:cs="Courier New"/>
       </w:rPr>
     </w:lvl>
     <w:lvl w:ilvl="2" w:tplc="0809001B" w:tentative="1">
@@ -7906,7 +8409,7 @@
         <w:ind w:left="360" w:hanging="360"/>
       </w:pPr>
       <w:rPr>
-        <w:rFonts w:ascii="Symbol" w:hAnsi="Symbol" w:hint="default"/>
+        <w:rFonts w:hint="default" w:ascii="Symbol" w:hAnsi="Symbol"/>
       </w:rPr>
     </w:lvl>
     <w:lvl w:ilvl="1" w:tplc="36C47ADC">
@@ -7918,7 +8421,7 @@
         <w:ind w:left="1080" w:hanging="360"/>
       </w:pPr>
       <w:rPr>
-        <w:rFonts w:ascii="Courier New" w:hAnsi="Courier New" w:hint="default"/>
+        <w:rFonts w:hint="default" w:ascii="Courier New" w:hAnsi="Courier New"/>
       </w:rPr>
     </w:lvl>
     <w:lvl w:ilvl="2" w:tplc="BACE2578">
@@ -7930,7 +8433,7 @@
         <w:ind w:left="1800" w:hanging="360"/>
       </w:pPr>
       <w:rPr>
-        <w:rFonts w:ascii="Wingdings" w:hAnsi="Wingdings" w:hint="default"/>
+        <w:rFonts w:hint="default" w:ascii="Wingdings" w:hAnsi="Wingdings"/>
       </w:rPr>
     </w:lvl>
     <w:lvl w:ilvl="3" w:tplc="DC6E1856">
@@ -7942,7 +8445,7 @@
         <w:ind w:left="2520" w:hanging="360"/>
       </w:pPr>
       <w:rPr>
-        <w:rFonts w:ascii="Symbol" w:hAnsi="Symbol" w:hint="default"/>
+        <w:rFonts w:hint="default" w:ascii="Symbol" w:hAnsi="Symbol"/>
       </w:rPr>
     </w:lvl>
     <w:lvl w:ilvl="4" w:tplc="14FEC6DE">
@@ -7954,7 +8457,7 @@
         <w:ind w:left="3240" w:hanging="360"/>
       </w:pPr>
       <w:rPr>
-        <w:rFonts w:ascii="Courier New" w:hAnsi="Courier New" w:hint="default"/>
+        <w:rFonts w:hint="default" w:ascii="Courier New" w:hAnsi="Courier New"/>
       </w:rPr>
     </w:lvl>
     <w:lvl w:ilvl="5" w:tplc="E424FB96">
@@ -7966,7 +8469,7 @@
         <w:ind w:left="3960" w:hanging="360"/>
       </w:pPr>
       <w:rPr>
-        <w:rFonts w:ascii="Wingdings" w:hAnsi="Wingdings" w:hint="default"/>
+        <w:rFonts w:hint="default" w:ascii="Wingdings" w:hAnsi="Wingdings"/>
       </w:rPr>
     </w:lvl>
     <w:lvl w:ilvl="6" w:tplc="5922C366">
@@ -7978,7 +8481,7 @@
         <w:ind w:left="4680" w:hanging="360"/>
       </w:pPr>
       <w:rPr>
-        <w:rFonts w:ascii="Symbol" w:hAnsi="Symbol" w:hint="default"/>
+        <w:rFonts w:hint="default" w:ascii="Symbol" w:hAnsi="Symbol"/>
       </w:rPr>
     </w:lvl>
     <w:lvl w:ilvl="7" w:tplc="CFC45108">
@@ -7990,7 +8493,7 @@
         <w:ind w:left="5400" w:hanging="360"/>
       </w:pPr>
       <w:rPr>
-        <w:rFonts w:ascii="Courier New" w:hAnsi="Courier New" w:hint="default"/>
+        <w:rFonts w:hint="default" w:ascii="Courier New" w:hAnsi="Courier New"/>
       </w:rPr>
     </w:lvl>
     <w:lvl w:ilvl="8" w:tplc="14D6C9A0">
@@ -8002,7 +8505,7 @@
         <w:ind w:left="6120" w:hanging="360"/>
       </w:pPr>
       <w:rPr>
-        <w:rFonts w:ascii="Wingdings" w:hAnsi="Wingdings" w:hint="default"/>
+        <w:rFonts w:hint="default" w:ascii="Wingdings" w:hAnsi="Wingdings"/>
       </w:rPr>
     </w:lvl>
   </w:abstractNum>
@@ -8019,7 +8522,7 @@
         <w:ind w:left="720" w:hanging="360"/>
       </w:pPr>
       <w:rPr>
-        <w:rFonts w:ascii="Wingdings" w:hAnsi="Wingdings" w:hint="default"/>
+        <w:rFonts w:hint="default" w:ascii="Wingdings" w:hAnsi="Wingdings"/>
       </w:rPr>
     </w:lvl>
     <w:lvl w:ilvl="1" w:tplc="4D261B12">
@@ -8031,7 +8534,7 @@
         <w:ind w:left="1440" w:hanging="360"/>
       </w:pPr>
       <w:rPr>
-        <w:rFonts w:ascii="Courier New" w:hAnsi="Courier New" w:hint="default"/>
+        <w:rFonts w:hint="default" w:ascii="Courier New" w:hAnsi="Courier New"/>
       </w:rPr>
     </w:lvl>
     <w:lvl w:ilvl="2" w:tplc="F124B10C">
@@ -8043,7 +8546,7 @@
         <w:ind w:left="2160" w:hanging="360"/>
       </w:pPr>
       <w:rPr>
-        <w:rFonts w:ascii="Wingdings" w:hAnsi="Wingdings" w:hint="default"/>
+        <w:rFonts w:hint="default" w:ascii="Wingdings" w:hAnsi="Wingdings"/>
       </w:rPr>
     </w:lvl>
     <w:lvl w:ilvl="3" w:tplc="B5C0FE10">
@@ -8055,7 +8558,7 @@
         <w:ind w:left="2880" w:hanging="360"/>
       </w:pPr>
       <w:rPr>
-        <w:rFonts w:ascii="Symbol" w:hAnsi="Symbol" w:hint="default"/>
+        <w:rFonts w:hint="default" w:ascii="Symbol" w:hAnsi="Symbol"/>
       </w:rPr>
     </w:lvl>
     <w:lvl w:ilvl="4" w:tplc="5052BF8C">
@@ -8067,7 +8570,7 @@
         <w:ind w:left="3600" w:hanging="360"/>
       </w:pPr>
       <w:rPr>
-        <w:rFonts w:ascii="Courier New" w:hAnsi="Courier New" w:hint="default"/>
+        <w:rFonts w:hint="default" w:ascii="Courier New" w:hAnsi="Courier New"/>
       </w:rPr>
     </w:lvl>
     <w:lvl w:ilvl="5" w:tplc="F5C8BCFA">
@@ -8079,7 +8582,7 @@
         <w:ind w:left="4320" w:hanging="360"/>
       </w:pPr>
       <w:rPr>
-        <w:rFonts w:ascii="Wingdings" w:hAnsi="Wingdings" w:hint="default"/>
+        <w:rFonts w:hint="default" w:ascii="Wingdings" w:hAnsi="Wingdings"/>
       </w:rPr>
     </w:lvl>
     <w:lvl w:ilvl="6" w:tplc="3BF223A2">
@@ -8091,7 +8594,7 @@
         <w:ind w:left="5040" w:hanging="360"/>
       </w:pPr>
       <w:rPr>
-        <w:rFonts w:ascii="Symbol" w:hAnsi="Symbol" w:hint="default"/>
+        <w:rFonts w:hint="default" w:ascii="Symbol" w:hAnsi="Symbol"/>
       </w:rPr>
     </w:lvl>
     <w:lvl w:ilvl="7" w:tplc="45A089E8">
@@ -8103,7 +8606,7 @@
         <w:ind w:left="5760" w:hanging="360"/>
       </w:pPr>
       <w:rPr>
-        <w:rFonts w:ascii="Courier New" w:hAnsi="Courier New" w:hint="default"/>
+        <w:rFonts w:hint="default" w:ascii="Courier New" w:hAnsi="Courier New"/>
       </w:rPr>
     </w:lvl>
     <w:lvl w:ilvl="8" w:tplc="FAF095EE">
@@ -8115,7 +8618,7 @@
         <w:ind w:left="6480" w:hanging="360"/>
       </w:pPr>
       <w:rPr>
-        <w:rFonts w:ascii="Wingdings" w:hAnsi="Wingdings" w:hint="default"/>
+        <w:rFonts w:hint="default" w:ascii="Wingdings" w:hAnsi="Wingdings"/>
       </w:rPr>
     </w:lvl>
   </w:abstractNum>
@@ -8572,7 +9075,7 @@
         <w:ind w:left="720" w:hanging="360"/>
       </w:pPr>
       <w:rPr>
-        <w:rFonts w:ascii="Wingdings" w:hAnsi="Wingdings" w:hint="default"/>
+        <w:rFonts w:hint="default" w:ascii="Wingdings" w:hAnsi="Wingdings"/>
       </w:rPr>
     </w:lvl>
     <w:lvl w:ilvl="1" w:tplc="08090003">
@@ -8584,7 +9087,7 @@
         <w:ind w:left="1440" w:hanging="360"/>
       </w:pPr>
       <w:rPr>
-        <w:rFonts w:ascii="Courier New" w:hAnsi="Courier New" w:cs="Courier New" w:hint="default"/>
+        <w:rFonts w:hint="default" w:ascii="Courier New" w:hAnsi="Courier New" w:cs="Courier New"/>
       </w:rPr>
     </w:lvl>
     <w:lvl w:ilvl="2" w:tplc="08090005" w:tentative="1">
@@ -8596,7 +9099,7 @@
         <w:ind w:left="2160" w:hanging="360"/>
       </w:pPr>
       <w:rPr>
-        <w:rFonts w:ascii="Wingdings" w:hAnsi="Wingdings" w:hint="default"/>
+        <w:rFonts w:hint="default" w:ascii="Wingdings" w:hAnsi="Wingdings"/>
       </w:rPr>
     </w:lvl>
     <w:lvl w:ilvl="3" w:tplc="08090001" w:tentative="1">
@@ -8608,7 +9111,7 @@
         <w:ind w:left="2880" w:hanging="360"/>
       </w:pPr>
       <w:rPr>
-        <w:rFonts w:ascii="Symbol" w:hAnsi="Symbol" w:hint="default"/>
+        <w:rFonts w:hint="default" w:ascii="Symbol" w:hAnsi="Symbol"/>
       </w:rPr>
     </w:lvl>
     <w:lvl w:ilvl="4" w:tplc="08090003" w:tentative="1">
@@ -8620,7 +9123,7 @@
         <w:ind w:left="3600" w:hanging="360"/>
       </w:pPr>
       <w:rPr>
-        <w:rFonts w:ascii="Courier New" w:hAnsi="Courier New" w:cs="Courier New" w:hint="default"/>
+        <w:rFonts w:hint="default" w:ascii="Courier New" w:hAnsi="Courier New" w:cs="Courier New"/>
       </w:rPr>
     </w:lvl>
     <w:lvl w:ilvl="5" w:tplc="08090005" w:tentative="1">
@@ -8632,7 +9135,7 @@
         <w:ind w:left="4320" w:hanging="360"/>
       </w:pPr>
       <w:rPr>
-        <w:rFonts w:ascii="Wingdings" w:hAnsi="Wingdings" w:hint="default"/>
+        <w:rFonts w:hint="default" w:ascii="Wingdings" w:hAnsi="Wingdings"/>
       </w:rPr>
     </w:lvl>
     <w:lvl w:ilvl="6" w:tplc="08090001" w:tentative="1">
@@ -8644,7 +9147,7 @@
         <w:ind w:left="5040" w:hanging="360"/>
       </w:pPr>
       <w:rPr>
-        <w:rFonts w:ascii="Symbol" w:hAnsi="Symbol" w:hint="default"/>
+        <w:rFonts w:hint="default" w:ascii="Symbol" w:hAnsi="Symbol"/>
       </w:rPr>
     </w:lvl>
     <w:lvl w:ilvl="7" w:tplc="08090003" w:tentative="1">
@@ -8656,7 +9159,7 @@
         <w:ind w:left="5760" w:hanging="360"/>
       </w:pPr>
       <w:rPr>
-        <w:rFonts w:ascii="Courier New" w:hAnsi="Courier New" w:cs="Courier New" w:hint="default"/>
+        <w:rFonts w:hint="default" w:ascii="Courier New" w:hAnsi="Courier New" w:cs="Courier New"/>
       </w:rPr>
     </w:lvl>
     <w:lvl w:ilvl="8" w:tplc="08090005" w:tentative="1">
@@ -8668,7 +9171,7 @@
         <w:ind w:left="6480" w:hanging="360"/>
       </w:pPr>
       <w:rPr>
-        <w:rFonts w:ascii="Wingdings" w:hAnsi="Wingdings" w:hint="default"/>
+        <w:rFonts w:hint="default" w:ascii="Wingdings" w:hAnsi="Wingdings"/>
       </w:rPr>
     </w:lvl>
   </w:abstractNum>
@@ -8771,7 +9274,7 @@
         <w:ind w:left="720" w:hanging="360"/>
       </w:pPr>
       <w:rPr>
-        <w:rFonts w:ascii="Symbol" w:hAnsi="Symbol" w:hint="default"/>
+        <w:rFonts w:hint="default" w:ascii="Symbol" w:hAnsi="Symbol"/>
       </w:rPr>
     </w:lvl>
     <w:lvl w:ilvl="1" w:tplc="279E57E8">
@@ -8783,7 +9286,7 @@
         <w:ind w:left="1440" w:hanging="360"/>
       </w:pPr>
       <w:rPr>
-        <w:rFonts w:ascii="Courier New" w:hAnsi="Courier New" w:hint="default"/>
+        <w:rFonts w:hint="default" w:ascii="Courier New" w:hAnsi="Courier New"/>
       </w:rPr>
     </w:lvl>
     <w:lvl w:ilvl="2" w:tplc="E500D02E">
@@ -8795,7 +9298,7 @@
         <w:ind w:left="2160" w:hanging="360"/>
       </w:pPr>
       <w:rPr>
-        <w:rFonts w:ascii="Wingdings" w:hAnsi="Wingdings" w:hint="default"/>
+        <w:rFonts w:hint="default" w:ascii="Wingdings" w:hAnsi="Wingdings"/>
       </w:rPr>
     </w:lvl>
     <w:lvl w:ilvl="3" w:tplc="0B2611CA">
@@ -8807,7 +9310,7 @@
         <w:ind w:left="2880" w:hanging="360"/>
       </w:pPr>
       <w:rPr>
-        <w:rFonts w:ascii="Symbol" w:hAnsi="Symbol" w:hint="default"/>
+        <w:rFonts w:hint="default" w:ascii="Symbol" w:hAnsi="Symbol"/>
       </w:rPr>
     </w:lvl>
     <w:lvl w:ilvl="4" w:tplc="DA56B50E">
@@ -8819,7 +9322,7 @@
         <w:ind w:left="3600" w:hanging="360"/>
       </w:pPr>
       <w:rPr>
-        <w:rFonts w:ascii="Courier New" w:hAnsi="Courier New" w:hint="default"/>
+        <w:rFonts w:hint="default" w:ascii="Courier New" w:hAnsi="Courier New"/>
       </w:rPr>
     </w:lvl>
     <w:lvl w:ilvl="5" w:tplc="8F6EECAA">
@@ -8831,7 +9334,7 @@
         <w:ind w:left="4320" w:hanging="360"/>
       </w:pPr>
       <w:rPr>
-        <w:rFonts w:ascii="Wingdings" w:hAnsi="Wingdings" w:hint="default"/>
+        <w:rFonts w:hint="default" w:ascii="Wingdings" w:hAnsi="Wingdings"/>
       </w:rPr>
     </w:lvl>
     <w:lvl w:ilvl="6" w:tplc="C92C177C">
@@ -8843,7 +9346,7 @@
         <w:ind w:left="5040" w:hanging="360"/>
       </w:pPr>
       <w:rPr>
-        <w:rFonts w:ascii="Symbol" w:hAnsi="Symbol" w:hint="default"/>
+        <w:rFonts w:hint="default" w:ascii="Symbol" w:hAnsi="Symbol"/>
       </w:rPr>
     </w:lvl>
     <w:lvl w:ilvl="7" w:tplc="75A8095C">
@@ -8855,7 +9358,7 @@
         <w:ind w:left="5760" w:hanging="360"/>
       </w:pPr>
       <w:rPr>
-        <w:rFonts w:ascii="Courier New" w:hAnsi="Courier New" w:hint="default"/>
+        <w:rFonts w:hint="default" w:ascii="Courier New" w:hAnsi="Courier New"/>
       </w:rPr>
     </w:lvl>
     <w:lvl w:ilvl="8" w:tplc="79ECB28E">
@@ -8867,7 +9370,7 @@
         <w:ind w:left="6480" w:hanging="360"/>
       </w:pPr>
       <w:rPr>
-        <w:rFonts w:ascii="Wingdings" w:hAnsi="Wingdings" w:hint="default"/>
+        <w:rFonts w:hint="default" w:ascii="Wingdings" w:hAnsi="Wingdings"/>
       </w:rPr>
     </w:lvl>
   </w:abstractNum>
@@ -8884,7 +9387,7 @@
         <w:ind w:left="1080" w:hanging="360"/>
       </w:pPr>
       <w:rPr>
-        <w:rFonts w:ascii="Wingdings" w:hAnsi="Wingdings" w:hint="default"/>
+        <w:rFonts w:hint="default" w:ascii="Wingdings" w:hAnsi="Wingdings"/>
       </w:rPr>
     </w:lvl>
     <w:lvl w:ilvl="1" w:tplc="CEE82852">
@@ -8896,7 +9399,7 @@
         <w:ind w:left="1800" w:hanging="360"/>
       </w:pPr>
       <w:rPr>
-        <w:rFonts w:ascii="Courier New" w:hAnsi="Courier New" w:hint="default"/>
+        <w:rFonts w:hint="default" w:ascii="Courier New" w:hAnsi="Courier New"/>
       </w:rPr>
     </w:lvl>
     <w:lvl w:ilvl="2" w:tplc="30E05536">
@@ -8908,7 +9411,7 @@
         <w:ind w:left="2520" w:hanging="360"/>
       </w:pPr>
       <w:rPr>
-        <w:rFonts w:ascii="Wingdings" w:hAnsi="Wingdings" w:hint="default"/>
+        <w:rFonts w:hint="default" w:ascii="Wingdings" w:hAnsi="Wingdings"/>
       </w:rPr>
     </w:lvl>
     <w:lvl w:ilvl="3" w:tplc="54E2DAA4">
@@ -8920,7 +9423,7 @@
         <w:ind w:left="3240" w:hanging="360"/>
       </w:pPr>
       <w:rPr>
-        <w:rFonts w:ascii="Symbol" w:hAnsi="Symbol" w:hint="default"/>
+        <w:rFonts w:hint="default" w:ascii="Symbol" w:hAnsi="Symbol"/>
       </w:rPr>
     </w:lvl>
     <w:lvl w:ilvl="4" w:tplc="6F3845A2">
@@ -8932,7 +9435,7 @@
         <w:ind w:left="3960" w:hanging="360"/>
       </w:pPr>
       <w:rPr>
-        <w:rFonts w:ascii="Courier New" w:hAnsi="Courier New" w:hint="default"/>
+        <w:rFonts w:hint="default" w:ascii="Courier New" w:hAnsi="Courier New"/>
       </w:rPr>
     </w:lvl>
     <w:lvl w:ilvl="5" w:tplc="B510B8CE">
@@ -8944,7 +9447,7 @@
         <w:ind w:left="4680" w:hanging="360"/>
       </w:pPr>
       <w:rPr>
-        <w:rFonts w:ascii="Wingdings" w:hAnsi="Wingdings" w:hint="default"/>
+        <w:rFonts w:hint="default" w:ascii="Wingdings" w:hAnsi="Wingdings"/>
       </w:rPr>
     </w:lvl>
     <w:lvl w:ilvl="6" w:tplc="539842BE">
@@ -8956,7 +9459,7 @@
         <w:ind w:left="5400" w:hanging="360"/>
       </w:pPr>
       <w:rPr>
-        <w:rFonts w:ascii="Symbol" w:hAnsi="Symbol" w:hint="default"/>
+        <w:rFonts w:hint="default" w:ascii="Symbol" w:hAnsi="Symbol"/>
       </w:rPr>
     </w:lvl>
     <w:lvl w:ilvl="7" w:tplc="071ACAD4">
@@ -8968,7 +9471,7 @@
         <w:ind w:left="6120" w:hanging="360"/>
       </w:pPr>
       <w:rPr>
-        <w:rFonts w:ascii="Courier New" w:hAnsi="Courier New" w:hint="default"/>
+        <w:rFonts w:hint="default" w:ascii="Courier New" w:hAnsi="Courier New"/>
       </w:rPr>
     </w:lvl>
     <w:lvl w:ilvl="8" w:tplc="CA5A7EEA">
@@ -8980,7 +9483,7 @@
         <w:ind w:left="6840" w:hanging="360"/>
       </w:pPr>
       <w:rPr>
-        <w:rFonts w:ascii="Wingdings" w:hAnsi="Wingdings" w:hint="default"/>
+        <w:rFonts w:hint="default" w:ascii="Wingdings" w:hAnsi="Wingdings"/>
       </w:rPr>
     </w:lvl>
   </w:abstractNum>
@@ -8997,7 +9500,7 @@
         <w:ind w:left="720" w:hanging="360"/>
       </w:pPr>
       <w:rPr>
-        <w:rFonts w:ascii="Wingdings" w:hAnsi="Wingdings" w:hint="default"/>
+        <w:rFonts w:hint="default" w:ascii="Wingdings" w:hAnsi="Wingdings"/>
       </w:rPr>
     </w:lvl>
     <w:lvl w:ilvl="1" w:tplc="08090003">
@@ -9009,7 +9512,7 @@
         <w:ind w:left="1440" w:hanging="360"/>
       </w:pPr>
       <w:rPr>
-        <w:rFonts w:ascii="Courier New" w:hAnsi="Courier New" w:cs="Courier New" w:hint="default"/>
+        <w:rFonts w:hint="default" w:ascii="Courier New" w:hAnsi="Courier New" w:cs="Courier New"/>
       </w:rPr>
     </w:lvl>
     <w:lvl w:ilvl="2" w:tplc="08090005" w:tentative="1">
@@ -9021,7 +9524,7 @@
         <w:ind w:left="2160" w:hanging="360"/>
       </w:pPr>
       <w:rPr>
-        <w:rFonts w:ascii="Wingdings" w:hAnsi="Wingdings" w:hint="default"/>
+        <w:rFonts w:hint="default" w:ascii="Wingdings" w:hAnsi="Wingdings"/>
       </w:rPr>
     </w:lvl>
     <w:lvl w:ilvl="3" w:tplc="08090001" w:tentative="1">
@@ -9033,7 +9536,7 @@
         <w:ind w:left="2880" w:hanging="360"/>
       </w:pPr>
       <w:rPr>
-        <w:rFonts w:ascii="Symbol" w:hAnsi="Symbol" w:hint="default"/>
+        <w:rFonts w:hint="default" w:ascii="Symbol" w:hAnsi="Symbol"/>
       </w:rPr>
     </w:lvl>
     <w:lvl w:ilvl="4" w:tplc="08090003" w:tentative="1">
@@ -9045,7 +9548,7 @@
         <w:ind w:left="3600" w:hanging="360"/>
       </w:pPr>
       <w:rPr>
-        <w:rFonts w:ascii="Courier New" w:hAnsi="Courier New" w:cs="Courier New" w:hint="default"/>
+        <w:rFonts w:hint="default" w:ascii="Courier New" w:hAnsi="Courier New" w:cs="Courier New"/>
       </w:rPr>
     </w:lvl>
     <w:lvl w:ilvl="5" w:tplc="08090005" w:tentative="1">
@@ -9057,7 +9560,7 @@
         <w:ind w:left="4320" w:hanging="360"/>
       </w:pPr>
       <w:rPr>
-        <w:rFonts w:ascii="Wingdings" w:hAnsi="Wingdings" w:hint="default"/>
+        <w:rFonts w:hint="default" w:ascii="Wingdings" w:hAnsi="Wingdings"/>
       </w:rPr>
     </w:lvl>
     <w:lvl w:ilvl="6" w:tplc="08090001" w:tentative="1">
@@ -9069,7 +9572,7 @@
         <w:ind w:left="5040" w:hanging="360"/>
       </w:pPr>
       <w:rPr>
-        <w:rFonts w:ascii="Symbol" w:hAnsi="Symbol" w:hint="default"/>
+        <w:rFonts w:hint="default" w:ascii="Symbol" w:hAnsi="Symbol"/>
       </w:rPr>
     </w:lvl>
     <w:lvl w:ilvl="7" w:tplc="08090003" w:tentative="1">
@@ -9081,7 +9584,7 @@
         <w:ind w:left="5760" w:hanging="360"/>
       </w:pPr>
       <w:rPr>
-        <w:rFonts w:ascii="Courier New" w:hAnsi="Courier New" w:cs="Courier New" w:hint="default"/>
+        <w:rFonts w:hint="default" w:ascii="Courier New" w:hAnsi="Courier New" w:cs="Courier New"/>
       </w:rPr>
     </w:lvl>
     <w:lvl w:ilvl="8" w:tplc="08090005" w:tentative="1">
@@ -9093,7 +9596,7 @@
         <w:ind w:left="6480" w:hanging="360"/>
       </w:pPr>
       <w:rPr>
-        <w:rFonts w:ascii="Wingdings" w:hAnsi="Wingdings" w:hint="default"/>
+        <w:rFonts w:hint="default" w:ascii="Wingdings" w:hAnsi="Wingdings"/>
       </w:rPr>
     </w:lvl>
   </w:abstractNum>
@@ -9110,7 +9613,7 @@
         <w:ind w:left="720" w:hanging="360"/>
       </w:pPr>
       <w:rPr>
-        <w:rFonts w:ascii="Symbol" w:hAnsi="Symbol" w:hint="default"/>
+        <w:rFonts w:hint="default" w:ascii="Symbol" w:hAnsi="Symbol"/>
       </w:rPr>
     </w:lvl>
     <w:lvl w:ilvl="1" w:tplc="08090003">
@@ -9122,7 +9625,7 @@
         <w:ind w:left="1440" w:hanging="360"/>
       </w:pPr>
       <w:rPr>
-        <w:rFonts w:ascii="Courier New" w:hAnsi="Courier New" w:cs="Courier New" w:hint="default"/>
+        <w:rFonts w:hint="default" w:ascii="Courier New" w:hAnsi="Courier New" w:cs="Courier New"/>
       </w:rPr>
     </w:lvl>
     <w:lvl w:ilvl="2" w:tplc="08090005">
@@ -9134,7 +9637,7 @@
         <w:ind w:left="2160" w:hanging="360"/>
       </w:pPr>
       <w:rPr>
-        <w:rFonts w:ascii="Wingdings" w:hAnsi="Wingdings" w:hint="default"/>
+        <w:rFonts w:hint="default" w:ascii="Wingdings" w:hAnsi="Wingdings"/>
       </w:rPr>
     </w:lvl>
     <w:lvl w:ilvl="3" w:tplc="08090001">
@@ -9146,7 +9649,7 @@
         <w:ind w:left="2880" w:hanging="360"/>
       </w:pPr>
       <w:rPr>
-        <w:rFonts w:ascii="Symbol" w:hAnsi="Symbol" w:hint="default"/>
+        <w:rFonts w:hint="default" w:ascii="Symbol" w:hAnsi="Symbol"/>
       </w:rPr>
     </w:lvl>
     <w:lvl w:ilvl="4" w:tplc="08090003">
@@ -9158,7 +9661,7 @@
         <w:ind w:left="3600" w:hanging="360"/>
       </w:pPr>
       <w:rPr>
-        <w:rFonts w:ascii="Courier New" w:hAnsi="Courier New" w:cs="Courier New" w:hint="default"/>
+        <w:rFonts w:hint="default" w:ascii="Courier New" w:hAnsi="Courier New" w:cs="Courier New"/>
       </w:rPr>
     </w:lvl>
     <w:lvl w:ilvl="5" w:tplc="08090005">
@@ -9170,7 +9673,7 @@
         <w:ind w:left="4320" w:hanging="360"/>
       </w:pPr>
       <w:rPr>
-        <w:rFonts w:ascii="Wingdings" w:hAnsi="Wingdings" w:hint="default"/>
+        <w:rFonts w:hint="default" w:ascii="Wingdings" w:hAnsi="Wingdings"/>
       </w:rPr>
     </w:lvl>
     <w:lvl w:ilvl="6" w:tplc="08090001">
@@ -9182,7 +9685,7 @@
         <w:ind w:left="5040" w:hanging="360"/>
       </w:pPr>
       <w:rPr>
-        <w:rFonts w:ascii="Symbol" w:hAnsi="Symbol" w:hint="default"/>
+        <w:rFonts w:hint="default" w:ascii="Symbol" w:hAnsi="Symbol"/>
       </w:rPr>
     </w:lvl>
     <w:lvl w:ilvl="7" w:tplc="08090003">
@@ -9194,7 +9697,7 @@
         <w:ind w:left="5760" w:hanging="360"/>
       </w:pPr>
       <w:rPr>
-        <w:rFonts w:ascii="Courier New" w:hAnsi="Courier New" w:cs="Courier New" w:hint="default"/>
+        <w:rFonts w:hint="default" w:ascii="Courier New" w:hAnsi="Courier New" w:cs="Courier New"/>
       </w:rPr>
     </w:lvl>
     <w:lvl w:ilvl="8" w:tplc="08090005">
@@ -9206,7 +9709,7 @@
         <w:ind w:left="6480" w:hanging="360"/>
       </w:pPr>
       <w:rPr>
-        <w:rFonts w:ascii="Wingdings" w:hAnsi="Wingdings" w:hint="default"/>
+        <w:rFonts w:hint="default" w:ascii="Wingdings" w:hAnsi="Wingdings"/>
       </w:rPr>
     </w:lvl>
   </w:abstractNum>
@@ -9223,7 +9726,7 @@
         <w:ind w:left="720" w:hanging="360"/>
       </w:pPr>
       <w:rPr>
-        <w:rFonts w:ascii="Wingdings" w:hAnsi="Wingdings" w:hint="default"/>
+        <w:rFonts w:hint="default" w:ascii="Wingdings" w:hAnsi="Wingdings"/>
       </w:rPr>
     </w:lvl>
     <w:lvl w:ilvl="1" w:tplc="08090003">
@@ -9235,7 +9738,7 @@
         <w:ind w:left="1440" w:hanging="360"/>
       </w:pPr>
       <w:rPr>
-        <w:rFonts w:ascii="Courier New" w:hAnsi="Courier New" w:cs="Courier New" w:hint="default"/>
+        <w:rFonts w:hint="default" w:ascii="Courier New" w:hAnsi="Courier New" w:cs="Courier New"/>
       </w:rPr>
     </w:lvl>
     <w:lvl w:ilvl="2" w:tplc="08090005" w:tentative="1">
@@ -9247,7 +9750,7 @@
         <w:ind w:left="2160" w:hanging="360"/>
       </w:pPr>
       <w:rPr>
-        <w:rFonts w:ascii="Wingdings" w:hAnsi="Wingdings" w:hint="default"/>
+        <w:rFonts w:hint="default" w:ascii="Wingdings" w:hAnsi="Wingdings"/>
       </w:rPr>
     </w:lvl>
     <w:lvl w:ilvl="3" w:tplc="08090001" w:tentative="1">
@@ -9259,7 +9762,7 @@
         <w:ind w:left="2880" w:hanging="360"/>
       </w:pPr>
       <w:rPr>
-        <w:rFonts w:ascii="Symbol" w:hAnsi="Symbol" w:hint="default"/>
+        <w:rFonts w:hint="default" w:ascii="Symbol" w:hAnsi="Symbol"/>
       </w:rPr>
     </w:lvl>
     <w:lvl w:ilvl="4" w:tplc="08090003" w:tentative="1">
@@ -9271,7 +9774,7 @@
         <w:ind w:left="3600" w:hanging="360"/>
       </w:pPr>
       <w:rPr>
-        <w:rFonts w:ascii="Courier New" w:hAnsi="Courier New" w:cs="Courier New" w:hint="default"/>
+        <w:rFonts w:hint="default" w:ascii="Courier New" w:hAnsi="Courier New" w:cs="Courier New"/>
       </w:rPr>
     </w:lvl>
     <w:lvl w:ilvl="5" w:tplc="08090005" w:tentative="1">
@@ -9283,7 +9786,7 @@
         <w:ind w:left="4320" w:hanging="360"/>
       </w:pPr>
       <w:rPr>
-        <w:rFonts w:ascii="Wingdings" w:hAnsi="Wingdings" w:hint="default"/>
+        <w:rFonts w:hint="default" w:ascii="Wingdings" w:hAnsi="Wingdings"/>
       </w:rPr>
     </w:lvl>
     <w:lvl w:ilvl="6" w:tplc="08090001" w:tentative="1">
@@ -9295,7 +9798,7 @@
         <w:ind w:left="5040" w:hanging="360"/>
       </w:pPr>
       <w:rPr>
-        <w:rFonts w:ascii="Symbol" w:hAnsi="Symbol" w:hint="default"/>
+        <w:rFonts w:hint="default" w:ascii="Symbol" w:hAnsi="Symbol"/>
       </w:rPr>
     </w:lvl>
     <w:lvl w:ilvl="7" w:tplc="08090003" w:tentative="1">
@@ -9307,7 +9810,7 @@
         <w:ind w:left="5760" w:hanging="360"/>
       </w:pPr>
       <w:rPr>
-        <w:rFonts w:ascii="Courier New" w:hAnsi="Courier New" w:cs="Courier New" w:hint="default"/>
+        <w:rFonts w:hint="default" w:ascii="Courier New" w:hAnsi="Courier New" w:cs="Courier New"/>
       </w:rPr>
     </w:lvl>
     <w:lvl w:ilvl="8" w:tplc="08090005" w:tentative="1">
@@ -9319,7 +9822,7 @@
         <w:ind w:left="6480" w:hanging="360"/>
       </w:pPr>
       <w:rPr>
-        <w:rFonts w:ascii="Wingdings" w:hAnsi="Wingdings" w:hint="default"/>
+        <w:rFonts w:hint="default" w:ascii="Wingdings" w:hAnsi="Wingdings"/>
       </w:rPr>
     </w:lvl>
   </w:abstractNum>
@@ -9348,7 +9851,7 @@
         <w:ind w:left="1440" w:hanging="360"/>
       </w:pPr>
       <w:rPr>
-        <w:rFonts w:ascii="Courier New" w:hAnsi="Courier New" w:cs="Courier New" w:hint="default"/>
+        <w:rFonts w:hint="default" w:ascii="Courier New" w:hAnsi="Courier New" w:cs="Courier New"/>
       </w:rPr>
     </w:lvl>
     <w:lvl w:ilvl="2" w:tplc="0809001B" w:tentative="1">
@@ -9515,7 +10018,7 @@
         <w:ind w:left="720" w:hanging="360"/>
       </w:pPr>
       <w:rPr>
-        <w:rFonts w:ascii="Wingdings" w:hAnsi="Wingdings" w:hint="default"/>
+        <w:rFonts w:hint="default" w:ascii="Wingdings" w:hAnsi="Wingdings"/>
       </w:rPr>
     </w:lvl>
     <w:lvl w:ilvl="1" w:tplc="5282CFB0">
@@ -9527,7 +10030,7 @@
         <w:ind w:left="1440" w:hanging="360"/>
       </w:pPr>
       <w:rPr>
-        <w:rFonts w:ascii="Wingdings" w:hAnsi="Wingdings" w:hint="default"/>
+        <w:rFonts w:hint="default" w:ascii="Wingdings" w:hAnsi="Wingdings"/>
       </w:rPr>
     </w:lvl>
     <w:lvl w:ilvl="2" w:tplc="0F0E119C">
@@ -9539,7 +10042,7 @@
         <w:ind w:left="2160" w:hanging="360"/>
       </w:pPr>
       <w:rPr>
-        <w:rFonts w:ascii="Wingdings" w:hAnsi="Wingdings" w:hint="default"/>
+        <w:rFonts w:hint="default" w:ascii="Wingdings" w:hAnsi="Wingdings"/>
       </w:rPr>
     </w:lvl>
     <w:lvl w:ilvl="3" w:tplc="F522CEB8">
@@ -9551,7 +10054,7 @@
         <w:ind w:left="2880" w:hanging="360"/>
       </w:pPr>
       <w:rPr>
-        <w:rFonts w:ascii="Wingdings" w:hAnsi="Wingdings" w:hint="default"/>
+        <w:rFonts w:hint="default" w:ascii="Wingdings" w:hAnsi="Wingdings"/>
       </w:rPr>
     </w:lvl>
     <w:lvl w:ilvl="4" w:tplc="1E68E444">
@@ -9563,7 +10066,7 @@
         <w:ind w:left="3600" w:hanging="360"/>
       </w:pPr>
       <w:rPr>
-        <w:rFonts w:ascii="Wingdings" w:hAnsi="Wingdings" w:hint="default"/>
+        <w:rFonts w:hint="default" w:ascii="Wingdings" w:hAnsi="Wingdings"/>
       </w:rPr>
     </w:lvl>
     <w:lvl w:ilvl="5" w:tplc="A394091E">
@@ -9575,7 +10078,7 @@
         <w:ind w:left="4320" w:hanging="360"/>
       </w:pPr>
       <w:rPr>
-        <w:rFonts w:ascii="Wingdings" w:hAnsi="Wingdings" w:hint="default"/>
+        <w:rFonts w:hint="default" w:ascii="Wingdings" w:hAnsi="Wingdings"/>
       </w:rPr>
     </w:lvl>
     <w:lvl w:ilvl="6" w:tplc="FE96445C">
@@ -9587,7 +10090,7 @@
         <w:ind w:left="5040" w:hanging="360"/>
       </w:pPr>
       <w:rPr>
-        <w:rFonts w:ascii="Wingdings" w:hAnsi="Wingdings" w:hint="default"/>
+        <w:rFonts w:hint="default" w:ascii="Wingdings" w:hAnsi="Wingdings"/>
       </w:rPr>
     </w:lvl>
     <w:lvl w:ilvl="7" w:tplc="0650965A">
@@ -9599,7 +10102,7 @@
         <w:ind w:left="5760" w:hanging="360"/>
       </w:pPr>
       <w:rPr>
-        <w:rFonts w:ascii="Wingdings" w:hAnsi="Wingdings" w:hint="default"/>
+        <w:rFonts w:hint="default" w:ascii="Wingdings" w:hAnsi="Wingdings"/>
       </w:rPr>
     </w:lvl>
     <w:lvl w:ilvl="8" w:tplc="80E2D62E">
@@ -9611,7 +10114,7 @@
         <w:ind w:left="6480" w:hanging="360"/>
       </w:pPr>
       <w:rPr>
-        <w:rFonts w:ascii="Wingdings" w:hAnsi="Wingdings" w:hint="default"/>
+        <w:rFonts w:hint="default" w:ascii="Wingdings" w:hAnsi="Wingdings"/>
       </w:rPr>
     </w:lvl>
   </w:abstractNum>
@@ -9714,7 +10217,7 @@
         <w:ind w:left="720" w:hanging="360"/>
       </w:pPr>
       <w:rPr>
-        <w:rFonts w:ascii="Symbol" w:hAnsi="Symbol" w:hint="default"/>
+        <w:rFonts w:hint="default" w:ascii="Symbol" w:hAnsi="Symbol"/>
       </w:rPr>
     </w:lvl>
     <w:lvl w:ilvl="1" w:tplc="FBB28CFE">
@@ -9726,7 +10229,7 @@
         <w:ind w:left="1440" w:hanging="360"/>
       </w:pPr>
       <w:rPr>
-        <w:rFonts w:ascii="Courier New" w:hAnsi="Courier New" w:hint="default"/>
+        <w:rFonts w:hint="default" w:ascii="Courier New" w:hAnsi="Courier New"/>
       </w:rPr>
     </w:lvl>
     <w:lvl w:ilvl="2" w:tplc="76CAC048">
@@ -9738,7 +10241,7 @@
         <w:ind w:left="2160" w:hanging="360"/>
       </w:pPr>
       <w:rPr>
-        <w:rFonts w:ascii="Wingdings" w:hAnsi="Wingdings" w:hint="default"/>
+        <w:rFonts w:hint="default" w:ascii="Wingdings" w:hAnsi="Wingdings"/>
       </w:rPr>
     </w:lvl>
     <w:lvl w:ilvl="3" w:tplc="1A16330E">
@@ -9750,7 +10253,7 @@
         <w:ind w:left="2880" w:hanging="360"/>
       </w:pPr>
       <w:rPr>
-        <w:rFonts w:ascii="Symbol" w:hAnsi="Symbol" w:hint="default"/>
+        <w:rFonts w:hint="default" w:ascii="Symbol" w:hAnsi="Symbol"/>
       </w:rPr>
     </w:lvl>
     <w:lvl w:ilvl="4" w:tplc="0C12563E">
@@ -9762,7 +10265,7 @@
         <w:ind w:left="3600" w:hanging="360"/>
       </w:pPr>
       <w:rPr>
-        <w:rFonts w:ascii="Courier New" w:hAnsi="Courier New" w:hint="default"/>
+        <w:rFonts w:hint="default" w:ascii="Courier New" w:hAnsi="Courier New"/>
       </w:rPr>
     </w:lvl>
     <w:lvl w:ilvl="5" w:tplc="FA3E9DBE">
@@ -9774,7 +10277,7 @@
         <w:ind w:left="4320" w:hanging="360"/>
       </w:pPr>
       <w:rPr>
-        <w:rFonts w:ascii="Wingdings" w:hAnsi="Wingdings" w:hint="default"/>
+        <w:rFonts w:hint="default" w:ascii="Wingdings" w:hAnsi="Wingdings"/>
       </w:rPr>
     </w:lvl>
     <w:lvl w:ilvl="6" w:tplc="1FE63A3A">
@@ -9786,7 +10289,7 @@
         <w:ind w:left="5040" w:hanging="360"/>
       </w:pPr>
       <w:rPr>
-        <w:rFonts w:ascii="Symbol" w:hAnsi="Symbol" w:hint="default"/>
+        <w:rFonts w:hint="default" w:ascii="Symbol" w:hAnsi="Symbol"/>
       </w:rPr>
     </w:lvl>
     <w:lvl w:ilvl="7" w:tplc="244A8CB6">
@@ -9798,7 +10301,7 @@
         <w:ind w:left="5760" w:hanging="360"/>
       </w:pPr>
       <w:rPr>
-        <w:rFonts w:ascii="Courier New" w:hAnsi="Courier New" w:hint="default"/>
+        <w:rFonts w:hint="default" w:ascii="Courier New" w:hAnsi="Courier New"/>
       </w:rPr>
     </w:lvl>
     <w:lvl w:ilvl="8" w:tplc="87180310">
@@ -9810,7 +10313,7 @@
         <w:ind w:left="6480" w:hanging="360"/>
       </w:pPr>
       <w:rPr>
-        <w:rFonts w:ascii="Wingdings" w:hAnsi="Wingdings" w:hint="default"/>
+        <w:rFonts w:hint="default" w:ascii="Wingdings" w:hAnsi="Wingdings"/>
       </w:rPr>
     </w:lvl>
   </w:abstractNum>
@@ -9827,7 +10330,7 @@
         <w:ind w:left="360" w:hanging="360"/>
       </w:pPr>
       <w:rPr>
-        <w:rFonts w:ascii="Wingdings" w:hAnsi="Wingdings" w:hint="default"/>
+        <w:rFonts w:hint="default" w:ascii="Wingdings" w:hAnsi="Wingdings"/>
       </w:rPr>
     </w:lvl>
     <w:lvl w:ilvl="1" w:tplc="94F2A078">
@@ -9839,7 +10342,7 @@
         <w:ind w:left="1080" w:hanging="360"/>
       </w:pPr>
       <w:rPr>
-        <w:rFonts w:ascii="Courier New" w:hAnsi="Courier New" w:hint="default"/>
+        <w:rFonts w:hint="default" w:ascii="Courier New" w:hAnsi="Courier New"/>
       </w:rPr>
     </w:lvl>
     <w:lvl w:ilvl="2" w:tplc="9DCC16DC">
@@ -9851,7 +10354,7 @@
         <w:ind w:left="1800" w:hanging="360"/>
       </w:pPr>
       <w:rPr>
-        <w:rFonts w:ascii="Wingdings" w:hAnsi="Wingdings" w:hint="default"/>
+        <w:rFonts w:hint="default" w:ascii="Wingdings" w:hAnsi="Wingdings"/>
       </w:rPr>
     </w:lvl>
     <w:lvl w:ilvl="3" w:tplc="659C869C">
@@ -9863,7 +10366,7 @@
         <w:ind w:left="2520" w:hanging="360"/>
       </w:pPr>
       <w:rPr>
-        <w:rFonts w:ascii="Symbol" w:hAnsi="Symbol" w:hint="default"/>
+        <w:rFonts w:hint="default" w:ascii="Symbol" w:hAnsi="Symbol"/>
       </w:rPr>
     </w:lvl>
     <w:lvl w:ilvl="4" w:tplc="A5A64130">
@@ -9875,7 +10378,7 @@
         <w:ind w:left="3240" w:hanging="360"/>
       </w:pPr>
       <w:rPr>
-        <w:rFonts w:ascii="Courier New" w:hAnsi="Courier New" w:hint="default"/>
+        <w:rFonts w:hint="default" w:ascii="Courier New" w:hAnsi="Courier New"/>
       </w:rPr>
     </w:lvl>
     <w:lvl w:ilvl="5" w:tplc="58A04F58">
@@ -9887,7 +10390,7 @@
         <w:ind w:left="3960" w:hanging="360"/>
       </w:pPr>
       <w:rPr>
-        <w:rFonts w:ascii="Wingdings" w:hAnsi="Wingdings" w:hint="default"/>
+        <w:rFonts w:hint="default" w:ascii="Wingdings" w:hAnsi="Wingdings"/>
       </w:rPr>
     </w:lvl>
     <w:lvl w:ilvl="6" w:tplc="5052F47C">
@@ -9899,7 +10402,7 @@
         <w:ind w:left="4680" w:hanging="360"/>
       </w:pPr>
       <w:rPr>
-        <w:rFonts w:ascii="Symbol" w:hAnsi="Symbol" w:hint="default"/>
+        <w:rFonts w:hint="default" w:ascii="Symbol" w:hAnsi="Symbol"/>
       </w:rPr>
     </w:lvl>
     <w:lvl w:ilvl="7" w:tplc="F452933A">
@@ -9911,7 +10414,7 @@
         <w:ind w:left="5400" w:hanging="360"/>
       </w:pPr>
       <w:rPr>
-        <w:rFonts w:ascii="Courier New" w:hAnsi="Courier New" w:hint="default"/>
+        <w:rFonts w:hint="default" w:ascii="Courier New" w:hAnsi="Courier New"/>
       </w:rPr>
     </w:lvl>
     <w:lvl w:ilvl="8" w:tplc="A7B42296">
@@ -9923,7 +10426,7 @@
         <w:ind w:left="6120" w:hanging="360"/>
       </w:pPr>
       <w:rPr>
-        <w:rFonts w:ascii="Wingdings" w:hAnsi="Wingdings" w:hint="default"/>
+        <w:rFonts w:hint="default" w:ascii="Wingdings" w:hAnsi="Wingdings"/>
       </w:rPr>
     </w:lvl>
   </w:abstractNum>
@@ -9940,7 +10443,7 @@
         <w:ind w:left="1080" w:hanging="360"/>
       </w:pPr>
       <w:rPr>
-        <w:rFonts w:ascii="Wingdings" w:hAnsi="Wingdings" w:hint="default"/>
+        <w:rFonts w:hint="default" w:ascii="Wingdings" w:hAnsi="Wingdings"/>
       </w:rPr>
     </w:lvl>
     <w:lvl w:ilvl="1" w:tplc="A0043024">
@@ -9952,7 +10455,7 @@
         <w:ind w:left="1800" w:hanging="360"/>
       </w:pPr>
       <w:rPr>
-        <w:rFonts w:ascii="Courier New" w:hAnsi="Courier New" w:hint="default"/>
+        <w:rFonts w:hint="default" w:ascii="Courier New" w:hAnsi="Courier New"/>
       </w:rPr>
     </w:lvl>
     <w:lvl w:ilvl="2" w:tplc="5D6C8186">
@@ -9964,7 +10467,7 @@
         <w:ind w:left="2520" w:hanging="360"/>
       </w:pPr>
       <w:rPr>
-        <w:rFonts w:ascii="Wingdings" w:hAnsi="Wingdings" w:hint="default"/>
+        <w:rFonts w:hint="default" w:ascii="Wingdings" w:hAnsi="Wingdings"/>
       </w:rPr>
     </w:lvl>
     <w:lvl w:ilvl="3" w:tplc="9628E12C">
@@ -9976,7 +10479,7 @@
         <w:ind w:left="3240" w:hanging="360"/>
       </w:pPr>
       <w:rPr>
-        <w:rFonts w:ascii="Symbol" w:hAnsi="Symbol" w:hint="default"/>
+        <w:rFonts w:hint="default" w:ascii="Symbol" w:hAnsi="Symbol"/>
       </w:rPr>
     </w:lvl>
     <w:lvl w:ilvl="4" w:tplc="0DD04452">
@@ -9988,7 +10491,7 @@
         <w:ind w:left="3960" w:hanging="360"/>
       </w:pPr>
       <w:rPr>
-        <w:rFonts w:ascii="Courier New" w:hAnsi="Courier New" w:hint="default"/>
+        <w:rFonts w:hint="default" w:ascii="Courier New" w:hAnsi="Courier New"/>
       </w:rPr>
     </w:lvl>
     <w:lvl w:ilvl="5" w:tplc="4E769B7A">
@@ -10000,7 +10503,7 @@
         <w:ind w:left="4680" w:hanging="360"/>
       </w:pPr>
       <w:rPr>
-        <w:rFonts w:ascii="Wingdings" w:hAnsi="Wingdings" w:hint="default"/>
+        <w:rFonts w:hint="default" w:ascii="Wingdings" w:hAnsi="Wingdings"/>
       </w:rPr>
     </w:lvl>
     <w:lvl w:ilvl="6" w:tplc="2A008FE4">
@@ -10012,7 +10515,7 @@
         <w:ind w:left="5400" w:hanging="360"/>
       </w:pPr>
       <w:rPr>
-        <w:rFonts w:ascii="Symbol" w:hAnsi="Symbol" w:hint="default"/>
+        <w:rFonts w:hint="default" w:ascii="Symbol" w:hAnsi="Symbol"/>
       </w:rPr>
     </w:lvl>
     <w:lvl w:ilvl="7" w:tplc="866C3F28">
@@ -10024,7 +10527,7 @@
         <w:ind w:left="6120" w:hanging="360"/>
       </w:pPr>
       <w:rPr>
-        <w:rFonts w:ascii="Courier New" w:hAnsi="Courier New" w:hint="default"/>
+        <w:rFonts w:hint="default" w:ascii="Courier New" w:hAnsi="Courier New"/>
       </w:rPr>
     </w:lvl>
     <w:lvl w:ilvl="8" w:tplc="5C3E100C">
@@ -10036,7 +10539,7 @@
         <w:ind w:left="6840" w:hanging="360"/>
       </w:pPr>
       <w:rPr>
-        <w:rFonts w:ascii="Wingdings" w:hAnsi="Wingdings" w:hint="default"/>
+        <w:rFonts w:hint="default" w:ascii="Wingdings" w:hAnsi="Wingdings"/>
       </w:rPr>
     </w:lvl>
   </w:abstractNum>
@@ -10053,7 +10556,7 @@
         <w:ind w:left="1080" w:hanging="360"/>
       </w:pPr>
       <w:rPr>
-        <w:rFonts w:ascii="Wingdings" w:hAnsi="Wingdings" w:hint="default"/>
+        <w:rFonts w:hint="default" w:ascii="Wingdings" w:hAnsi="Wingdings"/>
       </w:rPr>
     </w:lvl>
     <w:lvl w:ilvl="1" w:tplc="6B8EBB0C">
@@ -10065,7 +10568,7 @@
         <w:ind w:left="1800" w:hanging="360"/>
       </w:pPr>
       <w:rPr>
-        <w:rFonts w:ascii="Courier New" w:hAnsi="Courier New" w:hint="default"/>
+        <w:rFonts w:hint="default" w:ascii="Courier New" w:hAnsi="Courier New"/>
       </w:rPr>
     </w:lvl>
     <w:lvl w:ilvl="2" w:tplc="39EA4BA0">
@@ -10077,7 +10580,7 @@
         <w:ind w:left="2520" w:hanging="360"/>
       </w:pPr>
       <w:rPr>
-        <w:rFonts w:ascii="Wingdings" w:hAnsi="Wingdings" w:hint="default"/>
+        <w:rFonts w:hint="default" w:ascii="Wingdings" w:hAnsi="Wingdings"/>
       </w:rPr>
     </w:lvl>
     <w:lvl w:ilvl="3" w:tplc="A46C74E8">
@@ -10089,7 +10592,7 @@
         <w:ind w:left="3240" w:hanging="360"/>
       </w:pPr>
       <w:rPr>
-        <w:rFonts w:ascii="Symbol" w:hAnsi="Symbol" w:hint="default"/>
+        <w:rFonts w:hint="default" w:ascii="Symbol" w:hAnsi="Symbol"/>
       </w:rPr>
     </w:lvl>
     <w:lvl w:ilvl="4" w:tplc="6D780F0A">
@@ -10101,7 +10604,7 @@
         <w:ind w:left="3960" w:hanging="360"/>
       </w:pPr>
       <w:rPr>
-        <w:rFonts w:ascii="Courier New" w:hAnsi="Courier New" w:hint="default"/>
+        <w:rFonts w:hint="default" w:ascii="Courier New" w:hAnsi="Courier New"/>
       </w:rPr>
     </w:lvl>
     <w:lvl w:ilvl="5" w:tplc="2E7A4F66">
@@ -10113,7 +10616,7 @@
         <w:ind w:left="4680" w:hanging="360"/>
       </w:pPr>
       <w:rPr>
-        <w:rFonts w:ascii="Wingdings" w:hAnsi="Wingdings" w:hint="default"/>
+        <w:rFonts w:hint="default" w:ascii="Wingdings" w:hAnsi="Wingdings"/>
       </w:rPr>
     </w:lvl>
     <w:lvl w:ilvl="6" w:tplc="50CC0CE4">
@@ -10125,7 +10628,7 @@
         <w:ind w:left="5400" w:hanging="360"/>
       </w:pPr>
       <w:rPr>
-        <w:rFonts w:ascii="Symbol" w:hAnsi="Symbol" w:hint="default"/>
+        <w:rFonts w:hint="default" w:ascii="Symbol" w:hAnsi="Symbol"/>
       </w:rPr>
     </w:lvl>
     <w:lvl w:ilvl="7" w:tplc="FC26CE5E">
@@ -10137,7 +10640,7 @@
         <w:ind w:left="6120" w:hanging="360"/>
       </w:pPr>
       <w:rPr>
-        <w:rFonts w:ascii="Courier New" w:hAnsi="Courier New" w:hint="default"/>
+        <w:rFonts w:hint="default" w:ascii="Courier New" w:hAnsi="Courier New"/>
       </w:rPr>
     </w:lvl>
     <w:lvl w:ilvl="8" w:tplc="87CC2BC2">
@@ -10149,7 +10652,7 @@
         <w:ind w:left="6840" w:hanging="360"/>
       </w:pPr>
       <w:rPr>
-        <w:rFonts w:ascii="Wingdings" w:hAnsi="Wingdings" w:hint="default"/>
+        <w:rFonts w:hint="default" w:ascii="Wingdings" w:hAnsi="Wingdings"/>
       </w:rPr>
     </w:lvl>
   </w:abstractNum>
@@ -10255,7 +10758,7 @@
         <w:ind w:left="720" w:hanging="360"/>
       </w:pPr>
       <w:rPr>
-        <w:rFonts w:ascii="Symbol" w:hAnsi="Symbol" w:hint="default"/>
+        <w:rFonts w:hint="default" w:ascii="Symbol" w:hAnsi="Symbol"/>
       </w:rPr>
     </w:lvl>
     <w:lvl w:ilvl="1" w:tplc="08090003" w:tentative="1">
@@ -10267,7 +10770,7 @@
         <w:ind w:left="1440" w:hanging="360"/>
       </w:pPr>
       <w:rPr>
-        <w:rFonts w:ascii="Courier New" w:hAnsi="Courier New" w:cs="Courier New" w:hint="default"/>
+        <w:rFonts w:hint="default" w:ascii="Courier New" w:hAnsi="Courier New" w:cs="Courier New"/>
       </w:rPr>
     </w:lvl>
     <w:lvl w:ilvl="2" w:tplc="08090005" w:tentative="1">
@@ -10279,7 +10782,7 @@
         <w:ind w:left="2160" w:hanging="360"/>
       </w:pPr>
       <w:rPr>
-        <w:rFonts w:ascii="Wingdings" w:hAnsi="Wingdings" w:hint="default"/>
+        <w:rFonts w:hint="default" w:ascii="Wingdings" w:hAnsi="Wingdings"/>
       </w:rPr>
     </w:lvl>
     <w:lvl w:ilvl="3" w:tplc="08090001" w:tentative="1">
@@ -10291,7 +10794,7 @@
         <w:ind w:left="2880" w:hanging="360"/>
       </w:pPr>
       <w:rPr>
-        <w:rFonts w:ascii="Symbol" w:hAnsi="Symbol" w:hint="default"/>
+        <w:rFonts w:hint="default" w:ascii="Symbol" w:hAnsi="Symbol"/>
       </w:rPr>
     </w:lvl>
     <w:lvl w:ilvl="4" w:tplc="08090003" w:tentative="1">
@@ -10303,7 +10806,7 @@
         <w:ind w:left="3600" w:hanging="360"/>
       </w:pPr>
       <w:rPr>
-        <w:rFonts w:ascii="Courier New" w:hAnsi="Courier New" w:cs="Courier New" w:hint="default"/>
+        <w:rFonts w:hint="default" w:ascii="Courier New" w:hAnsi="Courier New" w:cs="Courier New"/>
       </w:rPr>
     </w:lvl>
     <w:lvl w:ilvl="5" w:tplc="08090005" w:tentative="1">
@@ -10315,7 +10818,7 @@
         <w:ind w:left="4320" w:hanging="360"/>
       </w:pPr>
       <w:rPr>
-        <w:rFonts w:ascii="Wingdings" w:hAnsi="Wingdings" w:hint="default"/>
+        <w:rFonts w:hint="default" w:ascii="Wingdings" w:hAnsi="Wingdings"/>
       </w:rPr>
     </w:lvl>
     <w:lvl w:ilvl="6" w:tplc="08090001" w:tentative="1">
@@ -10327,7 +10830,7 @@
         <w:ind w:left="5040" w:hanging="360"/>
       </w:pPr>
       <w:rPr>
-        <w:rFonts w:ascii="Symbol" w:hAnsi="Symbol" w:hint="default"/>
+        <w:rFonts w:hint="default" w:ascii="Symbol" w:hAnsi="Symbol"/>
       </w:rPr>
     </w:lvl>
     <w:lvl w:ilvl="7" w:tplc="08090003" w:tentative="1">
@@ -10339,7 +10842,7 @@
         <w:ind w:left="5760" w:hanging="360"/>
       </w:pPr>
       <w:rPr>
-        <w:rFonts w:ascii="Courier New" w:hAnsi="Courier New" w:cs="Courier New" w:hint="default"/>
+        <w:rFonts w:hint="default" w:ascii="Courier New" w:hAnsi="Courier New" w:cs="Courier New"/>
       </w:rPr>
     </w:lvl>
     <w:lvl w:ilvl="8" w:tplc="08090005" w:tentative="1">
@@ -10351,7 +10854,7 @@
         <w:ind w:left="6480" w:hanging="360"/>
       </w:pPr>
       <w:rPr>
-        <w:rFonts w:ascii="Wingdings" w:hAnsi="Wingdings" w:hint="default"/>
+        <w:rFonts w:hint="default" w:ascii="Wingdings" w:hAnsi="Wingdings"/>
       </w:rPr>
     </w:lvl>
   </w:abstractNum>
@@ -10442,102 +10945,102 @@
       </w:pPr>
     </w:lvl>
   </w:abstractNum>
-  <w:num w:numId="1" w16cid:durableId="217864664">
+  <w:num w:numId="1" w16cid:durableId="1035468803">
+    <w:abstractNumId w:val="18"/>
+  </w:num>
+  <w:num w:numId="2" w16cid:durableId="1114054745">
+    <w:abstractNumId w:val="28"/>
+  </w:num>
+  <w:num w:numId="3" w16cid:durableId="1150710389">
+    <w:abstractNumId w:val="21"/>
+  </w:num>
+  <w:num w:numId="4" w16cid:durableId="1412241966">
+    <w:abstractNumId w:val="20"/>
+  </w:num>
+  <w:num w:numId="5" w16cid:durableId="141585405">
+    <w:abstractNumId w:val="25"/>
+  </w:num>
+  <w:num w:numId="6" w16cid:durableId="1442914328">
+    <w:abstractNumId w:val="17"/>
+  </w:num>
+  <w:num w:numId="7" w16cid:durableId="15155307">
+    <w:abstractNumId w:val="5"/>
+  </w:num>
+  <w:num w:numId="8" w16cid:durableId="1580215432">
+    <w:abstractNumId w:val="9"/>
+  </w:num>
+  <w:num w:numId="9" w16cid:durableId="1637637072">
+    <w:abstractNumId w:val="8"/>
+  </w:num>
+  <w:num w:numId="10" w16cid:durableId="1686441648">
+    <w:abstractNumId w:val="2"/>
+  </w:num>
+  <w:num w:numId="11" w16cid:durableId="1778327589">
+    <w:abstractNumId w:val="6"/>
+  </w:num>
+  <w:num w:numId="12" w16cid:durableId="1785080340">
+    <w:abstractNumId w:val="16"/>
+  </w:num>
+  <w:num w:numId="13" w16cid:durableId="1876119818">
+    <w:abstractNumId w:val="10"/>
+  </w:num>
+  <w:num w:numId="14" w16cid:durableId="1912040784">
+    <w:abstractNumId w:val="14"/>
+  </w:num>
+  <w:num w:numId="15" w16cid:durableId="204997815">
+    <w:abstractNumId w:val="23"/>
+  </w:num>
+  <w:num w:numId="16" w16cid:durableId="2059041420">
+    <w:abstractNumId w:val="11"/>
+  </w:num>
+  <w:num w:numId="17" w16cid:durableId="217864664">
     <w:abstractNumId w:val="13"/>
   </w:num>
-  <w:num w:numId="2" w16cid:durableId="1412241966">
-    <w:abstractNumId w:val="20"/>
+  <w:num w:numId="18" w16cid:durableId="327834525">
+    <w:abstractNumId w:val="0"/>
   </w:num>
-  <w:num w:numId="3" w16cid:durableId="658466205">
+  <w:num w:numId="19" w16cid:durableId="4528122">
+    <w:abstractNumId w:val="7"/>
+  </w:num>
+  <w:num w:numId="20" w16cid:durableId="476342569">
+    <w:abstractNumId w:val="4"/>
+  </w:num>
+  <w:num w:numId="21" w16cid:durableId="518393299">
+    <w:abstractNumId w:val="24"/>
+  </w:num>
+  <w:num w:numId="22" w16cid:durableId="545409507">
+    <w:abstractNumId w:val="26"/>
+  </w:num>
+  <w:num w:numId="23" w16cid:durableId="643971581">
+    <w:abstractNumId w:val="27"/>
+  </w:num>
+  <w:num w:numId="24" w16cid:durableId="658466205">
     <w:abstractNumId w:val="22"/>
   </w:num>
-  <w:num w:numId="4" w16cid:durableId="15155307">
-    <w:abstractNumId w:val="5"/>
+  <w:num w:numId="25" w16cid:durableId="77950427">
+    <w:abstractNumId w:val="12"/>
   </w:num>
-  <w:num w:numId="5" w16cid:durableId="1778327589">
-    <w:abstractNumId w:val="6"/>
+  <w:num w:numId="26" w16cid:durableId="838076616">
+    <w:abstractNumId w:val="1"/>
   </w:num>
-  <w:num w:numId="6" w16cid:durableId="4528122">
-    <w:abstractNumId w:val="7"/>
+  <w:num w:numId="27" w16cid:durableId="863786889">
+    <w:abstractNumId w:val="15"/>
   </w:num>
-  <w:num w:numId="7" w16cid:durableId="518393299">
-    <w:abstractNumId w:val="24"/>
-  </w:num>
-  <w:num w:numId="8" w16cid:durableId="1912040784">
-    <w:abstractNumId w:val="14"/>
-  </w:num>
-  <w:num w:numId="9" w16cid:durableId="476342569">
-    <w:abstractNumId w:val="4"/>
-  </w:num>
-  <w:num w:numId="10" w16cid:durableId="204997815">
-    <w:abstractNumId w:val="23"/>
-  </w:num>
-  <w:num w:numId="11" w16cid:durableId="868223552">
+  <w:num w:numId="28" w16cid:durableId="868223552">
     <w:abstractNumId w:val="19"/>
   </w:num>
-  <w:num w:numId="12" w16cid:durableId="1114054745">
-    <w:abstractNumId w:val="28"/>
-  </w:num>
-  <w:num w:numId="13" w16cid:durableId="983778204">
+  <w:num w:numId="29" w16cid:durableId="983778204">
     <w:abstractNumId w:val="3"/>
-  </w:num>
-  <w:num w:numId="14" w16cid:durableId="141585405">
-    <w:abstractNumId w:val="25"/>
-  </w:num>
-  <w:num w:numId="15" w16cid:durableId="327834525">
-    <w:abstractNumId w:val="0"/>
-  </w:num>
-  <w:num w:numId="16" w16cid:durableId="1686441648">
-    <w:abstractNumId w:val="2"/>
-  </w:num>
-  <w:num w:numId="17" w16cid:durableId="2059041420">
-    <w:abstractNumId w:val="11"/>
-  </w:num>
-  <w:num w:numId="18" w16cid:durableId="1637637072">
-    <w:abstractNumId w:val="8"/>
-  </w:num>
-  <w:num w:numId="19" w16cid:durableId="1785080340">
-    <w:abstractNumId w:val="16"/>
-  </w:num>
-  <w:num w:numId="20" w16cid:durableId="643971581">
-    <w:abstractNumId w:val="27"/>
-  </w:num>
-  <w:num w:numId="21" w16cid:durableId="863786889">
-    <w:abstractNumId w:val="15"/>
-  </w:num>
-  <w:num w:numId="22" w16cid:durableId="77950427">
-    <w:abstractNumId w:val="12"/>
-  </w:num>
-  <w:num w:numId="23" w16cid:durableId="1150710389">
-    <w:abstractNumId w:val="21"/>
-  </w:num>
-  <w:num w:numId="24" w16cid:durableId="1035468803">
-    <w:abstractNumId w:val="18"/>
-  </w:num>
-  <w:num w:numId="25" w16cid:durableId="545409507">
-    <w:abstractNumId w:val="26"/>
-  </w:num>
-  <w:num w:numId="26" w16cid:durableId="1876119818">
-    <w:abstractNumId w:val="10"/>
-  </w:num>
-  <w:num w:numId="27" w16cid:durableId="1580215432">
-    <w:abstractNumId w:val="9"/>
-  </w:num>
-  <w:num w:numId="28" w16cid:durableId="838076616">
-    <w:abstractNumId w:val="1"/>
-  </w:num>
-  <w:num w:numId="29" w16cid:durableId="1442914328">
-    <w:abstractNumId w:val="17"/>
   </w:num>
 </w:numbering>
 </file>
 
 <file path=word/styles.xml><?xml version="1.0" encoding="utf-8"?>
-<w:styles xmlns:mc="http://schemas.openxmlformats.org/markup-compatibility/2006" xmlns:r="http://schemas.openxmlformats.org/officeDocument/2006/relationships" xmlns:w="http://schemas.openxmlformats.org/wordprocessingml/2006/main" xmlns:w14="http://schemas.microsoft.com/office/word/2010/wordml" xmlns:w15="http://schemas.microsoft.com/office/word/2012/wordml" xmlns:w16cex="http://schemas.microsoft.com/office/word/2018/wordml/cex" xmlns:w16cid="http://schemas.microsoft.com/office/word/2016/wordml/cid" xmlns:w16="http://schemas.microsoft.com/office/word/2018/wordml" xmlns:w16du="http://schemas.microsoft.com/office/word/2023/wordml/word16du" xmlns:w16sdtdh="http://schemas.microsoft.com/office/word/2020/wordml/sdtdatahash" xmlns:w16sdtfl="http://schemas.microsoft.com/office/word/2024/wordml/sdtformatlock" xmlns:w16se="http://schemas.microsoft.com/office/word/2015/wordml/symex" mc:Ignorable="w14 w15 w16se w16cid w16 w16cex w16sdtdh w16sdtfl w16du">
+<w:styles xmlns:wp14="http://schemas.microsoft.com/office/word/2010/wordprocessingDrawing" xmlns:mc="http://schemas.openxmlformats.org/markup-compatibility/2006" xmlns:r="http://schemas.openxmlformats.org/officeDocument/2006/relationships" xmlns:w="http://schemas.openxmlformats.org/wordprocessingml/2006/main" xmlns:w14="http://schemas.microsoft.com/office/word/2010/wordml" xmlns:w15="http://schemas.microsoft.com/office/word/2012/wordml" xmlns:w16cex="http://schemas.microsoft.com/office/word/2018/wordml/cex" xmlns:w16cid="http://schemas.microsoft.com/office/word/2016/wordml/cid" xmlns:w16="http://schemas.microsoft.com/office/word/2018/wordml" xmlns:w16du="http://schemas.microsoft.com/office/word/2023/wordml/word16du" xmlns:w16sdtdh="http://schemas.microsoft.com/office/word/2020/wordml/sdtdatahash" xmlns:w16sdtfl="http://schemas.microsoft.com/office/word/2024/wordml/sdtformatlock" xmlns:w16se="http://schemas.microsoft.com/office/word/2015/wordml/symex" mc:Ignorable="w14 w15 w16se w16cid w16 w16cex w16sdtdh w16sdtfl w16du wp14">
   <w:docDefaults>
     <w:rPrDefault>
       <w:rPr>
-        <w:rFonts w:asciiTheme="minorHAnsi" w:eastAsiaTheme="minorHAnsi" w:hAnsiTheme="minorHAnsi" w:cstheme="minorBidi"/>
+        <w:rFonts w:asciiTheme="minorHAnsi" w:hAnsiTheme="minorHAnsi" w:eastAsiaTheme="minorHAnsi" w:cstheme="minorBidi"/>
         <w:sz w:val="22"/>
         <w:szCs w:val="22"/>
         <w:lang w:val="en-GB" w:eastAsia="en-US" w:bidi="ar-SA"/>
@@ -10552,14 +11055,14 @@
   <w:latentStyles w:defLockedState="0" w:defUIPriority="99" w:defSemiHidden="0" w:defUnhideWhenUsed="0" w:defQFormat="0" w:count="376">
     <w:lsdException w:name="Normal" w:uiPriority="0" w:qFormat="1"/>
     <w:lsdException w:name="heading 1" w:uiPriority="9" w:qFormat="1"/>
-    <w:lsdException w:name="heading 2" w:semiHidden="1" w:uiPriority="9" w:unhideWhenUsed="1" w:qFormat="1"/>
-    <w:lsdException w:name="heading 3" w:semiHidden="1" w:uiPriority="9" w:unhideWhenUsed="1" w:qFormat="1"/>
-    <w:lsdException w:name="heading 4" w:semiHidden="1" w:uiPriority="9" w:unhideWhenUsed="1" w:qFormat="1"/>
-    <w:lsdException w:name="heading 5" w:semiHidden="1" w:uiPriority="9" w:unhideWhenUsed="1" w:qFormat="1"/>
-    <w:lsdException w:name="heading 6" w:semiHidden="1" w:uiPriority="9" w:unhideWhenUsed="1" w:qFormat="1"/>
-    <w:lsdException w:name="heading 7" w:semiHidden="1" w:uiPriority="9" w:unhideWhenUsed="1" w:qFormat="1"/>
-    <w:lsdException w:name="heading 8" w:semiHidden="1" w:uiPriority="9" w:unhideWhenUsed="1" w:qFormat="1"/>
-    <w:lsdException w:name="heading 9" w:semiHidden="1" w:uiPriority="9" w:unhideWhenUsed="1" w:qFormat="1"/>
+    <w:lsdException w:name="heading 2" w:uiPriority="9" w:semiHidden="1" w:unhideWhenUsed="1" w:qFormat="1"/>
+    <w:lsdException w:name="heading 3" w:uiPriority="9" w:semiHidden="1" w:unhideWhenUsed="1" w:qFormat="1"/>
+    <w:lsdException w:name="heading 4" w:uiPriority="9" w:semiHidden="1" w:unhideWhenUsed="1" w:qFormat="1"/>
+    <w:lsdException w:name="heading 5" w:uiPriority="9" w:semiHidden="1" w:unhideWhenUsed="1" w:qFormat="1"/>
+    <w:lsdException w:name="heading 6" w:uiPriority="9" w:semiHidden="1" w:unhideWhenUsed="1" w:qFormat="1"/>
+    <w:lsdException w:name="heading 7" w:uiPriority="9" w:semiHidden="1" w:unhideWhenUsed="1" w:qFormat="1"/>
+    <w:lsdException w:name="heading 8" w:uiPriority="9" w:semiHidden="1" w:unhideWhenUsed="1" w:qFormat="1"/>
+    <w:lsdException w:name="heading 9" w:uiPriority="9" w:semiHidden="1" w:unhideWhenUsed="1" w:qFormat="1"/>
     <w:lsdException w:name="index 1" w:semiHidden="1" w:unhideWhenUsed="1"/>
     <w:lsdException w:name="index 2" w:semiHidden="1" w:unhideWhenUsed="1"/>
     <w:lsdException w:name="index 3" w:semiHidden="1" w:unhideWhenUsed="1"/>
@@ -10569,22 +11072,22 @@
     <w:lsdException w:name="index 7" w:semiHidden="1" w:unhideWhenUsed="1"/>
     <w:lsdException w:name="index 8" w:semiHidden="1" w:unhideWhenUsed="1"/>
     <w:lsdException w:name="index 9" w:semiHidden="1" w:unhideWhenUsed="1"/>
-    <w:lsdException w:name="toc 1" w:semiHidden="1" w:uiPriority="39" w:unhideWhenUsed="1"/>
-    <w:lsdException w:name="toc 2" w:semiHidden="1" w:uiPriority="39" w:unhideWhenUsed="1"/>
-    <w:lsdException w:name="toc 3" w:semiHidden="1" w:uiPriority="39" w:unhideWhenUsed="1"/>
-    <w:lsdException w:name="toc 4" w:semiHidden="1" w:uiPriority="39" w:unhideWhenUsed="1"/>
-    <w:lsdException w:name="toc 5" w:semiHidden="1" w:uiPriority="39" w:unhideWhenUsed="1"/>
-    <w:lsdException w:name="toc 6" w:semiHidden="1" w:uiPriority="39" w:unhideWhenUsed="1"/>
-    <w:lsdException w:name="toc 7" w:semiHidden="1" w:uiPriority="39" w:unhideWhenUsed="1"/>
-    <w:lsdException w:name="toc 8" w:semiHidden="1" w:uiPriority="39" w:unhideWhenUsed="1"/>
-    <w:lsdException w:name="toc 9" w:semiHidden="1" w:uiPriority="39" w:unhideWhenUsed="1"/>
+    <w:lsdException w:name="toc 1" w:uiPriority="39" w:semiHidden="1" w:unhideWhenUsed="1"/>
+    <w:lsdException w:name="toc 2" w:uiPriority="39" w:semiHidden="1" w:unhideWhenUsed="1"/>
+    <w:lsdException w:name="toc 3" w:uiPriority="39" w:semiHidden="1" w:unhideWhenUsed="1"/>
+    <w:lsdException w:name="toc 4" w:uiPriority="39" w:semiHidden="1" w:unhideWhenUsed="1"/>
+    <w:lsdException w:name="toc 5" w:uiPriority="39" w:semiHidden="1" w:unhideWhenUsed="1"/>
+    <w:lsdException w:name="toc 6" w:uiPriority="39" w:semiHidden="1" w:unhideWhenUsed="1"/>
+    <w:lsdException w:name="toc 7" w:uiPriority="39" w:semiHidden="1" w:unhideWhenUsed="1"/>
+    <w:lsdException w:name="toc 8" w:uiPriority="39" w:semiHidden="1" w:unhideWhenUsed="1"/>
+    <w:lsdException w:name="toc 9" w:uiPriority="39" w:semiHidden="1" w:unhideWhenUsed="1"/>
     <w:lsdException w:name="Normal Indent" w:semiHidden="1" w:unhideWhenUsed="1"/>
     <w:lsdException w:name="footnote text" w:semiHidden="1" w:unhideWhenUsed="1"/>
     <w:lsdException w:name="annotation text" w:semiHidden="1" w:unhideWhenUsed="1"/>
-    <w:lsdException w:name="header" w:semiHidden="1" w:uiPriority="0" w:unhideWhenUsed="1"/>
+    <w:lsdException w:name="header" w:uiPriority="0" w:semiHidden="1" w:unhideWhenUsed="1"/>
     <w:lsdException w:name="footer" w:semiHidden="1" w:unhideWhenUsed="1"/>
     <w:lsdException w:name="index heading" w:semiHidden="1" w:unhideWhenUsed="1"/>
-    <w:lsdException w:name="caption" w:semiHidden="1" w:uiPriority="35" w:unhideWhenUsed="1" w:qFormat="1"/>
+    <w:lsdException w:name="caption" w:uiPriority="35" w:semiHidden="1" w:unhideWhenUsed="1" w:qFormat="1"/>
     <w:lsdException w:name="table of figures" w:semiHidden="1" w:unhideWhenUsed="1"/>
     <w:lsdException w:name="envelope address" w:semiHidden="1" w:unhideWhenUsed="1"/>
     <w:lsdException w:name="envelope return" w:semiHidden="1" w:unhideWhenUsed="1"/>
@@ -10615,7 +11118,7 @@
     <w:lsdException w:name="Title" w:uiPriority="10" w:qFormat="1"/>
     <w:lsdException w:name="Closing" w:semiHidden="1" w:unhideWhenUsed="1"/>
     <w:lsdException w:name="Signature" w:semiHidden="1" w:unhideWhenUsed="1"/>
-    <w:lsdException w:name="Default Paragraph Font" w:semiHidden="1" w:uiPriority="1" w:unhideWhenUsed="1"/>
+    <w:lsdException w:name="Default Paragraph Font" w:uiPriority="1" w:semiHidden="1" w:unhideWhenUsed="1"/>
     <w:lsdException w:name="Body Text" w:semiHidden="1" w:unhideWhenUsed="1"/>
     <w:lsdException w:name="Body Text Indent" w:semiHidden="1" w:unhideWhenUsed="1"/>
     <w:lsdException w:name="List Continue" w:semiHidden="1" w:unhideWhenUsed="1"/>
@@ -10815,8 +11318,8 @@
     <w:lsdException w:name="Subtle Reference" w:uiPriority="31" w:qFormat="1"/>
     <w:lsdException w:name="Intense Reference" w:uiPriority="32" w:qFormat="1"/>
     <w:lsdException w:name="Book Title" w:uiPriority="33" w:qFormat="1"/>
-    <w:lsdException w:name="Bibliography" w:semiHidden="1" w:uiPriority="37" w:unhideWhenUsed="1"/>
-    <w:lsdException w:name="TOC Heading" w:semiHidden="1" w:uiPriority="39" w:unhideWhenUsed="1" w:qFormat="1"/>
+    <w:lsdException w:name="Bibliography" w:uiPriority="37" w:semiHidden="1" w:unhideWhenUsed="1"/>
+    <w:lsdException w:name="TOC Heading" w:uiPriority="39" w:semiHidden="1" w:unhideWhenUsed="1" w:qFormat="1"/>
     <w:lsdException w:name="Plain Table 1" w:uiPriority="41"/>
     <w:lsdException w:name="Plain Table 2" w:uiPriority="42"/>
     <w:lsdException w:name="Plain Table 3" w:uiPriority="43"/>
@@ -10927,7 +11430,7 @@
     <w:lsdException w:name="Unresolved Mention" w:semiHidden="1" w:unhideWhenUsed="1"/>
     <w:lsdException w:name="Smart Link" w:semiHidden="1" w:unhideWhenUsed="1"/>
   </w:latentStyles>
-  <w:style w:type="paragraph" w:default="1" w:styleId="Normal">
+  <w:style w:type="paragraph" w:styleId="Normal" w:default="1">
     <w:name w:val="Normal"/>
     <w:qFormat/>
     <w:rsid w:val="00E32C0A"/>
@@ -10935,18 +11438,18 @@
       <w:spacing w:after="0" w:line="240" w:lineRule="auto"/>
     </w:pPr>
     <w:rPr>
-      <w:rFonts w:ascii="Times New Roman" w:eastAsia="Times New Roman" w:hAnsi="Times New Roman" w:cs="Times New Roman"/>
+      <w:rFonts w:ascii="Times New Roman" w:hAnsi="Times New Roman" w:eastAsia="Times New Roman" w:cs="Times New Roman"/>
       <w:sz w:val="24"/>
       <w:szCs w:val="20"/>
     </w:rPr>
   </w:style>
-  <w:style w:type="character" w:default="1" w:styleId="DefaultParagraphFont">
+  <w:style w:type="character" w:styleId="DefaultParagraphFont" w:default="1">
     <w:name w:val="Default Paragraph Font"/>
     <w:uiPriority w:val="1"/>
     <w:semiHidden/>
     <w:unhideWhenUsed/>
   </w:style>
-  <w:style w:type="table" w:default="1" w:styleId="TableNormal">
+  <w:style w:type="table" w:styleId="TableNormal" w:default="1">
     <w:name w:val="Normal Table"/>
     <w:uiPriority w:val="99"/>
     <w:semiHidden/>
@@ -10961,7 +11464,7 @@
       </w:tblCellMar>
     </w:tblPr>
   </w:style>
-  <w:style w:type="numbering" w:default="1" w:styleId="NoList">
+  <w:style w:type="numbering" w:styleId="NoList" w:default="1">
     <w:name w:val="No List"/>
     <w:uiPriority w:val="99"/>
     <w:semiHidden/>
@@ -10988,12 +11491,12 @@
     </w:pPr>
     <w:tblPr>
       <w:tblBorders>
-        <w:top w:val="single" w:sz="4" w:space="0" w:color="auto"/>
-        <w:left w:val="single" w:sz="4" w:space="0" w:color="auto"/>
-        <w:bottom w:val="single" w:sz="4" w:space="0" w:color="auto"/>
-        <w:right w:val="single" w:sz="4" w:space="0" w:color="auto"/>
-        <w:insideH w:val="single" w:sz="4" w:space="0" w:color="auto"/>
-        <w:insideV w:val="single" w:sz="4" w:space="0" w:color="auto"/>
+        <w:top w:val="single" w:color="auto" w:sz="4" w:space="0"/>
+        <w:left w:val="single" w:color="auto" w:sz="4" w:space="0"/>
+        <w:bottom w:val="single" w:color="auto" w:sz="4" w:space="0"/>
+        <w:right w:val="single" w:color="auto" w:sz="4" w:space="0"/>
+        <w:insideH w:val="single" w:color="auto" w:sz="4" w:space="0"/>
+        <w:insideV w:val="single" w:color="auto" w:sz="4" w:space="0"/>
       </w:tblBorders>
     </w:tblPr>
   </w:style>
@@ -11012,13 +11515,13 @@
       <w:sz w:val="16"/>
     </w:rPr>
   </w:style>
-  <w:style w:type="character" w:customStyle="1" w:styleId="HeaderChar">
+  <w:style w:type="character" w:styleId="HeaderChar" w:customStyle="1">
     <w:name w:val="Header Char"/>
     <w:basedOn w:val="DefaultParagraphFont"/>
     <w:link w:val="Header"/>
     <w:rsid w:val="00E32C0A"/>
     <w:rPr>
-      <w:rFonts w:ascii="Times New Roman" w:eastAsia="Times New Roman" w:hAnsi="Times New Roman" w:cs="Times New Roman"/>
+      <w:rFonts w:ascii="Times New Roman" w:hAnsi="Times New Roman" w:eastAsia="Times New Roman" w:cs="Times New Roman"/>
       <w:sz w:val="16"/>
       <w:szCs w:val="20"/>
     </w:rPr>
@@ -11039,14 +11542,14 @@
       <w:sz w:val="16"/>
     </w:rPr>
   </w:style>
-  <w:style w:type="character" w:customStyle="1" w:styleId="FooterChar">
+  <w:style w:type="character" w:styleId="FooterChar" w:customStyle="1">
     <w:name w:val="Footer Char"/>
     <w:basedOn w:val="DefaultParagraphFont"/>
     <w:link w:val="Footer"/>
     <w:uiPriority w:val="99"/>
     <w:rsid w:val="00E32C0A"/>
     <w:rPr>
-      <w:rFonts w:ascii="Times New Roman" w:eastAsia="Times New Roman" w:hAnsi="Times New Roman" w:cs="Times New Roman"/>
+      <w:rFonts w:ascii="Times New Roman" w:hAnsi="Times New Roman" w:eastAsia="Times New Roman" w:cs="Times New Roman"/>
       <w:sz w:val="16"/>
       <w:szCs w:val="20"/>
     </w:rPr>
@@ -11061,7 +11564,7 @@
       <w:color w:val="808080"/>
     </w:rPr>
   </w:style>
-  <w:style w:type="paragraph" w:customStyle="1" w:styleId="Standard">
+  <w:style w:type="paragraph" w:styleId="Standard" w:customStyle="1">
     <w:name w:val="Standard"/>
     <w:rsid w:val="00EF7597"/>
     <w:pPr>
@@ -11071,7 +11574,7 @@
       <w:textAlignment w:val="baseline"/>
     </w:pPr>
     <w:rPr>
-      <w:rFonts w:ascii="Times New Roman" w:eastAsia="Times New Roman" w:hAnsi="Times New Roman" w:cs="Times New Roman"/>
+      <w:rFonts w:ascii="Times New Roman" w:hAnsi="Times New Roman" w:eastAsia="Times New Roman" w:cs="Times New Roman"/>
       <w:kern w:val="3"/>
       <w:sz w:val="24"/>
       <w:szCs w:val="24"/>
@@ -11082,7 +11585,7 @@
 </file>
 
 <file path=word/theme/theme1.xml><?xml version="1.0" encoding="utf-8"?>
-<a:theme xmlns:a="http://schemas.openxmlformats.org/drawingml/2006/main" name="Office Theme">
+<a:theme xmlns:a="http://schemas.openxmlformats.org/drawingml/2006/main" xmlns:thm15="http://schemas.microsoft.com/office/thememl/2012/main" name="Office Theme">
   <a:themeElements>
     <a:clrScheme name="Office">
       <a:dk1>
